--- a/MIXCR Start Tool Manual - Ann Ly.docx
+++ b/MIXCR Start Tool Manual - Ann Ly.docx
@@ -36,7 +36,18 @@
         <w:rPr>
           <w:rtl w:val="0"/>
         </w:rPr>
-        <w:t xml:space="preserve">8/17/26</w:t>
+        <w:t xml:space="preserve">8/17/26 - created</w:t>
+      </w:r>
+    </w:p>
+    <w:p>
+      <w:pPr>
+        <w:rPr/>
+      </w:pPr>
+      <w:r>
+        <w:rPr>
+          <w:rtl w:val="0"/>
+        </w:rPr>
+        <w:t xml:space="preserve">Last updated 8/20/26</w:t>
       </w:r>
     </w:p>
     <w:p>
@@ -70,12 +81,12 @@
           <wp:inline distB="114300" distT="114300" distL="114300" distR="114300">
             <wp:extent cx="8296275" cy="1285875"/>
             <wp:effectExtent b="0" l="0" r="0" t="0"/>
-            <wp:docPr id="2" name="image1.png"/>
+            <wp:docPr id="2" name="image2.png"/>
             <a:graphic>
               <a:graphicData uri="http://schemas.openxmlformats.org/drawingml/2006/picture">
                 <pic:pic>
                   <pic:nvPicPr>
-                    <pic:cNvPr id="0" name="image1.png"/>
+                    <pic:cNvPr id="0" name="image2.png"/>
                     <pic:cNvPicPr preferRelativeResize="0"/>
                   </pic:nvPicPr>
                   <pic:blipFill>
@@ -143,7 +154,7 @@
     </w:p>
     <w:sdt>
       <w:sdtPr>
-        <w:id w:val="-551611595"/>
+        <w:id w:val="653992771"/>
         <w:docPartObj>
           <w:docPartGallery w:val="Table of Contents"/>
           <w:docPartUnique w:val="1"/>
@@ -3880,12 +3891,12 @@
           <wp:inline distB="114300" distT="114300" distL="114300" distR="114300">
             <wp:extent cx="12296775" cy="3190875"/>
             <wp:effectExtent b="0" l="0" r="0" t="0"/>
-            <wp:docPr id="11" name="image2.png"/>
+            <wp:docPr id="11" name="image5.png"/>
             <a:graphic>
               <a:graphicData uri="http://schemas.openxmlformats.org/drawingml/2006/picture">
                 <pic:pic>
                   <pic:nvPicPr>
-                    <pic:cNvPr id="0" name="image2.png"/>
+                    <pic:cNvPr id="0" name="image5.png"/>
                     <pic:cNvPicPr preferRelativeResize="0"/>
                   </pic:nvPicPr>
                   <pic:blipFill>
@@ -3938,12 +3949,12 @@
           <wp:inline distB="114300" distT="114300" distL="114300" distR="114300">
             <wp:extent cx="6143625" cy="2200275"/>
             <wp:effectExtent b="0" l="0" r="0" t="0"/>
-            <wp:docPr id="13" name="image9.png"/>
+            <wp:docPr id="13" name="image7.png"/>
             <a:graphic>
               <a:graphicData uri="http://schemas.openxmlformats.org/drawingml/2006/picture">
                 <pic:pic>
                   <pic:nvPicPr>
-                    <pic:cNvPr id="0" name="image9.png"/>
+                    <pic:cNvPr id="0" name="image7.png"/>
                     <pic:cNvPicPr preferRelativeResize="0"/>
                   </pic:nvPicPr>
                   <pic:blipFill>
@@ -4612,12 +4623,12 @@
           <wp:inline distB="114300" distT="114300" distL="114300" distR="114300">
             <wp:extent cx="7200900" cy="3333750"/>
             <wp:effectExtent b="0" l="0" r="0" t="0"/>
-            <wp:docPr id="15" name="image5.png"/>
+            <wp:docPr id="15" name="image6.png"/>
             <a:graphic>
               <a:graphicData uri="http://schemas.openxmlformats.org/drawingml/2006/picture">
                 <pic:pic>
                   <pic:nvPicPr>
-                    <pic:cNvPr id="0" name="image5.png"/>
+                    <pic:cNvPr id="0" name="image6.png"/>
                     <pic:cNvPicPr preferRelativeResize="0"/>
                   </pic:nvPicPr>
                   <pic:blipFill>
@@ -4755,12 +4766,12 @@
           <wp:inline distB="114300" distT="114300" distL="114300" distR="114300">
             <wp:extent cx="12496800" cy="923925"/>
             <wp:effectExtent b="0" l="0" r="0" t="0"/>
-            <wp:docPr id="1" name="image6.png"/>
+            <wp:docPr id="1" name="image4.png"/>
             <a:graphic>
               <a:graphicData uri="http://schemas.openxmlformats.org/drawingml/2006/picture">
                 <pic:pic>
                   <pic:nvPicPr>
-                    <pic:cNvPr id="0" name="image6.png"/>
+                    <pic:cNvPr id="0" name="image4.png"/>
                     <pic:cNvPicPr preferRelativeResize="0"/>
                   </pic:nvPicPr>
                   <pic:blipFill>
@@ -4821,12 +4832,12 @@
           <wp:inline distB="114300" distT="114300" distL="114300" distR="114300">
             <wp:extent cx="9039225" cy="285750"/>
             <wp:effectExtent b="0" l="0" r="0" t="0"/>
-            <wp:docPr id="9" name="image3.png"/>
+            <wp:docPr id="9" name="image10.png"/>
             <a:graphic>
               <a:graphicData uri="http://schemas.openxmlformats.org/drawingml/2006/picture">
                 <pic:pic>
                   <pic:nvPicPr>
-                    <pic:cNvPr id="0" name="image3.png"/>
+                    <pic:cNvPr id="0" name="image10.png"/>
                     <pic:cNvPicPr preferRelativeResize="0"/>
                   </pic:nvPicPr>
                   <pic:blipFill>
@@ -5059,12 +5070,12 @@
           <wp:inline distB="114300" distT="114300" distL="114300" distR="114300">
             <wp:extent cx="3471863" cy="369056"/>
             <wp:effectExtent b="0" l="0" r="0" t="0"/>
-            <wp:docPr id="6" name="image7.png"/>
+            <wp:docPr id="6" name="image1.png"/>
             <a:graphic>
               <a:graphicData uri="http://schemas.openxmlformats.org/drawingml/2006/picture">
                 <pic:pic>
                   <pic:nvPicPr>
-                    <pic:cNvPr id="0" name="image7.png"/>
+                    <pic:cNvPr id="0" name="image1.png"/>
                     <pic:cNvPicPr preferRelativeResize="0"/>
                   </pic:nvPicPr>
                   <pic:blipFill>
@@ -5208,12 +5219,12 @@
           <wp:inline distB="114300" distT="114300" distL="114300" distR="114300">
             <wp:extent cx="9224833" cy="478645"/>
             <wp:effectExtent b="0" l="0" r="0" t="0"/>
-            <wp:docPr id="8" name="image10.png"/>
+            <wp:docPr id="8" name="image3.png"/>
             <a:graphic>
               <a:graphicData uri="http://schemas.openxmlformats.org/drawingml/2006/picture">
                 <pic:pic>
                   <pic:nvPicPr>
-                    <pic:cNvPr id="0" name="image10.png"/>
+                    <pic:cNvPr id="0" name="image3.png"/>
                     <pic:cNvPicPr preferRelativeResize="0"/>
                   </pic:nvPicPr>
                   <pic:blipFill>
@@ -5254,12 +5265,12 @@
           <wp:inline distB="114300" distT="114300" distL="114300" distR="114300">
             <wp:extent cx="7334250" cy="281270"/>
             <wp:effectExtent b="0" l="0" r="0" t="0"/>
-            <wp:docPr id="4" name="image10.png"/>
+            <wp:docPr id="4" name="image3.png"/>
             <a:graphic>
               <a:graphicData uri="http://schemas.openxmlformats.org/drawingml/2006/picture">
                 <pic:pic>
                   <pic:nvPicPr>
-                    <pic:cNvPr id="0" name="image10.png"/>
+                    <pic:cNvPr id="0" name="image3.png"/>
                     <pic:cNvPicPr preferRelativeResize="0"/>
                   </pic:nvPicPr>
                   <pic:blipFill>
@@ -6690,12 +6701,12 @@
           <wp:inline distB="114300" distT="114300" distL="114300" distR="114300">
             <wp:extent cx="6157913" cy="2381678"/>
             <wp:effectExtent b="0" l="0" r="0" t="0"/>
-            <wp:docPr id="3" name="image12.png"/>
+            <wp:docPr id="3" name="image9.png"/>
             <a:graphic>
               <a:graphicData uri="http://schemas.openxmlformats.org/drawingml/2006/picture">
                 <pic:pic>
                   <pic:nvPicPr>
-                    <pic:cNvPr id="0" name="image12.png"/>
+                    <pic:cNvPr id="0" name="image9.png"/>
                     <pic:cNvPicPr preferRelativeResize="0"/>
                   </pic:nvPicPr>
                   <pic:blipFill>
@@ -6723,6 +6734,27 @@
         <w:rPr>
           <w:rtl w:val="0"/>
         </w:rPr>
+      </w:r>
+    </w:p>
+    <w:p>
+      <w:pPr>
+        <w:rPr/>
+      </w:pPr>
+      <w:r>
+        <w:rPr>
+          <w:rtl w:val="0"/>
+        </w:rPr>
+      </w:r>
+    </w:p>
+    <w:p>
+      <w:pPr>
+        <w:rPr/>
+      </w:pPr>
+      <w:r>
+        <w:rPr>
+          <w:rtl w:val="0"/>
+        </w:rPr>
+        <w:t xml:space="preserve">You can also monitor the % complete by checking the mixcr_start_tool/run_scripts/swarm_report files associated with the job ID. I suggest using “tail *.o” command to show the last few lines of all the “.o” (output) files. </w:t>
       </w:r>
     </w:p>
     <w:p>
@@ -6869,6 +6901,16 @@
     </w:p>
     <w:p>
       <w:pPr>
+        <w:rPr/>
+      </w:pPr>
+      <w:r>
+        <w:rPr>
+          <w:rtl w:val="0"/>
+        </w:rPr>
+      </w:r>
+    </w:p>
+    <w:p>
+      <w:pPr>
         <w:pStyle w:val="Heading2"/>
         <w:rPr/>
       </w:pPr>
@@ -7217,12 +7259,12 @@
           <wp:inline distB="114300" distT="114300" distL="114300" distR="114300">
             <wp:extent cx="6105525" cy="4533900"/>
             <wp:effectExtent b="0" l="0" r="0" t="0"/>
-            <wp:docPr id="14" name="image11.png"/>
+            <wp:docPr id="14" name="image12.png"/>
             <a:graphic>
               <a:graphicData uri="http://schemas.openxmlformats.org/drawingml/2006/picture">
                 <pic:pic>
                   <pic:nvPicPr>
-                    <pic:cNvPr id="0" name="image11.png"/>
+                    <pic:cNvPr id="0" name="image12.png"/>
                     <pic:cNvPicPr preferRelativeResize="0"/>
                   </pic:nvPicPr>
                   <pic:blipFill>
@@ -7328,12 +7370,12 @@
           <wp:inline distB="114300" distT="114300" distL="114300" distR="114300">
             <wp:extent cx="5934075" cy="1085850"/>
             <wp:effectExtent b="0" l="0" r="0" t="0"/>
-            <wp:docPr id="10" name="image4.png"/>
+            <wp:docPr id="10" name="image11.png"/>
             <a:graphic>
               <a:graphicData uri="http://schemas.openxmlformats.org/drawingml/2006/picture">
                 <pic:pic>
                   <pic:nvPicPr>
-                    <pic:cNvPr id="0" name="image4.png"/>
+                    <pic:cNvPr id="0" name="image11.png"/>
                     <pic:cNvPicPr preferRelativeResize="0"/>
                   </pic:nvPicPr>
                   <pic:blipFill>
@@ -14919,12 +14961,12 @@
           <wp:inline distB="114300" distT="114300" distL="114300" distR="114300">
             <wp:extent cx="6157913" cy="2381678"/>
             <wp:effectExtent b="0" l="0" r="0" t="0"/>
-            <wp:docPr id="5" name="image12.png"/>
+            <wp:docPr id="5" name="image9.png"/>
             <a:graphic>
               <a:graphicData uri="http://schemas.openxmlformats.org/drawingml/2006/picture">
                 <pic:pic>
                   <pic:nvPicPr>
-                    <pic:cNvPr id="0" name="image12.png"/>
+                    <pic:cNvPr id="0" name="image9.png"/>
                     <pic:cNvPicPr preferRelativeResize="0"/>
                   </pic:nvPicPr>
                   <pic:blipFill>

--- a/MIXCR Start Tool Manual - Ann Ly.docx
+++ b/MIXCR Start Tool Manual - Ann Ly.docx
@@ -81,12 +81,12 @@
           <wp:inline distB="114300" distT="114300" distL="114300" distR="114300">
             <wp:extent cx="8296275" cy="1285875"/>
             <wp:effectExtent b="0" l="0" r="0" t="0"/>
-            <wp:docPr id="2" name="image2.png"/>
+            <wp:docPr id="2" name="image1.png"/>
             <a:graphic>
               <a:graphicData uri="http://schemas.openxmlformats.org/drawingml/2006/picture">
                 <pic:pic>
                   <pic:nvPicPr>
-                    <pic:cNvPr id="0" name="image2.png"/>
+                    <pic:cNvPr id="0" name="image1.png"/>
                     <pic:cNvPicPr preferRelativeResize="0"/>
                   </pic:nvPicPr>
                   <pic:blipFill>
@@ -154,7 +154,7 @@
     </w:p>
     <w:sdt>
       <w:sdtPr>
-        <w:id w:val="653992771"/>
+        <w:id w:val="894608387"/>
         <w:docPartObj>
           <w:docPartGallery w:val="Table of Contents"/>
           <w:docPartUnique w:val="1"/>
@@ -3891,12 +3891,12 @@
           <wp:inline distB="114300" distT="114300" distL="114300" distR="114300">
             <wp:extent cx="12296775" cy="3190875"/>
             <wp:effectExtent b="0" l="0" r="0" t="0"/>
-            <wp:docPr id="11" name="image5.png"/>
+            <wp:docPr id="11" name="image11.png"/>
             <a:graphic>
               <a:graphicData uri="http://schemas.openxmlformats.org/drawingml/2006/picture">
                 <pic:pic>
                   <pic:nvPicPr>
-                    <pic:cNvPr id="0" name="image5.png"/>
+                    <pic:cNvPr id="0" name="image11.png"/>
                     <pic:cNvPicPr preferRelativeResize="0"/>
                   </pic:nvPicPr>
                   <pic:blipFill>
@@ -3949,12 +3949,12 @@
           <wp:inline distB="114300" distT="114300" distL="114300" distR="114300">
             <wp:extent cx="6143625" cy="2200275"/>
             <wp:effectExtent b="0" l="0" r="0" t="0"/>
-            <wp:docPr id="13" name="image7.png"/>
+            <wp:docPr id="13" name="image12.png"/>
             <a:graphic>
               <a:graphicData uri="http://schemas.openxmlformats.org/drawingml/2006/picture">
                 <pic:pic>
                   <pic:nvPicPr>
-                    <pic:cNvPr id="0" name="image7.png"/>
+                    <pic:cNvPr id="0" name="image12.png"/>
                     <pic:cNvPicPr preferRelativeResize="0"/>
                   </pic:nvPicPr>
                   <pic:blipFill>
@@ -4623,12 +4623,12 @@
           <wp:inline distB="114300" distT="114300" distL="114300" distR="114300">
             <wp:extent cx="7200900" cy="3333750"/>
             <wp:effectExtent b="0" l="0" r="0" t="0"/>
-            <wp:docPr id="15" name="image6.png"/>
+            <wp:docPr id="15" name="image10.png"/>
             <a:graphic>
               <a:graphicData uri="http://schemas.openxmlformats.org/drawingml/2006/picture">
                 <pic:pic>
                   <pic:nvPicPr>
-                    <pic:cNvPr id="0" name="image6.png"/>
+                    <pic:cNvPr id="0" name="image10.png"/>
                     <pic:cNvPicPr preferRelativeResize="0"/>
                   </pic:nvPicPr>
                   <pic:blipFill>
@@ -4766,12 +4766,12 @@
           <wp:inline distB="114300" distT="114300" distL="114300" distR="114300">
             <wp:extent cx="12496800" cy="923925"/>
             <wp:effectExtent b="0" l="0" r="0" t="0"/>
-            <wp:docPr id="1" name="image4.png"/>
+            <wp:docPr id="1" name="image2.png"/>
             <a:graphic>
               <a:graphicData uri="http://schemas.openxmlformats.org/drawingml/2006/picture">
                 <pic:pic>
                   <pic:nvPicPr>
-                    <pic:cNvPr id="0" name="image4.png"/>
+                    <pic:cNvPr id="0" name="image2.png"/>
                     <pic:cNvPicPr preferRelativeResize="0"/>
                   </pic:nvPicPr>
                   <pic:blipFill>
@@ -4832,12 +4832,12 @@
           <wp:inline distB="114300" distT="114300" distL="114300" distR="114300">
             <wp:extent cx="9039225" cy="285750"/>
             <wp:effectExtent b="0" l="0" r="0" t="0"/>
-            <wp:docPr id="9" name="image10.png"/>
+            <wp:docPr id="9" name="image7.png"/>
             <a:graphic>
               <a:graphicData uri="http://schemas.openxmlformats.org/drawingml/2006/picture">
                 <pic:pic>
                   <pic:nvPicPr>
-                    <pic:cNvPr id="0" name="image10.png"/>
+                    <pic:cNvPr id="0" name="image7.png"/>
                     <pic:cNvPicPr preferRelativeResize="0"/>
                   </pic:nvPicPr>
                   <pic:blipFill>
@@ -5070,12 +5070,12 @@
           <wp:inline distB="114300" distT="114300" distL="114300" distR="114300">
             <wp:extent cx="3471863" cy="369056"/>
             <wp:effectExtent b="0" l="0" r="0" t="0"/>
-            <wp:docPr id="6" name="image1.png"/>
+            <wp:docPr id="6" name="image4.png"/>
             <a:graphic>
               <a:graphicData uri="http://schemas.openxmlformats.org/drawingml/2006/picture">
                 <pic:pic>
                   <pic:nvPicPr>
-                    <pic:cNvPr id="0" name="image1.png"/>
+                    <pic:cNvPr id="0" name="image4.png"/>
                     <pic:cNvPicPr preferRelativeResize="0"/>
                   </pic:nvPicPr>
                   <pic:blipFill>
@@ -5376,12 +5376,12 @@
           <wp:inline distB="114300" distT="114300" distL="114300" distR="114300">
             <wp:extent cx="6086475" cy="471556"/>
             <wp:effectExtent b="0" l="0" r="0" t="0"/>
-            <wp:docPr id="12" name="image8.png"/>
+            <wp:docPr id="12" name="image6.png"/>
             <a:graphic>
               <a:graphicData uri="http://schemas.openxmlformats.org/drawingml/2006/picture">
                 <pic:pic>
                   <pic:nvPicPr>
-                    <pic:cNvPr id="0" name="image8.png"/>
+                    <pic:cNvPr id="0" name="image6.png"/>
                     <pic:cNvPicPr preferRelativeResize="0"/>
                   </pic:nvPicPr>
                   <pic:blipFill>
@@ -5422,12 +5422,12 @@
           <wp:inline distB="114300" distT="114300" distL="114300" distR="114300">
             <wp:extent cx="7181850" cy="476250"/>
             <wp:effectExtent b="0" l="0" r="0" t="0"/>
-            <wp:docPr id="7" name="image8.png"/>
+            <wp:docPr id="7" name="image6.png"/>
             <a:graphic>
               <a:graphicData uri="http://schemas.openxmlformats.org/drawingml/2006/picture">
                 <pic:pic>
                   <pic:nvPicPr>
-                    <pic:cNvPr id="0" name="image8.png"/>
+                    <pic:cNvPr id="0" name="image6.png"/>
                     <pic:cNvPicPr preferRelativeResize="0"/>
                   </pic:nvPicPr>
                   <pic:blipFill>
@@ -6701,12 +6701,12 @@
           <wp:inline distB="114300" distT="114300" distL="114300" distR="114300">
             <wp:extent cx="6157913" cy="2381678"/>
             <wp:effectExtent b="0" l="0" r="0" t="0"/>
-            <wp:docPr id="3" name="image9.png"/>
+            <wp:docPr id="3" name="image8.png"/>
             <a:graphic>
               <a:graphicData uri="http://schemas.openxmlformats.org/drawingml/2006/picture">
                 <pic:pic>
                   <pic:nvPicPr>
-                    <pic:cNvPr id="0" name="image9.png"/>
+                    <pic:cNvPr id="0" name="image8.png"/>
                     <pic:cNvPicPr preferRelativeResize="0"/>
                   </pic:nvPicPr>
                   <pic:blipFill>
@@ -7259,12 +7259,12 @@
           <wp:inline distB="114300" distT="114300" distL="114300" distR="114300">
             <wp:extent cx="6105525" cy="4533900"/>
             <wp:effectExtent b="0" l="0" r="0" t="0"/>
-            <wp:docPr id="14" name="image12.png"/>
+            <wp:docPr id="14" name="image9.png"/>
             <a:graphic>
               <a:graphicData uri="http://schemas.openxmlformats.org/drawingml/2006/picture">
                 <pic:pic>
                   <pic:nvPicPr>
-                    <pic:cNvPr id="0" name="image12.png"/>
+                    <pic:cNvPr id="0" name="image9.png"/>
                     <pic:cNvPicPr preferRelativeResize="0"/>
                   </pic:nvPicPr>
                   <pic:blipFill>
@@ -7370,12 +7370,12 @@
           <wp:inline distB="114300" distT="114300" distL="114300" distR="114300">
             <wp:extent cx="5934075" cy="1085850"/>
             <wp:effectExtent b="0" l="0" r="0" t="0"/>
-            <wp:docPr id="10" name="image11.png"/>
+            <wp:docPr id="10" name="image5.png"/>
             <a:graphic>
               <a:graphicData uri="http://schemas.openxmlformats.org/drawingml/2006/picture">
                 <pic:pic>
                   <pic:nvPicPr>
-                    <pic:cNvPr id="0" name="image11.png"/>
+                    <pic:cNvPr id="0" name="image5.png"/>
                     <pic:cNvPicPr preferRelativeResize="0"/>
                   </pic:nvPicPr>
                   <pic:blipFill>
@@ -11253,7 +11253,7 @@
         <w:rPr>
           <w:rtl w:val="0"/>
         </w:rPr>
-        <w:t xml:space="preserve">Run Initialize Script</w:t>
+        <w:t xml:space="preserve">✅Run Initialize Script</w:t>
       </w:r>
     </w:p>
     <w:tbl>
@@ -11512,7 +11512,7 @@
               <w:rPr>
                 <w:rtl w:val="0"/>
               </w:rPr>
-              <w:t xml:space="preserve">echo "Make sure you have you have all the information we need to make MIXCR work."</w:t>
+              <w:t xml:space="preserve">echo "Make sure you have all the information we need to make MIXCR work."</w:t>
             </w:r>
           </w:p>
           <w:p>
@@ -14961,12 +14961,12 @@
           <wp:inline distB="114300" distT="114300" distL="114300" distR="114300">
             <wp:extent cx="6157913" cy="2381678"/>
             <wp:effectExtent b="0" l="0" r="0" t="0"/>
-            <wp:docPr id="5" name="image9.png"/>
+            <wp:docPr id="5" name="image8.png"/>
             <a:graphic>
               <a:graphicData uri="http://schemas.openxmlformats.org/drawingml/2006/picture">
                 <pic:pic>
                   <pic:nvPicPr>
-                    <pic:cNvPr id="0" name="image9.png"/>
+                    <pic:cNvPr id="0" name="image8.png"/>
                     <pic:cNvPicPr preferRelativeResize="0"/>
                   </pic:nvPicPr>
                   <pic:blipFill>

--- a/MIXCR Start Tool Manual - Ann Ly.docx
+++ b/MIXCR Start Tool Manual - Ann Ly.docx
@@ -19,6 +19,22 @@
     </w:p>
     <w:p>
       <w:pPr>
+        <w:rPr>
+          <w:b w:val="1"/>
+          <w:bCs w:val="1"/>
+        </w:rPr>
+      </w:pPr>
+      <w:r>
+        <w:rPr>
+          <w:b w:val="1"/>
+          <w:bCs w:val="1"/>
+          <w:rtl w:val="0"/>
+        </w:rPr>
+        <w:t xml:space="preserve">Version 2</w:t>
+      </w:r>
+    </w:p>
+    <w:p>
+      <w:pPr>
         <w:rPr/>
       </w:pPr>
       <w:r>
@@ -81,7 +97,7 @@
           <wp:inline distB="114300" distT="114300" distL="114300" distR="114300">
             <wp:extent cx="8296275" cy="1285875"/>
             <wp:effectExtent b="0" l="0" r="0" t="0"/>
-            <wp:docPr id="2" name="image1.png"/>
+            <wp:docPr id="1" name="image1.png"/>
             <a:graphic>
               <a:graphicData uri="http://schemas.openxmlformats.org/drawingml/2006/picture">
                 <pic:pic>
@@ -154,7 +170,7 @@
     </w:p>
     <w:sdt>
       <w:sdtPr>
-        <w:id w:val="894608387"/>
+        <w:id w:val="728094974"/>
         <w:docPartObj>
           <w:docPartGallery w:val="Table of Contents"/>
           <w:docPartUnique w:val="1"/>
@@ -1808,7 +1824,7 @@
       <w:pPr>
         <w:numPr>
           <w:ilvl w:val="0"/>
-          <w:numId w:val="13"/>
+          <w:numId w:val="16"/>
         </w:numPr>
         <w:ind w:left="720" w:hanging="360"/>
       </w:pPr>
@@ -1839,7 +1855,7 @@
       <w:pPr>
         <w:numPr>
           <w:ilvl w:val="1"/>
-          <w:numId w:val="13"/>
+          <w:numId w:val="16"/>
         </w:numPr>
         <w:ind w:left="1440" w:hanging="360"/>
       </w:pPr>
@@ -1854,7 +1870,7 @@
       <w:pPr>
         <w:numPr>
           <w:ilvl w:val="1"/>
-          <w:numId w:val="13"/>
+          <w:numId w:val="16"/>
         </w:numPr>
         <w:ind w:left="1440" w:hanging="360"/>
       </w:pPr>
@@ -1874,7 +1890,7 @@
       <w:pPr>
         <w:numPr>
           <w:ilvl w:val="0"/>
-          <w:numId w:val="13"/>
+          <w:numId w:val="16"/>
         </w:numPr>
         <w:ind w:left="720" w:hanging="360"/>
       </w:pPr>
@@ -1889,7 +1905,7 @@
       <w:pPr>
         <w:numPr>
           <w:ilvl w:val="1"/>
-          <w:numId w:val="13"/>
+          <w:numId w:val="16"/>
         </w:numPr>
         <w:ind w:left="1440" w:hanging="360"/>
       </w:pPr>
@@ -1904,7 +1920,7 @@
       <w:pPr>
         <w:numPr>
           <w:ilvl w:val="1"/>
-          <w:numId w:val="13"/>
+          <w:numId w:val="16"/>
         </w:numPr>
         <w:ind w:left="1440" w:hanging="360"/>
       </w:pPr>
@@ -1919,7 +1935,7 @@
       <w:pPr>
         <w:numPr>
           <w:ilvl w:val="2"/>
-          <w:numId w:val="13"/>
+          <w:numId w:val="16"/>
         </w:numPr>
         <w:ind w:left="2160" w:hanging="360"/>
       </w:pPr>
@@ -1934,7 +1950,7 @@
       <w:pPr>
         <w:numPr>
           <w:ilvl w:val="2"/>
-          <w:numId w:val="13"/>
+          <w:numId w:val="16"/>
         </w:numPr>
         <w:ind w:left="2160" w:hanging="360"/>
       </w:pPr>
@@ -1949,7 +1965,7 @@
       <w:pPr>
         <w:numPr>
           <w:ilvl w:val="2"/>
-          <w:numId w:val="13"/>
+          <w:numId w:val="16"/>
         </w:numPr>
         <w:ind w:left="2160" w:hanging="360"/>
       </w:pPr>
@@ -2913,7 +2929,7 @@
             <w:pPr>
               <w:numPr>
                 <w:ilvl w:val="0"/>
-                <w:numId w:val="7"/>
+                <w:numId w:val="8"/>
               </w:numPr>
               <w:ind w:left="720" w:hanging="360"/>
             </w:pPr>
@@ -2928,7 +2944,7 @@
             <w:pPr>
               <w:numPr>
                 <w:ilvl w:val="0"/>
-                <w:numId w:val="7"/>
+                <w:numId w:val="8"/>
               </w:numPr>
               <w:ind w:left="720" w:hanging="360"/>
               <w:rPr>
@@ -3016,7 +3032,7 @@
             <w:pPr>
               <w:numPr>
                 <w:ilvl w:val="0"/>
-                <w:numId w:val="7"/>
+                <w:numId w:val="8"/>
               </w:numPr>
               <w:ind w:left="720" w:hanging="360"/>
               <w:rPr>
@@ -3034,7 +3050,7 @@
             <w:pPr>
               <w:numPr>
                 <w:ilvl w:val="0"/>
-                <w:numId w:val="7"/>
+                <w:numId w:val="8"/>
               </w:numPr>
               <w:ind w:left="720" w:hanging="360"/>
             </w:pPr>
@@ -3324,7 +3340,7 @@
             <w:pPr>
               <w:numPr>
                 <w:ilvl w:val="0"/>
-                <w:numId w:val="12"/>
+                <w:numId w:val="14"/>
               </w:numPr>
               <w:ind w:left="720" w:hanging="360"/>
               <w:rPr>
@@ -3388,7 +3404,7 @@
             <w:pPr>
               <w:numPr>
                 <w:ilvl w:val="0"/>
-                <w:numId w:val="12"/>
+                <w:numId w:val="14"/>
               </w:numPr>
               <w:ind w:left="720" w:hanging="360"/>
               <w:rPr>
@@ -3482,6 +3498,214 @@
               <w:rPr>
                 <w:rtl w:val="0"/>
               </w:rPr>
+            </w:r>
+          </w:p>
+        </w:tc>
+      </w:tr>
+      <w:tr>
+        <w:trPr>
+          <w:cantSplit w:val="0"/>
+          <w:trHeight w:val="440" w:hRule="atLeast"/>
+          <w:tblHeader w:val="0"/>
+        </w:trPr>
+        <w:tc>
+          <w:tcPr>
+            <w:vMerge w:val="restart"/>
+            <w:shd w:fill="fce5cd" w:val="clear"/>
+          </w:tcPr>
+          <w:p>
+            <w:pPr>
+              <w:rPr>
+                <w:b w:val="1"/>
+                <w:bCs w:val="1"/>
+              </w:rPr>
+            </w:pPr>
+            <w:r>
+              <w:rPr>
+                <w:b w:val="1"/>
+                <w:bCs w:val="1"/>
+                <w:rtl w:val="0"/>
+              </w:rPr>
+              <w:t xml:space="preserve">Experiment Info</w:t>
+            </w:r>
+          </w:p>
+        </w:tc>
+        <w:tc>
+          <w:tcPr>
+            <w:shd w:fill="fff2cc" w:val="clear"/>
+            <w:tcMar>
+              <w:top w:w="100.0" w:type="dxa"/>
+              <w:left w:w="100.0" w:type="dxa"/>
+              <w:bottom w:w="100.0" w:type="dxa"/>
+              <w:right w:w="100.0" w:type="dxa"/>
+            </w:tcMar>
+            <w:vAlign w:val="top"/>
+          </w:tcPr>
+          <w:p>
+            <w:pPr>
+              <w:jc w:val="center"/>
+              <w:rPr>
+                <w:b w:val="1"/>
+                <w:bCs w:val="1"/>
+              </w:rPr>
+            </w:pPr>
+            <w:r>
+              <w:rPr>
+                <w:b w:val="1"/>
+                <w:bCs w:val="1"/>
+                <w:rtl w:val="0"/>
+              </w:rPr>
+              <w:t xml:space="preserve">Experiment Type or Preset</w:t>
+            </w:r>
+          </w:p>
+        </w:tc>
+        <w:tc>
+          <w:tcPr>
+            <w:shd w:fill="auto" w:val="clear"/>
+            <w:tcMar>
+              <w:top w:w="100.0" w:type="dxa"/>
+              <w:left w:w="100.0" w:type="dxa"/>
+              <w:bottom w:w="100.0" w:type="dxa"/>
+              <w:right w:w="100.0" w:type="dxa"/>
+            </w:tcMar>
+            <w:vAlign w:val="top"/>
+          </w:tcPr>
+          <w:p>
+            <w:pPr>
+              <w:rPr/>
+            </w:pPr>
+            <w:r>
+              <w:rPr>
+                <w:rtl w:val="0"/>
+              </w:rPr>
+              <w:t xml:space="preserve">“Preset” or Experiment Type. </w:t>
+            </w:r>
+          </w:p>
+          <w:p>
+            <w:pPr>
+              <w:rPr/>
+            </w:pPr>
+            <w:r>
+              <w:rPr>
+                <w:rtl w:val="0"/>
+              </w:rPr>
+              <w:t xml:space="preserve">Options include </w:t>
+            </w:r>
+          </w:p>
+          <w:p>
+            <w:pPr>
+              <w:numPr>
+                <w:ilvl w:val="0"/>
+                <w:numId w:val="6"/>
+              </w:numPr>
+              <w:ind w:left="720" w:hanging="360"/>
+              <w:rPr>
+                <w:u w:val="none"/>
+              </w:rPr>
+            </w:pPr>
+            <w:r>
+              <w:rPr>
+                <w:rtl w:val="0"/>
+              </w:rPr>
+              <w:t xml:space="preserve">RNA-seq (rna-seq)</w:t>
+            </w:r>
+          </w:p>
+          <w:p>
+            <w:pPr>
+              <w:numPr>
+                <w:ilvl w:val="0"/>
+                <w:numId w:val="6"/>
+              </w:numPr>
+              <w:ind w:left="720" w:hanging="360"/>
+              <w:rPr>
+                <w:u w:val="none"/>
+              </w:rPr>
+            </w:pPr>
+            <w:r>
+              <w:rPr>
+                <w:rtl w:val="0"/>
+              </w:rPr>
+              <w:t xml:space="preserve">WES (exome-seq)</w:t>
+            </w:r>
+          </w:p>
+        </w:tc>
+      </w:tr>
+      <w:tr>
+        <w:trPr>
+          <w:cantSplit w:val="0"/>
+          <w:trHeight w:val="440" w:hRule="atLeast"/>
+          <w:tblHeader w:val="0"/>
+        </w:trPr>
+        <w:tc>
+          <w:tcPr>
+            <w:vMerge w:val="continue"/>
+            <w:shd w:fill="fce5cd" w:val="clear"/>
+          </w:tcPr>
+          <w:p>
+            <w:pPr>
+              <w:spacing w:after="0" w:before="0" w:line="240" w:lineRule="auto"/>
+              <w:ind w:left="0" w:firstLine="0"/>
+              <w:rPr>
+                <w:b w:val="1"/>
+                <w:bCs w:val="1"/>
+              </w:rPr>
+            </w:pPr>
+            <w:r>
+              <w:rPr>
+                <w:rtl w:val="0"/>
+              </w:rPr>
+            </w:r>
+          </w:p>
+        </w:tc>
+        <w:tc>
+          <w:tcPr>
+            <w:shd w:fill="fff2cc" w:val="clear"/>
+            <w:tcMar>
+              <w:top w:w="100.0" w:type="dxa"/>
+              <w:left w:w="100.0" w:type="dxa"/>
+              <w:bottom w:w="100.0" w:type="dxa"/>
+              <w:right w:w="100.0" w:type="dxa"/>
+            </w:tcMar>
+            <w:vAlign w:val="top"/>
+          </w:tcPr>
+          <w:p>
+            <w:pPr>
+              <w:jc w:val="center"/>
+              <w:rPr>
+                <w:b w:val="1"/>
+                <w:bCs w:val="1"/>
+              </w:rPr>
+            </w:pPr>
+            <w:r>
+              <w:rPr>
+                <w:b w:val="1"/>
+                <w:bCs w:val="1"/>
+                <w:rtl w:val="0"/>
+              </w:rPr>
+              <w:t xml:space="preserve">Species</w:t>
+            </w:r>
+          </w:p>
+        </w:tc>
+        <w:tc>
+          <w:tcPr>
+            <w:shd w:fill="auto" w:val="clear"/>
+            <w:tcMar>
+              <w:top w:w="100.0" w:type="dxa"/>
+              <w:left w:w="100.0" w:type="dxa"/>
+              <w:bottom w:w="100.0" w:type="dxa"/>
+              <w:right w:w="100.0" w:type="dxa"/>
+            </w:tcMar>
+            <w:vAlign w:val="top"/>
+          </w:tcPr>
+          <w:p>
+            <w:pPr>
+              <w:rPr/>
+            </w:pPr>
+            <w:r>
+              <w:rPr>
+                <w:rtl w:val="0"/>
+              </w:rPr>
+              <w:t xml:space="preserve">Species of your sample</w:t>
             </w:r>
           </w:p>
         </w:tc>
@@ -3891,12 +4115,12 @@
           <wp:inline distB="114300" distT="114300" distL="114300" distR="114300">
             <wp:extent cx="12296775" cy="3190875"/>
             <wp:effectExtent b="0" l="0" r="0" t="0"/>
-            <wp:docPr id="11" name="image11.png"/>
+            <wp:docPr id="10" name="image7.png"/>
             <a:graphic>
               <a:graphicData uri="http://schemas.openxmlformats.org/drawingml/2006/picture">
                 <pic:pic>
                   <pic:nvPicPr>
-                    <pic:cNvPr id="0" name="image11.png"/>
+                    <pic:cNvPr id="0" name="image7.png"/>
                     <pic:cNvPicPr preferRelativeResize="0"/>
                   </pic:nvPicPr>
                   <pic:blipFill>
@@ -3949,12 +4173,12 @@
           <wp:inline distB="114300" distT="114300" distL="114300" distR="114300">
             <wp:extent cx="6143625" cy="2200275"/>
             <wp:effectExtent b="0" l="0" r="0" t="0"/>
-            <wp:docPr id="13" name="image12.png"/>
+            <wp:docPr id="12" name="image2.png"/>
             <a:graphic>
               <a:graphicData uri="http://schemas.openxmlformats.org/drawingml/2006/picture">
                 <pic:pic>
                   <pic:nvPicPr>
-                    <pic:cNvPr id="0" name="image12.png"/>
+                    <pic:cNvPr id="0" name="image2.png"/>
                     <pic:cNvPicPr preferRelativeResize="0"/>
                   </pic:nvPicPr>
                   <pic:blipFill>
@@ -4374,7 +4598,7 @@
       <w:pPr>
         <w:numPr>
           <w:ilvl w:val="0"/>
-          <w:numId w:val="9"/>
+          <w:numId w:val="10"/>
         </w:numPr>
         <w:ind w:left="720" w:hanging="360"/>
         <w:rPr>
@@ -4392,7 +4616,7 @@
       <w:pPr>
         <w:numPr>
           <w:ilvl w:val="0"/>
-          <w:numId w:val="9"/>
+          <w:numId w:val="10"/>
         </w:numPr>
         <w:ind w:left="720" w:hanging="360"/>
         <w:rPr>
@@ -4618,326 +4842,6 @@
         <w:rPr/>
       </w:pPr>
       <w:r>
-        <w:rPr/>
-        <w:drawing>
-          <wp:inline distB="114300" distT="114300" distL="114300" distR="114300">
-            <wp:extent cx="7200900" cy="3333750"/>
-            <wp:effectExtent b="0" l="0" r="0" t="0"/>
-            <wp:docPr id="15" name="image10.png"/>
-            <a:graphic>
-              <a:graphicData uri="http://schemas.openxmlformats.org/drawingml/2006/picture">
-                <pic:pic>
-                  <pic:nvPicPr>
-                    <pic:cNvPr id="0" name="image10.png"/>
-                    <pic:cNvPicPr preferRelativeResize="0"/>
-                  </pic:nvPicPr>
-                  <pic:blipFill>
-                    <a:blip r:embed="rId12"/>
-                    <a:srcRect b="0" l="0" r="0" t="0"/>
-                    <a:stretch>
-                      <a:fillRect/>
-                    </a:stretch>
-                  </pic:blipFill>
-                  <pic:spPr>
-                    <a:xfrm>
-                      <a:off x="0" y="0"/>
-                      <a:ext cx="7200900" cy="3333750"/>
-                    </a:xfrm>
-                    <a:prstGeom prst="rect"/>
-                    <a:ln/>
-                  </pic:spPr>
-                </pic:pic>
-              </a:graphicData>
-            </a:graphic>
-          </wp:inline>
-        </w:drawing>
-      </w:r>
-      <w:r>
-        <w:rPr>
-          <w:rtl w:val="0"/>
-        </w:rPr>
-      </w:r>
-    </w:p>
-    <w:p>
-      <w:pPr>
-        <w:rPr/>
-      </w:pPr>
-      <w:r>
-        <w:rPr>
-          <w:rtl w:val="0"/>
-        </w:rPr>
-      </w:r>
-    </w:p>
-    <w:p>
-      <w:pPr>
-        <w:rPr/>
-      </w:pPr>
-      <w:r>
-        <w:rPr>
-          <w:rtl w:val="0"/>
-        </w:rPr>
-        <w:t xml:space="preserve">To get ready for MIXCR, you should proceed through each item in the menu from steps 1-6.</w:t>
-      </w:r>
-    </w:p>
-    <w:p>
-      <w:pPr>
-        <w:rPr/>
-      </w:pPr>
-      <w:r>
-        <w:rPr>
-          <w:rtl w:val="0"/>
-        </w:rPr>
-      </w:r>
-    </w:p>
-    <w:p>
-      <w:pPr>
-        <w:pStyle w:val="Heading3"/>
-        <w:rPr/>
-      </w:pPr>
-      <w:bookmarkStart w:colFirst="0" w:colLast="0" w:name="_6y81qke6pu67" w:id="8"/>
-      <w:bookmarkEnd w:id="8"/>
-      <w:r>
-        <w:rPr>
-          <w:rtl w:val="0"/>
-        </w:rPr>
-        <w:t xml:space="preserve">1. Make_Folders</w:t>
-      </w:r>
-    </w:p>
-    <w:p>
-      <w:pPr>
-        <w:rPr/>
-      </w:pPr>
-      <w:r>
-        <w:rPr>
-          <w:rtl w:val="0"/>
-        </w:rPr>
-        <w:t xml:space="preserve">When you type “1”, this opens the make_folders option.</w:t>
-      </w:r>
-    </w:p>
-    <w:p>
-      <w:pPr>
-        <w:rPr/>
-      </w:pPr>
-      <w:r>
-        <w:rPr>
-          <w:rtl w:val="0"/>
-        </w:rPr>
-        <w:t xml:space="preserve">It creates the folders that will be used to make the inputs for MIXCR.</w:t>
-      </w:r>
-    </w:p>
-    <w:p>
-      <w:pPr>
-        <w:rPr/>
-      </w:pPr>
-      <w:r>
-        <w:rPr>
-          <w:rtl w:val="0"/>
-        </w:rPr>
-      </w:r>
-    </w:p>
-    <w:p>
-      <w:pPr>
-        <w:rPr/>
-      </w:pPr>
-      <w:r>
-        <w:rPr>
-          <w:rtl w:val="0"/>
-        </w:rPr>
-        <w:t xml:space="preserve">Select “y” for yes. Once you do, I’ll make the folders for you.</w:t>
-      </w:r>
-    </w:p>
-    <w:p>
-      <w:pPr>
-        <w:rPr/>
-      </w:pPr>
-      <w:r>
-        <w:rPr>
-          <w:rtl w:val="0"/>
-        </w:rPr>
-      </w:r>
-    </w:p>
-    <w:p>
-      <w:pPr>
-        <w:rPr/>
-      </w:pPr>
-      <w:r>
-        <w:rPr/>
-        <w:drawing>
-          <wp:inline distB="114300" distT="114300" distL="114300" distR="114300">
-            <wp:extent cx="12496800" cy="923925"/>
-            <wp:effectExtent b="0" l="0" r="0" t="0"/>
-            <wp:docPr id="1" name="image2.png"/>
-            <a:graphic>
-              <a:graphicData uri="http://schemas.openxmlformats.org/drawingml/2006/picture">
-                <pic:pic>
-                  <pic:nvPicPr>
-                    <pic:cNvPr id="0" name="image2.png"/>
-                    <pic:cNvPicPr preferRelativeResize="0"/>
-                  </pic:nvPicPr>
-                  <pic:blipFill>
-                    <a:blip r:embed="rId13"/>
-                    <a:srcRect b="0" l="0" r="0" t="0"/>
-                    <a:stretch>
-                      <a:fillRect/>
-                    </a:stretch>
-                  </pic:blipFill>
-                  <pic:spPr>
-                    <a:xfrm>
-                      <a:off x="0" y="0"/>
-                      <a:ext cx="12496800" cy="923925"/>
-                    </a:xfrm>
-                    <a:prstGeom prst="rect"/>
-                    <a:ln/>
-                  </pic:spPr>
-                </pic:pic>
-              </a:graphicData>
-            </a:graphic>
-          </wp:inline>
-        </w:drawing>
-      </w:r>
-      <w:r>
-        <w:rPr>
-          <w:rtl w:val="0"/>
-        </w:rPr>
-      </w:r>
-    </w:p>
-    <w:p>
-      <w:pPr>
-        <w:rPr/>
-      </w:pPr>
-      <w:r>
-        <w:rPr>
-          <w:rtl w:val="0"/>
-        </w:rPr>
-      </w:r>
-    </w:p>
-    <w:p>
-      <w:pPr>
-        <w:rPr/>
-      </w:pPr>
-      <w:r>
-        <w:rPr>
-          <w:rtl w:val="0"/>
-        </w:rPr>
-        <w:t xml:space="preserve">You will see that new folders appear.</w:t>
-      </w:r>
-    </w:p>
-    <w:p>
-      <w:pPr>
-        <w:rPr/>
-      </w:pPr>
-      <w:r>
-        <w:rPr/>
-        <w:drawing>
-          <wp:inline distB="114300" distT="114300" distL="114300" distR="114300">
-            <wp:extent cx="9039225" cy="285750"/>
-            <wp:effectExtent b="0" l="0" r="0" t="0"/>
-            <wp:docPr id="9" name="image7.png"/>
-            <a:graphic>
-              <a:graphicData uri="http://schemas.openxmlformats.org/drawingml/2006/picture">
-                <pic:pic>
-                  <pic:nvPicPr>
-                    <pic:cNvPr id="0" name="image7.png"/>
-                    <pic:cNvPicPr preferRelativeResize="0"/>
-                  </pic:nvPicPr>
-                  <pic:blipFill>
-                    <a:blip r:embed="rId14"/>
-                    <a:srcRect b="0" l="0" r="0" t="0"/>
-                    <a:stretch>
-                      <a:fillRect/>
-                    </a:stretch>
-                  </pic:blipFill>
-                  <pic:spPr>
-                    <a:xfrm>
-                      <a:off x="0" y="0"/>
-                      <a:ext cx="9039225" cy="285750"/>
-                    </a:xfrm>
-                    <a:prstGeom prst="rect"/>
-                    <a:ln/>
-                  </pic:spPr>
-                </pic:pic>
-              </a:graphicData>
-            </a:graphic>
-          </wp:inline>
-        </w:drawing>
-      </w:r>
-      <w:r>
-        <w:rPr>
-          <w:rtl w:val="0"/>
-        </w:rPr>
-      </w:r>
-    </w:p>
-    <w:p>
-      <w:pPr>
-        <w:rPr/>
-      </w:pPr>
-      <w:r>
-        <w:rPr>
-          <w:rtl w:val="0"/>
-        </w:rPr>
-      </w:r>
-    </w:p>
-    <w:p>
-      <w:pPr>
-        <w:rPr/>
-      </w:pPr>
-      <w:r>
-        <w:rPr>
-          <w:rtl w:val="0"/>
-        </w:rPr>
-      </w:r>
-    </w:p>
-    <w:p>
-      <w:pPr>
-        <w:rPr/>
-      </w:pPr>
-      <w:r>
-        <w:rPr>
-          <w:rtl w:val="0"/>
-        </w:rPr>
-      </w:r>
-    </w:p>
-    <w:p>
-      <w:pPr>
-        <w:pStyle w:val="Heading3"/>
-        <w:rPr/>
-      </w:pPr>
-      <w:bookmarkStart w:colFirst="0" w:colLast="0" w:name="_z5c96xyizbd" w:id="9"/>
-      <w:bookmarkEnd w:id="9"/>
-      <w:r>
-        <w:rPr>
-          <w:rtl w:val="0"/>
-        </w:rPr>
-        <w:t xml:space="preserve">2. Sample_Names</w:t>
-      </w:r>
-    </w:p>
-    <w:p>
-      <w:pPr>
-        <w:rPr/>
-      </w:pPr>
-      <w:r>
-        <w:rPr>
-          <w:rtl w:val="0"/>
-        </w:rPr>
-        <w:t xml:space="preserve">Paste your list of sample names in comma-seperated, quotation marks surrounding each name format.</w:t>
-      </w:r>
-    </w:p>
-    <w:p>
-      <w:pPr>
-        <w:rPr/>
-      </w:pPr>
-      <w:r>
-        <w:rPr>
-          <w:rtl w:val="0"/>
-        </w:rPr>
-        <w:t xml:space="preserve">For example,</w:t>
-      </w:r>
-    </w:p>
-    <w:p>
-      <w:pPr>
-        <w:rPr/>
-      </w:pPr>
-      <w:r>
         <w:rPr>
           <w:rtl w:val="0"/>
         </w:rPr>
@@ -5009,7 +4913,608 @@
                 <w:color w:val="ffffff"/>
                 <w:rtl w:val="0"/>
               </w:rPr>
-              <w:t xml:space="preserve">"S1","S2","S3","S4","S5"</w:t>
+              <w:t xml:space="preserve">-------------------------------------------------------------------------------------------</w:t>
+            </w:r>
+          </w:p>
+          <w:p>
+            <w:pPr>
+              <w:keepNext w:val="0"/>
+              <w:keepLines w:val="0"/>
+              <w:pageBreakBefore w:val="0"/>
+              <w:widowControl w:val="0"/>
+              <w:pBdr>
+                <w:top w:space="0" w:sz="0" w:val="nil"/>
+                <w:left w:space="0" w:sz="0" w:val="nil"/>
+                <w:bottom w:space="0" w:sz="0" w:val="nil"/>
+                <w:right w:space="0" w:sz="0" w:val="nil"/>
+                <w:between w:space="0" w:sz="0" w:val="nil"/>
+              </w:pBdr>
+              <w:shd w:fill="auto" w:val="clear"/>
+              <w:spacing w:after="0" w:before="0" w:line="240" w:lineRule="auto"/>
+              <w:ind w:left="0" w:right="0" w:firstLine="0"/>
+              <w:jc w:val="left"/>
+              <w:rPr>
+                <w:color w:val="ffffff"/>
+              </w:rPr>
+            </w:pPr>
+            <w:r>
+              <w:rPr>
+                <w:rtl w:val="0"/>
+              </w:rPr>
+            </w:r>
+          </w:p>
+          <w:p>
+            <w:pPr>
+              <w:keepNext w:val="0"/>
+              <w:keepLines w:val="0"/>
+              <w:pageBreakBefore w:val="0"/>
+              <w:widowControl w:val="0"/>
+              <w:pBdr>
+                <w:top w:space="0" w:sz="0" w:val="nil"/>
+                <w:left w:space="0" w:sz="0" w:val="nil"/>
+                <w:bottom w:space="0" w:sz="0" w:val="nil"/>
+                <w:right w:space="0" w:sz="0" w:val="nil"/>
+                <w:between w:space="0" w:sz="0" w:val="nil"/>
+              </w:pBdr>
+              <w:shd w:fill="auto" w:val="clear"/>
+              <w:spacing w:after="0" w:before="0" w:line="240" w:lineRule="auto"/>
+              <w:ind w:left="0" w:right="0" w:firstLine="0"/>
+              <w:jc w:val="left"/>
+              <w:rPr>
+                <w:color w:val="ffffff"/>
+              </w:rPr>
+            </w:pPr>
+            <w:r>
+              <w:rPr>
+                <w:color w:val="ffffff"/>
+                <w:rtl w:val="0"/>
+              </w:rPr>
+              <w:t xml:space="preserve">                 MIXCR Start TOOL</w:t>
+            </w:r>
+          </w:p>
+          <w:p>
+            <w:pPr>
+              <w:keepNext w:val="0"/>
+              <w:keepLines w:val="0"/>
+              <w:pageBreakBefore w:val="0"/>
+              <w:widowControl w:val="0"/>
+              <w:pBdr>
+                <w:top w:space="0" w:sz="0" w:val="nil"/>
+                <w:left w:space="0" w:sz="0" w:val="nil"/>
+                <w:bottom w:space="0" w:sz="0" w:val="nil"/>
+                <w:right w:space="0" w:sz="0" w:val="nil"/>
+                <w:between w:space="0" w:sz="0" w:val="nil"/>
+              </w:pBdr>
+              <w:shd w:fill="auto" w:val="clear"/>
+              <w:spacing w:after="0" w:before="0" w:line="240" w:lineRule="auto"/>
+              <w:ind w:left="0" w:right="0" w:firstLine="0"/>
+              <w:jc w:val="left"/>
+              <w:rPr>
+                <w:color w:val="ffffff"/>
+              </w:rPr>
+            </w:pPr>
+            <w:r>
+              <w:rPr>
+                <w:rtl w:val="0"/>
+              </w:rPr>
+            </w:r>
+          </w:p>
+          <w:p>
+            <w:pPr>
+              <w:keepNext w:val="0"/>
+              <w:keepLines w:val="0"/>
+              <w:pageBreakBefore w:val="0"/>
+              <w:widowControl w:val="0"/>
+              <w:pBdr>
+                <w:top w:space="0" w:sz="0" w:val="nil"/>
+                <w:left w:space="0" w:sz="0" w:val="nil"/>
+                <w:bottom w:space="0" w:sz="0" w:val="nil"/>
+                <w:right w:space="0" w:sz="0" w:val="nil"/>
+                <w:between w:space="0" w:sz="0" w:val="nil"/>
+              </w:pBdr>
+              <w:shd w:fill="auto" w:val="clear"/>
+              <w:spacing w:after="0" w:before="0" w:line="240" w:lineRule="auto"/>
+              <w:ind w:left="0" w:right="0" w:firstLine="0"/>
+              <w:jc w:val="left"/>
+              <w:rPr>
+                <w:color w:val="ffffff"/>
+              </w:rPr>
+            </w:pPr>
+            <w:r>
+              <w:rPr>
+                <w:color w:val="ffffff"/>
+                <w:rtl w:val="0"/>
+              </w:rPr>
+              <w:t xml:space="preserve">-------------------------------------------------------------------------------------------</w:t>
+            </w:r>
+          </w:p>
+          <w:p>
+            <w:pPr>
+              <w:keepNext w:val="0"/>
+              <w:keepLines w:val="0"/>
+              <w:pageBreakBefore w:val="0"/>
+              <w:widowControl w:val="0"/>
+              <w:pBdr>
+                <w:top w:space="0" w:sz="0" w:val="nil"/>
+                <w:left w:space="0" w:sz="0" w:val="nil"/>
+                <w:bottom w:space="0" w:sz="0" w:val="nil"/>
+                <w:right w:space="0" w:sz="0" w:val="nil"/>
+                <w:between w:space="0" w:sz="0" w:val="nil"/>
+              </w:pBdr>
+              <w:shd w:fill="auto" w:val="clear"/>
+              <w:spacing w:after="0" w:before="0" w:line="240" w:lineRule="auto"/>
+              <w:ind w:left="0" w:right="0" w:firstLine="0"/>
+              <w:jc w:val="left"/>
+              <w:rPr>
+                <w:color w:val="ffffff"/>
+              </w:rPr>
+            </w:pPr>
+            <w:r>
+              <w:rPr>
+                <w:color w:val="ffffff"/>
+                <w:rtl w:val="0"/>
+              </w:rPr>
+              <w:t xml:space="preserve">Hi! This is Ann Ly. I'm a MD/PhD student in Adrian Wiestner's lab.</w:t>
+            </w:r>
+          </w:p>
+          <w:p>
+            <w:pPr>
+              <w:keepNext w:val="0"/>
+              <w:keepLines w:val="0"/>
+              <w:pageBreakBefore w:val="0"/>
+              <w:widowControl w:val="0"/>
+              <w:pBdr>
+                <w:top w:space="0" w:sz="0" w:val="nil"/>
+                <w:left w:space="0" w:sz="0" w:val="nil"/>
+                <w:bottom w:space="0" w:sz="0" w:val="nil"/>
+                <w:right w:space="0" w:sz="0" w:val="nil"/>
+                <w:between w:space="0" w:sz="0" w:val="nil"/>
+              </w:pBdr>
+              <w:shd w:fill="auto" w:val="clear"/>
+              <w:spacing w:after="0" w:before="0" w:line="240" w:lineRule="auto"/>
+              <w:ind w:left="0" w:right="0" w:firstLine="0"/>
+              <w:jc w:val="left"/>
+              <w:rPr>
+                <w:color w:val="ffffff"/>
+              </w:rPr>
+            </w:pPr>
+            <w:r>
+              <w:rPr>
+                <w:color w:val="ffffff"/>
+                <w:rtl w:val="0"/>
+              </w:rPr>
+              <w:t xml:space="preserve">I can help you prepare for your MIXCR run. When I ask you for some info, just paste it.</w:t>
+            </w:r>
+          </w:p>
+          <w:p>
+            <w:pPr>
+              <w:keepNext w:val="0"/>
+              <w:keepLines w:val="0"/>
+              <w:pageBreakBefore w:val="0"/>
+              <w:widowControl w:val="0"/>
+              <w:pBdr>
+                <w:top w:space="0" w:sz="0" w:val="nil"/>
+                <w:left w:space="0" w:sz="0" w:val="nil"/>
+                <w:bottom w:space="0" w:sz="0" w:val="nil"/>
+                <w:right w:space="0" w:sz="0" w:val="nil"/>
+                <w:between w:space="0" w:sz="0" w:val="nil"/>
+              </w:pBdr>
+              <w:shd w:fill="auto" w:val="clear"/>
+              <w:spacing w:after="0" w:before="0" w:line="240" w:lineRule="auto"/>
+              <w:ind w:left="0" w:right="0" w:firstLine="0"/>
+              <w:jc w:val="left"/>
+              <w:rPr>
+                <w:color w:val="ffffff"/>
+              </w:rPr>
+            </w:pPr>
+            <w:r>
+              <w:rPr>
+                <w:color w:val="ffffff"/>
+                <w:rtl w:val="0"/>
+              </w:rPr>
+              <w:t xml:space="preserve">If you don't have all this info, we can't run MIXCR.</w:t>
+            </w:r>
+          </w:p>
+          <w:p>
+            <w:pPr>
+              <w:keepNext w:val="0"/>
+              <w:keepLines w:val="0"/>
+              <w:pageBreakBefore w:val="0"/>
+              <w:widowControl w:val="0"/>
+              <w:pBdr>
+                <w:top w:space="0" w:sz="0" w:val="nil"/>
+                <w:left w:space="0" w:sz="0" w:val="nil"/>
+                <w:bottom w:space="0" w:sz="0" w:val="nil"/>
+                <w:right w:space="0" w:sz="0" w:val="nil"/>
+                <w:between w:space="0" w:sz="0" w:val="nil"/>
+              </w:pBdr>
+              <w:shd w:fill="auto" w:val="clear"/>
+              <w:spacing w:after="0" w:before="0" w:line="240" w:lineRule="auto"/>
+              <w:ind w:left="0" w:right="0" w:firstLine="0"/>
+              <w:jc w:val="left"/>
+              <w:rPr>
+                <w:color w:val="ffffff"/>
+              </w:rPr>
+            </w:pPr>
+            <w:r>
+              <w:rPr>
+                <w:color w:val="ffffff"/>
+                <w:rtl w:val="0"/>
+              </w:rPr>
+              <w:t xml:space="preserve">Make sure you have all the information we need to make MIXCR work.</w:t>
+            </w:r>
+          </w:p>
+          <w:p>
+            <w:pPr>
+              <w:keepNext w:val="0"/>
+              <w:keepLines w:val="0"/>
+              <w:pageBreakBefore w:val="0"/>
+              <w:widowControl w:val="0"/>
+              <w:pBdr>
+                <w:top w:space="0" w:sz="0" w:val="nil"/>
+                <w:left w:space="0" w:sz="0" w:val="nil"/>
+                <w:bottom w:space="0" w:sz="0" w:val="nil"/>
+                <w:right w:space="0" w:sz="0" w:val="nil"/>
+                <w:between w:space="0" w:sz="0" w:val="nil"/>
+              </w:pBdr>
+              <w:shd w:fill="auto" w:val="clear"/>
+              <w:spacing w:after="0" w:before="0" w:line="240" w:lineRule="auto"/>
+              <w:ind w:left="0" w:right="0" w:firstLine="0"/>
+              <w:jc w:val="left"/>
+              <w:rPr>
+                <w:color w:val="ffffff"/>
+              </w:rPr>
+            </w:pPr>
+            <w:r>
+              <w:rPr>
+                <w:color w:val="ffffff"/>
+                <w:rtl w:val="0"/>
+              </w:rPr>
+              <w:t xml:space="preserve">-------------------------------------------------------------------------------------------</w:t>
+            </w:r>
+          </w:p>
+          <w:p>
+            <w:pPr>
+              <w:keepNext w:val="0"/>
+              <w:keepLines w:val="0"/>
+              <w:pageBreakBefore w:val="0"/>
+              <w:widowControl w:val="0"/>
+              <w:pBdr>
+                <w:top w:space="0" w:sz="0" w:val="nil"/>
+                <w:left w:space="0" w:sz="0" w:val="nil"/>
+                <w:bottom w:space="0" w:sz="0" w:val="nil"/>
+                <w:right w:space="0" w:sz="0" w:val="nil"/>
+                <w:between w:space="0" w:sz="0" w:val="nil"/>
+              </w:pBdr>
+              <w:shd w:fill="auto" w:val="clear"/>
+              <w:spacing w:after="0" w:before="0" w:line="240" w:lineRule="auto"/>
+              <w:ind w:left="0" w:right="0" w:firstLine="0"/>
+              <w:jc w:val="left"/>
+              <w:rPr>
+                <w:color w:val="ffffff"/>
+              </w:rPr>
+            </w:pPr>
+            <w:r>
+              <w:rPr>
+                <w:color w:val="ffffff"/>
+                <w:rtl w:val="0"/>
+              </w:rPr>
+              <w:t xml:space="preserve"> Menu Navigation Tips</w:t>
+            </w:r>
+          </w:p>
+          <w:p>
+            <w:pPr>
+              <w:keepNext w:val="0"/>
+              <w:keepLines w:val="0"/>
+              <w:pageBreakBefore w:val="0"/>
+              <w:widowControl w:val="0"/>
+              <w:pBdr>
+                <w:top w:space="0" w:sz="0" w:val="nil"/>
+                <w:left w:space="0" w:sz="0" w:val="nil"/>
+                <w:bottom w:space="0" w:sz="0" w:val="nil"/>
+                <w:right w:space="0" w:sz="0" w:val="nil"/>
+                <w:between w:space="0" w:sz="0" w:val="nil"/>
+              </w:pBdr>
+              <w:shd w:fill="auto" w:val="clear"/>
+              <w:spacing w:after="0" w:before="0" w:line="240" w:lineRule="auto"/>
+              <w:ind w:left="0" w:right="0" w:firstLine="0"/>
+              <w:jc w:val="left"/>
+              <w:rPr>
+                <w:color w:val="ffffff"/>
+              </w:rPr>
+            </w:pPr>
+            <w:r>
+              <w:rPr>
+                <w:rtl w:val="0"/>
+              </w:rPr>
+            </w:r>
+          </w:p>
+          <w:p>
+            <w:pPr>
+              <w:keepNext w:val="0"/>
+              <w:keepLines w:val="0"/>
+              <w:pageBreakBefore w:val="0"/>
+              <w:widowControl w:val="0"/>
+              <w:pBdr>
+                <w:top w:space="0" w:sz="0" w:val="nil"/>
+                <w:left w:space="0" w:sz="0" w:val="nil"/>
+                <w:bottom w:space="0" w:sz="0" w:val="nil"/>
+                <w:right w:space="0" w:sz="0" w:val="nil"/>
+                <w:between w:space="0" w:sz="0" w:val="nil"/>
+              </w:pBdr>
+              <w:shd w:fill="auto" w:val="clear"/>
+              <w:spacing w:after="0" w:before="0" w:line="240" w:lineRule="auto"/>
+              <w:ind w:left="0" w:right="0" w:firstLine="0"/>
+              <w:jc w:val="left"/>
+              <w:rPr>
+                <w:color w:val="ffffff"/>
+              </w:rPr>
+            </w:pPr>
+            <w:r>
+              <w:rPr>
+                <w:color w:val="ffffff"/>
+                <w:rtl w:val="0"/>
+              </w:rPr>
+              <w:t xml:space="preserve"> If you change your mind on adding info anytime, you can click Ctrl+C to exit.</w:t>
+            </w:r>
+          </w:p>
+          <w:p>
+            <w:pPr>
+              <w:keepNext w:val="0"/>
+              <w:keepLines w:val="0"/>
+              <w:pageBreakBefore w:val="0"/>
+              <w:widowControl w:val="0"/>
+              <w:pBdr>
+                <w:top w:space="0" w:sz="0" w:val="nil"/>
+                <w:left w:space="0" w:sz="0" w:val="nil"/>
+                <w:bottom w:space="0" w:sz="0" w:val="nil"/>
+                <w:right w:space="0" w:sz="0" w:val="nil"/>
+                <w:between w:space="0" w:sz="0" w:val="nil"/>
+              </w:pBdr>
+              <w:shd w:fill="auto" w:val="clear"/>
+              <w:spacing w:after="0" w:before="0" w:line="240" w:lineRule="auto"/>
+              <w:ind w:left="0" w:right="0" w:firstLine="0"/>
+              <w:jc w:val="left"/>
+              <w:rPr>
+                <w:color w:val="ffffff"/>
+              </w:rPr>
+            </w:pPr>
+            <w:r>
+              <w:rPr>
+                <w:color w:val="ffffff"/>
+                <w:rtl w:val="0"/>
+              </w:rPr>
+              <w:t xml:space="preserve"> Step 1 (make_folders) must be done first.</w:t>
+            </w:r>
+          </w:p>
+          <w:p>
+            <w:pPr>
+              <w:keepNext w:val="0"/>
+              <w:keepLines w:val="0"/>
+              <w:pageBreakBefore w:val="0"/>
+              <w:widowControl w:val="0"/>
+              <w:pBdr>
+                <w:top w:space="0" w:sz="0" w:val="nil"/>
+                <w:left w:space="0" w:sz="0" w:val="nil"/>
+                <w:bottom w:space="0" w:sz="0" w:val="nil"/>
+                <w:right w:space="0" w:sz="0" w:val="nil"/>
+                <w:between w:space="0" w:sz="0" w:val="nil"/>
+              </w:pBdr>
+              <w:shd w:fill="auto" w:val="clear"/>
+              <w:spacing w:after="0" w:before="0" w:line="240" w:lineRule="auto"/>
+              <w:ind w:left="0" w:right="0" w:firstLine="0"/>
+              <w:jc w:val="left"/>
+              <w:rPr>
+                <w:color w:val="ffffff"/>
+              </w:rPr>
+            </w:pPr>
+            <w:r>
+              <w:rPr>
+                <w:color w:val="ffffff"/>
+                <w:rtl w:val="0"/>
+              </w:rPr>
+              <w:t xml:space="preserve"> Steps 2-7 can be done in any order.</w:t>
+            </w:r>
+          </w:p>
+          <w:p>
+            <w:pPr>
+              <w:keepNext w:val="0"/>
+              <w:keepLines w:val="0"/>
+              <w:pageBreakBefore w:val="0"/>
+              <w:widowControl w:val="0"/>
+              <w:pBdr>
+                <w:top w:space="0" w:sz="0" w:val="nil"/>
+                <w:left w:space="0" w:sz="0" w:val="nil"/>
+                <w:bottom w:space="0" w:sz="0" w:val="nil"/>
+                <w:right w:space="0" w:sz="0" w:val="nil"/>
+                <w:between w:space="0" w:sz="0" w:val="nil"/>
+              </w:pBdr>
+              <w:shd w:fill="auto" w:val="clear"/>
+              <w:spacing w:after="0" w:before="0" w:line="240" w:lineRule="auto"/>
+              <w:ind w:left="0" w:right="0" w:firstLine="0"/>
+              <w:jc w:val="left"/>
+              <w:rPr>
+                <w:color w:val="ffffff"/>
+              </w:rPr>
+            </w:pPr>
+            <w:r>
+              <w:rPr>
+                <w:color w:val="ffffff"/>
+                <w:rtl w:val="0"/>
+              </w:rPr>
+              <w:t xml:space="preserve"> After you finish Steps 2-7, select Step 8, the ready_to_go option.</w:t>
+            </w:r>
+          </w:p>
+          <w:p>
+            <w:pPr>
+              <w:keepNext w:val="0"/>
+              <w:keepLines w:val="0"/>
+              <w:pageBreakBefore w:val="0"/>
+              <w:widowControl w:val="0"/>
+              <w:pBdr>
+                <w:top w:space="0" w:sz="0" w:val="nil"/>
+                <w:left w:space="0" w:sz="0" w:val="nil"/>
+                <w:bottom w:space="0" w:sz="0" w:val="nil"/>
+                <w:right w:space="0" w:sz="0" w:val="nil"/>
+                <w:between w:space="0" w:sz="0" w:val="nil"/>
+              </w:pBdr>
+              <w:shd w:fill="auto" w:val="clear"/>
+              <w:spacing w:after="0" w:before="0" w:line="240" w:lineRule="auto"/>
+              <w:ind w:left="0" w:right="0" w:firstLine="0"/>
+              <w:jc w:val="left"/>
+              <w:rPr>
+                <w:color w:val="ffffff"/>
+              </w:rPr>
+            </w:pPr>
+            <w:r>
+              <w:rPr>
+                <w:color w:val="ffffff"/>
+                <w:rtl w:val="0"/>
+              </w:rPr>
+              <w:t xml:space="preserve">-------------------------------------------------------------------------------------------</w:t>
+            </w:r>
+          </w:p>
+          <w:p>
+            <w:pPr>
+              <w:keepNext w:val="0"/>
+              <w:keepLines w:val="0"/>
+              <w:pageBreakBefore w:val="0"/>
+              <w:widowControl w:val="0"/>
+              <w:pBdr>
+                <w:top w:space="0" w:sz="0" w:val="nil"/>
+                <w:left w:space="0" w:sz="0" w:val="nil"/>
+                <w:bottom w:space="0" w:sz="0" w:val="nil"/>
+                <w:right w:space="0" w:sz="0" w:val="nil"/>
+                <w:between w:space="0" w:sz="0" w:val="nil"/>
+              </w:pBdr>
+              <w:shd w:fill="auto" w:val="clear"/>
+              <w:spacing w:after="0" w:before="0" w:line="240" w:lineRule="auto"/>
+              <w:ind w:left="0" w:right="0" w:firstLine="0"/>
+              <w:jc w:val="left"/>
+              <w:rPr>
+                <w:color w:val="ffffff"/>
+              </w:rPr>
+            </w:pPr>
+            <w:r>
+              <w:rPr>
+                <w:rtl w:val="0"/>
+              </w:rPr>
+            </w:r>
+          </w:p>
+          <w:p>
+            <w:pPr>
+              <w:keepNext w:val="0"/>
+              <w:keepLines w:val="0"/>
+              <w:pageBreakBefore w:val="0"/>
+              <w:widowControl w:val="0"/>
+              <w:pBdr>
+                <w:top w:space="0" w:sz="0" w:val="nil"/>
+                <w:left w:space="0" w:sz="0" w:val="nil"/>
+                <w:bottom w:space="0" w:sz="0" w:val="nil"/>
+                <w:right w:space="0" w:sz="0" w:val="nil"/>
+                <w:between w:space="0" w:sz="0" w:val="nil"/>
+              </w:pBdr>
+              <w:shd w:fill="auto" w:val="clear"/>
+              <w:spacing w:after="0" w:before="0" w:line="240" w:lineRule="auto"/>
+              <w:ind w:left="0" w:right="0" w:firstLine="0"/>
+              <w:jc w:val="left"/>
+              <w:rPr>
+                <w:color w:val="ffffff"/>
+              </w:rPr>
+            </w:pPr>
+            <w:r>
+              <w:rPr>
+                <w:color w:val="ffffff"/>
+                <w:rtl w:val="0"/>
+              </w:rPr>
+              <w:t xml:space="preserve">1) make_folders     4) out_dir          7) experiment_info</w:t>
+            </w:r>
+          </w:p>
+          <w:p>
+            <w:pPr>
+              <w:keepNext w:val="0"/>
+              <w:keepLines w:val="0"/>
+              <w:pageBreakBefore w:val="0"/>
+              <w:widowControl w:val="0"/>
+              <w:pBdr>
+                <w:top w:space="0" w:sz="0" w:val="nil"/>
+                <w:left w:space="0" w:sz="0" w:val="nil"/>
+                <w:bottom w:space="0" w:sz="0" w:val="nil"/>
+                <w:right w:space="0" w:sz="0" w:val="nil"/>
+                <w:between w:space="0" w:sz="0" w:val="nil"/>
+              </w:pBdr>
+              <w:shd w:fill="auto" w:val="clear"/>
+              <w:spacing w:after="0" w:before="0" w:line="240" w:lineRule="auto"/>
+              <w:ind w:left="0" w:right="0" w:firstLine="0"/>
+              <w:jc w:val="left"/>
+              <w:rPr>
+                <w:color w:val="ffffff"/>
+              </w:rPr>
+            </w:pPr>
+            <w:r>
+              <w:rPr>
+                <w:color w:val="ffffff"/>
+                <w:rtl w:val="0"/>
+              </w:rPr>
+              <w:t xml:space="preserve">2) sample_names     5) b_dir            8) ready_to_go</w:t>
+            </w:r>
+          </w:p>
+          <w:p>
+            <w:pPr>
+              <w:keepNext w:val="0"/>
+              <w:keepLines w:val="0"/>
+              <w:pageBreakBefore w:val="0"/>
+              <w:widowControl w:val="0"/>
+              <w:pBdr>
+                <w:top w:space="0" w:sz="0" w:val="nil"/>
+                <w:left w:space="0" w:sz="0" w:val="nil"/>
+                <w:bottom w:space="0" w:sz="0" w:val="nil"/>
+                <w:right w:space="0" w:sz="0" w:val="nil"/>
+                <w:between w:space="0" w:sz="0" w:val="nil"/>
+              </w:pBdr>
+              <w:shd w:fill="auto" w:val="clear"/>
+              <w:spacing w:after="0" w:before="0" w:line="240" w:lineRule="auto"/>
+              <w:ind w:left="0" w:right="0" w:firstLine="0"/>
+              <w:jc w:val="left"/>
+              <w:rPr>
+                <w:color w:val="ffffff"/>
+              </w:rPr>
+            </w:pPr>
+            <w:r>
+              <w:rPr>
+                <w:color w:val="ffffff"/>
+                <w:rtl w:val="0"/>
+              </w:rPr>
+              <w:t xml:space="preserve">3) fastq_dir        6) fastq_format     9) quit</w:t>
+            </w:r>
+          </w:p>
+          <w:p>
+            <w:pPr>
+              <w:keepNext w:val="0"/>
+              <w:keepLines w:val="0"/>
+              <w:pageBreakBefore w:val="0"/>
+              <w:widowControl w:val="0"/>
+              <w:pBdr>
+                <w:top w:space="0" w:sz="0" w:val="nil"/>
+                <w:left w:space="0" w:sz="0" w:val="nil"/>
+                <w:bottom w:space="0" w:sz="0" w:val="nil"/>
+                <w:right w:space="0" w:sz="0" w:val="nil"/>
+                <w:between w:space="0" w:sz="0" w:val="nil"/>
+              </w:pBdr>
+              <w:shd w:fill="auto" w:val="clear"/>
+              <w:spacing w:after="0" w:before="0" w:line="240" w:lineRule="auto"/>
+              <w:ind w:left="0" w:right="0" w:firstLine="0"/>
+              <w:jc w:val="left"/>
+              <w:rPr>
+                <w:color w:val="ffffff"/>
+              </w:rPr>
+            </w:pPr>
+            <w:r>
+              <w:rPr>
+                <w:color w:val="ffffff"/>
+                <w:rtl w:val="0"/>
+              </w:rPr>
+              <w:t xml:space="preserve">What information do you want to add?:</w:t>
             </w:r>
           </w:p>
         </w:tc>
@@ -5017,469 +5522,100 @@
     </w:tbl>
     <w:p>
       <w:pPr>
+        <w:rPr/>
+      </w:pPr>
+      <w:r>
+        <w:rPr>
+          <w:rtl w:val="0"/>
+        </w:rPr>
+      </w:r>
+    </w:p>
+    <w:p>
+      <w:pPr>
+        <w:rPr/>
+      </w:pPr>
+      <w:r>
+        <w:rPr>
+          <w:rtl w:val="0"/>
+        </w:rPr>
+      </w:r>
+    </w:p>
+    <w:p>
+      <w:pPr>
+        <w:rPr/>
+      </w:pPr>
+      <w:r>
+        <w:rPr>
+          <w:rtl w:val="0"/>
+        </w:rPr>
+        <w:t xml:space="preserve">To get ready for MIXCR, you should proceed through each item in the menu from steps 1-7.</w:t>
+      </w:r>
+    </w:p>
+    <w:p>
+      <w:pPr>
+        <w:rPr/>
+      </w:pPr>
+      <w:r>
+        <w:rPr>
+          <w:rtl w:val="0"/>
+        </w:rPr>
+      </w:r>
+    </w:p>
+    <w:p>
+      <w:pPr>
         <w:pStyle w:val="Heading3"/>
         <w:rPr/>
       </w:pPr>
-      <w:bookmarkStart w:colFirst="0" w:colLast="0" w:name="_khs6mbpljm3y" w:id="10"/>
-      <w:bookmarkEnd w:id="10"/>
-      <w:r>
-        <w:rPr>
-          <w:rtl w:val="0"/>
-        </w:rPr>
-        <w:t xml:space="preserve">3. Fastq_dir</w:t>
-      </w:r>
-    </w:p>
-    <w:p>
-      <w:pPr>
-        <w:rPr/>
-      </w:pPr>
-      <w:r>
-        <w:rPr>
-          <w:rtl w:val="0"/>
-        </w:rPr>
-      </w:r>
-    </w:p>
-    <w:p>
-      <w:pPr>
-        <w:rPr/>
-      </w:pPr>
-      <w:r>
-        <w:rPr>
-          <w:rtl w:val="0"/>
-        </w:rPr>
-        <w:t xml:space="preserve">Paste the location of your FASTQ files.</w:t>
-      </w:r>
-    </w:p>
-    <w:p>
-      <w:pPr>
-        <w:rPr/>
-      </w:pPr>
-      <w:r>
-        <w:rPr>
-          <w:rtl w:val="0"/>
-        </w:rPr>
-      </w:r>
-    </w:p>
-    <w:p>
-      <w:pPr>
-        <w:rPr/>
-      </w:pPr>
-      <w:r>
-        <w:rPr/>
-        <w:drawing>
-          <wp:inline distB="114300" distT="114300" distL="114300" distR="114300">
-            <wp:extent cx="3471863" cy="369056"/>
-            <wp:effectExtent b="0" l="0" r="0" t="0"/>
-            <wp:docPr id="6" name="image4.png"/>
-            <a:graphic>
-              <a:graphicData uri="http://schemas.openxmlformats.org/drawingml/2006/picture">
-                <pic:pic>
-                  <pic:nvPicPr>
-                    <pic:cNvPr id="0" name="image4.png"/>
-                    <pic:cNvPicPr preferRelativeResize="0"/>
-                  </pic:nvPicPr>
-                  <pic:blipFill>
-                    <a:blip r:embed="rId15"/>
-                    <a:srcRect b="0" l="0" r="0" t="0"/>
-                    <a:stretch>
-                      <a:fillRect/>
-                    </a:stretch>
-                  </pic:blipFill>
-                  <pic:spPr>
-                    <a:xfrm>
-                      <a:off x="0" y="0"/>
-                      <a:ext cx="3471863" cy="369056"/>
-                    </a:xfrm>
-                    <a:prstGeom prst="rect"/>
-                    <a:ln/>
-                  </pic:spPr>
-                </pic:pic>
-              </a:graphicData>
-            </a:graphic>
-          </wp:inline>
-        </w:drawing>
-      </w:r>
-      <w:r>
-        <w:rPr>
-          <w:rtl w:val="0"/>
-        </w:rPr>
-      </w:r>
-    </w:p>
-    <w:p>
-      <w:pPr>
-        <w:rPr/>
-      </w:pPr>
-      <w:r>
-        <w:rPr>
-          <w:rtl w:val="0"/>
-        </w:rPr>
-      </w:r>
-    </w:p>
-    <w:p>
-      <w:pPr>
-        <w:rPr>
-          <w:b w:val="1"/>
-          <w:bCs w:val="1"/>
-        </w:rPr>
-      </w:pPr>
-      <w:r>
-        <w:rPr>
-          <w:b w:val="1"/>
-          <w:bCs w:val="1"/>
-          <w:rtl w:val="0"/>
-        </w:rPr>
-        <w:t xml:space="preserve">For example, I would paste:</w:t>
-      </w:r>
-    </w:p>
-    <w:p>
-      <w:pPr>
-        <w:widowControl w:val="0"/>
-        <w:rPr/>
-      </w:pPr>
-      <w:r>
-        <w:rPr>
-          <w:rtl w:val="0"/>
-        </w:rPr>
-        <w:t xml:space="preserve">/data/lyat/projects/project001/fastq/01_lymph_node/special_project_name/01_fastq_gz/special_project_name</w:t>
-      </w:r>
-    </w:p>
-    <w:p>
-      <w:pPr>
-        <w:widowControl w:val="0"/>
-        <w:rPr/>
-      </w:pPr>
-      <w:r>
-        <w:rPr>
-          <w:rtl w:val="0"/>
-        </w:rPr>
-      </w:r>
-    </w:p>
-    <w:p>
-      <w:pPr>
-        <w:pStyle w:val="Heading3"/>
-        <w:widowControl w:val="0"/>
-        <w:rPr/>
-      </w:pPr>
-      <w:bookmarkStart w:colFirst="0" w:colLast="0" w:name="_34n2cplf0spo" w:id="11"/>
-      <w:bookmarkEnd w:id="11"/>
-      <w:r>
-        <w:rPr>
-          <w:rtl w:val="0"/>
-        </w:rPr>
-        <w:t xml:space="preserve">4. Out_dir</w:t>
-      </w:r>
-    </w:p>
-    <w:p>
-      <w:pPr>
-        <w:rPr/>
-      </w:pPr>
-      <w:r>
-        <w:rPr>
-          <w:rtl w:val="0"/>
-        </w:rPr>
-        <w:t xml:space="preserve">Paste the location where you would like the MIXCR output to go. </w:t>
-      </w:r>
-    </w:p>
-    <w:p>
-      <w:pPr>
-        <w:rPr>
-          <w:b w:val="1"/>
-          <w:bCs w:val="1"/>
-        </w:rPr>
-      </w:pPr>
-      <w:r>
-        <w:rPr>
-          <w:b w:val="1"/>
-          <w:bCs w:val="1"/>
-          <w:rtl w:val="0"/>
-        </w:rPr>
-        <w:t xml:space="preserve">For example, I would paste</w:t>
-      </w:r>
-    </w:p>
-    <w:p>
-      <w:pPr>
-        <w:widowControl w:val="0"/>
-        <w:rPr/>
-      </w:pPr>
-      <w:r>
-        <w:rPr>
-          <w:rtl w:val="0"/>
-        </w:rPr>
-        <w:t xml:space="preserve">/data/lyat/projects/project001/mixcr/set01/special_project_name/01_out</w:t>
-      </w:r>
-    </w:p>
-    <w:p>
-      <w:pPr>
-        <w:widowControl w:val="0"/>
-        <w:rPr/>
-      </w:pPr>
-      <w:r>
-        <w:rPr/>
-        <w:drawing>
-          <wp:inline distB="114300" distT="114300" distL="114300" distR="114300">
-            <wp:extent cx="9224833" cy="478645"/>
-            <wp:effectExtent b="0" l="0" r="0" t="0"/>
-            <wp:docPr id="8" name="image3.png"/>
-            <a:graphic>
-              <a:graphicData uri="http://schemas.openxmlformats.org/drawingml/2006/picture">
-                <pic:pic>
-                  <pic:nvPicPr>
-                    <pic:cNvPr id="0" name="image3.png"/>
-                    <pic:cNvPicPr preferRelativeResize="0"/>
-                  </pic:nvPicPr>
-                  <pic:blipFill>
-                    <a:blip r:embed="rId16"/>
-                    <a:srcRect b="46541" l="0" r="36576" t="0"/>
-                    <a:stretch>
-                      <a:fillRect/>
-                    </a:stretch>
-                  </pic:blipFill>
-                  <pic:spPr>
-                    <a:xfrm>
-                      <a:off x="0" y="0"/>
-                      <a:ext cx="9224833" cy="478645"/>
-                    </a:xfrm>
-                    <a:prstGeom prst="rect"/>
-                    <a:ln/>
-                  </pic:spPr>
-                </pic:pic>
-              </a:graphicData>
-            </a:graphic>
-          </wp:inline>
-        </w:drawing>
-      </w:r>
-      <w:r>
-        <w:rPr>
-          <w:rtl w:val="0"/>
-        </w:rPr>
-      </w:r>
-    </w:p>
-    <w:p>
-      <w:pPr>
-        <w:widowControl w:val="0"/>
-        <w:rPr/>
-      </w:pPr>
-      <w:r>
-        <w:rPr/>
-        <w:drawing>
-          <wp:inline distB="114300" distT="114300" distL="114300" distR="114300">
-            <wp:extent cx="7334250" cy="281270"/>
-            <wp:effectExtent b="0" l="0" r="0" t="0"/>
-            <wp:docPr id="4" name="image3.png"/>
-            <a:graphic>
-              <a:graphicData uri="http://schemas.openxmlformats.org/drawingml/2006/picture">
-                <pic:pic>
-                  <pic:nvPicPr>
-                    <pic:cNvPr id="0" name="image3.png"/>
-                    <pic:cNvPicPr preferRelativeResize="0"/>
-                  </pic:nvPicPr>
-                  <pic:blipFill>
-                    <a:blip r:embed="rId16"/>
-                    <a:srcRect b="0" l="0" r="49549" t="68428"/>
-                    <a:stretch>
-                      <a:fillRect/>
-                    </a:stretch>
-                  </pic:blipFill>
-                  <pic:spPr>
-                    <a:xfrm>
-                      <a:off x="0" y="0"/>
-                      <a:ext cx="7334250" cy="281270"/>
-                    </a:xfrm>
-                    <a:prstGeom prst="rect"/>
-                    <a:ln/>
-                  </pic:spPr>
-                </pic:pic>
-              </a:graphicData>
-            </a:graphic>
-          </wp:inline>
-        </w:drawing>
-      </w:r>
-      <w:r>
-        <w:rPr>
-          <w:rtl w:val="0"/>
-        </w:rPr>
-      </w:r>
-    </w:p>
-    <w:p>
-      <w:pPr>
-        <w:widowControl w:val="0"/>
-        <w:rPr/>
-      </w:pPr>
-      <w:r>
-        <w:rPr>
-          <w:rtl w:val="0"/>
-        </w:rPr>
-      </w:r>
-    </w:p>
-    <w:p>
-      <w:pPr>
-        <w:pStyle w:val="Heading3"/>
-        <w:widowControl w:val="0"/>
-        <w:rPr/>
-      </w:pPr>
-      <w:bookmarkStart w:colFirst="0" w:colLast="0" w:name="_v1ptrommmy6x" w:id="12"/>
-      <w:bookmarkEnd w:id="12"/>
-      <w:r>
-        <w:rPr>
-          <w:rtl w:val="0"/>
-        </w:rPr>
-        <w:t xml:space="preserve">5. B_dir</w:t>
-      </w:r>
-    </w:p>
-    <w:p>
-      <w:pPr>
-        <w:rPr/>
-      </w:pPr>
-      <w:r>
-        <w:rPr>
-          <w:rtl w:val="0"/>
-        </w:rPr>
-        <w:t xml:space="preserve">Paste the location where you would like the MIXCR IGH, IGK, IGL output to go.</w:t>
-      </w:r>
-    </w:p>
-    <w:p>
-      <w:pPr>
-        <w:rPr>
-          <w:b w:val="1"/>
-          <w:bCs w:val="1"/>
-        </w:rPr>
-      </w:pPr>
-      <w:r>
-        <w:rPr>
-          <w:b w:val="1"/>
-          <w:bCs w:val="1"/>
-          <w:rtl w:val="0"/>
-        </w:rPr>
-        <w:t xml:space="preserve">For example, I would paste</w:t>
-      </w:r>
-    </w:p>
-    <w:p>
-      <w:pPr>
-        <w:widowControl w:val="0"/>
-        <w:rPr/>
-      </w:pPr>
-      <w:r>
-        <w:rPr>
-          <w:rtl w:val="0"/>
-        </w:rPr>
-        <w:t xml:space="preserve">/data/lyat/projects/project001/mixcr/set01/special_project_name/02_b_chain</w:t>
-      </w:r>
-    </w:p>
-    <w:p>
-      <w:pPr>
-        <w:widowControl w:val="0"/>
-        <w:rPr/>
-      </w:pPr>
-      <w:r>
-        <w:rPr/>
-        <w:drawing>
-          <wp:inline distB="114300" distT="114300" distL="114300" distR="114300">
-            <wp:extent cx="6086475" cy="471556"/>
-            <wp:effectExtent b="0" l="0" r="0" t="0"/>
-            <wp:docPr id="12" name="image6.png"/>
-            <a:graphic>
-              <a:graphicData uri="http://schemas.openxmlformats.org/drawingml/2006/picture">
-                <pic:pic>
-                  <pic:nvPicPr>
-                    <pic:cNvPr id="0" name="image6.png"/>
-                    <pic:cNvPicPr preferRelativeResize="0"/>
-                  </pic:nvPicPr>
-                  <pic:blipFill>
-                    <a:blip r:embed="rId17"/>
-                    <a:srcRect b="49993" l="0" r="58658" t="0"/>
-                    <a:stretch>
-                      <a:fillRect/>
-                    </a:stretch>
-                  </pic:blipFill>
-                  <pic:spPr>
-                    <a:xfrm>
-                      <a:off x="0" y="0"/>
-                      <a:ext cx="6086475" cy="471556"/>
-                    </a:xfrm>
-                    <a:prstGeom prst="rect"/>
-                    <a:ln/>
-                  </pic:spPr>
-                </pic:pic>
-              </a:graphicData>
-            </a:graphic>
-          </wp:inline>
-        </w:drawing>
-      </w:r>
-      <w:r>
-        <w:rPr>
-          <w:rtl w:val="0"/>
-        </w:rPr>
-      </w:r>
-    </w:p>
-    <w:p>
-      <w:pPr>
-        <w:widowControl w:val="0"/>
-        <w:rPr/>
-      </w:pPr>
-      <w:r>
-        <w:rPr/>
-        <w:drawing>
-          <wp:inline distB="114300" distT="114300" distL="114300" distR="114300">
-            <wp:extent cx="7181850" cy="476250"/>
-            <wp:effectExtent b="0" l="0" r="0" t="0"/>
-            <wp:docPr id="7" name="image6.png"/>
-            <a:graphic>
-              <a:graphicData uri="http://schemas.openxmlformats.org/drawingml/2006/picture">
-                <pic:pic>
-                  <pic:nvPicPr>
-                    <pic:cNvPr id="0" name="image6.png"/>
-                    <pic:cNvPicPr preferRelativeResize="0"/>
-                  </pic:nvPicPr>
-                  <pic:blipFill>
-                    <a:blip r:embed="rId17"/>
-                    <a:srcRect b="-18017" l="0" r="51217" t="68010"/>
-                    <a:stretch>
-                      <a:fillRect/>
-                    </a:stretch>
-                  </pic:blipFill>
-                  <pic:spPr>
-                    <a:xfrm>
-                      <a:off x="0" y="0"/>
-                      <a:ext cx="7181850" cy="476250"/>
-                    </a:xfrm>
-                    <a:prstGeom prst="rect"/>
-                    <a:ln/>
-                  </pic:spPr>
-                </pic:pic>
-              </a:graphicData>
-            </a:graphic>
-          </wp:inline>
-        </w:drawing>
-      </w:r>
-      <w:r>
-        <w:rPr>
-          <w:rtl w:val="0"/>
-        </w:rPr>
-      </w:r>
-    </w:p>
-    <w:p>
-      <w:pPr>
-        <w:pStyle w:val="Heading3"/>
-        <w:widowControl w:val="0"/>
-        <w:rPr/>
-      </w:pPr>
-      <w:bookmarkStart w:colFirst="0" w:colLast="0" w:name="_3occ7lb5w5hw" w:id="13"/>
-      <w:bookmarkEnd w:id="13"/>
-      <w:r>
-        <w:rPr>
-          <w:rtl w:val="0"/>
-        </w:rPr>
-        <w:t xml:space="preserve">6. Specify FASTQ Format</w:t>
-      </w:r>
-    </w:p>
-    <w:p>
-      <w:pPr>
-        <w:rPr/>
-      </w:pPr>
-      <w:r>
-        <w:rPr>
-          <w:rtl w:val="0"/>
-        </w:rPr>
+      <w:bookmarkStart w:colFirst="0" w:colLast="0" w:name="_6y81qke6pu67" w:id="8"/>
+      <w:bookmarkEnd w:id="8"/>
+      <w:r>
+        <w:rPr>
+          <w:rtl w:val="0"/>
+        </w:rPr>
+        <w:t xml:space="preserve">1. Make_Folders</w:t>
+      </w:r>
+    </w:p>
+    <w:p>
+      <w:pPr>
+        <w:rPr/>
+      </w:pPr>
+      <w:r>
+        <w:rPr>
+          <w:rtl w:val="0"/>
+        </w:rPr>
+        <w:t xml:space="preserve">When you type “1”, this opens the make_folders option.</w:t>
+      </w:r>
+    </w:p>
+    <w:p>
+      <w:pPr>
+        <w:rPr/>
+      </w:pPr>
+      <w:r>
+        <w:rPr>
+          <w:rtl w:val="0"/>
+        </w:rPr>
+        <w:t xml:space="preserve">It creates the folders that will be used to make the inputs for MIXCR.</w:t>
+      </w:r>
+    </w:p>
+    <w:p>
+      <w:pPr>
+        <w:rPr/>
+      </w:pPr>
+      <w:r>
+        <w:rPr>
+          <w:rtl w:val="0"/>
+        </w:rPr>
+      </w:r>
+    </w:p>
+    <w:p>
+      <w:pPr>
+        <w:rPr/>
+      </w:pPr>
+      <w:r>
+        <w:rPr>
+          <w:rtl w:val="0"/>
+        </w:rPr>
+        <w:t xml:space="preserve">Select “y” for yes. Once you do, I’ll make the folders for you.</w:t>
       </w:r>
     </w:p>
     <w:p>
@@ -5523,81 +5659,123 @@
         </w:trPr>
         <w:tc>
           <w:tcPr>
-            <w:shd w:fill="fff2cc" w:val="clear"/>
+            <w:shd w:fill="000000" w:val="clear"/>
+            <w:tcMar>
+              <w:top w:w="100.0" w:type="dxa"/>
+              <w:left w:w="100.0" w:type="dxa"/>
+              <w:bottom w:w="100.0" w:type="dxa"/>
+              <w:right w:w="100.0" w:type="dxa"/>
+            </w:tcMar>
+            <w:vAlign w:val="top"/>
           </w:tcPr>
           <w:p>
             <w:pPr>
-              <w:widowControl w:val="0"/>
-              <w:rPr>
-                <w:b w:val="1"/>
-                <w:bCs w:val="1"/>
-              </w:rPr>
-            </w:pPr>
-            <w:r>
-              <w:rPr>
-                <w:b w:val="1"/>
-                <w:bCs w:val="1"/>
-                <w:rtl w:val="0"/>
-              </w:rPr>
-              <w:t xml:space="preserve">Note the extension of your fastq files. </w:t>
-            </w:r>
-          </w:p>
-          <w:p>
-            <w:pPr>
-              <w:widowControl w:val="0"/>
-              <w:rPr/>
-            </w:pPr>
-            <w:r>
-              <w:rPr>
-                <w:rtl w:val="0"/>
-              </w:rPr>
-              <w:t xml:space="preserve">Paste the extension style that they are in when specified. </w:t>
-            </w:r>
-          </w:p>
-          <w:p>
-            <w:pPr>
-              <w:widowControl w:val="0"/>
-              <w:rPr>
-                <w:b w:val="1"/>
-                <w:bCs w:val="1"/>
-              </w:rPr>
-            </w:pPr>
-            <w:r>
-              <w:rPr>
-                <w:rtl w:val="0"/>
-              </w:rPr>
-            </w:r>
-          </w:p>
-          <w:p>
-            <w:pPr>
-              <w:widowControl w:val="0"/>
-              <w:rPr>
-                <w:b w:val="1"/>
-                <w:bCs w:val="1"/>
-              </w:rPr>
-            </w:pPr>
-            <w:r>
-              <w:rPr>
-                <w:b w:val="1"/>
-                <w:bCs w:val="1"/>
-                <w:rtl w:val="0"/>
-              </w:rPr>
-              <w:t xml:space="preserve">ex: _1.fastq.gz or _R1.fastq.gz or _1.fastq or _R1.fastq</w:t>
-            </w:r>
-          </w:p>
-          <w:p>
-            <w:pPr>
-              <w:widowControl w:val="0"/>
-              <w:rPr/>
-            </w:pPr>
-            <w:r>
-              <w:rPr>
-                <w:b w:val="1"/>
-                <w:bCs w:val="1"/>
-                <w:rtl w:val="0"/>
-              </w:rPr>
-              <w:t xml:space="preserve">ex: _2.fastq.gz or _R2.fastq.gz or _2.fastq or _R2.fastq</w:t>
-            </w:r>
+              <w:keepNext w:val="0"/>
+              <w:keepLines w:val="0"/>
+              <w:pageBreakBefore w:val="0"/>
+              <w:widowControl w:val="0"/>
+              <w:pBdr>
+                <w:top w:space="0" w:sz="0" w:val="nil"/>
+                <w:left w:space="0" w:sz="0" w:val="nil"/>
+                <w:bottom w:space="0" w:sz="0" w:val="nil"/>
+                <w:right w:space="0" w:sz="0" w:val="nil"/>
+                <w:between w:space="0" w:sz="0" w:val="nil"/>
+              </w:pBdr>
+              <w:shd w:fill="auto" w:val="clear"/>
+              <w:spacing w:after="0" w:before="0" w:line="240" w:lineRule="auto"/>
+              <w:ind w:left="0" w:right="0" w:firstLine="0"/>
+              <w:jc w:val="left"/>
+              <w:rPr>
+                <w:color w:val="ffffff"/>
+              </w:rPr>
+            </w:pPr>
+            <w:r>
+              <w:rPr>
+                <w:color w:val="ffffff"/>
+                <w:rtl w:val="0"/>
+              </w:rPr>
+              <w:t xml:space="preserve">Do you need me to set up the key folders? Only say yes if you are running a completely fresh analysis.</w:t>
+            </w:r>
+          </w:p>
+          <w:p>
+            <w:pPr>
+              <w:keepNext w:val="0"/>
+              <w:keepLines w:val="0"/>
+              <w:pageBreakBefore w:val="0"/>
+              <w:widowControl w:val="0"/>
+              <w:pBdr>
+                <w:top w:space="0" w:sz="0" w:val="nil"/>
+                <w:left w:space="0" w:sz="0" w:val="nil"/>
+                <w:bottom w:space="0" w:sz="0" w:val="nil"/>
+                <w:right w:space="0" w:sz="0" w:val="nil"/>
+                <w:between w:space="0" w:sz="0" w:val="nil"/>
+              </w:pBdr>
+              <w:shd w:fill="auto" w:val="clear"/>
+              <w:spacing w:after="0" w:before="0" w:line="240" w:lineRule="auto"/>
+              <w:ind w:left="0" w:right="0" w:firstLine="0"/>
+              <w:jc w:val="left"/>
+              <w:rPr>
+                <w:color w:val="ffffff"/>
+              </w:rPr>
+            </w:pPr>
+            <w:r>
+              <w:rPr>
+                <w:color w:val="ffffff"/>
+                <w:rtl w:val="0"/>
+              </w:rPr>
+              <w:t xml:space="preserve">Do you want to continue? (y/n): y</w:t>
+            </w:r>
+          </w:p>
+          <w:p>
+            <w:pPr>
+              <w:keepNext w:val="0"/>
+              <w:keepLines w:val="0"/>
+              <w:pageBreakBefore w:val="0"/>
+              <w:widowControl w:val="0"/>
+              <w:pBdr>
+                <w:top w:space="0" w:sz="0" w:val="nil"/>
+                <w:left w:space="0" w:sz="0" w:val="nil"/>
+                <w:bottom w:space="0" w:sz="0" w:val="nil"/>
+                <w:right w:space="0" w:sz="0" w:val="nil"/>
+                <w:between w:space="0" w:sz="0" w:val="nil"/>
+              </w:pBdr>
+              <w:shd w:fill="auto" w:val="clear"/>
+              <w:spacing w:after="0" w:before="0" w:line="240" w:lineRule="auto"/>
+              <w:ind w:left="0" w:right="0" w:firstLine="0"/>
+              <w:jc w:val="left"/>
+              <w:rPr>
+                <w:color w:val="ffffff"/>
+              </w:rPr>
+            </w:pPr>
+            <w:r>
+              <w:rPr>
+                <w:color w:val="ffffff"/>
+                <w:rtl w:val="0"/>
+              </w:rPr>
+              <w:t xml:space="preserve">Ok, I made the key folders.</w:t>
+            </w:r>
+          </w:p>
+          <w:p>
+            <w:pPr>
+              <w:keepNext w:val="0"/>
+              <w:keepLines w:val="0"/>
+              <w:pageBreakBefore w:val="0"/>
+              <w:widowControl w:val="0"/>
+              <w:pBdr>
+                <w:top w:space="0" w:sz="0" w:val="nil"/>
+                <w:left w:space="0" w:sz="0" w:val="nil"/>
+                <w:bottom w:space="0" w:sz="0" w:val="nil"/>
+                <w:right w:space="0" w:sz="0" w:val="nil"/>
+                <w:between w:space="0" w:sz="0" w:val="nil"/>
+              </w:pBdr>
+              <w:shd w:fill="auto" w:val="clear"/>
+              <w:spacing w:after="0" w:before="0" w:line="240" w:lineRule="auto"/>
+              <w:ind w:left="0" w:right="0" w:firstLine="0"/>
+              <w:jc w:val="left"/>
+              <w:rPr>
+                <w:color w:val="ffffff"/>
+              </w:rPr>
+            </w:pPr>
             <w:r>
               <w:rPr>
                 <w:rtl w:val="0"/>
@@ -5609,184 +5787,144 @@
     </w:tbl>
     <w:p>
       <w:pPr>
-        <w:widowControl w:val="0"/>
-        <w:rPr>
-          <w:b w:val="1"/>
-          <w:bCs w:val="1"/>
-        </w:rPr>
-      </w:pPr>
-      <w:r>
-        <w:rPr>
-          <w:rtl w:val="0"/>
-        </w:rPr>
-      </w:r>
-    </w:p>
-    <w:p>
-      <w:pPr>
-        <w:widowControl w:val="0"/>
-        <w:rPr/>
-      </w:pPr>
-      <w:r>
-        <w:rPr>
-          <w:rtl w:val="0"/>
-        </w:rPr>
-        <w:t xml:space="preserve">In my case, I pasted these for each of the styles:</w:t>
-      </w:r>
-    </w:p>
-    <w:p>
-      <w:pPr>
-        <w:numPr>
-          <w:ilvl w:val="0"/>
-          <w:numId w:val="11"/>
-        </w:numPr>
-        <w:ind w:left="720" w:hanging="360"/>
-      </w:pPr>
-      <w:r>
-        <w:rPr>
-          <w:rtl w:val="0"/>
-        </w:rPr>
-        <w:t xml:space="preserve"> </w:t>
-      </w:r>
-      <w:r>
-        <w:rPr>
-          <w:b w:val="1"/>
-          <w:bCs w:val="1"/>
-          <w:rtl w:val="0"/>
-        </w:rPr>
-        <w:t xml:space="preserve">FASTQ R1 style:</w:t>
-      </w:r>
-      <w:r>
-        <w:rPr>
-          <w:rtl w:val="0"/>
-        </w:rPr>
-        <w:t xml:space="preserve"> _R1.fastq.gz</w:t>
-      </w:r>
-    </w:p>
-    <w:p>
-      <w:pPr>
-        <w:widowControl w:val="0"/>
-        <w:numPr>
-          <w:ilvl w:val="0"/>
-          <w:numId w:val="11"/>
-        </w:numPr>
-        <w:ind w:left="720" w:hanging="360"/>
-      </w:pPr>
-      <w:r>
-        <w:rPr>
-          <w:b w:val="1"/>
-          <w:bCs w:val="1"/>
-          <w:rtl w:val="0"/>
-        </w:rPr>
-        <w:t xml:space="preserve">FASTQ R2 style:</w:t>
-      </w:r>
-      <w:r>
-        <w:rPr>
-          <w:rtl w:val="0"/>
-        </w:rPr>
-        <w:t xml:space="preserve"> _R2.fastq.gz</w:t>
+        <w:rPr/>
+      </w:pPr>
+      <w:r>
+        <w:rPr>
+          <w:rtl w:val="0"/>
+        </w:rPr>
+      </w:r>
+    </w:p>
+    <w:p>
+      <w:pPr>
+        <w:rPr/>
+      </w:pPr>
+      <w:r>
+        <w:rPr>
+          <w:rtl w:val="0"/>
+        </w:rPr>
+      </w:r>
+    </w:p>
+    <w:p>
+      <w:pPr>
+        <w:rPr/>
+      </w:pPr>
+      <w:r>
+        <w:rPr>
+          <w:rtl w:val="0"/>
+        </w:rPr>
+        <w:t xml:space="preserve">You will see that new folders appear.</w:t>
+      </w:r>
+    </w:p>
+    <w:p>
+      <w:pPr>
+        <w:rPr/>
+      </w:pPr>
+      <w:r>
+        <w:rPr/>
+        <w:drawing>
+          <wp:inline distB="114300" distT="114300" distL="114300" distR="114300">
+            <wp:extent cx="9039225" cy="285750"/>
+            <wp:effectExtent b="0" l="0" r="0" t="0"/>
+            <wp:docPr id="8" name="image10.png"/>
+            <a:graphic>
+              <a:graphicData uri="http://schemas.openxmlformats.org/drawingml/2006/picture">
+                <pic:pic>
+                  <pic:nvPicPr>
+                    <pic:cNvPr id="0" name="image10.png"/>
+                    <pic:cNvPicPr preferRelativeResize="0"/>
+                  </pic:nvPicPr>
+                  <pic:blipFill>
+                    <a:blip r:embed="rId12"/>
+                    <a:srcRect b="0" l="0" r="0" t="0"/>
+                    <a:stretch>
+                      <a:fillRect/>
+                    </a:stretch>
+                  </pic:blipFill>
+                  <pic:spPr>
+                    <a:xfrm>
+                      <a:off x="0" y="0"/>
+                      <a:ext cx="9039225" cy="285750"/>
+                    </a:xfrm>
+                    <a:prstGeom prst="rect"/>
+                    <a:ln/>
+                  </pic:spPr>
+                </pic:pic>
+              </a:graphicData>
+            </a:graphic>
+          </wp:inline>
+        </w:drawing>
+      </w:r>
+      <w:r>
+        <w:rPr>
+          <w:rtl w:val="0"/>
+        </w:rPr>
+      </w:r>
+    </w:p>
+    <w:p>
+      <w:pPr>
+        <w:rPr/>
+      </w:pPr>
+      <w:r>
+        <w:rPr>
+          <w:rtl w:val="0"/>
+        </w:rPr>
+      </w:r>
+    </w:p>
+    <w:p>
+      <w:pPr>
+        <w:rPr/>
+      </w:pPr>
+      <w:r>
+        <w:rPr>
+          <w:rtl w:val="0"/>
+        </w:rPr>
+      </w:r>
+    </w:p>
+    <w:p>
+      <w:pPr>
+        <w:rPr/>
+      </w:pPr>
+      <w:r>
+        <w:rPr>
+          <w:rtl w:val="0"/>
+        </w:rPr>
       </w:r>
     </w:p>
     <w:p>
       <w:pPr>
         <w:pStyle w:val="Heading3"/>
-        <w:widowControl w:val="0"/>
-        <w:rPr/>
-      </w:pPr>
-      <w:bookmarkStart w:colFirst="0" w:colLast="0" w:name="_6a31bzneelr3" w:id="14"/>
-      <w:bookmarkEnd w:id="14"/>
-      <w:r>
-        <w:rPr>
-          <w:rtl w:val="0"/>
-        </w:rPr>
-        <w:t xml:space="preserve">7. Ready to Go</w:t>
-      </w:r>
-    </w:p>
-    <w:p>
-      <w:pPr>
-        <w:rPr/>
-      </w:pPr>
-      <w:r>
-        <w:rPr>
-          <w:rtl w:val="0"/>
-        </w:rPr>
-        <w:t xml:space="preserve">Once Steps 1-6 are done, tell me that we are ready to go by selecting option “7”!</w:t>
-      </w:r>
-    </w:p>
-    <w:p>
-      <w:pPr>
-        <w:rPr/>
-      </w:pPr>
-      <w:r>
-        <w:rPr>
-          <w:rtl w:val="0"/>
-        </w:rPr>
-        <w:t xml:space="preserve">This will fully prepare the inputs for MIXCR.</w:t>
-      </w:r>
-    </w:p>
-    <w:p>
-      <w:pPr>
-        <w:rPr/>
-      </w:pPr>
-      <w:r>
-        <w:rPr>
-          <w:rtl w:val="0"/>
-        </w:rPr>
-      </w:r>
-    </w:p>
-    <w:p>
-      <w:pPr>
-        <w:rPr/>
-      </w:pPr>
-      <w:r>
-        <w:rPr>
-          <w:rtl w:val="0"/>
-        </w:rPr>
-      </w:r>
-    </w:p>
-    <w:p>
-      <w:pPr>
-        <w:rPr/>
-      </w:pPr>
-      <w:r>
-        <w:rPr>
-          <w:rtl w:val="0"/>
-        </w:rPr>
-      </w:r>
-    </w:p>
-    <w:p>
-      <w:pPr>
-        <w:pStyle w:val="Heading2"/>
-        <w:rPr/>
-      </w:pPr>
-      <w:bookmarkStart w:colFirst="0" w:colLast="0" w:name="_ckf67r7jprd7" w:id="15"/>
-      <w:bookmarkEnd w:id="15"/>
-      <w:r>
-        <w:rPr>
-          <w:rtl w:val="0"/>
-        </w:rPr>
-        <w:t xml:space="preserve">▶️2. Verify that all files are there using “tree”</w:t>
-      </w:r>
-    </w:p>
-    <w:p>
-      <w:pPr>
-        <w:rPr/>
-      </w:pPr>
-      <w:r>
-        <w:rPr>
-          <w:rtl w:val="0"/>
-        </w:rPr>
-        <w:t xml:space="preserve">Type “tree” into the command line.</w:t>
-      </w:r>
-    </w:p>
-    <w:p>
-      <w:pPr>
-        <w:rPr/>
-      </w:pPr>
-      <w:r>
-        <w:rPr>
-          <w:rtl w:val="0"/>
-        </w:rPr>
-        <w:t xml:space="preserve">This list of files will appear! It’s all the files generated by the app so that MIXCR can run. </w:t>
+        <w:rPr/>
+      </w:pPr>
+      <w:bookmarkStart w:colFirst="0" w:colLast="0" w:name="_z5c96xyizbd" w:id="9"/>
+      <w:bookmarkEnd w:id="9"/>
+      <w:r>
+        <w:rPr>
+          <w:rtl w:val="0"/>
+        </w:rPr>
+        <w:t xml:space="preserve">2. Sample_Names</w:t>
+      </w:r>
+    </w:p>
+    <w:p>
+      <w:pPr>
+        <w:rPr/>
+      </w:pPr>
+      <w:r>
+        <w:rPr>
+          <w:rtl w:val="0"/>
+        </w:rPr>
+        <w:t xml:space="preserve">Paste your list of sample names in comma-seperated, quotation marks surrounding each name format.</w:t>
+      </w:r>
+    </w:p>
+    <w:p>
+      <w:pPr>
+        <w:rPr/>
+      </w:pPr>
+      <w:r>
+        <w:rPr>
+          <w:rtl w:val="0"/>
+        </w:rPr>
+        <w:t xml:space="preserve">For example,</w:t>
       </w:r>
     </w:p>
     <w:p>
@@ -5865,7 +6003,7 @@
                 <w:color w:val="ffffff"/>
                 <w:rtl w:val="0"/>
               </w:rPr>
-              <w:t xml:space="preserve">tree</w:t>
+              <w:t xml:space="preserve">"S1","S2","S3","S4","S5"</w:t>
             </w:r>
           </w:p>
         </w:tc>
@@ -5873,266 +6011,92 @@
     </w:tbl>
     <w:p>
       <w:pPr>
-        <w:rPr/>
-      </w:pPr>
-      <w:r>
-        <w:rPr>
-          <w:rtl w:val="0"/>
-        </w:rPr>
-      </w:r>
-    </w:p>
-    <w:p>
-      <w:pPr>
-        <w:rPr/>
-      </w:pPr>
-      <w:r>
-        <w:rPr>
-          <w:rtl w:val="0"/>
-        </w:rPr>
-        <w:t xml:space="preserve">.</w:t>
-      </w:r>
-    </w:p>
-    <w:p>
-      <w:pPr>
-        <w:rPr/>
-      </w:pPr>
-      <w:r>
-        <w:rPr>
-          <w:rtl w:val="0"/>
-        </w:rPr>
-        <w:t xml:space="preserve">├── 00_mixcr_start_tool.sh</w:t>
-      </w:r>
-    </w:p>
-    <w:p>
-      <w:pPr>
-        <w:rPr/>
-      </w:pPr>
-      <w:r>
-        <w:rPr>
-          <w:rtl w:val="0"/>
-        </w:rPr>
-        <w:t xml:space="preserve">├── input</w:t>
-      </w:r>
-    </w:p>
-    <w:p>
-      <w:pPr>
-        <w:rPr/>
-      </w:pPr>
-      <w:r>
-        <w:rPr>
-          <w:rtl w:val="0"/>
-        </w:rPr>
-        <w:t xml:space="preserve">│   ├── b_dir.txt</w:t>
-      </w:r>
-    </w:p>
-    <w:p>
-      <w:pPr>
-        <w:rPr/>
-      </w:pPr>
-      <w:r>
-        <w:rPr>
-          <w:rtl w:val="0"/>
-        </w:rPr>
-        <w:t xml:space="preserve">│   ├── fastq_dir.txt</w:t>
-      </w:r>
-    </w:p>
-    <w:p>
-      <w:pPr>
-        <w:rPr/>
-      </w:pPr>
-      <w:r>
-        <w:rPr>
-          <w:rtl w:val="0"/>
-        </w:rPr>
-        <w:t xml:space="preserve">│   ├── out_dir.txt</w:t>
-      </w:r>
-    </w:p>
-    <w:p>
-      <w:pPr>
-        <w:rPr/>
-      </w:pPr>
-      <w:r>
-        <w:rPr>
-          <w:rtl w:val="0"/>
-        </w:rPr>
-        <w:t xml:space="preserve">│   └── sample_names.txt</w:t>
-      </w:r>
-    </w:p>
-    <w:p>
-      <w:pPr>
-        <w:rPr/>
-      </w:pPr>
-      <w:r>
-        <w:rPr>
-          <w:rtl w:val="0"/>
-        </w:rPr>
-        <w:t xml:space="preserve">├── prep_scripts</w:t>
-      </w:r>
-    </w:p>
-    <w:p>
-      <w:pPr>
-        <w:rPr/>
-      </w:pPr>
-      <w:r>
-        <w:rPr>
-          <w:rtl w:val="0"/>
-        </w:rPr>
-        <w:t xml:space="preserve">│   ├── 01_mixcr_analyze_script_maker.py</w:t>
-      </w:r>
-    </w:p>
-    <w:p>
-      <w:pPr>
-        <w:rPr/>
-      </w:pPr>
-      <w:r>
-        <w:rPr>
-          <w:rtl w:val="0"/>
-        </w:rPr>
-        <w:t xml:space="preserve">│   └── 02_mixcr_script_maker.py</w:t>
-      </w:r>
-    </w:p>
-    <w:p>
-      <w:pPr>
-        <w:rPr/>
-      </w:pPr>
-      <w:r>
-        <w:rPr>
-          <w:rtl w:val="0"/>
-        </w:rPr>
-        <w:t xml:space="preserve">├── README.md</w:t>
-      </w:r>
-    </w:p>
-    <w:p>
-      <w:pPr>
-        <w:rPr/>
-      </w:pPr>
-      <w:r>
-        <w:rPr>
-          <w:rtl w:val="0"/>
-        </w:rPr>
-        <w:t xml:space="preserve">├── run_scripts</w:t>
-      </w:r>
-    </w:p>
-    <w:p>
-      <w:pPr>
-        <w:rPr/>
-      </w:pPr>
-      <w:r>
-        <w:rPr>
-          <w:rtl w:val="0"/>
-        </w:rPr>
-        <w:t xml:space="preserve">│   ├── 01_mixcr_run.swarm</w:t>
-      </w:r>
-    </w:p>
-    <w:p>
-      <w:pPr>
-        <w:rPr/>
-      </w:pPr>
-      <w:r>
-        <w:rPr>
-          <w:rtl w:val="0"/>
-        </w:rPr>
-        <w:t xml:space="preserve">│   ├── 02_mixcr_export.sh</w:t>
-      </w:r>
-    </w:p>
-    <w:p>
-      <w:pPr>
-        <w:rPr/>
-      </w:pPr>
-      <w:r>
-        <w:rPr>
-          <w:rtl w:val="0"/>
-        </w:rPr>
-        <w:t xml:space="preserve">│   └── swarm_report</w:t>
-      </w:r>
-    </w:p>
-    <w:p>
-      <w:pPr>
-        <w:rPr/>
-      </w:pPr>
-      <w:r>
-        <w:rPr>
-          <w:rtl w:val="0"/>
-        </w:rPr>
-        <w:t xml:space="preserve">└── templates</w:t>
-      </w:r>
-    </w:p>
-    <w:p>
-      <w:pPr>
-        <w:rPr/>
-      </w:pPr>
-      <w:r>
-        <w:rPr>
-          <w:rtl w:val="0"/>
-        </w:rPr>
-        <w:t xml:space="preserve">    ├── 01_TEMPLATE_mixcr_analyze_script_maker.py</w:t>
-      </w:r>
-    </w:p>
-    <w:p>
-      <w:pPr>
-        <w:rPr/>
-      </w:pPr>
-      <w:r>
-        <w:rPr>
-          <w:rtl w:val="0"/>
-        </w:rPr>
-        <w:t xml:space="preserve">    ├── 02_TEMPLATE_mixcr_export_script_maker.py</w:t>
-      </w:r>
-    </w:p>
-    <w:p>
-      <w:pPr>
-        <w:rPr/>
-      </w:pPr>
-      <w:r>
-        <w:rPr>
-          <w:rtl w:val="0"/>
-        </w:rPr>
-        <w:t xml:space="preserve">    └── extra_scripts</w:t>
-      </w:r>
-    </w:p>
-    <w:p>
-      <w:pPr>
-        <w:rPr/>
-      </w:pPr>
-      <w:r>
-        <w:rPr>
-          <w:rtl w:val="0"/>
-        </w:rPr>
-        <w:t xml:space="preserve">        └── make01.sh</w:t>
-      </w:r>
-    </w:p>
-    <w:p>
-      <w:pPr>
-        <w:rPr/>
-      </w:pPr>
-      <w:r>
-        <w:rPr>
-          <w:rtl w:val="0"/>
-        </w:rPr>
-      </w:r>
-    </w:p>
-    <w:p>
-      <w:pPr>
-        <w:rPr/>
-      </w:pPr>
-      <w:r>
-        <w:rPr>
-          <w:rtl w:val="0"/>
-        </w:rPr>
-      </w:r>
-    </w:p>
-    <w:p>
-      <w:pPr>
-        <w:pStyle w:val="Heading2"/>
-        <w:rPr/>
-      </w:pPr>
-      <w:bookmarkStart w:colFirst="0" w:colLast="0" w:name="_ffkqt8uwkca" w:id="16"/>
-      <w:bookmarkEnd w:id="16"/>
-      <w:r>
-        <w:rPr>
-          <w:rtl w:val="0"/>
-        </w:rPr>
-        <w:t xml:space="preserve">▶️3. Run the Commands specific to MIXCR</w:t>
+        <w:pStyle w:val="Heading3"/>
+        <w:rPr/>
+      </w:pPr>
+      <w:bookmarkStart w:colFirst="0" w:colLast="0" w:name="_khs6mbpljm3y" w:id="10"/>
+      <w:bookmarkEnd w:id="10"/>
+      <w:r>
+        <w:rPr>
+          <w:rtl w:val="0"/>
+        </w:rPr>
+        <w:t xml:space="preserve">3. Fastq_dir</w:t>
+      </w:r>
+    </w:p>
+    <w:p>
+      <w:pPr>
+        <w:rPr/>
+      </w:pPr>
+      <w:r>
+        <w:rPr>
+          <w:rtl w:val="0"/>
+        </w:rPr>
+      </w:r>
+    </w:p>
+    <w:p>
+      <w:pPr>
+        <w:rPr/>
+      </w:pPr>
+      <w:r>
+        <w:rPr>
+          <w:rtl w:val="0"/>
+        </w:rPr>
+        <w:t xml:space="preserve">Paste the location of your FASTQ files.</w:t>
+      </w:r>
+    </w:p>
+    <w:p>
+      <w:pPr>
+        <w:rPr/>
+      </w:pPr>
+      <w:r>
+        <w:rPr>
+          <w:rtl w:val="0"/>
+        </w:rPr>
+      </w:r>
+    </w:p>
+    <w:p>
+      <w:pPr>
+        <w:rPr/>
+      </w:pPr>
+      <w:r>
+        <w:rPr/>
+        <w:drawing>
+          <wp:inline distB="114300" distT="114300" distL="114300" distR="114300">
+            <wp:extent cx="3471863" cy="369056"/>
+            <wp:effectExtent b="0" l="0" r="0" t="0"/>
+            <wp:docPr id="5" name="image9.png"/>
+            <a:graphic>
+              <a:graphicData uri="http://schemas.openxmlformats.org/drawingml/2006/picture">
+                <pic:pic>
+                  <pic:nvPicPr>
+                    <pic:cNvPr id="0" name="image9.png"/>
+                    <pic:cNvPicPr preferRelativeResize="0"/>
+                  </pic:nvPicPr>
+                  <pic:blipFill>
+                    <a:blip r:embed="rId13"/>
+                    <a:srcRect b="0" l="0" r="0" t="0"/>
+                    <a:stretch>
+                      <a:fillRect/>
+                    </a:stretch>
+                  </pic:blipFill>
+                  <pic:spPr>
+                    <a:xfrm>
+                      <a:off x="0" y="0"/>
+                      <a:ext cx="3471863" cy="369056"/>
+                    </a:xfrm>
+                    <a:prstGeom prst="rect"/>
+                    <a:ln/>
+                  </pic:spPr>
+                </pic:pic>
+              </a:graphicData>
+            </a:graphic>
+          </wp:inline>
+        </w:drawing>
+      </w:r>
+      <w:r>
+        <w:rPr>
+          <w:rtl w:val="0"/>
+        </w:rPr>
       </w:r>
     </w:p>
     <w:p>
@@ -6158,7 +6122,358 @@
           <w:bCs w:val="1"/>
           <w:rtl w:val="0"/>
         </w:rPr>
-        <w:t xml:space="preserve">First, navigate to the run_scripts folder within the mixcr_start_tool folder. </w:t>
+        <w:t xml:space="preserve">For example, I would paste:</w:t>
+      </w:r>
+    </w:p>
+    <w:p>
+      <w:pPr>
+        <w:widowControl w:val="0"/>
+        <w:rPr/>
+      </w:pPr>
+      <w:r>
+        <w:rPr>
+          <w:rtl w:val="0"/>
+        </w:rPr>
+        <w:t xml:space="preserve">/data/lyat/projects/project001/fastq/01_lymph_node/special_project_name/01_fastq_gz/special_project_name</w:t>
+      </w:r>
+    </w:p>
+    <w:p>
+      <w:pPr>
+        <w:widowControl w:val="0"/>
+        <w:rPr/>
+      </w:pPr>
+      <w:r>
+        <w:rPr>
+          <w:rtl w:val="0"/>
+        </w:rPr>
+      </w:r>
+    </w:p>
+    <w:p>
+      <w:pPr>
+        <w:pStyle w:val="Heading3"/>
+        <w:widowControl w:val="0"/>
+        <w:rPr/>
+      </w:pPr>
+      <w:bookmarkStart w:colFirst="0" w:colLast="0" w:name="_34n2cplf0spo" w:id="11"/>
+      <w:bookmarkEnd w:id="11"/>
+      <w:r>
+        <w:rPr>
+          <w:rtl w:val="0"/>
+        </w:rPr>
+        <w:t xml:space="preserve">4. Out_dir</w:t>
+      </w:r>
+    </w:p>
+    <w:p>
+      <w:pPr>
+        <w:rPr/>
+      </w:pPr>
+      <w:r>
+        <w:rPr>
+          <w:rtl w:val="0"/>
+        </w:rPr>
+        <w:t xml:space="preserve">Paste the location where you would like the MIXCR output to go. </w:t>
+      </w:r>
+    </w:p>
+    <w:p>
+      <w:pPr>
+        <w:rPr>
+          <w:b w:val="1"/>
+          <w:bCs w:val="1"/>
+        </w:rPr>
+      </w:pPr>
+      <w:r>
+        <w:rPr>
+          <w:b w:val="1"/>
+          <w:bCs w:val="1"/>
+          <w:rtl w:val="0"/>
+        </w:rPr>
+        <w:t xml:space="preserve">For example, I would paste</w:t>
+      </w:r>
+    </w:p>
+    <w:p>
+      <w:pPr>
+        <w:widowControl w:val="0"/>
+        <w:rPr/>
+      </w:pPr>
+      <w:r>
+        <w:rPr>
+          <w:rtl w:val="0"/>
+        </w:rPr>
+        <w:t xml:space="preserve">/data/lyat/projects/project001/mixcr/set01/special_project_name/01_out</w:t>
+      </w:r>
+    </w:p>
+    <w:p>
+      <w:pPr>
+        <w:widowControl w:val="0"/>
+        <w:rPr/>
+      </w:pPr>
+      <w:r>
+        <w:rPr/>
+        <w:drawing>
+          <wp:inline distB="114300" distT="114300" distL="114300" distR="114300">
+            <wp:extent cx="9224833" cy="478645"/>
+            <wp:effectExtent b="0" l="0" r="0" t="0"/>
+            <wp:docPr id="7" name="image6.png"/>
+            <a:graphic>
+              <a:graphicData uri="http://schemas.openxmlformats.org/drawingml/2006/picture">
+                <pic:pic>
+                  <pic:nvPicPr>
+                    <pic:cNvPr id="0" name="image6.png"/>
+                    <pic:cNvPicPr preferRelativeResize="0"/>
+                  </pic:nvPicPr>
+                  <pic:blipFill>
+                    <a:blip r:embed="rId14"/>
+                    <a:srcRect b="46541" l="0" r="36576" t="0"/>
+                    <a:stretch>
+                      <a:fillRect/>
+                    </a:stretch>
+                  </pic:blipFill>
+                  <pic:spPr>
+                    <a:xfrm>
+                      <a:off x="0" y="0"/>
+                      <a:ext cx="9224833" cy="478645"/>
+                    </a:xfrm>
+                    <a:prstGeom prst="rect"/>
+                    <a:ln/>
+                  </pic:spPr>
+                </pic:pic>
+              </a:graphicData>
+            </a:graphic>
+          </wp:inline>
+        </w:drawing>
+      </w:r>
+      <w:r>
+        <w:rPr>
+          <w:rtl w:val="0"/>
+        </w:rPr>
+      </w:r>
+    </w:p>
+    <w:p>
+      <w:pPr>
+        <w:widowControl w:val="0"/>
+        <w:rPr/>
+      </w:pPr>
+      <w:r>
+        <w:rPr/>
+        <w:drawing>
+          <wp:inline distB="114300" distT="114300" distL="114300" distR="114300">
+            <wp:extent cx="7334250" cy="281270"/>
+            <wp:effectExtent b="0" l="0" r="0" t="0"/>
+            <wp:docPr id="3" name="image6.png"/>
+            <a:graphic>
+              <a:graphicData uri="http://schemas.openxmlformats.org/drawingml/2006/picture">
+                <pic:pic>
+                  <pic:nvPicPr>
+                    <pic:cNvPr id="0" name="image6.png"/>
+                    <pic:cNvPicPr preferRelativeResize="0"/>
+                  </pic:nvPicPr>
+                  <pic:blipFill>
+                    <a:blip r:embed="rId14"/>
+                    <a:srcRect b="0" l="0" r="49549" t="68428"/>
+                    <a:stretch>
+                      <a:fillRect/>
+                    </a:stretch>
+                  </pic:blipFill>
+                  <pic:spPr>
+                    <a:xfrm>
+                      <a:off x="0" y="0"/>
+                      <a:ext cx="7334250" cy="281270"/>
+                    </a:xfrm>
+                    <a:prstGeom prst="rect"/>
+                    <a:ln/>
+                  </pic:spPr>
+                </pic:pic>
+              </a:graphicData>
+            </a:graphic>
+          </wp:inline>
+        </w:drawing>
+      </w:r>
+      <w:r>
+        <w:rPr>
+          <w:rtl w:val="0"/>
+        </w:rPr>
+      </w:r>
+    </w:p>
+    <w:p>
+      <w:pPr>
+        <w:widowControl w:val="0"/>
+        <w:rPr/>
+      </w:pPr>
+      <w:r>
+        <w:rPr>
+          <w:rtl w:val="0"/>
+        </w:rPr>
+      </w:r>
+    </w:p>
+    <w:p>
+      <w:pPr>
+        <w:pStyle w:val="Heading3"/>
+        <w:widowControl w:val="0"/>
+        <w:rPr/>
+      </w:pPr>
+      <w:bookmarkStart w:colFirst="0" w:colLast="0" w:name="_v1ptrommmy6x" w:id="12"/>
+      <w:bookmarkEnd w:id="12"/>
+      <w:r>
+        <w:rPr>
+          <w:rtl w:val="0"/>
+        </w:rPr>
+        <w:t xml:space="preserve">5. B_dir</w:t>
+      </w:r>
+    </w:p>
+    <w:p>
+      <w:pPr>
+        <w:rPr/>
+      </w:pPr>
+      <w:r>
+        <w:rPr>
+          <w:rtl w:val="0"/>
+        </w:rPr>
+        <w:t xml:space="preserve">Paste the location where you would like the MIXCR IGH, IGK, IGL output to go.</w:t>
+      </w:r>
+    </w:p>
+    <w:p>
+      <w:pPr>
+        <w:rPr>
+          <w:b w:val="1"/>
+          <w:bCs w:val="1"/>
+        </w:rPr>
+      </w:pPr>
+      <w:r>
+        <w:rPr>
+          <w:b w:val="1"/>
+          <w:bCs w:val="1"/>
+          <w:rtl w:val="0"/>
+        </w:rPr>
+        <w:t xml:space="preserve">For example, I would paste</w:t>
+      </w:r>
+    </w:p>
+    <w:p>
+      <w:pPr>
+        <w:widowControl w:val="0"/>
+        <w:rPr/>
+      </w:pPr>
+      <w:r>
+        <w:rPr>
+          <w:rtl w:val="0"/>
+        </w:rPr>
+        <w:t xml:space="preserve">/data/lyat/projects/project001/mixcr/set01/special_project_name/02_b_chain</w:t>
+      </w:r>
+    </w:p>
+    <w:p>
+      <w:pPr>
+        <w:widowControl w:val="0"/>
+        <w:rPr/>
+      </w:pPr>
+      <w:r>
+        <w:rPr/>
+        <w:drawing>
+          <wp:inline distB="114300" distT="114300" distL="114300" distR="114300">
+            <wp:extent cx="6086475" cy="471556"/>
+            <wp:effectExtent b="0" l="0" r="0" t="0"/>
+            <wp:docPr id="11" name="image3.png"/>
+            <a:graphic>
+              <a:graphicData uri="http://schemas.openxmlformats.org/drawingml/2006/picture">
+                <pic:pic>
+                  <pic:nvPicPr>
+                    <pic:cNvPr id="0" name="image3.png"/>
+                    <pic:cNvPicPr preferRelativeResize="0"/>
+                  </pic:nvPicPr>
+                  <pic:blipFill>
+                    <a:blip r:embed="rId15"/>
+                    <a:srcRect b="49993" l="0" r="58658" t="0"/>
+                    <a:stretch>
+                      <a:fillRect/>
+                    </a:stretch>
+                  </pic:blipFill>
+                  <pic:spPr>
+                    <a:xfrm>
+                      <a:off x="0" y="0"/>
+                      <a:ext cx="6086475" cy="471556"/>
+                    </a:xfrm>
+                    <a:prstGeom prst="rect"/>
+                    <a:ln/>
+                  </pic:spPr>
+                </pic:pic>
+              </a:graphicData>
+            </a:graphic>
+          </wp:inline>
+        </w:drawing>
+      </w:r>
+      <w:r>
+        <w:rPr>
+          <w:rtl w:val="0"/>
+        </w:rPr>
+      </w:r>
+    </w:p>
+    <w:p>
+      <w:pPr>
+        <w:widowControl w:val="0"/>
+        <w:rPr/>
+      </w:pPr>
+      <w:r>
+        <w:rPr/>
+        <w:drawing>
+          <wp:inline distB="114300" distT="114300" distL="114300" distR="114300">
+            <wp:extent cx="7181850" cy="476250"/>
+            <wp:effectExtent b="0" l="0" r="0" t="0"/>
+            <wp:docPr id="6" name="image3.png"/>
+            <a:graphic>
+              <a:graphicData uri="http://schemas.openxmlformats.org/drawingml/2006/picture">
+                <pic:pic>
+                  <pic:nvPicPr>
+                    <pic:cNvPr id="0" name="image3.png"/>
+                    <pic:cNvPicPr preferRelativeResize="0"/>
+                  </pic:nvPicPr>
+                  <pic:blipFill>
+                    <a:blip r:embed="rId15"/>
+                    <a:srcRect b="-18017" l="0" r="51217" t="68010"/>
+                    <a:stretch>
+                      <a:fillRect/>
+                    </a:stretch>
+                  </pic:blipFill>
+                  <pic:spPr>
+                    <a:xfrm>
+                      <a:off x="0" y="0"/>
+                      <a:ext cx="7181850" cy="476250"/>
+                    </a:xfrm>
+                    <a:prstGeom prst="rect"/>
+                    <a:ln/>
+                  </pic:spPr>
+                </pic:pic>
+              </a:graphicData>
+            </a:graphic>
+          </wp:inline>
+        </w:drawing>
+      </w:r>
+      <w:r>
+        <w:rPr>
+          <w:rtl w:val="0"/>
+        </w:rPr>
+      </w:r>
+    </w:p>
+    <w:p>
+      <w:pPr>
+        <w:pStyle w:val="Heading3"/>
+        <w:widowControl w:val="0"/>
+        <w:rPr/>
+      </w:pPr>
+      <w:bookmarkStart w:colFirst="0" w:colLast="0" w:name="_3occ7lb5w5hw" w:id="13"/>
+      <w:bookmarkEnd w:id="13"/>
+      <w:r>
+        <w:rPr>
+          <w:rtl w:val="0"/>
+        </w:rPr>
+        <w:t xml:space="preserve">6. Specify FASTQ Format</w:t>
+      </w:r>
+    </w:p>
+    <w:p>
+      <w:pPr>
+        <w:rPr/>
+      </w:pPr>
+      <w:r>
+        <w:rPr>
+          <w:rtl w:val="0"/>
+        </w:rPr>
       </w:r>
     </w:p>
     <w:p>
@@ -6202,28 +6517,85 @@
         </w:trPr>
         <w:tc>
           <w:tcPr>
-            <w:shd w:fill="000000" w:val="clear"/>
-            <w:tcMar>
-              <w:top w:w="100.0" w:type="dxa"/>
-              <w:left w:w="100.0" w:type="dxa"/>
-              <w:bottom w:w="100.0" w:type="dxa"/>
-              <w:right w:w="100.0" w:type="dxa"/>
-            </w:tcMar>
-            <w:vAlign w:val="top"/>
+            <w:shd w:fill="fff2cc" w:val="clear"/>
           </w:tcPr>
           <w:p>
             <w:pPr>
               <w:widowControl w:val="0"/>
               <w:rPr>
-                <w:color w:val="ffffff"/>
-              </w:rPr>
-            </w:pPr>
-            <w:r>
-              <w:rPr>
-                <w:color w:val="ffffff"/>
-                <w:rtl w:val="0"/>
-              </w:rPr>
-              <w:t xml:space="preserve">cd run_scripts</w:t>
+                <w:b w:val="1"/>
+                <w:bCs w:val="1"/>
+              </w:rPr>
+            </w:pPr>
+            <w:r>
+              <w:rPr>
+                <w:b w:val="1"/>
+                <w:bCs w:val="1"/>
+                <w:rtl w:val="0"/>
+              </w:rPr>
+              <w:t xml:space="preserve">Note the extension of your fastq files. </w:t>
+            </w:r>
+          </w:p>
+          <w:p>
+            <w:pPr>
+              <w:widowControl w:val="0"/>
+              <w:rPr/>
+            </w:pPr>
+            <w:r>
+              <w:rPr>
+                <w:rtl w:val="0"/>
+              </w:rPr>
+              <w:t xml:space="preserve">Paste the extension style that they are in when specified. </w:t>
+            </w:r>
+          </w:p>
+          <w:p>
+            <w:pPr>
+              <w:widowControl w:val="0"/>
+              <w:rPr>
+                <w:b w:val="1"/>
+                <w:bCs w:val="1"/>
+              </w:rPr>
+            </w:pPr>
+            <w:r>
+              <w:rPr>
+                <w:rtl w:val="0"/>
+              </w:rPr>
+            </w:r>
+          </w:p>
+          <w:p>
+            <w:pPr>
+              <w:widowControl w:val="0"/>
+              <w:rPr>
+                <w:b w:val="1"/>
+                <w:bCs w:val="1"/>
+              </w:rPr>
+            </w:pPr>
+            <w:r>
+              <w:rPr>
+                <w:b w:val="1"/>
+                <w:bCs w:val="1"/>
+                <w:rtl w:val="0"/>
+              </w:rPr>
+              <w:t xml:space="preserve">ex: _1.fastq.gz or _R1.fastq.gz or _1.fastq or _R1.fastq</w:t>
+            </w:r>
+          </w:p>
+          <w:p>
+            <w:pPr>
+              <w:widowControl w:val="0"/>
+              <w:rPr/>
+            </w:pPr>
+            <w:r>
+              <w:rPr>
+                <w:b w:val="1"/>
+                <w:bCs w:val="1"/>
+                <w:rtl w:val="0"/>
+              </w:rPr>
+              <w:t xml:space="preserve">ex: _2.fastq.gz or _R2.fastq.gz or _2.fastq or _R2.fastq</w:t>
+            </w:r>
+            <w:r>
+              <w:rPr>
+                <w:rtl w:val="0"/>
+              </w:rPr>
             </w:r>
           </w:p>
         </w:tc>
@@ -6231,68 +6603,258 @@
     </w:tbl>
     <w:p>
       <w:pPr>
-        <w:rPr/>
-      </w:pPr>
-      <w:r>
-        <w:rPr>
-          <w:rtl w:val="0"/>
-        </w:rPr>
-      </w:r>
-    </w:p>
-    <w:p>
-      <w:pPr>
-        <w:rPr/>
-      </w:pPr>
-      <w:r>
-        <w:rPr>
-          <w:rtl w:val="0"/>
-        </w:rPr>
-      </w:r>
-    </w:p>
-    <w:p>
-      <w:pPr>
-        <w:rPr/>
-      </w:pPr>
-      <w:r>
-        <w:rPr>
-          <w:rtl w:val="0"/>
-        </w:rPr>
+        <w:widowControl w:val="0"/>
+        <w:rPr>
+          <w:b w:val="1"/>
+          <w:bCs w:val="1"/>
+        </w:rPr>
+      </w:pPr>
+      <w:r>
+        <w:rPr>
+          <w:rtl w:val="0"/>
+        </w:rPr>
+      </w:r>
+    </w:p>
+    <w:p>
+      <w:pPr>
+        <w:widowControl w:val="0"/>
+        <w:rPr/>
+      </w:pPr>
+      <w:r>
+        <w:rPr>
+          <w:rtl w:val="0"/>
+        </w:rPr>
+        <w:t xml:space="preserve">In my case, I pasted these for each of the styles:</w:t>
+      </w:r>
+    </w:p>
+    <w:p>
+      <w:pPr>
+        <w:numPr>
+          <w:ilvl w:val="0"/>
+          <w:numId w:val="13"/>
+        </w:numPr>
+        <w:ind w:left="720" w:hanging="360"/>
+      </w:pPr>
+      <w:r>
+        <w:rPr>
+          <w:rtl w:val="0"/>
+        </w:rPr>
+        <w:t xml:space="preserve"> </w:t>
+      </w:r>
+      <w:r>
+        <w:rPr>
+          <w:b w:val="1"/>
+          <w:bCs w:val="1"/>
+          <w:rtl w:val="0"/>
+        </w:rPr>
+        <w:t xml:space="preserve">FASTQ R1 style:</w:t>
+      </w:r>
+      <w:r>
+        <w:rPr>
+          <w:rtl w:val="0"/>
+        </w:rPr>
+        <w:t xml:space="preserve"> _R1.fastq.gz</w:t>
+      </w:r>
+    </w:p>
+    <w:p>
+      <w:pPr>
+        <w:widowControl w:val="0"/>
+        <w:numPr>
+          <w:ilvl w:val="0"/>
+          <w:numId w:val="13"/>
+        </w:numPr>
+        <w:ind w:left="720" w:hanging="360"/>
+      </w:pPr>
+      <w:r>
+        <w:rPr>
+          <w:b w:val="1"/>
+          <w:bCs w:val="1"/>
+          <w:rtl w:val="0"/>
+        </w:rPr>
+        <w:t xml:space="preserve">FASTQ R2 style:</w:t>
+      </w:r>
+      <w:r>
+        <w:rPr>
+          <w:rtl w:val="0"/>
+        </w:rPr>
+        <w:t xml:space="preserve"> _R2.fastq.gz</w:t>
       </w:r>
     </w:p>
     <w:p>
       <w:pPr>
         <w:pStyle w:val="Heading3"/>
-        <w:rPr/>
-      </w:pPr>
-      <w:bookmarkStart w:colFirst="0" w:colLast="0" w:name="_jqa8uck61i4d" w:id="17"/>
-      <w:bookmarkEnd w:id="17"/>
-      <w:r>
-        <w:rPr>
-          <w:rtl w:val="0"/>
-        </w:rPr>
-        <w:t xml:space="preserve">1. Run MIXCR</w:t>
-      </w:r>
-    </w:p>
-    <w:p>
-      <w:pPr>
-        <w:rPr/>
-      </w:pPr>
-      <w:r>
-        <w:rPr>
-          <w:rtl w:val="0"/>
-        </w:rPr>
-        <w:t xml:space="preserve">First, we are running the 01_mixcr_run.swarm script, which runs the main MIXCR run.</w:t>
-      </w:r>
-    </w:p>
-    <w:p>
-      <w:pPr>
-        <w:rPr/>
-      </w:pPr>
-      <w:r>
-        <w:rPr>
-          <w:rtl w:val="0"/>
-        </w:rPr>
-        <w:t xml:space="preserve">The status updates will be placed in this “swarm_report” folder, which is within the run_scripts folder. </w:t>
+        <w:widowControl w:val="0"/>
+        <w:rPr/>
+      </w:pPr>
+      <w:bookmarkStart w:colFirst="0" w:colLast="0" w:name="_6a31bzneelr3" w:id="14"/>
+      <w:bookmarkEnd w:id="14"/>
+      <w:r>
+        <w:rPr>
+          <w:rtl w:val="0"/>
+        </w:rPr>
+        <w:t xml:space="preserve">7. Experiment Info</w:t>
+      </w:r>
+    </w:p>
+    <w:p>
+      <w:pPr>
+        <w:rPr/>
+      </w:pPr>
+      <w:r>
+        <w:rPr>
+          <w:rtl w:val="0"/>
+        </w:rPr>
+      </w:r>
+    </w:p>
+    <w:p>
+      <w:pPr>
+        <w:rPr>
+          <w:b w:val="1"/>
+          <w:bCs w:val="1"/>
+        </w:rPr>
+      </w:pPr>
+      <w:r>
+        <w:rPr>
+          <w:b w:val="1"/>
+          <w:bCs w:val="1"/>
+          <w:rtl w:val="0"/>
+        </w:rPr>
+        <w:t xml:space="preserve">This is where you can edit experiment type and species.</w:t>
+      </w:r>
+    </w:p>
+    <w:p>
+      <w:pPr>
+        <w:rPr/>
+      </w:pPr>
+      <w:r>
+        <w:rPr>
+          <w:rtl w:val="0"/>
+        </w:rPr>
+        <w:t xml:space="preserve">If you are using Human RNA, then: preset=rna-seq, species=hsa.</w:t>
+      </w:r>
+    </w:p>
+    <w:p>
+      <w:pPr>
+        <w:numPr>
+          <w:ilvl w:val="0"/>
+          <w:numId w:val="12"/>
+        </w:numPr>
+        <w:ind w:left="720" w:hanging="360"/>
+        <w:rPr>
+          <w:u w:val="none"/>
+        </w:rPr>
+      </w:pPr>
+      <w:r>
+        <w:rPr>
+          <w:rtl w:val="0"/>
+        </w:rPr>
+        <w:t xml:space="preserve">A full list of MIXCR Experiment Types, or presets, can be found here: </w:t>
+      </w:r>
+      <w:hyperlink r:id="rId16">
+        <w:r>
+          <w:rPr>
+            <w:color w:val="1155cc"/>
+            <w:u w:val="single"/>
+            <w:rtl w:val="0"/>
+          </w:rPr>
+          <w:t xml:space="preserve">https://mixcr.com/mixcr/reference/overview-built-in-presets/</w:t>
+        </w:r>
+      </w:hyperlink>
+      <w:r>
+        <w:rPr>
+          <w:rtl w:val="0"/>
+        </w:rPr>
+        <w:t xml:space="preserve"> </w:t>
+      </w:r>
+    </w:p>
+    <w:p>
+      <w:pPr>
+        <w:numPr>
+          <w:ilvl w:val="0"/>
+          <w:numId w:val="12"/>
+        </w:numPr>
+        <w:ind w:left="720" w:hanging="360"/>
+        <w:rPr>
+          <w:u w:val="none"/>
+        </w:rPr>
+      </w:pPr>
+      <w:r>
+        <w:rPr>
+          <w:rtl w:val="0"/>
+        </w:rPr>
+        <w:t xml:space="preserve">The full list of MIXCR compatible species can be found here: </w:t>
+      </w:r>
+      <w:hyperlink r:id="rId17">
+        <w:r>
+          <w:rPr>
+            <w:color w:val="1155cc"/>
+            <w:u w:val="single"/>
+            <w:rtl w:val="0"/>
+          </w:rPr>
+          <w:t xml:space="preserve">https://mixcr.com/mixcr/reference/mixcr-align/#command-line-options</w:t>
+        </w:r>
+      </w:hyperlink>
+      <w:r>
+        <w:rPr>
+          <w:rtl w:val="0"/>
+        </w:rPr>
+        <w:t xml:space="preserve"> </w:t>
+      </w:r>
+    </w:p>
+    <w:p>
+      <w:pPr>
+        <w:rPr/>
+      </w:pPr>
+      <w:r>
+        <w:rPr>
+          <w:rtl w:val="0"/>
+        </w:rPr>
+      </w:r>
+    </w:p>
+    <w:p>
+      <w:pPr>
+        <w:rPr/>
+      </w:pPr>
+      <w:r>
+        <w:rPr>
+          <w:rtl w:val="0"/>
+        </w:rPr>
+        <w:t xml:space="preserve">For example I would paste</w:t>
+      </w:r>
+    </w:p>
+    <w:p>
+      <w:pPr>
+        <w:numPr>
+          <w:ilvl w:val="0"/>
+          <w:numId w:val="15"/>
+        </w:numPr>
+        <w:ind w:left="720" w:hanging="360"/>
+        <w:rPr>
+          <w:u w:val="none"/>
+        </w:rPr>
+      </w:pPr>
+      <w:r>
+        <w:rPr>
+          <w:rtl w:val="0"/>
+        </w:rPr>
+        <w:t xml:space="preserve">rna-seq</w:t>
+      </w:r>
+    </w:p>
+    <w:p>
+      <w:pPr>
+        <w:numPr>
+          <w:ilvl w:val="0"/>
+          <w:numId w:val="15"/>
+        </w:numPr>
+        <w:ind w:left="720" w:hanging="360"/>
+        <w:rPr>
+          <w:u w:val="none"/>
+        </w:rPr>
+      </w:pPr>
+      <w:r>
+        <w:rPr>
+          <w:rtl w:val="0"/>
+        </w:rPr>
+        <w:t xml:space="preserve">mmu</w:t>
       </w:r>
     </w:p>
     <w:p>
@@ -6347,17 +6909,105 @@
           </w:tcPr>
           <w:p>
             <w:pPr>
-              <w:widowControl w:val="0"/>
+              <w:keepNext w:val="0"/>
+              <w:keepLines w:val="0"/>
+              <w:pageBreakBefore w:val="0"/>
+              <w:widowControl w:val="0"/>
+              <w:pBdr>
+                <w:top w:space="0" w:sz="0" w:val="nil"/>
+                <w:left w:space="0" w:sz="0" w:val="nil"/>
+                <w:bottom w:space="0" w:sz="0" w:val="nil"/>
+                <w:right w:space="0" w:sz="0" w:val="nil"/>
+                <w:between w:space="0" w:sz="0" w:val="nil"/>
+              </w:pBdr>
+              <w:shd w:fill="auto" w:val="clear"/>
+              <w:spacing w:after="0" w:before="0" w:line="240" w:lineRule="auto"/>
+              <w:ind w:left="0" w:right="0" w:firstLine="0"/>
+              <w:jc w:val="left"/>
               <w:rPr>
                 <w:color w:val="ffffff"/>
               </w:rPr>
             </w:pPr>
             <w:r>
               <w:rPr>
+                <w:b w:val="1"/>
+                <w:bCs w:val="1"/>
                 <w:color w:val="ffffff"/>
                 <w:rtl w:val="0"/>
               </w:rPr>
-              <w:t xml:space="preserve">swarm -f 01_mixcr_run.swarm -t 12 -g 80 --time 24:00:00 --module mixcr --logdir ./swarm_report/</w:t>
+              <w:t xml:space="preserve">What preset are you using?</w:t>
+            </w:r>
+            <w:r>
+              <w:rPr>
+                <w:color w:val="ffffff"/>
+                <w:rtl w:val="0"/>
+              </w:rPr>
+              <w:t xml:space="preserve"> Ex.(rna-seq, exome-seq, etc) :  rna-seq </w:t>
+            </w:r>
+          </w:p>
+          <w:p>
+            <w:pPr>
+              <w:keepNext w:val="0"/>
+              <w:keepLines w:val="0"/>
+              <w:pageBreakBefore w:val="0"/>
+              <w:widowControl w:val="0"/>
+              <w:pBdr>
+                <w:top w:space="0" w:sz="0" w:val="nil"/>
+                <w:left w:space="0" w:sz="0" w:val="nil"/>
+                <w:bottom w:space="0" w:sz="0" w:val="nil"/>
+                <w:right w:space="0" w:sz="0" w:val="nil"/>
+                <w:between w:space="0" w:sz="0" w:val="nil"/>
+              </w:pBdr>
+              <w:shd w:fill="auto" w:val="clear"/>
+              <w:spacing w:after="0" w:before="0" w:line="240" w:lineRule="auto"/>
+              <w:ind w:left="0" w:right="0" w:firstLine="0"/>
+              <w:jc w:val="left"/>
+              <w:rPr>
+                <w:color w:val="ffffff"/>
+              </w:rPr>
+            </w:pPr>
+            <w:r>
+              <w:rPr>
+                <w:b w:val="1"/>
+                <w:bCs w:val="1"/>
+                <w:color w:val="ffffff"/>
+                <w:rtl w:val="0"/>
+              </w:rPr>
+              <w:t xml:space="preserve">What species are you using?</w:t>
+            </w:r>
+            <w:r>
+              <w:rPr>
+                <w:color w:val="ffffff"/>
+                <w:rtl w:val="0"/>
+              </w:rPr>
+              <w:t xml:space="preserve"> Ex.(hsa, mmu etc) :  mmu </w:t>
+            </w:r>
+          </w:p>
+          <w:p>
+            <w:pPr>
+              <w:keepNext w:val="0"/>
+              <w:keepLines w:val="0"/>
+              <w:pageBreakBefore w:val="0"/>
+              <w:widowControl w:val="0"/>
+              <w:pBdr>
+                <w:top w:space="0" w:sz="0" w:val="nil"/>
+                <w:left w:space="0" w:sz="0" w:val="nil"/>
+                <w:bottom w:space="0" w:sz="0" w:val="nil"/>
+                <w:right w:space="0" w:sz="0" w:val="nil"/>
+                <w:between w:space="0" w:sz="0" w:val="nil"/>
+              </w:pBdr>
+              <w:shd w:fill="auto" w:val="clear"/>
+              <w:spacing w:after="0" w:before="0" w:line="240" w:lineRule="auto"/>
+              <w:ind w:left="0" w:right="0" w:firstLine="0"/>
+              <w:jc w:val="left"/>
+              <w:rPr>
+                <w:color w:val="ffffff"/>
+              </w:rPr>
+            </w:pPr>
+            <w:r>
+              <w:rPr>
+                <w:rtl w:val="0"/>
+              </w:rPr>
             </w:r>
           </w:p>
         </w:tc>
@@ -6381,94 +7031,84 @@
         <w:rPr>
           <w:rtl w:val="0"/>
         </w:rPr>
-        <w:t xml:space="preserve">After you hit enter, Biowulf will spit out a number.</w:t>
-      </w:r>
-    </w:p>
-    <w:p>
-      <w:pPr>
-        <w:rPr/>
-      </w:pPr>
-      <w:r>
+      </w:r>
+    </w:p>
+    <w:p>
+      <w:pPr>
+        <w:pStyle w:val="Heading3"/>
+        <w:widowControl w:val="0"/>
+        <w:rPr/>
+      </w:pPr>
+      <w:bookmarkStart w:colFirst="0" w:colLast="0" w:name="_12wo73e1njf9" w:id="15"/>
+      <w:bookmarkEnd w:id="15"/>
+      <w:r>
+        <w:rPr>
+          <w:rtl w:val="0"/>
+        </w:rPr>
+      </w:r>
+    </w:p>
+    <w:p>
+      <w:pPr>
+        <w:pStyle w:val="Heading3"/>
+        <w:widowControl w:val="0"/>
+        <w:rPr/>
+      </w:pPr>
+      <w:bookmarkStart w:colFirst="0" w:colLast="0" w:name="_cv90k6rmim7u" w:id="16"/>
+      <w:bookmarkEnd w:id="16"/>
+      <w:r>
+        <w:rPr>
+          <w:rtl w:val="0"/>
+        </w:rPr>
+        <w:t xml:space="preserve">8. Ready to Go</w:t>
+      </w:r>
+    </w:p>
+    <w:p>
+      <w:pPr>
+        <w:rPr/>
+      </w:pPr>
+      <w:r>
+        <w:rPr>
+          <w:rtl w:val="0"/>
+        </w:rPr>
+        <w:t xml:space="preserve">Once Steps 1-6 are done, tell me that we are ready to go by selecting option “8”!</w:t>
+      </w:r>
+    </w:p>
+    <w:p>
+      <w:pPr>
+        <w:rPr/>
+      </w:pPr>
+      <w:r>
+        <w:rPr>
+          <w:rtl w:val="0"/>
+        </w:rPr>
+        <w:t xml:space="preserve">I will combine all the information you listed in steps 1-6.</w:t>
+      </w:r>
+    </w:p>
+    <w:p>
+      <w:pPr>
         <w:rPr>
           <w:b w:val="1"/>
           <w:bCs w:val="1"/>
-          <w:rtl w:val="0"/>
-        </w:rPr>
-        <w:t xml:space="preserve">Write this number down. This is your JOB_ID, </w:t>
-      </w:r>
-      <w:r>
-        <w:rPr>
-          <w:rtl w:val="0"/>
-        </w:rPr>
-        <w:t xml:space="preserve">which you will need to monitor the status of the MIXCR run.</w:t>
-      </w:r>
-    </w:p>
-    <w:p>
-      <w:pPr>
-        <w:numPr>
-          <w:ilvl w:val="0"/>
-          <w:numId w:val="3"/>
-        </w:numPr>
-        <w:ind w:left="720" w:hanging="360"/>
-      </w:pPr>
-      <w:r>
-        <w:rPr>
-          <w:rtl w:val="0"/>
-        </w:rPr>
-        <w:t xml:space="preserve">The swarm_report folder contents should share the same JOB_ID as the one that was spit out.</w:t>
-      </w:r>
-    </w:p>
-    <w:p>
-      <w:pPr>
-        <w:numPr>
-          <w:ilvl w:val="0"/>
-          <w:numId w:val="3"/>
-        </w:numPr>
-        <w:ind w:left="720" w:hanging="360"/>
-      </w:pPr>
-      <w:r>
-        <w:rPr>
-          <w:rtl w:val="0"/>
-        </w:rPr>
-        <w:t xml:space="preserve">When you read each status report file, you can see what </w:t>
-      </w:r>
-      <w:r>
+        </w:rPr>
+      </w:pPr>
+      <w:r>
+        <w:rPr>
+          <w:rtl w:val="0"/>
+        </w:rPr>
+      </w:r>
+    </w:p>
+    <w:p>
+      <w:pPr>
         <w:rPr>
           <w:b w:val="1"/>
           <w:bCs w:val="1"/>
-          <w:rtl w:val="0"/>
-        </w:rPr>
-        <w:t xml:space="preserve">FASTQ file is being read in that job.</w:t>
-      </w:r>
-    </w:p>
-    <w:p>
-      <w:pPr>
-        <w:numPr>
-          <w:ilvl w:val="0"/>
-          <w:numId w:val="3"/>
-        </w:numPr>
-        <w:ind w:left="720" w:hanging="360"/>
-      </w:pPr>
-      <w:r>
-        <w:rPr>
-          <w:rtl w:val="0"/>
-        </w:rPr>
-        <w:t xml:space="preserve">If you have multiple FASTQ files, the JOB will have many sub jobs ex: _1, _2, _3, etc.</w:t>
-      </w:r>
-    </w:p>
-    <w:p>
-      <w:pPr>
-        <w:numPr>
-          <w:ilvl w:val="0"/>
-          <w:numId w:val="3"/>
-        </w:numPr>
-        <w:ind w:left="720" w:hanging="360"/>
-      </w:pPr>
-      <w:r>
-        <w:rPr>
-          <w:rtl w:val="0"/>
-        </w:rPr>
-        <w:t xml:space="preserve">They are </w:t>
+        </w:rPr>
+      </w:pPr>
+      <w:r>
+        <w:rPr>
+          <w:rtl w:val="0"/>
+        </w:rPr>
+        <w:t xml:space="preserve">This will fully prepare the inputs for MIXCR, </w:t>
       </w:r>
       <w:r>
         <w:rPr>
@@ -6476,7 +7116,7 @@
           <w:bCs w:val="1"/>
           <w:rtl w:val="0"/>
         </w:rPr>
-        <w:t xml:space="preserve">not necessarily following your FASTQ file order. Please read each Job status file to check which FASTQ file is actually being processed by that job. </w:t>
+        <w:t xml:space="preserve">and create the final MIXCR script.</w:t>
       </w:r>
     </w:p>
     <w:p>
@@ -6500,117 +7140,11 @@
         <w:rPr>
           <w:rtl w:val="0"/>
         </w:rPr>
-      </w:r>
-    </w:p>
-    <w:p>
-      <w:pPr>
-        <w:rPr/>
-      </w:pPr>
-      <w:r>
-        <w:rPr>
-          <w:rtl w:val="0"/>
-        </w:rPr>
-        <w:t xml:space="preserve">Notes</w:t>
-      </w:r>
-    </w:p>
-    <w:p>
-      <w:pPr>
-        <w:numPr>
-          <w:ilvl w:val="0"/>
-          <w:numId w:val="5"/>
-        </w:numPr>
-        <w:ind w:left="720" w:hanging="360"/>
-      </w:pPr>
-      <w:r>
-        <w:rPr>
-          <w:rtl w:val="0"/>
-        </w:rPr>
-        <w:t xml:space="preserve">You can change the 24:00:00 to any time you want. 24 hours specified here is sufficient.</w:t>
-      </w:r>
-    </w:p>
-    <w:p>
-      <w:pPr>
-        <w:numPr>
-          <w:ilvl w:val="0"/>
-          <w:numId w:val="5"/>
-        </w:numPr>
-        <w:ind w:left="720" w:hanging="360"/>
-      </w:pPr>
-      <w:r>
-        <w:rPr>
-          <w:rtl w:val="0"/>
-        </w:rPr>
-        <w:t xml:space="preserve">You can also change “t” the threads, from 12 to any number or “g” the gigabytes from 80 to any value you want. </w:t>
-      </w:r>
-    </w:p>
-    <w:p>
-      <w:pPr>
-        <w:numPr>
-          <w:ilvl w:val="0"/>
-          <w:numId w:val="5"/>
-        </w:numPr>
-        <w:ind w:left="720" w:hanging="360"/>
-      </w:pPr>
-      <w:r>
-        <w:rPr>
-          <w:rtl w:val="0"/>
-        </w:rPr>
-        <w:t xml:space="preserve">Go to </w:t>
-      </w:r>
-      <w:hyperlink r:id="rId18">
-        <w:r>
-          <w:rPr>
-            <w:color w:val="1155cc"/>
-            <w:u w:val="single"/>
-            <w:rtl w:val="0"/>
-          </w:rPr>
-          <w:t xml:space="preserve">https://hpcnihapps.cit.nih.gov/auth/dashboard/</w:t>
-        </w:r>
-      </w:hyperlink>
-      <w:r>
-        <w:rPr>
-          <w:rtl w:val="0"/>
-        </w:rPr>
-        <w:t xml:space="preserve"> to monitor the status of this job.</w:t>
-      </w:r>
-    </w:p>
-    <w:p>
-      <w:pPr>
-        <w:numPr>
-          <w:ilvl w:val="1"/>
-          <w:numId w:val="5"/>
-        </w:numPr>
-        <w:ind w:left="1440" w:hanging="360"/>
-      </w:pPr>
-      <w:r>
-        <w:rPr>
-          <w:rtl w:val="0"/>
-        </w:rPr>
-        <w:t xml:space="preserve">Select “job Info”</w:t>
-      </w:r>
-    </w:p>
-    <w:p>
-      <w:pPr>
-        <w:numPr>
-          <w:ilvl w:val="1"/>
-          <w:numId w:val="5"/>
-        </w:numPr>
-        <w:ind w:left="1440" w:hanging="360"/>
-      </w:pPr>
-      <w:r>
-        <w:rPr>
-          <w:rtl w:val="0"/>
-        </w:rPr>
-        <w:t xml:space="preserve">You can only go to the next step once all associated jobs are “complete.”</w:t>
-      </w:r>
-    </w:p>
-    <w:p>
-      <w:pPr>
-        <w:numPr>
-          <w:ilvl w:val="1"/>
-          <w:numId w:val="5"/>
-        </w:numPr>
-        <w:ind w:left="1440" w:hanging="360"/>
+        <w:t xml:space="preserve">If you want to make any changes, you can always go back to Steps 1-6 and change your input information.</w:t>
+      </w:r>
+    </w:p>
+    <w:p>
+      <w:pPr>
         <w:rPr>
           <w:b w:val="1"/>
           <w:bCs w:val="1"/>
@@ -6622,175 +7156,83 @@
           <w:bCs w:val="1"/>
           <w:rtl w:val="0"/>
         </w:rPr>
-        <w:t xml:space="preserve">DO NOT run MIXCR EXPORT </w:t>
-      </w:r>
-      <w:r>
-        <w:rPr>
-          <w:rtl w:val="0"/>
-        </w:rPr>
-        <w:t xml:space="preserve">if you see any green or red jobs.</w:t>
-      </w:r>
-    </w:p>
-    <w:p>
-      <w:pPr>
-        <w:numPr>
-          <w:ilvl w:val="1"/>
-          <w:numId w:val="5"/>
-        </w:numPr>
-        <w:ind w:left="1440" w:hanging="360"/>
-      </w:pPr>
-      <w:r>
-        <w:rPr>
-          <w:rtl w:val="0"/>
-        </w:rPr>
-        <w:t xml:space="preserve">If jobs are green that means that they are still running.</w:t>
-      </w:r>
-    </w:p>
-    <w:p>
-      <w:pPr>
-        <w:numPr>
-          <w:ilvl w:val="1"/>
-          <w:numId w:val="5"/>
-        </w:numPr>
-        <w:ind w:left="1440" w:hanging="360"/>
-      </w:pPr>
-      <w:r>
-        <w:rPr>
-          <w:rtl w:val="0"/>
-        </w:rPr>
-        <w:t xml:space="preserve">If any jobs turn red, that means they failed. You will have to repeat them alone.</w:t>
-      </w:r>
-    </w:p>
-    <w:p>
-      <w:pPr>
-        <w:numPr>
-          <w:ilvl w:val="2"/>
-          <w:numId w:val="5"/>
-        </w:numPr>
-        <w:ind w:left="2160" w:hanging="360"/>
-      </w:pPr>
-      <w:r>
-        <w:rPr>
-          <w:rtl w:val="0"/>
-        </w:rPr>
-        <w:t xml:space="preserve">This takes some extra scripting. </w:t>
-      </w:r>
-    </w:p>
-    <w:p>
-      <w:pPr>
-        <w:numPr>
-          <w:ilvl w:val="2"/>
-          <w:numId w:val="5"/>
-        </w:numPr>
-        <w:ind w:left="2160" w:hanging="360"/>
-      </w:pPr>
-      <w:r>
-        <w:rPr>
-          <w:rtl w:val="0"/>
-        </w:rPr>
-        <w:t xml:space="preserve">You will have to run that run separately from everyone else, or re-run the entire MIXCR analysis to be safe. </w:t>
-      </w:r>
-    </w:p>
-    <w:p>
-      <w:pPr>
-        <w:rPr/>
-      </w:pPr>
-      <w:r>
-        <w:rPr/>
-        <w:drawing>
-          <wp:inline distB="114300" distT="114300" distL="114300" distR="114300">
-            <wp:extent cx="6157913" cy="2381678"/>
-            <wp:effectExtent b="0" l="0" r="0" t="0"/>
-            <wp:docPr id="3" name="image8.png"/>
-            <a:graphic>
-              <a:graphicData uri="http://schemas.openxmlformats.org/drawingml/2006/picture">
-                <pic:pic>
-                  <pic:nvPicPr>
-                    <pic:cNvPr id="0" name="image8.png"/>
-                    <pic:cNvPicPr preferRelativeResize="0"/>
-                  </pic:nvPicPr>
-                  <pic:blipFill>
-                    <a:blip r:embed="rId19"/>
-                    <a:srcRect b="0" l="0" r="0" t="0"/>
-                    <a:stretch>
-                      <a:fillRect/>
-                    </a:stretch>
-                  </pic:blipFill>
-                  <pic:spPr>
-                    <a:xfrm>
-                      <a:off x="0" y="0"/>
-                      <a:ext cx="6157913" cy="2381678"/>
-                    </a:xfrm>
-                    <a:prstGeom prst="rect"/>
-                    <a:ln/>
-                  </pic:spPr>
-                </pic:pic>
-              </a:graphicData>
-            </a:graphic>
-          </wp:inline>
-        </w:drawing>
-      </w:r>
-      <w:r>
-        <w:rPr>
-          <w:rtl w:val="0"/>
-        </w:rPr>
-      </w:r>
-    </w:p>
-    <w:p>
-      <w:pPr>
-        <w:rPr/>
-      </w:pPr>
-      <w:r>
-        <w:rPr>
-          <w:rtl w:val="0"/>
-        </w:rPr>
-      </w:r>
-    </w:p>
-    <w:p>
-      <w:pPr>
-        <w:rPr/>
-      </w:pPr>
-      <w:r>
-        <w:rPr>
-          <w:rtl w:val="0"/>
-        </w:rPr>
-        <w:t xml:space="preserve">You can also monitor the % complete by checking the mixcr_start_tool/run_scripts/swarm_report files associated with the job ID. I suggest using “tail *.o” command to show the last few lines of all the “.o” (output) files. </w:t>
-      </w:r>
-    </w:p>
-    <w:p>
-      <w:pPr>
-        <w:pStyle w:val="Heading3"/>
-        <w:rPr/>
-      </w:pPr>
-      <w:bookmarkStart w:colFirst="0" w:colLast="0" w:name="_y0hjmyrmdjao" w:id="18"/>
-      <w:bookmarkEnd w:id="18"/>
-      <w:r>
-        <w:rPr>
-          <w:rtl w:val="0"/>
-        </w:rPr>
-        <w:t xml:space="preserve">2. Run MIXCR Export</w:t>
-      </w:r>
-    </w:p>
-    <w:p>
-      <w:pPr>
-        <w:rPr/>
-      </w:pPr>
-      <w:r>
-        <w:rPr>
-          <w:rtl w:val="0"/>
-        </w:rPr>
-        <w:t xml:space="preserve">After that first step is done (takes many hours. 5-6 hours), come back to the run_scripts folder and run this.</w:t>
-      </w:r>
-    </w:p>
-    <w:p>
-      <w:pPr>
-        <w:rPr/>
-      </w:pPr>
-      <w:r>
-        <w:rPr>
-          <w:rtl w:val="0"/>
-        </w:rPr>
-        <w:t xml:space="preserve">This should take 2-3 hours at most. </w:t>
+        <w:t xml:space="preserve">However, to carry over this information into the final MIXCR script/run, you must select Option 8 again. </w:t>
+      </w:r>
+    </w:p>
+    <w:p>
+      <w:pPr>
+        <w:rPr/>
+      </w:pPr>
+      <w:r>
+        <w:rPr>
+          <w:rtl w:val="0"/>
+        </w:rPr>
+      </w:r>
+    </w:p>
+    <w:p>
+      <w:pPr>
+        <w:rPr/>
+      </w:pPr>
+      <w:r>
+        <w:rPr>
+          <w:rtl w:val="0"/>
+        </w:rPr>
+      </w:r>
+    </w:p>
+    <w:p>
+      <w:pPr>
+        <w:rPr/>
+      </w:pPr>
+      <w:r>
+        <w:rPr>
+          <w:rtl w:val="0"/>
+        </w:rPr>
+      </w:r>
+    </w:p>
+    <w:p>
+      <w:pPr>
+        <w:pStyle w:val="Heading2"/>
+        <w:rPr/>
+      </w:pPr>
+      <w:bookmarkStart w:colFirst="0" w:colLast="0" w:name="_ckf67r7jprd7" w:id="17"/>
+      <w:bookmarkEnd w:id="17"/>
+      <w:r>
+        <w:rPr>
+          <w:rtl w:val="0"/>
+        </w:rPr>
+        <w:t xml:space="preserve">▶️2. Verify that all files are there using “tree”</w:t>
+      </w:r>
+    </w:p>
+    <w:p>
+      <w:pPr>
+        <w:rPr/>
+      </w:pPr>
+      <w:r>
+        <w:rPr>
+          <w:rtl w:val="0"/>
+        </w:rPr>
+        <w:t xml:space="preserve">Type “tree” into the command line.</w:t>
+      </w:r>
+    </w:p>
+    <w:p>
+      <w:pPr>
+        <w:rPr/>
+      </w:pPr>
+      <w:r>
+        <w:rPr>
+          <w:rtl w:val="0"/>
+        </w:rPr>
+        <w:t xml:space="preserve">This list of files will appear! It’s all the files generated by the app so that MIXCR can run. </w:t>
+      </w:r>
+    </w:p>
+    <w:p>
+      <w:pPr>
+        <w:rPr/>
+      </w:pPr>
+      <w:r>
+        <w:rPr>
+          <w:rtl w:val="0"/>
+        </w:rPr>
       </w:r>
     </w:p>
     <w:tbl>
@@ -6835,7 +7277,21 @@
           </w:tcPr>
           <w:p>
             <w:pPr>
-              <w:widowControl w:val="0"/>
+              <w:keepNext w:val="0"/>
+              <w:keepLines w:val="0"/>
+              <w:pageBreakBefore w:val="0"/>
+              <w:widowControl w:val="0"/>
+              <w:pBdr>
+                <w:top w:space="0" w:sz="0" w:val="nil"/>
+                <w:left w:space="0" w:sz="0" w:val="nil"/>
+                <w:bottom w:space="0" w:sz="0" w:val="nil"/>
+                <w:right w:space="0" w:sz="0" w:val="nil"/>
+                <w:between w:space="0" w:sz="0" w:val="nil"/>
+              </w:pBdr>
+              <w:shd w:fill="auto" w:val="clear"/>
+              <w:spacing w:after="0" w:before="0" w:line="240" w:lineRule="auto"/>
+              <w:ind w:left="0" w:right="0" w:firstLine="0"/>
+              <w:jc w:val="left"/>
               <w:rPr>
                 <w:color w:val="ffffff"/>
               </w:rPr>
@@ -6845,7 +7301,7 @@
                 <w:color w:val="ffffff"/>
                 <w:rtl w:val="0"/>
               </w:rPr>
-              <w:t xml:space="preserve">sbatch --mem=10g --cpus-per-task=12 02_mixcr_export.sh</w:t>
+              <w:t xml:space="preserve">tree</w:t>
             </w:r>
           </w:p>
         </w:tc>
@@ -6853,9 +7309,573 @@
     </w:tbl>
     <w:p>
       <w:pPr>
+        <w:rPr/>
+      </w:pPr>
+      <w:r>
+        <w:rPr>
+          <w:rtl w:val="0"/>
+        </w:rPr>
+      </w:r>
+    </w:p>
+    <w:p>
+      <w:pPr>
+        <w:rPr/>
+      </w:pPr>
+      <w:r>
+        <w:rPr>
+          <w:rtl w:val="0"/>
+        </w:rPr>
+        <w:t xml:space="preserve">.</w:t>
+      </w:r>
+    </w:p>
+    <w:p>
+      <w:pPr>
+        <w:rPr/>
+      </w:pPr>
+      <w:r>
+        <w:rPr>
+          <w:rtl w:val="0"/>
+        </w:rPr>
+        <w:t xml:space="preserve">├── 00_mixcr_start_tool.sh</w:t>
+      </w:r>
+    </w:p>
+    <w:p>
+      <w:pPr>
+        <w:rPr/>
+      </w:pPr>
+      <w:r>
+        <w:rPr>
+          <w:rtl w:val="0"/>
+        </w:rPr>
+        <w:t xml:space="preserve">├── input</w:t>
+      </w:r>
+    </w:p>
+    <w:p>
+      <w:pPr>
+        <w:rPr/>
+      </w:pPr>
+      <w:r>
+        <w:rPr>
+          <w:rtl w:val="0"/>
+        </w:rPr>
+        <w:t xml:space="preserve">│   ├── b_dir.txt</w:t>
+      </w:r>
+    </w:p>
+    <w:p>
+      <w:pPr>
+        <w:rPr/>
+      </w:pPr>
+      <w:r>
+        <w:rPr>
+          <w:rtl w:val="0"/>
+        </w:rPr>
+        <w:t xml:space="preserve">│   ├── fastq_dir.txt</w:t>
+      </w:r>
+    </w:p>
+    <w:p>
+      <w:pPr>
+        <w:rPr/>
+      </w:pPr>
+      <w:r>
+        <w:rPr>
+          <w:rtl w:val="0"/>
+        </w:rPr>
+        <w:t xml:space="preserve">│   ├── out_dir.txt</w:t>
+      </w:r>
+    </w:p>
+    <w:p>
+      <w:pPr>
+        <w:rPr/>
+      </w:pPr>
+      <w:r>
+        <w:rPr>
+          <w:rtl w:val="0"/>
+        </w:rPr>
+        <w:t xml:space="preserve">│   ├── preset.txt</w:t>
+      </w:r>
+    </w:p>
+    <w:p>
+      <w:pPr>
+        <w:rPr/>
+      </w:pPr>
+      <w:r>
+        <w:rPr>
+          <w:rtl w:val="0"/>
+        </w:rPr>
+        <w:t xml:space="preserve">│   ├── sample_names.txt</w:t>
+      </w:r>
+    </w:p>
+    <w:p>
+      <w:pPr>
+        <w:rPr/>
+      </w:pPr>
+      <w:r>
+        <w:rPr>
+          <w:rtl w:val="0"/>
+        </w:rPr>
+        <w:t xml:space="preserve">│   ├── species.txt</w:t>
+      </w:r>
+    </w:p>
+    <w:p>
+      <w:pPr>
+        <w:rPr/>
+      </w:pPr>
+      <w:r>
+        <w:rPr>
+          <w:rtl w:val="0"/>
+        </w:rPr>
+        <w:t xml:space="preserve">│   ├── status_dir.txt</w:t>
+      </w:r>
+    </w:p>
+    <w:p>
+      <w:pPr>
+        <w:rPr/>
+      </w:pPr>
+      <w:r>
+        <w:rPr>
+          <w:rtl w:val="0"/>
+        </w:rPr>
+        <w:t xml:space="preserve">│   ├── style_R1.txt</w:t>
+      </w:r>
+    </w:p>
+    <w:p>
+      <w:pPr>
+        <w:rPr/>
+      </w:pPr>
+      <w:r>
+        <w:rPr>
+          <w:rtl w:val="0"/>
+        </w:rPr>
+        <w:t xml:space="preserve">│   └── style_R2.txt</w:t>
+      </w:r>
+    </w:p>
+    <w:p>
+      <w:pPr>
+        <w:rPr/>
+      </w:pPr>
+      <w:r>
+        <w:rPr>
+          <w:rtl w:val="0"/>
+        </w:rPr>
+        <w:t xml:space="preserve">├── prep_scripts</w:t>
+      </w:r>
+    </w:p>
+    <w:p>
+      <w:pPr>
+        <w:rPr/>
+      </w:pPr>
+      <w:r>
+        <w:rPr>
+          <w:rtl w:val="0"/>
+        </w:rPr>
+        <w:t xml:space="preserve">│   ├── 01_mixcr_analyze_script_maker.py</w:t>
+      </w:r>
+    </w:p>
+    <w:p>
+      <w:pPr>
+        <w:rPr/>
+      </w:pPr>
+      <w:r>
+        <w:rPr>
+          <w:rtl w:val="0"/>
+        </w:rPr>
+        <w:t xml:space="preserve">│   └── 02_mixcr_script_maker.py</w:t>
+      </w:r>
+    </w:p>
+    <w:p>
+      <w:pPr>
+        <w:rPr/>
+      </w:pPr>
+      <w:r>
+        <w:rPr>
+          <w:rtl w:val="0"/>
+        </w:rPr>
+        <w:t xml:space="preserve">├── run_scripts</w:t>
+      </w:r>
+    </w:p>
+    <w:p>
+      <w:pPr>
+        <w:rPr/>
+      </w:pPr>
+      <w:r>
+        <w:rPr>
+          <w:rtl w:val="0"/>
+        </w:rPr>
+        <w:t xml:space="preserve">│   ├── 01_mixcr_run.swarm</w:t>
+      </w:r>
+    </w:p>
+    <w:p>
+      <w:pPr>
+        <w:rPr/>
+      </w:pPr>
+      <w:r>
+        <w:rPr>
+          <w:rtl w:val="0"/>
+        </w:rPr>
+        <w:t xml:space="preserve">│   ├── 02_mixcr_export.sh</w:t>
+      </w:r>
+    </w:p>
+    <w:p>
+      <w:pPr>
+        <w:rPr/>
+      </w:pPr>
+      <w:r>
+        <w:rPr>
+          <w:rtl w:val="0"/>
+        </w:rPr>
+        <w:t xml:space="preserve">│   └── swarm_report</w:t>
+      </w:r>
+    </w:p>
+    <w:p>
+      <w:pPr>
+        <w:rPr/>
+      </w:pPr>
+      <w:r>
+        <w:rPr>
+          <w:rtl w:val="0"/>
+        </w:rPr>
+        <w:t xml:space="preserve">└── templates</w:t>
+      </w:r>
+    </w:p>
+    <w:p>
+      <w:pPr>
+        <w:rPr/>
+      </w:pPr>
+      <w:r>
+        <w:rPr>
+          <w:rtl w:val="0"/>
+        </w:rPr>
+        <w:t xml:space="preserve">    ├── 01_TEMPLATE_mixcr_analyze_script_maker.py</w:t>
+      </w:r>
+    </w:p>
+    <w:p>
+      <w:pPr>
+        <w:rPr/>
+      </w:pPr>
+      <w:r>
+        <w:rPr>
+          <w:rtl w:val="0"/>
+        </w:rPr>
+        <w:t xml:space="preserve">    └── 02_TEMPLATE_mixcr_export_script_maker.py</w:t>
+      </w:r>
+    </w:p>
+    <w:p>
+      <w:pPr>
+        <w:rPr/>
+      </w:pPr>
+      <w:r>
+        <w:rPr>
+          <w:rtl w:val="0"/>
+        </w:rPr>
+      </w:r>
+    </w:p>
+    <w:p>
+      <w:pPr>
+        <w:rPr/>
+      </w:pPr>
+      <w:r>
+        <w:rPr>
+          <w:rtl w:val="0"/>
+        </w:rPr>
+      </w:r>
+    </w:p>
+    <w:p>
+      <w:pPr>
+        <w:rPr/>
+      </w:pPr>
+      <w:r>
+        <w:rPr>
+          <w:rtl w:val="0"/>
+        </w:rPr>
+      </w:r>
+    </w:p>
+    <w:p>
+      <w:pPr>
+        <w:pStyle w:val="Heading2"/>
+        <w:rPr/>
+      </w:pPr>
+      <w:bookmarkStart w:colFirst="0" w:colLast="0" w:name="_ffkqt8uwkca" w:id="18"/>
+      <w:bookmarkEnd w:id="18"/>
+      <w:r>
+        <w:rPr>
+          <w:rtl w:val="0"/>
+        </w:rPr>
+        <w:t xml:space="preserve">▶️3. Run the Commands specific to MIXCR</w:t>
+      </w:r>
+    </w:p>
+    <w:p>
+      <w:pPr>
+        <w:rPr/>
+      </w:pPr>
+      <w:r>
+        <w:rPr>
+          <w:rtl w:val="0"/>
+        </w:rPr>
+      </w:r>
+    </w:p>
+    <w:p>
+      <w:pPr>
+        <w:rPr>
+          <w:b w:val="1"/>
+          <w:bCs w:val="1"/>
+        </w:rPr>
+      </w:pPr>
+      <w:r>
+        <w:rPr>
+          <w:b w:val="1"/>
+          <w:bCs w:val="1"/>
+          <w:rtl w:val="0"/>
+        </w:rPr>
+        <w:t xml:space="preserve">First, navigate to the run_scripts folder within the mixcr_start_tool folder. </w:t>
+      </w:r>
+    </w:p>
+    <w:p>
+      <w:pPr>
+        <w:rPr/>
+      </w:pPr>
+      <w:r>
+        <w:rPr>
+          <w:rtl w:val="0"/>
+        </w:rPr>
+      </w:r>
+    </w:p>
+    <w:tbl>
+      <w:tblPr>
+        <w:tblStyle w:val="Table18"/>
+        <w:tblW w:w="10000.0" w:type="dxa"/>
+        <w:jc w:val="center"/>
+        <w:tblBorders>
+          <w:top w:color="000000" w:space="0" w:sz="8" w:val="single"/>
+          <w:left w:color="000000" w:space="0" w:sz="8" w:val="single"/>
+          <w:bottom w:color="000000" w:space="0" w:sz="8" w:val="single"/>
+          <w:right w:color="000000" w:space="0" w:sz="8" w:val="single"/>
+          <w:insideH w:color="000000" w:space="0" w:sz="8" w:val="single"/>
+          <w:insideV w:color="000000" w:space="0" w:sz="8" w:val="single"/>
+        </w:tblBorders>
+        <w:tblLayout w:type="fixed"/>
+        <w:tblLook w:val="0600"/>
+      </w:tblPr>
+      <w:tblGrid>
+        <w:gridCol w:w="10000"/>
+        <w:tblGridChange w:id="0">
+          <w:tblGrid>
+            <w:gridCol w:w="10000"/>
+          </w:tblGrid>
+        </w:tblGridChange>
+      </w:tblGrid>
+      <w:tr>
+        <w:trPr>
+          <w:cantSplit w:val="0"/>
+          <w:tblHeader w:val="0"/>
+        </w:trPr>
+        <w:tc>
+          <w:tcPr>
+            <w:shd w:fill="000000" w:val="clear"/>
+            <w:tcMar>
+              <w:top w:w="100.0" w:type="dxa"/>
+              <w:left w:w="100.0" w:type="dxa"/>
+              <w:bottom w:w="100.0" w:type="dxa"/>
+              <w:right w:w="100.0" w:type="dxa"/>
+            </w:tcMar>
+            <w:vAlign w:val="top"/>
+          </w:tcPr>
+          <w:p>
+            <w:pPr>
+              <w:widowControl w:val="0"/>
+              <w:rPr>
+                <w:color w:val="ffffff"/>
+              </w:rPr>
+            </w:pPr>
+            <w:r>
+              <w:rPr>
+                <w:color w:val="ffffff"/>
+                <w:rtl w:val="0"/>
+              </w:rPr>
+              <w:t xml:space="preserve">cd run_scripts</w:t>
+            </w:r>
+          </w:p>
+        </w:tc>
+      </w:tr>
+    </w:tbl>
+    <w:p>
+      <w:pPr>
+        <w:rPr/>
+      </w:pPr>
+      <w:r>
+        <w:rPr>
+          <w:rtl w:val="0"/>
+        </w:rPr>
+      </w:r>
+    </w:p>
+    <w:p>
+      <w:pPr>
+        <w:rPr/>
+      </w:pPr>
+      <w:r>
+        <w:rPr>
+          <w:rtl w:val="0"/>
+        </w:rPr>
+      </w:r>
+    </w:p>
+    <w:p>
+      <w:pPr>
+        <w:rPr/>
+      </w:pPr>
+      <w:r>
+        <w:rPr>
+          <w:rtl w:val="0"/>
+        </w:rPr>
+      </w:r>
+    </w:p>
+    <w:p>
+      <w:pPr>
+        <w:pStyle w:val="Heading3"/>
+        <w:rPr/>
+      </w:pPr>
+      <w:bookmarkStart w:colFirst="0" w:colLast="0" w:name="_jqa8uck61i4d" w:id="19"/>
+      <w:bookmarkEnd w:id="19"/>
+      <w:r>
+        <w:rPr>
+          <w:rtl w:val="0"/>
+        </w:rPr>
+        <w:t xml:space="preserve">1. Run MIXCR</w:t>
+      </w:r>
+    </w:p>
+    <w:p>
+      <w:pPr>
+        <w:rPr/>
+      </w:pPr>
+      <w:r>
+        <w:rPr>
+          <w:rtl w:val="0"/>
+        </w:rPr>
+        <w:t xml:space="preserve">First, we are running the 01_mixcr_run.swarm script, which runs the main MIXCR run.</w:t>
+      </w:r>
+    </w:p>
+    <w:p>
+      <w:pPr>
+        <w:rPr/>
+      </w:pPr>
+      <w:r>
+        <w:rPr>
+          <w:rtl w:val="0"/>
+        </w:rPr>
+        <w:t xml:space="preserve">The status updates will be placed in this “swarm_report” folder, which is within the run_scripts folder. </w:t>
+      </w:r>
+    </w:p>
+    <w:p>
+      <w:pPr>
+        <w:rPr/>
+      </w:pPr>
+      <w:r>
+        <w:rPr>
+          <w:rtl w:val="0"/>
+        </w:rPr>
+      </w:r>
+    </w:p>
+    <w:tbl>
+      <w:tblPr>
+        <w:tblStyle w:val="Table19"/>
+        <w:tblW w:w="10000.0" w:type="dxa"/>
+        <w:jc w:val="center"/>
+        <w:tblBorders>
+          <w:top w:color="000000" w:space="0" w:sz="8" w:val="single"/>
+          <w:left w:color="000000" w:space="0" w:sz="8" w:val="single"/>
+          <w:bottom w:color="000000" w:space="0" w:sz="8" w:val="single"/>
+          <w:right w:color="000000" w:space="0" w:sz="8" w:val="single"/>
+          <w:insideH w:color="000000" w:space="0" w:sz="8" w:val="single"/>
+          <w:insideV w:color="000000" w:space="0" w:sz="8" w:val="single"/>
+        </w:tblBorders>
+        <w:tblLayout w:type="fixed"/>
+        <w:tblLook w:val="0600"/>
+      </w:tblPr>
+      <w:tblGrid>
+        <w:gridCol w:w="10000"/>
+        <w:tblGridChange w:id="0">
+          <w:tblGrid>
+            <w:gridCol w:w="10000"/>
+          </w:tblGrid>
+        </w:tblGridChange>
+      </w:tblGrid>
+      <w:tr>
+        <w:trPr>
+          <w:cantSplit w:val="0"/>
+          <w:tblHeader w:val="0"/>
+        </w:trPr>
+        <w:tc>
+          <w:tcPr>
+            <w:shd w:fill="000000" w:val="clear"/>
+            <w:tcMar>
+              <w:top w:w="100.0" w:type="dxa"/>
+              <w:left w:w="100.0" w:type="dxa"/>
+              <w:bottom w:w="100.0" w:type="dxa"/>
+              <w:right w:w="100.0" w:type="dxa"/>
+            </w:tcMar>
+            <w:vAlign w:val="top"/>
+          </w:tcPr>
+          <w:p>
+            <w:pPr>
+              <w:widowControl w:val="0"/>
+              <w:rPr>
+                <w:color w:val="ffffff"/>
+              </w:rPr>
+            </w:pPr>
+            <w:r>
+              <w:rPr>
+                <w:color w:val="ffffff"/>
+                <w:rtl w:val="0"/>
+              </w:rPr>
+              <w:t xml:space="preserve">swarm -f 01_mixcr_run.swarm -t 12 -g 80 --time 24:00:00 --module mixcr --logdir ./swarm_report/</w:t>
+            </w:r>
+          </w:p>
+        </w:tc>
+      </w:tr>
+    </w:tbl>
+    <w:p>
+      <w:pPr>
+        <w:rPr/>
+      </w:pPr>
+      <w:r>
+        <w:rPr>
+          <w:rtl w:val="0"/>
+        </w:rPr>
+      </w:r>
+    </w:p>
+    <w:p>
+      <w:pPr>
+        <w:rPr/>
+      </w:pPr>
+      <w:r>
+        <w:rPr>
+          <w:rtl w:val="0"/>
+        </w:rPr>
+        <w:t xml:space="preserve">After you hit enter, Biowulf will spit out a number.</w:t>
+      </w:r>
+    </w:p>
+    <w:p>
+      <w:pPr>
+        <w:rPr/>
+      </w:pPr>
+      <w:r>
+        <w:rPr>
+          <w:b w:val="1"/>
+          <w:bCs w:val="1"/>
+          <w:rtl w:val="0"/>
+        </w:rPr>
+        <w:t xml:space="preserve">Write this number down. This is your JOB_ID, </w:t>
+      </w:r>
+      <w:r>
+        <w:rPr>
+          <w:rtl w:val="0"/>
+        </w:rPr>
+        <w:t xml:space="preserve">which you will need to monitor the status of the MIXCR run.</w:t>
+      </w:r>
+    </w:p>
+    <w:p>
+      <w:pPr>
         <w:numPr>
           <w:ilvl w:val="0"/>
-          <w:numId w:val="6"/>
+          <w:numId w:val="3"/>
         </w:numPr>
         <w:ind w:left="720" w:hanging="360"/>
       </w:pPr>
@@ -6863,23 +7883,471 @@
         <w:rPr>
           <w:rtl w:val="0"/>
         </w:rPr>
-        <w:t xml:space="preserve">The status update file will be placed directly into “run_scripts” folder. </w:t>
+        <w:t xml:space="preserve">The swarm_report folder contents should share the same JOB_ID as the one that was spit out.</w:t>
       </w:r>
     </w:p>
     <w:p>
       <w:pPr>
         <w:numPr>
           <w:ilvl w:val="0"/>
-          <w:numId w:val="6"/>
+          <w:numId w:val="3"/>
         </w:numPr>
         <w:ind w:left="720" w:hanging="360"/>
       </w:pPr>
       <w:r>
         <w:rPr>
+          <w:rtl w:val="0"/>
+        </w:rPr>
+        <w:t xml:space="preserve">When you read each status report file, you can see what </w:t>
+      </w:r>
+      <w:r>
+        <w:rPr>
           <w:b w:val="1"/>
           <w:bCs w:val="1"/>
           <w:rtl w:val="0"/>
         </w:rPr>
+        <w:t xml:space="preserve">FASTQ file is being read in that job.</w:t>
+      </w:r>
+    </w:p>
+    <w:p>
+      <w:pPr>
+        <w:numPr>
+          <w:ilvl w:val="0"/>
+          <w:numId w:val="3"/>
+        </w:numPr>
+        <w:ind w:left="720" w:hanging="360"/>
+      </w:pPr>
+      <w:r>
+        <w:rPr>
+          <w:rtl w:val="0"/>
+        </w:rPr>
+        <w:t xml:space="preserve">If you have multiple FASTQ files, the JOB will have many sub jobs ex: _1, _2, _3, etc.</w:t>
+      </w:r>
+    </w:p>
+    <w:p>
+      <w:pPr>
+        <w:numPr>
+          <w:ilvl w:val="0"/>
+          <w:numId w:val="3"/>
+        </w:numPr>
+        <w:ind w:left="720" w:hanging="360"/>
+      </w:pPr>
+      <w:r>
+        <w:rPr>
+          <w:rtl w:val="0"/>
+        </w:rPr>
+        <w:t xml:space="preserve">They are </w:t>
+      </w:r>
+      <w:r>
+        <w:rPr>
+          <w:b w:val="1"/>
+          <w:bCs w:val="1"/>
+          <w:rtl w:val="0"/>
+        </w:rPr>
+        <w:t xml:space="preserve">not necessarily following your FASTQ file order. Please read each Job status file to check which FASTQ file is actually being processed by that job. </w:t>
+      </w:r>
+    </w:p>
+    <w:p>
+      <w:pPr>
+        <w:rPr>
+          <w:b w:val="1"/>
+          <w:bCs w:val="1"/>
+        </w:rPr>
+      </w:pPr>
+      <w:r>
+        <w:rPr>
+          <w:rtl w:val="0"/>
+        </w:rPr>
+      </w:r>
+    </w:p>
+    <w:p>
+      <w:pPr>
+        <w:rPr/>
+      </w:pPr>
+      <w:r>
+        <w:rPr>
+          <w:rtl w:val="0"/>
+        </w:rPr>
+      </w:r>
+    </w:p>
+    <w:p>
+      <w:pPr>
+        <w:rPr/>
+      </w:pPr>
+      <w:r>
+        <w:rPr>
+          <w:rtl w:val="0"/>
+        </w:rPr>
+        <w:t xml:space="preserve">Notes</w:t>
+      </w:r>
+    </w:p>
+    <w:p>
+      <w:pPr>
+        <w:numPr>
+          <w:ilvl w:val="0"/>
+          <w:numId w:val="5"/>
+        </w:numPr>
+        <w:ind w:left="720" w:hanging="360"/>
+      </w:pPr>
+      <w:r>
+        <w:rPr>
+          <w:rtl w:val="0"/>
+        </w:rPr>
+        <w:t xml:space="preserve">You can change the 24:00:00 to any time you want. 24 hours specified here is sufficient.</w:t>
+      </w:r>
+    </w:p>
+    <w:p>
+      <w:pPr>
+        <w:numPr>
+          <w:ilvl w:val="0"/>
+          <w:numId w:val="5"/>
+        </w:numPr>
+        <w:ind w:left="720" w:hanging="360"/>
+      </w:pPr>
+      <w:r>
+        <w:rPr>
+          <w:rtl w:val="0"/>
+        </w:rPr>
+        <w:t xml:space="preserve">You can also change “t” the threads, from 12 to any number or “g” the gigabytes from 80 to any value you want. </w:t>
+      </w:r>
+    </w:p>
+    <w:p>
+      <w:pPr>
+        <w:numPr>
+          <w:ilvl w:val="0"/>
+          <w:numId w:val="5"/>
+        </w:numPr>
+        <w:ind w:left="720" w:hanging="360"/>
+      </w:pPr>
+      <w:r>
+        <w:rPr>
+          <w:rtl w:val="0"/>
+        </w:rPr>
+        <w:t xml:space="preserve">Go to </w:t>
+      </w:r>
+      <w:hyperlink r:id="rId18">
+        <w:r>
+          <w:rPr>
+            <w:color w:val="1155cc"/>
+            <w:u w:val="single"/>
+            <w:rtl w:val="0"/>
+          </w:rPr>
+          <w:t xml:space="preserve">https://hpcnihapps.cit.nih.gov/auth/dashboard/</w:t>
+        </w:r>
+      </w:hyperlink>
+      <w:r>
+        <w:rPr>
+          <w:rtl w:val="0"/>
+        </w:rPr>
+        <w:t xml:space="preserve"> to monitor the status of this job.</w:t>
+      </w:r>
+    </w:p>
+    <w:p>
+      <w:pPr>
+        <w:numPr>
+          <w:ilvl w:val="1"/>
+          <w:numId w:val="5"/>
+        </w:numPr>
+        <w:ind w:left="1440" w:hanging="360"/>
+      </w:pPr>
+      <w:r>
+        <w:rPr>
+          <w:rtl w:val="0"/>
+        </w:rPr>
+        <w:t xml:space="preserve">Select “job Info”</w:t>
+      </w:r>
+    </w:p>
+    <w:p>
+      <w:pPr>
+        <w:numPr>
+          <w:ilvl w:val="1"/>
+          <w:numId w:val="5"/>
+        </w:numPr>
+        <w:ind w:left="1440" w:hanging="360"/>
+      </w:pPr>
+      <w:r>
+        <w:rPr>
+          <w:rtl w:val="0"/>
+        </w:rPr>
+        <w:t xml:space="preserve">You can only go to the next step once all associated jobs are “complete.”</w:t>
+      </w:r>
+    </w:p>
+    <w:p>
+      <w:pPr>
+        <w:numPr>
+          <w:ilvl w:val="1"/>
+          <w:numId w:val="5"/>
+        </w:numPr>
+        <w:ind w:left="1440" w:hanging="360"/>
+        <w:rPr>
+          <w:b w:val="1"/>
+          <w:bCs w:val="1"/>
+        </w:rPr>
+      </w:pPr>
+      <w:r>
+        <w:rPr>
+          <w:b w:val="1"/>
+          <w:bCs w:val="1"/>
+          <w:rtl w:val="0"/>
+        </w:rPr>
+        <w:t xml:space="preserve">DO NOT run MIXCR EXPORT </w:t>
+      </w:r>
+      <w:r>
+        <w:rPr>
+          <w:rtl w:val="0"/>
+        </w:rPr>
+        <w:t xml:space="preserve">if you see any green or red jobs.</w:t>
+      </w:r>
+    </w:p>
+    <w:p>
+      <w:pPr>
+        <w:numPr>
+          <w:ilvl w:val="1"/>
+          <w:numId w:val="5"/>
+        </w:numPr>
+        <w:ind w:left="1440" w:hanging="360"/>
+      </w:pPr>
+      <w:r>
+        <w:rPr>
+          <w:rtl w:val="0"/>
+        </w:rPr>
+        <w:t xml:space="preserve">If jobs are green that means that they are still running.</w:t>
+      </w:r>
+    </w:p>
+    <w:p>
+      <w:pPr>
+        <w:numPr>
+          <w:ilvl w:val="1"/>
+          <w:numId w:val="5"/>
+        </w:numPr>
+        <w:ind w:left="1440" w:hanging="360"/>
+      </w:pPr>
+      <w:r>
+        <w:rPr>
+          <w:rtl w:val="0"/>
+        </w:rPr>
+        <w:t xml:space="preserve">If any jobs turn red, that means they failed. You will have to repeat them alone.</w:t>
+      </w:r>
+    </w:p>
+    <w:p>
+      <w:pPr>
+        <w:numPr>
+          <w:ilvl w:val="2"/>
+          <w:numId w:val="5"/>
+        </w:numPr>
+        <w:ind w:left="2160" w:hanging="360"/>
+      </w:pPr>
+      <w:r>
+        <w:rPr>
+          <w:rtl w:val="0"/>
+        </w:rPr>
+        <w:t xml:space="preserve">This takes some extra scripting. </w:t>
+      </w:r>
+    </w:p>
+    <w:p>
+      <w:pPr>
+        <w:numPr>
+          <w:ilvl w:val="2"/>
+          <w:numId w:val="5"/>
+        </w:numPr>
+        <w:ind w:left="2160" w:hanging="360"/>
+      </w:pPr>
+      <w:r>
+        <w:rPr>
+          <w:rtl w:val="0"/>
+        </w:rPr>
+        <w:t xml:space="preserve">You will have to run that run separately from everyone else, or re-run the entire MIXCR analysis to be safe. </w:t>
+      </w:r>
+    </w:p>
+    <w:p>
+      <w:pPr>
+        <w:rPr/>
+      </w:pPr>
+      <w:r>
+        <w:rPr/>
+        <w:drawing>
+          <wp:inline distB="114300" distT="114300" distL="114300" distR="114300">
+            <wp:extent cx="6157913" cy="2381678"/>
+            <wp:effectExtent b="0" l="0" r="0" t="0"/>
+            <wp:docPr id="2" name="image5.png"/>
+            <a:graphic>
+              <a:graphicData uri="http://schemas.openxmlformats.org/drawingml/2006/picture">
+                <pic:pic>
+                  <pic:nvPicPr>
+                    <pic:cNvPr id="0" name="image5.png"/>
+                    <pic:cNvPicPr preferRelativeResize="0"/>
+                  </pic:nvPicPr>
+                  <pic:blipFill>
+                    <a:blip r:embed="rId19"/>
+                    <a:srcRect b="0" l="0" r="0" t="0"/>
+                    <a:stretch>
+                      <a:fillRect/>
+                    </a:stretch>
+                  </pic:blipFill>
+                  <pic:spPr>
+                    <a:xfrm>
+                      <a:off x="0" y="0"/>
+                      <a:ext cx="6157913" cy="2381678"/>
+                    </a:xfrm>
+                    <a:prstGeom prst="rect"/>
+                    <a:ln/>
+                  </pic:spPr>
+                </pic:pic>
+              </a:graphicData>
+            </a:graphic>
+          </wp:inline>
+        </w:drawing>
+      </w:r>
+      <w:r>
+        <w:rPr>
+          <w:rtl w:val="0"/>
+        </w:rPr>
+      </w:r>
+    </w:p>
+    <w:p>
+      <w:pPr>
+        <w:rPr/>
+      </w:pPr>
+      <w:r>
+        <w:rPr>
+          <w:rtl w:val="0"/>
+        </w:rPr>
+      </w:r>
+    </w:p>
+    <w:p>
+      <w:pPr>
+        <w:rPr/>
+      </w:pPr>
+      <w:r>
+        <w:rPr>
+          <w:rtl w:val="0"/>
+        </w:rPr>
+        <w:t xml:space="preserve">You can also monitor the % complete by checking the mixcr_start_tool/run_scripts/swarm_report files associated with the job ID. I suggest using “tail *.o” command to show the last few lines of all the “.o” (output) files. </w:t>
+      </w:r>
+    </w:p>
+    <w:p>
+      <w:pPr>
+        <w:pStyle w:val="Heading3"/>
+        <w:rPr/>
+      </w:pPr>
+      <w:bookmarkStart w:colFirst="0" w:colLast="0" w:name="_y0hjmyrmdjao" w:id="20"/>
+      <w:bookmarkEnd w:id="20"/>
+      <w:r>
+        <w:rPr>
+          <w:rtl w:val="0"/>
+        </w:rPr>
+        <w:t xml:space="preserve">2. Run MIXCR Export</w:t>
+      </w:r>
+    </w:p>
+    <w:p>
+      <w:pPr>
+        <w:rPr/>
+      </w:pPr>
+      <w:r>
+        <w:rPr>
+          <w:rtl w:val="0"/>
+        </w:rPr>
+        <w:t xml:space="preserve">After that first step is done (takes many hours. 5-6 hours), come back to the run_scripts folder and run this.</w:t>
+      </w:r>
+    </w:p>
+    <w:p>
+      <w:pPr>
+        <w:rPr/>
+      </w:pPr>
+      <w:r>
+        <w:rPr>
+          <w:rtl w:val="0"/>
+        </w:rPr>
+        <w:t xml:space="preserve">This should take 2-3 hours at most. </w:t>
+      </w:r>
+    </w:p>
+    <w:tbl>
+      <w:tblPr>
+        <w:tblStyle w:val="Table20"/>
+        <w:tblW w:w="10000.0" w:type="dxa"/>
+        <w:jc w:val="center"/>
+        <w:tblBorders>
+          <w:top w:color="000000" w:space="0" w:sz="8" w:val="single"/>
+          <w:left w:color="000000" w:space="0" w:sz="8" w:val="single"/>
+          <w:bottom w:color="000000" w:space="0" w:sz="8" w:val="single"/>
+          <w:right w:color="000000" w:space="0" w:sz="8" w:val="single"/>
+          <w:insideH w:color="000000" w:space="0" w:sz="8" w:val="single"/>
+          <w:insideV w:color="000000" w:space="0" w:sz="8" w:val="single"/>
+        </w:tblBorders>
+        <w:tblLayout w:type="fixed"/>
+        <w:tblLook w:val="0600"/>
+      </w:tblPr>
+      <w:tblGrid>
+        <w:gridCol w:w="10000"/>
+        <w:tblGridChange w:id="0">
+          <w:tblGrid>
+            <w:gridCol w:w="10000"/>
+          </w:tblGrid>
+        </w:tblGridChange>
+      </w:tblGrid>
+      <w:tr>
+        <w:trPr>
+          <w:cantSplit w:val="0"/>
+          <w:tblHeader w:val="0"/>
+        </w:trPr>
+        <w:tc>
+          <w:tcPr>
+            <w:shd w:fill="000000" w:val="clear"/>
+            <w:tcMar>
+              <w:top w:w="100.0" w:type="dxa"/>
+              <w:left w:w="100.0" w:type="dxa"/>
+              <w:bottom w:w="100.0" w:type="dxa"/>
+              <w:right w:w="100.0" w:type="dxa"/>
+            </w:tcMar>
+            <w:vAlign w:val="top"/>
+          </w:tcPr>
+          <w:p>
+            <w:pPr>
+              <w:widowControl w:val="0"/>
+              <w:rPr>
+                <w:color w:val="ffffff"/>
+              </w:rPr>
+            </w:pPr>
+            <w:r>
+              <w:rPr>
+                <w:color w:val="ffffff"/>
+                <w:rtl w:val="0"/>
+              </w:rPr>
+              <w:t xml:space="preserve">sbatch --mem=10g --cpus-per-task=12 02_mixcr_export.sh</w:t>
+            </w:r>
+          </w:p>
+        </w:tc>
+      </w:tr>
+    </w:tbl>
+    <w:p>
+      <w:pPr>
+        <w:numPr>
+          <w:ilvl w:val="0"/>
+          <w:numId w:val="7"/>
+        </w:numPr>
+        <w:ind w:left="720" w:hanging="360"/>
+      </w:pPr>
+      <w:r>
+        <w:rPr>
+          <w:rtl w:val="0"/>
+        </w:rPr>
+        <w:t xml:space="preserve">The status update file will be placed directly into “run_scripts” folder. </w:t>
+      </w:r>
+    </w:p>
+    <w:p>
+      <w:pPr>
+        <w:numPr>
+          <w:ilvl w:val="0"/>
+          <w:numId w:val="7"/>
+        </w:numPr>
+        <w:ind w:left="720" w:hanging="360"/>
+      </w:pPr>
+      <w:r>
+        <w:rPr>
+          <w:b w:val="1"/>
+          <w:bCs w:val="1"/>
+          <w:rtl w:val="0"/>
+        </w:rPr>
         <w:t xml:space="preserve">Write this number down. This is your JOB_ID, </w:t>
       </w:r>
       <w:r>
@@ -6914,8 +8382,8 @@
         <w:pStyle w:val="Heading2"/>
         <w:rPr/>
       </w:pPr>
-      <w:bookmarkStart w:colFirst="0" w:colLast="0" w:name="_s1bufupr0gpr" w:id="19"/>
-      <w:bookmarkEnd w:id="19"/>
+      <w:bookmarkStart w:colFirst="0" w:colLast="0" w:name="_s1bufupr0gpr" w:id="21"/>
+      <w:bookmarkEnd w:id="21"/>
       <w:r>
         <w:rPr>
           <w:rtl w:val="0"/>
@@ -6938,8 +8406,8 @@
         <w:pStyle w:val="Heading2"/>
         <w:rPr/>
       </w:pPr>
-      <w:bookmarkStart w:colFirst="0" w:colLast="0" w:name="_6ddw0ti35qqq" w:id="20"/>
-      <w:bookmarkEnd w:id="20"/>
+      <w:bookmarkStart w:colFirst="0" w:colLast="0" w:name="_6ddw0ti35qqq" w:id="22"/>
+      <w:bookmarkEnd w:id="22"/>
       <w:r>
         <w:rPr>
           <w:rtl w:val="0"/>
@@ -6975,8 +8443,8 @@
         <w:widowControl w:val="0"/>
         <w:rPr/>
       </w:pPr>
-      <w:bookmarkStart w:colFirst="0" w:colLast="0" w:name="_mslqn02m2ozd" w:id="21"/>
-      <w:bookmarkEnd w:id="21"/>
+      <w:bookmarkStart w:colFirst="0" w:colLast="0" w:name="_mslqn02m2ozd" w:id="23"/>
+      <w:bookmarkEnd w:id="23"/>
       <w:r>
         <w:rPr>
           <w:rtl w:val="0"/>
@@ -7259,12 +8727,12 @@
           <wp:inline distB="114300" distT="114300" distL="114300" distR="114300">
             <wp:extent cx="6105525" cy="4533900"/>
             <wp:effectExtent b="0" l="0" r="0" t="0"/>
-            <wp:docPr id="14" name="image9.png"/>
+            <wp:docPr id="13" name="image4.png"/>
             <a:graphic>
               <a:graphicData uri="http://schemas.openxmlformats.org/drawingml/2006/picture">
                 <pic:pic>
                   <pic:nvPicPr>
-                    <pic:cNvPr id="0" name="image9.png"/>
+                    <pic:cNvPr id="0" name="image4.png"/>
                     <pic:cNvPicPr preferRelativeResize="0"/>
                   </pic:nvPicPr>
                   <pic:blipFill>
@@ -7370,12 +8838,12 @@
           <wp:inline distB="114300" distT="114300" distL="114300" distR="114300">
             <wp:extent cx="5934075" cy="1085850"/>
             <wp:effectExtent b="0" l="0" r="0" t="0"/>
-            <wp:docPr id="10" name="image5.png"/>
+            <wp:docPr id="9" name="image8.png"/>
             <a:graphic>
               <a:graphicData uri="http://schemas.openxmlformats.org/drawingml/2006/picture">
                 <pic:pic>
                   <pic:nvPicPr>
-                    <pic:cNvPr id="0" name="image5.png"/>
+                    <pic:cNvPr id="0" name="image8.png"/>
                     <pic:cNvPicPr preferRelativeResize="0"/>
                   </pic:nvPicPr>
                   <pic:blipFill>
@@ -7440,8 +8908,8 @@
         <w:ind w:left="0" w:firstLine="0"/>
         <w:rPr/>
       </w:pPr>
-      <w:bookmarkStart w:colFirst="0" w:colLast="0" w:name="_taapogd1a310" w:id="22"/>
-      <w:bookmarkEnd w:id="22"/>
+      <w:bookmarkStart w:colFirst="0" w:colLast="0" w:name="_taapogd1a310" w:id="24"/>
+      <w:bookmarkEnd w:id="24"/>
       <w:r>
         <w:rPr>
           <w:rtl w:val="0"/>
@@ -7509,7 +8977,7 @@
     </w:p>
     <w:tbl>
       <w:tblPr>
-        <w:tblStyle w:val="Table18"/>
+        <w:tblStyle w:val="Table21"/>
         <w:tblW w:w="10000.0" w:type="dxa"/>
         <w:jc w:val="center"/>
         <w:tblBorders>
@@ -8719,8 +10187,8 @@
         <w:pStyle w:val="Heading4"/>
         <w:rPr/>
       </w:pPr>
-      <w:bookmarkStart w:colFirst="0" w:colLast="0" w:name="_5gto5sm7ad53" w:id="23"/>
-      <w:bookmarkEnd w:id="23"/>
+      <w:bookmarkStart w:colFirst="0" w:colLast="0" w:name="_5gto5sm7ad53" w:id="25"/>
+      <w:bookmarkEnd w:id="25"/>
       <w:r>
         <w:rPr>
           <w:color w:val="434343"/>
@@ -8800,7 +10268,7 @@
     </w:p>
     <w:tbl>
       <w:tblPr>
-        <w:tblStyle w:val="Table19"/>
+        <w:tblStyle w:val="Table22"/>
         <w:tblW w:w="61245.0" w:type="dxa"/>
         <w:jc w:val="left"/>
         <w:tblBorders>
@@ -11112,8 +12580,8 @@
         <w:pStyle w:val="Heading4"/>
         <w:rPr/>
       </w:pPr>
-      <w:bookmarkStart w:colFirst="0" w:colLast="0" w:name="_riyqz4pjigyw" w:id="24"/>
-      <w:bookmarkEnd w:id="24"/>
+      <w:bookmarkStart w:colFirst="0" w:colLast="0" w:name="_riyqz4pjigyw" w:id="26"/>
+      <w:bookmarkEnd w:id="26"/>
       <w:r>
         <w:rPr>
           <w:rtl w:val="0"/>
@@ -11125,8 +12593,8 @@
         <w:pStyle w:val="Heading4"/>
         <w:rPr/>
       </w:pPr>
-      <w:bookmarkStart w:colFirst="0" w:colLast="0" w:name="_uwaxak1mh2bx" w:id="25"/>
-      <w:bookmarkEnd w:id="25"/>
+      <w:bookmarkStart w:colFirst="0" w:colLast="0" w:name="_uwaxak1mh2bx" w:id="27"/>
+      <w:bookmarkEnd w:id="27"/>
       <w:r>
         <w:rPr>
           <w:rtl w:val="0"/>
@@ -11183,8 +12651,8 @@
         <w:pStyle w:val="Heading1"/>
         <w:rPr/>
       </w:pPr>
-      <w:bookmarkStart w:colFirst="0" w:colLast="0" w:name="_ox3hqb1rn177" w:id="26"/>
-      <w:bookmarkEnd w:id="26"/>
+      <w:bookmarkStart w:colFirst="0" w:colLast="0" w:name="_ox3hqb1rn177" w:id="28"/>
+      <w:bookmarkEnd w:id="28"/>
       <w:r>
         <w:rPr>
           <w:rtl w:val="0"/>
@@ -11197,8 +12665,8 @@
         <w:pStyle w:val="Heading1"/>
         <w:rPr/>
       </w:pPr>
-      <w:bookmarkStart w:colFirst="0" w:colLast="0" w:name="_jn1zrwl9w33e" w:id="27"/>
-      <w:bookmarkEnd w:id="27"/>
+      <w:bookmarkStart w:colFirst="0" w:colLast="0" w:name="_jn1zrwl9w33e" w:id="29"/>
+      <w:bookmarkEnd w:id="29"/>
       <w:r>
         <w:rPr>
           <w:rtl w:val="0"/>
@@ -11233,8 +12701,8 @@
         <w:pStyle w:val="Heading2"/>
         <w:rPr/>
       </w:pPr>
-      <w:bookmarkStart w:colFirst="0" w:colLast="0" w:name="_rfeqghor3fnb" w:id="28"/>
-      <w:bookmarkEnd w:id="28"/>
+      <w:bookmarkStart w:colFirst="0" w:colLast="0" w:name="_rfeqghor3fnb" w:id="30"/>
+      <w:bookmarkEnd w:id="30"/>
       <w:r>
         <w:rPr>
           <w:rtl w:val="0"/>
@@ -11247,8 +12715,8 @@
         <w:pStyle w:val="Heading3"/>
         <w:rPr/>
       </w:pPr>
-      <w:bookmarkStart w:colFirst="0" w:colLast="0" w:name="_y0sv4m42es0h" w:id="29"/>
-      <w:bookmarkEnd w:id="29"/>
+      <w:bookmarkStart w:colFirst="0" w:colLast="0" w:name="_y0sv4m42es0h" w:id="31"/>
+      <w:bookmarkEnd w:id="31"/>
       <w:r>
         <w:rPr>
           <w:rtl w:val="0"/>
@@ -11258,7 +12726,7 @@
     </w:p>
     <w:tbl>
       <w:tblPr>
-        <w:tblStyle w:val="Table20"/>
+        <w:tblStyle w:val="Table23"/>
         <w:tblW w:w="12465.0" w:type="dxa"/>
         <w:jc w:val="center"/>
         <w:tblBorders>
@@ -13012,8 +14480,8 @@
         <w:pStyle w:val="Heading3"/>
         <w:rPr/>
       </w:pPr>
-      <w:bookmarkStart w:colFirst="0" w:colLast="0" w:name="_jiknelshx8vp" w:id="30"/>
-      <w:bookmarkEnd w:id="30"/>
+      <w:bookmarkStart w:colFirst="0" w:colLast="0" w:name="_jiknelshx8vp" w:id="32"/>
+      <w:bookmarkEnd w:id="32"/>
       <w:r>
         <w:rPr>
           <w:rtl w:val="0"/>
@@ -13036,8 +14504,8 @@
         <w:pStyle w:val="Heading4"/>
         <w:rPr/>
       </w:pPr>
-      <w:bookmarkStart w:colFirst="0" w:colLast="0" w:name="_8komto1unp6f" w:id="31"/>
-      <w:bookmarkEnd w:id="31"/>
+      <w:bookmarkStart w:colFirst="0" w:colLast="0" w:name="_8komto1unp6f" w:id="33"/>
+      <w:bookmarkEnd w:id="33"/>
       <w:r>
         <w:rPr>
           <w:rtl w:val="0"/>
@@ -13116,7 +14584,7 @@
     </w:p>
     <w:tbl>
       <w:tblPr>
-        <w:tblStyle w:val="Table21"/>
+        <w:tblStyle w:val="Table24"/>
         <w:tblW w:w="10000.0" w:type="dxa"/>
         <w:jc w:val="center"/>
         <w:tblBorders>
@@ -13571,8 +15039,8 @@
         <w:pStyle w:val="Heading4"/>
         <w:rPr/>
       </w:pPr>
-      <w:bookmarkStart w:colFirst="0" w:colLast="0" w:name="_olpf0ch4a72s" w:id="32"/>
-      <w:bookmarkEnd w:id="32"/>
+      <w:bookmarkStart w:colFirst="0" w:colLast="0" w:name="_olpf0ch4a72s" w:id="34"/>
+      <w:bookmarkEnd w:id="34"/>
       <w:r>
         <w:rPr>
           <w:rtl w:val="0"/>
@@ -13585,8 +15053,8 @@
         <w:pStyle w:val="Heading5"/>
         <w:rPr/>
       </w:pPr>
-      <w:bookmarkStart w:colFirst="0" w:colLast="0" w:name="_lg5w0mgcikow" w:id="33"/>
-      <w:bookmarkEnd w:id="33"/>
+      <w:bookmarkStart w:colFirst="0" w:colLast="0" w:name="_lg5w0mgcikow" w:id="35"/>
+      <w:bookmarkEnd w:id="35"/>
       <w:r>
         <w:rPr>
           <w:rtl w:val="0"/>
@@ -13596,7 +15064,7 @@
     </w:p>
     <w:tbl>
       <w:tblPr>
-        <w:tblStyle w:val="Table22"/>
+        <w:tblStyle w:val="Table25"/>
         <w:tblW w:w="10000.0" w:type="dxa"/>
         <w:jc w:val="center"/>
         <w:tblBorders>
@@ -13929,8 +15397,8 @@
         <w:pStyle w:val="Heading5"/>
         <w:rPr/>
       </w:pPr>
-      <w:bookmarkStart w:colFirst="0" w:colLast="0" w:name="_bzstajld2ynt" w:id="34"/>
-      <w:bookmarkEnd w:id="34"/>
+      <w:bookmarkStart w:colFirst="0" w:colLast="0" w:name="_bzstajld2ynt" w:id="36"/>
+      <w:bookmarkEnd w:id="36"/>
       <w:r>
         <w:rPr>
           <w:rtl w:val="0"/>
@@ -13940,7 +15408,7 @@
     </w:p>
     <w:tbl>
       <w:tblPr>
-        <w:tblStyle w:val="Table23"/>
+        <w:tblStyle w:val="Table26"/>
         <w:tblW w:w="10000.0" w:type="dxa"/>
         <w:jc w:val="center"/>
         <w:tblBorders>
@@ -14343,8 +15811,8 @@
         <w:pStyle w:val="Heading2"/>
         <w:rPr/>
       </w:pPr>
-      <w:bookmarkStart w:colFirst="0" w:colLast="0" w:name="_2zrfl085kfg" w:id="35"/>
-      <w:bookmarkEnd w:id="35"/>
+      <w:bookmarkStart w:colFirst="0" w:colLast="0" w:name="_2zrfl085kfg" w:id="37"/>
+      <w:bookmarkEnd w:id="37"/>
       <w:r>
         <w:rPr>
           <w:rtl w:val="0"/>
@@ -14366,8 +15834,8 @@
         <w:pStyle w:val="Heading2"/>
         <w:rPr/>
       </w:pPr>
-      <w:bookmarkStart w:colFirst="0" w:colLast="0" w:name="_7n4jsmtr4ea5" w:id="36"/>
-      <w:bookmarkEnd w:id="36"/>
+      <w:bookmarkStart w:colFirst="0" w:colLast="0" w:name="_7n4jsmtr4ea5" w:id="38"/>
+      <w:bookmarkEnd w:id="38"/>
       <w:r>
         <w:rPr>
           <w:rtl w:val="0"/>
@@ -14413,7 +15881,7 @@
     </w:p>
     <w:tbl>
       <w:tblPr>
-        <w:tblStyle w:val="Table24"/>
+        <w:tblStyle w:val="Table27"/>
         <w:tblW w:w="10000.0" w:type="dxa"/>
         <w:jc w:val="center"/>
         <w:tblBorders>
@@ -14549,7 +16017,7 @@
     </w:p>
     <w:tbl>
       <w:tblPr>
-        <w:tblStyle w:val="Table25"/>
+        <w:tblStyle w:val="Table28"/>
         <w:tblW w:w="10000.0" w:type="dxa"/>
         <w:jc w:val="center"/>
         <w:tblBorders>
@@ -14961,12 +16429,12 @@
           <wp:inline distB="114300" distT="114300" distL="114300" distR="114300">
             <wp:extent cx="6157913" cy="2381678"/>
             <wp:effectExtent b="0" l="0" r="0" t="0"/>
-            <wp:docPr id="5" name="image8.png"/>
+            <wp:docPr id="4" name="image5.png"/>
             <a:graphic>
               <a:graphicData uri="http://schemas.openxmlformats.org/drawingml/2006/picture">
                 <pic:pic>
                   <pic:nvPicPr>
-                    <pic:cNvPr id="0" name="image8.png"/>
+                    <pic:cNvPr id="0" name="image5.png"/>
                     <pic:cNvPicPr preferRelativeResize="0"/>
                   </pic:nvPicPr>
                   <pic:blipFill>
@@ -15036,7 +16504,7 @@
     </w:p>
     <w:tbl>
       <w:tblPr>
-        <w:tblStyle w:val="Table26"/>
+        <w:tblStyle w:val="Table29"/>
         <w:tblW w:w="10000.0" w:type="dxa"/>
         <w:jc w:val="center"/>
         <w:tblBorders>
@@ -15096,7 +16564,7 @@
       <w:pPr>
         <w:numPr>
           <w:ilvl w:val="0"/>
-          <w:numId w:val="6"/>
+          <w:numId w:val="7"/>
         </w:numPr>
         <w:ind w:left="720" w:hanging="360"/>
       </w:pPr>
@@ -15111,7 +16579,7 @@
       <w:pPr>
         <w:numPr>
           <w:ilvl w:val="0"/>
-          <w:numId w:val="6"/>
+          <w:numId w:val="7"/>
         </w:numPr>
         <w:ind w:left="720" w:hanging="360"/>
       </w:pPr>
@@ -15156,8 +16624,8 @@
         <w:pStyle w:val="Heading2"/>
         <w:rPr/>
       </w:pPr>
-      <w:bookmarkStart w:colFirst="0" w:colLast="0" w:name="_559f1xiyljtr" w:id="37"/>
-      <w:bookmarkEnd w:id="37"/>
+      <w:bookmarkStart w:colFirst="0" w:colLast="0" w:name="_559f1xiyljtr" w:id="39"/>
+      <w:bookmarkEnd w:id="39"/>
       <w:r>
         <w:rPr>
           <w:rtl w:val="0"/>
@@ -15170,8 +16638,8 @@
         <w:pStyle w:val="Heading1"/>
         <w:rPr/>
       </w:pPr>
-      <w:bookmarkStart w:colFirst="0" w:colLast="0" w:name="_p3z96indak7b" w:id="38"/>
-      <w:bookmarkEnd w:id="38"/>
+      <w:bookmarkStart w:colFirst="0" w:colLast="0" w:name="_p3z96indak7b" w:id="40"/>
+      <w:bookmarkEnd w:id="40"/>
       <w:r>
         <w:rPr>
           <w:rtl w:val="0"/>
@@ -15184,8 +16652,8 @@
         <w:pStyle w:val="Heading1"/>
         <w:rPr/>
       </w:pPr>
-      <w:bookmarkStart w:colFirst="0" w:colLast="0" w:name="_la5jmv66vh98" w:id="39"/>
-      <w:bookmarkEnd w:id="39"/>
+      <w:bookmarkStart w:colFirst="0" w:colLast="0" w:name="_la5jmv66vh98" w:id="41"/>
+      <w:bookmarkEnd w:id="41"/>
       <w:r>
         <w:rPr>
           <w:rtl w:val="0"/>
@@ -15198,8 +16666,8 @@
         <w:pStyle w:val="Heading2"/>
         <w:rPr/>
       </w:pPr>
-      <w:bookmarkStart w:colFirst="0" w:colLast="0" w:name="_kxlmg09oc1ki" w:id="40"/>
-      <w:bookmarkEnd w:id="40"/>
+      <w:bookmarkStart w:colFirst="0" w:colLast="0" w:name="_kxlmg09oc1ki" w:id="42"/>
+      <w:bookmarkEnd w:id="42"/>
       <w:r>
         <w:rPr>
           <w:rtl w:val="0"/>
@@ -15211,8 +16679,8 @@
         <w:pStyle w:val="Heading2"/>
         <w:rPr/>
       </w:pPr>
-      <w:bookmarkStart w:colFirst="0" w:colLast="0" w:name="_fq0dt4nr915f" w:id="41"/>
-      <w:bookmarkEnd w:id="41"/>
+      <w:bookmarkStart w:colFirst="0" w:colLast="0" w:name="_fq0dt4nr915f" w:id="43"/>
+      <w:bookmarkEnd w:id="43"/>
       <w:r>
         <w:rPr>
           <w:rtl w:val="0"/>
@@ -15240,7 +16708,7 @@
       <w:pPr>
         <w:numPr>
           <w:ilvl w:val="0"/>
-          <w:numId w:val="14"/>
+          <w:numId w:val="17"/>
         </w:numPr>
         <w:ind w:left="720" w:hanging="360"/>
       </w:pPr>
@@ -15263,7 +16731,7 @@
       <w:pPr>
         <w:numPr>
           <w:ilvl w:val="0"/>
-          <w:numId w:val="14"/>
+          <w:numId w:val="17"/>
         </w:numPr>
         <w:ind w:left="720" w:hanging="360"/>
       </w:pPr>
@@ -15333,7 +16801,7 @@
       <w:pPr>
         <w:numPr>
           <w:ilvl w:val="0"/>
-          <w:numId w:val="8"/>
+          <w:numId w:val="9"/>
         </w:numPr>
         <w:ind w:left="720" w:hanging="360"/>
       </w:pPr>
@@ -15348,7 +16816,7 @@
       <w:pPr>
         <w:numPr>
           <w:ilvl w:val="0"/>
-          <w:numId w:val="8"/>
+          <w:numId w:val="9"/>
         </w:numPr>
         <w:ind w:left="720" w:hanging="360"/>
       </w:pPr>
@@ -15363,7 +16831,7 @@
       <w:pPr>
         <w:numPr>
           <w:ilvl w:val="1"/>
-          <w:numId w:val="8"/>
+          <w:numId w:val="9"/>
         </w:numPr>
         <w:ind w:left="1440" w:hanging="360"/>
       </w:pPr>
@@ -15415,7 +16883,7 @@
     </w:p>
     <w:tbl>
       <w:tblPr>
-        <w:tblStyle w:val="Table27"/>
+        <w:tblStyle w:val="Table30"/>
         <w:tblW w:w="10000.0" w:type="dxa"/>
         <w:jc w:val="center"/>
         <w:tblBorders>
@@ -15920,7 +17388,7 @@
     </w:p>
     <w:tbl>
       <w:tblPr>
-        <w:tblStyle w:val="Table28"/>
+        <w:tblStyle w:val="Table31"/>
         <w:tblW w:w="14940.0" w:type="dxa"/>
         <w:jc w:val="left"/>
         <w:tblBorders>
@@ -16366,7 +17834,7 @@
     </w:p>
     <w:tbl>
       <w:tblPr>
-        <w:tblStyle w:val="Table29"/>
+        <w:tblStyle w:val="Table32"/>
         <w:tblW w:w="17535.0" w:type="dxa"/>
         <w:jc w:val="center"/>
         <w:tblBorders>
@@ -17552,7 +19020,7 @@
     </w:p>
     <w:tbl>
       <w:tblPr>
-        <w:tblStyle w:val="Table30"/>
+        <w:tblStyle w:val="Table33"/>
         <w:tblW w:w="9870.0" w:type="dxa"/>
         <w:jc w:val="center"/>
         <w:tblBorders>
@@ -17644,7 +19112,7 @@
             <w:pPr>
               <w:numPr>
                 <w:ilvl w:val="0"/>
-                <w:numId w:val="10"/>
+                <w:numId w:val="11"/>
               </w:numPr>
               <w:ind w:left="720" w:hanging="360"/>
             </w:pPr>
@@ -17659,7 +19127,7 @@
             <w:pPr>
               <w:numPr>
                 <w:ilvl w:val="0"/>
-                <w:numId w:val="10"/>
+                <w:numId w:val="11"/>
               </w:numPr>
               <w:ind w:left="720" w:hanging="360"/>
             </w:pPr>
@@ -17760,8 +19228,8 @@
         <w:pStyle w:val="Heading2"/>
         <w:rPr/>
       </w:pPr>
-      <w:bookmarkStart w:colFirst="0" w:colLast="0" w:name="_9tghgvurtg6v" w:id="42"/>
-      <w:bookmarkEnd w:id="42"/>
+      <w:bookmarkStart w:colFirst="0" w:colLast="0" w:name="_9tghgvurtg6v" w:id="44"/>
+      <w:bookmarkEnd w:id="44"/>
       <w:r>
         <w:rPr>
           <w:rtl w:val="0"/>
@@ -19435,6 +20903,336 @@
   <w:abstractNum w:abstractNumId="13">
     <w:lvl w:ilvl="0">
       <w:start w:val="1"/>
+      <w:numFmt w:val="bullet"/>
+      <w:lvlText w:val="●"/>
+      <w:lvlJc w:val="left"/>
+      <w:pPr>
+        <w:ind w:left="720" w:hanging="360"/>
+      </w:pPr>
+      <w:rPr>
+        <w:u w:val="none"/>
+      </w:rPr>
+    </w:lvl>
+    <w:lvl w:ilvl="1">
+      <w:start w:val="1"/>
+      <w:numFmt w:val="bullet"/>
+      <w:lvlText w:val="○"/>
+      <w:lvlJc w:val="left"/>
+      <w:pPr>
+        <w:ind w:left="1440" w:hanging="360"/>
+      </w:pPr>
+      <w:rPr>
+        <w:u w:val="none"/>
+      </w:rPr>
+    </w:lvl>
+    <w:lvl w:ilvl="2">
+      <w:start w:val="1"/>
+      <w:numFmt w:val="bullet"/>
+      <w:lvlText w:val="■"/>
+      <w:lvlJc w:val="left"/>
+      <w:pPr>
+        <w:ind w:left="2160" w:hanging="360"/>
+      </w:pPr>
+      <w:rPr>
+        <w:u w:val="none"/>
+      </w:rPr>
+    </w:lvl>
+    <w:lvl w:ilvl="3">
+      <w:start w:val="1"/>
+      <w:numFmt w:val="bullet"/>
+      <w:lvlText w:val="●"/>
+      <w:lvlJc w:val="left"/>
+      <w:pPr>
+        <w:ind w:left="2880" w:hanging="360"/>
+      </w:pPr>
+      <w:rPr>
+        <w:u w:val="none"/>
+      </w:rPr>
+    </w:lvl>
+    <w:lvl w:ilvl="4">
+      <w:start w:val="1"/>
+      <w:numFmt w:val="bullet"/>
+      <w:lvlText w:val="○"/>
+      <w:lvlJc w:val="left"/>
+      <w:pPr>
+        <w:ind w:left="3600" w:hanging="360"/>
+      </w:pPr>
+      <w:rPr>
+        <w:u w:val="none"/>
+      </w:rPr>
+    </w:lvl>
+    <w:lvl w:ilvl="5">
+      <w:start w:val="1"/>
+      <w:numFmt w:val="bullet"/>
+      <w:lvlText w:val="■"/>
+      <w:lvlJc w:val="left"/>
+      <w:pPr>
+        <w:ind w:left="4320" w:hanging="360"/>
+      </w:pPr>
+      <w:rPr>
+        <w:u w:val="none"/>
+      </w:rPr>
+    </w:lvl>
+    <w:lvl w:ilvl="6">
+      <w:start w:val="1"/>
+      <w:numFmt w:val="bullet"/>
+      <w:lvlText w:val="●"/>
+      <w:lvlJc w:val="left"/>
+      <w:pPr>
+        <w:ind w:left="5040" w:hanging="360"/>
+      </w:pPr>
+      <w:rPr>
+        <w:u w:val="none"/>
+      </w:rPr>
+    </w:lvl>
+    <w:lvl w:ilvl="7">
+      <w:start w:val="1"/>
+      <w:numFmt w:val="bullet"/>
+      <w:lvlText w:val="○"/>
+      <w:lvlJc w:val="left"/>
+      <w:pPr>
+        <w:ind w:left="5760" w:hanging="360"/>
+      </w:pPr>
+      <w:rPr>
+        <w:u w:val="none"/>
+      </w:rPr>
+    </w:lvl>
+    <w:lvl w:ilvl="8">
+      <w:start w:val="1"/>
+      <w:numFmt w:val="bullet"/>
+      <w:lvlText w:val="■"/>
+      <w:lvlJc w:val="left"/>
+      <w:pPr>
+        <w:ind w:left="6480" w:hanging="360"/>
+      </w:pPr>
+      <w:rPr>
+        <w:u w:val="none"/>
+      </w:rPr>
+    </w:lvl>
+  </w:abstractNum>
+  <w:abstractNum w:abstractNumId="14">
+    <w:lvl w:ilvl="0">
+      <w:start w:val="1"/>
+      <w:numFmt w:val="bullet"/>
+      <w:lvlText w:val="●"/>
+      <w:lvlJc w:val="left"/>
+      <w:pPr>
+        <w:ind w:left="720" w:hanging="360"/>
+      </w:pPr>
+      <w:rPr>
+        <w:u w:val="none"/>
+      </w:rPr>
+    </w:lvl>
+    <w:lvl w:ilvl="1">
+      <w:start w:val="1"/>
+      <w:numFmt w:val="bullet"/>
+      <w:lvlText w:val="○"/>
+      <w:lvlJc w:val="left"/>
+      <w:pPr>
+        <w:ind w:left="1440" w:hanging="360"/>
+      </w:pPr>
+      <w:rPr>
+        <w:u w:val="none"/>
+      </w:rPr>
+    </w:lvl>
+    <w:lvl w:ilvl="2">
+      <w:start w:val="1"/>
+      <w:numFmt w:val="bullet"/>
+      <w:lvlText w:val="■"/>
+      <w:lvlJc w:val="left"/>
+      <w:pPr>
+        <w:ind w:left="2160" w:hanging="360"/>
+      </w:pPr>
+      <w:rPr>
+        <w:u w:val="none"/>
+      </w:rPr>
+    </w:lvl>
+    <w:lvl w:ilvl="3">
+      <w:start w:val="1"/>
+      <w:numFmt w:val="bullet"/>
+      <w:lvlText w:val="●"/>
+      <w:lvlJc w:val="left"/>
+      <w:pPr>
+        <w:ind w:left="2880" w:hanging="360"/>
+      </w:pPr>
+      <w:rPr>
+        <w:u w:val="none"/>
+      </w:rPr>
+    </w:lvl>
+    <w:lvl w:ilvl="4">
+      <w:start w:val="1"/>
+      <w:numFmt w:val="bullet"/>
+      <w:lvlText w:val="○"/>
+      <w:lvlJc w:val="left"/>
+      <w:pPr>
+        <w:ind w:left="3600" w:hanging="360"/>
+      </w:pPr>
+      <w:rPr>
+        <w:u w:val="none"/>
+      </w:rPr>
+    </w:lvl>
+    <w:lvl w:ilvl="5">
+      <w:start w:val="1"/>
+      <w:numFmt w:val="bullet"/>
+      <w:lvlText w:val="■"/>
+      <w:lvlJc w:val="left"/>
+      <w:pPr>
+        <w:ind w:left="4320" w:hanging="360"/>
+      </w:pPr>
+      <w:rPr>
+        <w:u w:val="none"/>
+      </w:rPr>
+    </w:lvl>
+    <w:lvl w:ilvl="6">
+      <w:start w:val="1"/>
+      <w:numFmt w:val="bullet"/>
+      <w:lvlText w:val="●"/>
+      <w:lvlJc w:val="left"/>
+      <w:pPr>
+        <w:ind w:left="5040" w:hanging="360"/>
+      </w:pPr>
+      <w:rPr>
+        <w:u w:val="none"/>
+      </w:rPr>
+    </w:lvl>
+    <w:lvl w:ilvl="7">
+      <w:start w:val="1"/>
+      <w:numFmt w:val="bullet"/>
+      <w:lvlText w:val="○"/>
+      <w:lvlJc w:val="left"/>
+      <w:pPr>
+        <w:ind w:left="5760" w:hanging="360"/>
+      </w:pPr>
+      <w:rPr>
+        <w:u w:val="none"/>
+      </w:rPr>
+    </w:lvl>
+    <w:lvl w:ilvl="8">
+      <w:start w:val="1"/>
+      <w:numFmt w:val="bullet"/>
+      <w:lvlText w:val="■"/>
+      <w:lvlJc w:val="left"/>
+      <w:pPr>
+        <w:ind w:left="6480" w:hanging="360"/>
+      </w:pPr>
+      <w:rPr>
+        <w:u w:val="none"/>
+      </w:rPr>
+    </w:lvl>
+  </w:abstractNum>
+  <w:abstractNum w:abstractNumId="15">
+    <w:lvl w:ilvl="0">
+      <w:start w:val="1"/>
+      <w:numFmt w:val="bullet"/>
+      <w:lvlText w:val="●"/>
+      <w:lvlJc w:val="left"/>
+      <w:pPr>
+        <w:ind w:left="720" w:hanging="360"/>
+      </w:pPr>
+      <w:rPr>
+        <w:u w:val="none"/>
+      </w:rPr>
+    </w:lvl>
+    <w:lvl w:ilvl="1">
+      <w:start w:val="1"/>
+      <w:numFmt w:val="bullet"/>
+      <w:lvlText w:val="○"/>
+      <w:lvlJc w:val="left"/>
+      <w:pPr>
+        <w:ind w:left="1440" w:hanging="360"/>
+      </w:pPr>
+      <w:rPr>
+        <w:u w:val="none"/>
+      </w:rPr>
+    </w:lvl>
+    <w:lvl w:ilvl="2">
+      <w:start w:val="1"/>
+      <w:numFmt w:val="bullet"/>
+      <w:lvlText w:val="■"/>
+      <w:lvlJc w:val="left"/>
+      <w:pPr>
+        <w:ind w:left="2160" w:hanging="360"/>
+      </w:pPr>
+      <w:rPr>
+        <w:u w:val="none"/>
+      </w:rPr>
+    </w:lvl>
+    <w:lvl w:ilvl="3">
+      <w:start w:val="1"/>
+      <w:numFmt w:val="bullet"/>
+      <w:lvlText w:val="●"/>
+      <w:lvlJc w:val="left"/>
+      <w:pPr>
+        <w:ind w:left="2880" w:hanging="360"/>
+      </w:pPr>
+      <w:rPr>
+        <w:u w:val="none"/>
+      </w:rPr>
+    </w:lvl>
+    <w:lvl w:ilvl="4">
+      <w:start w:val="1"/>
+      <w:numFmt w:val="bullet"/>
+      <w:lvlText w:val="○"/>
+      <w:lvlJc w:val="left"/>
+      <w:pPr>
+        <w:ind w:left="3600" w:hanging="360"/>
+      </w:pPr>
+      <w:rPr>
+        <w:u w:val="none"/>
+      </w:rPr>
+    </w:lvl>
+    <w:lvl w:ilvl="5">
+      <w:start w:val="1"/>
+      <w:numFmt w:val="bullet"/>
+      <w:lvlText w:val="■"/>
+      <w:lvlJc w:val="left"/>
+      <w:pPr>
+        <w:ind w:left="4320" w:hanging="360"/>
+      </w:pPr>
+      <w:rPr>
+        <w:u w:val="none"/>
+      </w:rPr>
+    </w:lvl>
+    <w:lvl w:ilvl="6">
+      <w:start w:val="1"/>
+      <w:numFmt w:val="bullet"/>
+      <w:lvlText w:val="●"/>
+      <w:lvlJc w:val="left"/>
+      <w:pPr>
+        <w:ind w:left="5040" w:hanging="360"/>
+      </w:pPr>
+      <w:rPr>
+        <w:u w:val="none"/>
+      </w:rPr>
+    </w:lvl>
+    <w:lvl w:ilvl="7">
+      <w:start w:val="1"/>
+      <w:numFmt w:val="bullet"/>
+      <w:lvlText w:val="○"/>
+      <w:lvlJc w:val="left"/>
+      <w:pPr>
+        <w:ind w:left="5760" w:hanging="360"/>
+      </w:pPr>
+      <w:rPr>
+        <w:u w:val="none"/>
+      </w:rPr>
+    </w:lvl>
+    <w:lvl w:ilvl="8">
+      <w:start w:val="1"/>
+      <w:numFmt w:val="bullet"/>
+      <w:lvlText w:val="■"/>
+      <w:lvlJc w:val="left"/>
+      <w:pPr>
+        <w:ind w:left="6480" w:hanging="360"/>
+      </w:pPr>
+      <w:rPr>
+        <w:u w:val="none"/>
+      </w:rPr>
+    </w:lvl>
+  </w:abstractNum>
+  <w:abstractNum w:abstractNumId="16">
+    <w:lvl w:ilvl="0">
+      <w:start w:val="1"/>
       <w:numFmt w:val="decimal"/>
       <w:lvlText w:val="%1."/>
       <w:lvlJc w:val="left"/>
@@ -19542,7 +21340,7 @@
       </w:rPr>
     </w:lvl>
   </w:abstractNum>
-  <w:abstractNum w:abstractNumId="14">
+  <w:abstractNum w:abstractNumId="17">
     <w:lvl w:ilvl="0">
       <w:start w:val="1"/>
       <w:numFmt w:val="bullet"/>
@@ -19693,6 +21491,15 @@
   </w:num>
   <w:num w:numId="14">
     <w:abstractNumId w:val="14"/>
+  </w:num>
+  <w:num w:numId="15">
+    <w:abstractNumId w:val="15"/>
+  </w:num>
+  <w:num w:numId="16">
+    <w:abstractNumId w:val="16"/>
+  </w:num>
+  <w:num w:numId="17">
+    <w:abstractNumId w:val="17"/>
   </w:num>
 </w:numbering>
 </file>
@@ -19993,7 +21800,6 @@
     <w:tblPr>
       <w:tblStyleRowBandSize w:val="1"/>
       <w:tblStyleColBandSize w:val="1"/>
-      <w:tblCellMar/>
     </w:tblPr>
   </w:style>
   <w:style w:type="table" w:styleId="Table20">
@@ -20015,6 +21821,7 @@
     <w:tblPr>
       <w:tblStyleRowBandSize w:val="1"/>
       <w:tblStyleColBandSize w:val="1"/>
+      <w:tblCellMar/>
     </w:tblPr>
   </w:style>
   <w:style w:type="table" w:styleId="Table23">
@@ -20057,7 +21864,6 @@
     <w:tblPr>
       <w:tblStyleRowBandSize w:val="1"/>
       <w:tblStyleColBandSize w:val="1"/>
-      <w:tblCellMar/>
     </w:tblPr>
   </w:style>
   <w:style w:type="table" w:styleId="Table29">
@@ -20068,6 +21874,28 @@
     </w:tblPr>
   </w:style>
   <w:style w:type="table" w:styleId="Table30">
+    <w:basedOn w:val="TableNormal"/>
+    <w:tblPr>
+      <w:tblStyleRowBandSize w:val="1"/>
+      <w:tblStyleColBandSize w:val="1"/>
+    </w:tblPr>
+  </w:style>
+  <w:style w:type="table" w:styleId="Table31">
+    <w:basedOn w:val="TableNormal"/>
+    <w:tblPr>
+      <w:tblStyleRowBandSize w:val="1"/>
+      <w:tblStyleColBandSize w:val="1"/>
+      <w:tblCellMar/>
+    </w:tblPr>
+  </w:style>
+  <w:style w:type="table" w:styleId="Table32">
+    <w:basedOn w:val="TableNormal"/>
+    <w:tblPr>
+      <w:tblStyleRowBandSize w:val="1"/>
+      <w:tblStyleColBandSize w:val="1"/>
+    </w:tblPr>
+  </w:style>
+  <w:style w:type="table" w:styleId="Table33">
     <w:basedOn w:val="TableNormal"/>
     <w:tblPr>
       <w:tblStyleRowBandSize w:val="1"/>

--- a/MIXCR Start Tool Manual - Ann Ly.docx
+++ b/MIXCR Start Tool Manual - Ann Ly.docx
@@ -170,7 +170,7 @@
     </w:p>
     <w:sdt>
       <w:sdtPr>
-        <w:id w:val="728094974"/>
+        <w:id w:val="1143994175"/>
         <w:docPartObj>
           <w:docPartGallery w:val="Table of Contents"/>
           <w:docPartUnique w:val="1"/>
@@ -4115,12 +4115,12 @@
           <wp:inline distB="114300" distT="114300" distL="114300" distR="114300">
             <wp:extent cx="12296775" cy="3190875"/>
             <wp:effectExtent b="0" l="0" r="0" t="0"/>
-            <wp:docPr id="10" name="image7.png"/>
+            <wp:docPr id="10" name="image3.png"/>
             <a:graphic>
               <a:graphicData uri="http://schemas.openxmlformats.org/drawingml/2006/picture">
                 <pic:pic>
                   <pic:nvPicPr>
-                    <pic:cNvPr id="0" name="image7.png"/>
+                    <pic:cNvPr id="0" name="image3.png"/>
                     <pic:cNvPicPr preferRelativeResize="0"/>
                   </pic:nvPicPr>
                   <pic:blipFill>
@@ -4173,12 +4173,12 @@
           <wp:inline distB="114300" distT="114300" distL="114300" distR="114300">
             <wp:extent cx="6143625" cy="2200275"/>
             <wp:effectExtent b="0" l="0" r="0" t="0"/>
-            <wp:docPr id="12" name="image2.png"/>
+            <wp:docPr id="12" name="image9.png"/>
             <a:graphic>
               <a:graphicData uri="http://schemas.openxmlformats.org/drawingml/2006/picture">
                 <pic:pic>
                   <pic:nvPicPr>
-                    <pic:cNvPr id="0" name="image2.png"/>
+                    <pic:cNvPr id="0" name="image9.png"/>
                     <pic:cNvPicPr preferRelativeResize="0"/>
                   </pic:nvPicPr>
                   <pic:blipFill>
@@ -4483,7 +4483,15 @@
           <w:bCs w:val="1"/>
           <w:rtl w:val="0"/>
         </w:rPr>
-        <w:t xml:space="preserve">Downloads the MIXCR Start Tool (by Ann Ly) to your Biowulf space.</w:t>
+        <w:t xml:space="preserve">Downloads</w:t>
+      </w:r>
+      <w:r>
+        <w:rPr>
+          <w:b w:val="1"/>
+          <w:bCs w:val="1"/>
+          <w:rtl w:val="0"/>
+        </w:rPr>
+        <w:t xml:space="preserve"> the MIXCR Start Tool (by Ann Ly) to your Biowulf space.</w:t>
       </w:r>
     </w:p>
     <w:p>
@@ -5826,12 +5834,12 @@
           <wp:inline distB="114300" distT="114300" distL="114300" distR="114300">
             <wp:extent cx="9039225" cy="285750"/>
             <wp:effectExtent b="0" l="0" r="0" t="0"/>
-            <wp:docPr id="8" name="image10.png"/>
+            <wp:docPr id="8" name="image4.png"/>
             <a:graphic>
               <a:graphicData uri="http://schemas.openxmlformats.org/drawingml/2006/picture">
                 <pic:pic>
                   <pic:nvPicPr>
-                    <pic:cNvPr id="0" name="image10.png"/>
+                    <pic:cNvPr id="0" name="image4.png"/>
                     <pic:cNvPicPr preferRelativeResize="0"/>
                   </pic:nvPicPr>
                   <pic:blipFill>
@@ -6064,12 +6072,12 @@
           <wp:inline distB="114300" distT="114300" distL="114300" distR="114300">
             <wp:extent cx="3471863" cy="369056"/>
             <wp:effectExtent b="0" l="0" r="0" t="0"/>
-            <wp:docPr id="5" name="image9.png"/>
+            <wp:docPr id="5" name="image5.png"/>
             <a:graphic>
               <a:graphicData uri="http://schemas.openxmlformats.org/drawingml/2006/picture">
                 <pic:pic>
                   <pic:nvPicPr>
-                    <pic:cNvPr id="0" name="image9.png"/>
+                    <pic:cNvPr id="0" name="image5.png"/>
                     <pic:cNvPicPr preferRelativeResize="0"/>
                   </pic:nvPicPr>
                   <pic:blipFill>
@@ -6213,12 +6221,12 @@
           <wp:inline distB="114300" distT="114300" distL="114300" distR="114300">
             <wp:extent cx="9224833" cy="478645"/>
             <wp:effectExtent b="0" l="0" r="0" t="0"/>
-            <wp:docPr id="7" name="image6.png"/>
+            <wp:docPr id="7" name="image7.png"/>
             <a:graphic>
               <a:graphicData uri="http://schemas.openxmlformats.org/drawingml/2006/picture">
                 <pic:pic>
                   <pic:nvPicPr>
-                    <pic:cNvPr id="0" name="image6.png"/>
+                    <pic:cNvPr id="0" name="image7.png"/>
                     <pic:cNvPicPr preferRelativeResize="0"/>
                   </pic:nvPicPr>
                   <pic:blipFill>
@@ -6259,12 +6267,12 @@
           <wp:inline distB="114300" distT="114300" distL="114300" distR="114300">
             <wp:extent cx="7334250" cy="281270"/>
             <wp:effectExtent b="0" l="0" r="0" t="0"/>
-            <wp:docPr id="3" name="image6.png"/>
+            <wp:docPr id="3" name="image7.png"/>
             <a:graphic>
               <a:graphicData uri="http://schemas.openxmlformats.org/drawingml/2006/picture">
                 <pic:pic>
                   <pic:nvPicPr>
-                    <pic:cNvPr id="0" name="image6.png"/>
+                    <pic:cNvPr id="0" name="image7.png"/>
                     <pic:cNvPicPr preferRelativeResize="0"/>
                   </pic:nvPicPr>
                   <pic:blipFill>
@@ -6370,12 +6378,12 @@
           <wp:inline distB="114300" distT="114300" distL="114300" distR="114300">
             <wp:extent cx="6086475" cy="471556"/>
             <wp:effectExtent b="0" l="0" r="0" t="0"/>
-            <wp:docPr id="11" name="image3.png"/>
+            <wp:docPr id="11" name="image2.png"/>
             <a:graphic>
               <a:graphicData uri="http://schemas.openxmlformats.org/drawingml/2006/picture">
                 <pic:pic>
                   <pic:nvPicPr>
-                    <pic:cNvPr id="0" name="image3.png"/>
+                    <pic:cNvPr id="0" name="image2.png"/>
                     <pic:cNvPicPr preferRelativeResize="0"/>
                   </pic:nvPicPr>
                   <pic:blipFill>
@@ -6416,12 +6424,12 @@
           <wp:inline distB="114300" distT="114300" distL="114300" distR="114300">
             <wp:extent cx="7181850" cy="476250"/>
             <wp:effectExtent b="0" l="0" r="0" t="0"/>
-            <wp:docPr id="6" name="image3.png"/>
+            <wp:docPr id="6" name="image2.png"/>
             <a:graphic>
               <a:graphicData uri="http://schemas.openxmlformats.org/drawingml/2006/picture">
                 <pic:pic>
                   <pic:nvPicPr>
-                    <pic:cNvPr id="0" name="image3.png"/>
+                    <pic:cNvPr id="0" name="image2.png"/>
                     <pic:cNvPicPr preferRelativeResize="0"/>
                   </pic:nvPicPr>
                   <pic:blipFill>
@@ -8169,12 +8177,12 @@
           <wp:inline distB="114300" distT="114300" distL="114300" distR="114300">
             <wp:extent cx="6157913" cy="2381678"/>
             <wp:effectExtent b="0" l="0" r="0" t="0"/>
-            <wp:docPr id="2" name="image5.png"/>
+            <wp:docPr id="2" name="image10.png"/>
             <a:graphic>
               <a:graphicData uri="http://schemas.openxmlformats.org/drawingml/2006/picture">
                 <pic:pic>
                   <pic:nvPicPr>
-                    <pic:cNvPr id="0" name="image5.png"/>
+                    <pic:cNvPr id="0" name="image10.png"/>
                     <pic:cNvPicPr preferRelativeResize="0"/>
                   </pic:nvPicPr>
                   <pic:blipFill>
@@ -8727,12 +8735,12 @@
           <wp:inline distB="114300" distT="114300" distL="114300" distR="114300">
             <wp:extent cx="6105525" cy="4533900"/>
             <wp:effectExtent b="0" l="0" r="0" t="0"/>
-            <wp:docPr id="13" name="image4.png"/>
+            <wp:docPr id="13" name="image6.png"/>
             <a:graphic>
               <a:graphicData uri="http://schemas.openxmlformats.org/drawingml/2006/picture">
                 <pic:pic>
                   <pic:nvPicPr>
-                    <pic:cNvPr id="0" name="image4.png"/>
+                    <pic:cNvPr id="0" name="image6.png"/>
                     <pic:cNvPicPr preferRelativeResize="0"/>
                   </pic:nvPicPr>
                   <pic:blipFill>
@@ -12721,7 +12729,7 @@
         <w:rPr>
           <w:rtl w:val="0"/>
         </w:rPr>
-        <w:t xml:space="preserve">✅Run Initialize Script</w:t>
+        <w:t xml:space="preserve">1. Run Initialize Script</w:t>
       </w:r>
     </w:p>
     <w:tbl>
@@ -12814,7 +12822,7 @@
               <w:rPr>
                 <w:rtl w:val="0"/>
               </w:rPr>
-              <w:t xml:space="preserve">#MIXCR Start Tool</w:t>
+              <w:t xml:space="preserve">#MIXCR Start Tool </w:t>
             </w:r>
           </w:p>
           <w:p>
@@ -12838,6 +12846,18 @@
               <w:rPr>
                 <w:rtl w:val="0"/>
               </w:rPr>
+              <w:t xml:space="preserve">#Last updated 8/20/26</w:t>
+            </w:r>
+          </w:p>
+          <w:p>
+            <w:pPr>
+              <w:widowControl w:val="0"/>
+              <w:rPr/>
+            </w:pPr>
+            <w:r>
+              <w:rPr>
+                <w:rtl w:val="0"/>
+              </w:rPr>
             </w:r>
           </w:p>
           <w:p>
@@ -13040,31 +13060,31 @@
               <w:rPr>
                 <w:rtl w:val="0"/>
               </w:rPr>
-              <w:t xml:space="preserve">echo " Step 1 make_folders should be done first."</w:t>
-            </w:r>
-          </w:p>
-          <w:p>
-            <w:pPr>
-              <w:widowControl w:val="0"/>
-              <w:rPr/>
-            </w:pPr>
-            <w:r>
-              <w:rPr>
-                <w:rtl w:val="0"/>
-              </w:rPr>
-              <w:t xml:space="preserve">echo " Steps 2-6 can be done in any order."</w:t>
-            </w:r>
-          </w:p>
-          <w:p>
-            <w:pPr>
-              <w:widowControl w:val="0"/>
-              <w:rPr/>
-            </w:pPr>
-            <w:r>
-              <w:rPr>
-                <w:rtl w:val="0"/>
-              </w:rPr>
-              <w:t xml:space="preserve">echo " After you finish Steps 2-6, select Step 7, the ready_to_go option."</w:t>
+              <w:t xml:space="preserve">echo " Step 1 (make_folders) must be done first."</w:t>
+            </w:r>
+          </w:p>
+          <w:p>
+            <w:pPr>
+              <w:widowControl w:val="0"/>
+              <w:rPr/>
+            </w:pPr>
+            <w:r>
+              <w:rPr>
+                <w:rtl w:val="0"/>
+              </w:rPr>
+              <w:t xml:space="preserve">echo " Steps 2-7 can be done in any order."</w:t>
+            </w:r>
+          </w:p>
+          <w:p>
+            <w:pPr>
+              <w:widowControl w:val="0"/>
+              <w:rPr/>
+            </w:pPr>
+            <w:r>
+              <w:rPr>
+                <w:rtl w:val="0"/>
+              </w:rPr>
+              <w:t xml:space="preserve">echo " After you finish Steps 2-7, select Step 8, the ready_to_go option."</w:t>
             </w:r>
           </w:p>
           <w:p>
@@ -13133,17 +13153,6 @@
               <w:rPr>
                 <w:rtl w:val="0"/>
               </w:rPr>
-            </w:r>
-          </w:p>
-          <w:p>
-            <w:pPr>
-              <w:widowControl w:val="0"/>
-              <w:rPr/>
-            </w:pPr>
-            <w:r>
-              <w:rPr>
-                <w:rtl w:val="0"/>
-              </w:rPr>
               <w:t xml:space="preserve">PS3="What information do you want to add?: "</w:t>
             </w:r>
           </w:p>
@@ -13167,7 +13176,7 @@
               <w:rPr>
                 <w:rtl w:val="0"/>
               </w:rPr>
-              <w:t xml:space="preserve">select opt in make_folders sample_names fastq_dir out_dir b_dir fastq_format ready_to_go quit; do</w:t>
+              <w:t xml:space="preserve">select opt in make_folders sample_names fastq_dir out_dir b_dir fastq_format experiment_info ready_to_go quit; do</w:t>
             </w:r>
           </w:p>
           <w:p>
@@ -13214,6 +13223,18 @@
               <w:rPr>
                 <w:rtl w:val="0"/>
               </w:rPr>
+              <w:t xml:space="preserve">      echo ""</w:t>
+            </w:r>
+          </w:p>
+          <w:p>
+            <w:pPr>
+              <w:widowControl w:val="0"/>
+              <w:rPr/>
+            </w:pPr>
+            <w:r>
+              <w:rPr>
+                <w:rtl w:val="0"/>
+              </w:rPr>
               <w:t xml:space="preserve">      echo "Do you need me to set up the key folders? Only say yes if you are running a completely fresh analysis."</w:t>
             </w:r>
           </w:p>
@@ -13286,7 +13307,7 @@
               <w:rPr>
                 <w:rtl w:val="0"/>
               </w:rPr>
-              <w:t xml:space="preserve">                  # Match y, Y, yes, YES, Yes</w:t>
+              <w:t xml:space="preserve">                  # Looks for y, Y, yes, YES, Yes</w:t>
             </w:r>
           </w:p>
           <w:p>
@@ -13406,7 +13427,7 @@
               <w:rPr>
                 <w:rtl w:val="0"/>
               </w:rPr>
-              <w:t xml:space="preserve">                  # Match n, N, no, NO, No</w:t>
+              <w:t xml:space="preserve">                  #  Looks for n, N, no, NO, No</w:t>
             </w:r>
           </w:p>
           <w:p>
@@ -13442,7 +13463,7 @@
               <w:rPr>
                 <w:rtl w:val="0"/>
               </w:rPr>
-              <w:t xml:space="preserve">                      exit 0</w:t>
+              <w:t xml:space="preserve">                      break</w:t>
             </w:r>
           </w:p>
           <w:p>
@@ -13478,7 +13499,7 @@
               <w:rPr>
                 <w:rtl w:val="0"/>
               </w:rPr>
-              <w:t xml:space="preserve">                  # invalid input</w:t>
+              <w:t xml:space="preserve">                  # If Yes or No not said</w:t>
             </w:r>
           </w:p>
           <w:p>
@@ -13574,6 +13595,18 @@
               <w:rPr>
                 <w:rtl w:val="0"/>
               </w:rPr>
+              <w:t xml:space="preserve">      echo ""</w:t>
+            </w:r>
+          </w:p>
+          <w:p>
+            <w:pPr>
+              <w:widowControl w:val="0"/>
+              <w:rPr/>
+            </w:pPr>
+            <w:r>
+              <w:rPr>
+                <w:rtl w:val="0"/>
+              </w:rPr>
               <w:t xml:space="preserve">      read -p "What are your sample names?: " n1</w:t>
             </w:r>
           </w:p>
@@ -13646,6 +13679,18 @@
               <w:rPr>
                 <w:rtl w:val="0"/>
               </w:rPr>
+              <w:t xml:space="preserve">      echo ""</w:t>
+            </w:r>
+          </w:p>
+          <w:p>
+            <w:pPr>
+              <w:widowControl w:val="0"/>
+              <w:rPr/>
+            </w:pPr>
+            <w:r>
+              <w:rPr>
+                <w:rtl w:val="0"/>
+              </w:rPr>
               <w:t xml:space="preserve">      read -p "Where are your FASTQ files?: " n1</w:t>
             </w:r>
           </w:p>
@@ -13706,6 +13751,18 @@
               <w:rPr>
                 <w:rtl w:val="0"/>
               </w:rPr>
+              <w:t xml:space="preserve">      echo ""</w:t>
+            </w:r>
+          </w:p>
+          <w:p>
+            <w:pPr>
+              <w:widowControl w:val="0"/>
+              <w:rPr/>
+            </w:pPr>
+            <w:r>
+              <w:rPr>
+                <w:rtl w:val="0"/>
+              </w:rPr>
               <w:t xml:space="preserve">      read -p "Where do you want MIXCR's initial output to be placed? This is called out_dir. : " n1</w:t>
             </w:r>
           </w:p>
@@ -13766,6 +13823,18 @@
               <w:rPr>
                 <w:rtl w:val="0"/>
               </w:rPr>
+              <w:t xml:space="preserve">      echo ""</w:t>
+            </w:r>
+          </w:p>
+          <w:p>
+            <w:pPr>
+              <w:widowControl w:val="0"/>
+              <w:rPr/>
+            </w:pPr>
+            <w:r>
+              <w:rPr>
+                <w:rtl w:val="0"/>
+              </w:rPr>
               <w:t xml:space="preserve">      read -p "Where do you want MIXCR's IGHV results to be placed? This is called b_dir: " n1</w:t>
             </w:r>
           </w:p>
@@ -13838,6 +13907,18 @@
               <w:rPr>
                 <w:rtl w:val="0"/>
               </w:rPr>
+              <w:t xml:space="preserve">      echo ""</w:t>
+            </w:r>
+          </w:p>
+          <w:p>
+            <w:pPr>
+              <w:widowControl w:val="0"/>
+              <w:rPr/>
+            </w:pPr>
+            <w:r>
+              <w:rPr>
+                <w:rtl w:val="0"/>
+              </w:rPr>
               <w:t xml:space="preserve">      read -p "What is the R1 fastq file suffix? (ex: _1.fastq.gz or _R1.fastq.gz or _1.fastq or _R1.fastq):  " n1</w:t>
             </w:r>
           </w:p>
@@ -13886,7 +13967,7 @@
               <w:rPr>
                 <w:rtl w:val="0"/>
               </w:rPr>
-              <w:t xml:space="preserve">      echo "Okay, I recorded your R2 fastq suffix in input/style_R1.txt"</w:t>
+              <w:t xml:space="preserve">      echo "Okay, I recorded your R2 fastq suffix in input/style_R2.txt"</w:t>
             </w:r>
           </w:p>
           <w:p>
@@ -13934,6 +14015,198 @@
               <w:rPr>
                 <w:rtl w:val="0"/>
               </w:rPr>
+              <w:t xml:space="preserve">    experiment_info)</w:t>
+            </w:r>
+          </w:p>
+          <w:p>
+            <w:pPr>
+              <w:widowControl w:val="0"/>
+              <w:rPr/>
+            </w:pPr>
+            <w:r>
+              <w:rPr>
+                <w:rtl w:val="0"/>
+              </w:rPr>
+              <w:t xml:space="preserve">      echo ""</w:t>
+            </w:r>
+          </w:p>
+          <w:p>
+            <w:pPr>
+              <w:widowControl w:val="0"/>
+              <w:rPr/>
+            </w:pPr>
+            <w:r>
+              <w:rPr>
+                <w:rtl w:val="0"/>
+              </w:rPr>
+              <w:t xml:space="preserve">      echo "This is where you can edit experiment type and species."</w:t>
+            </w:r>
+          </w:p>
+          <w:p>
+            <w:pPr>
+              <w:widowControl w:val="0"/>
+              <w:rPr/>
+            </w:pPr>
+            <w:r>
+              <w:rPr>
+                <w:rtl w:val="0"/>
+              </w:rPr>
+              <w:t xml:space="preserve">      echo "If you are using Human RNA, then: preset=rna-seq, species=hsa."</w:t>
+            </w:r>
+          </w:p>
+          <w:p>
+            <w:pPr>
+              <w:widowControl w:val="0"/>
+              <w:rPr/>
+            </w:pPr>
+            <w:r>
+              <w:rPr>
+                <w:rtl w:val="0"/>
+              </w:rPr>
+              <w:t xml:space="preserve">      echo "A full list of MIXCR Experiment Types, or presets, can be found here: https://mixcr.com/mixcr/reference/overview-built-in-presets/"</w:t>
+            </w:r>
+          </w:p>
+          <w:p>
+            <w:pPr>
+              <w:widowControl w:val="0"/>
+              <w:rPr/>
+            </w:pPr>
+            <w:r>
+              <w:rPr>
+                <w:rtl w:val="0"/>
+              </w:rPr>
+              <w:t xml:space="preserve">      echo "The full list of MIXCR compatible species can be found here: https://mixcr.com/mixcr/reference/mixcr-align/#command-line-options"      </w:t>
+            </w:r>
+          </w:p>
+          <w:p>
+            <w:pPr>
+              <w:widowControl w:val="0"/>
+              <w:rPr/>
+            </w:pPr>
+            <w:r>
+              <w:rPr>
+                <w:rtl w:val="0"/>
+              </w:rPr>
+              <w:t xml:space="preserve">      echo ""</w:t>
+            </w:r>
+          </w:p>
+          <w:p>
+            <w:pPr>
+              <w:widowControl w:val="0"/>
+              <w:rPr/>
+            </w:pPr>
+            <w:r>
+              <w:rPr>
+                <w:rtl w:val="0"/>
+              </w:rPr>
+              <w:t xml:space="preserve">      read -p "What preset are you using? Ex.(rna-seq, exome-seq, etc) :  " n1</w:t>
+            </w:r>
+          </w:p>
+          <w:p>
+            <w:pPr>
+              <w:widowControl w:val="0"/>
+              <w:rPr/>
+            </w:pPr>
+            <w:r>
+              <w:rPr>
+                <w:rtl w:val="0"/>
+              </w:rPr>
+              <w:t xml:space="preserve">      echo "$n1" &gt; input/preset.txt</w:t>
+            </w:r>
+          </w:p>
+          <w:p>
+            <w:pPr>
+              <w:widowControl w:val="0"/>
+              <w:rPr/>
+            </w:pPr>
+            <w:r>
+              <w:rPr>
+                <w:rtl w:val="0"/>
+              </w:rPr>
+              <w:t xml:space="preserve">      echo "Okay, I noted that your preset is $n1 in input/preset.txt"</w:t>
+            </w:r>
+          </w:p>
+          <w:p>
+            <w:pPr>
+              <w:widowControl w:val="0"/>
+              <w:rPr/>
+            </w:pPr>
+            <w:r>
+              <w:rPr>
+                <w:rtl w:val="0"/>
+              </w:rPr>
+              <w:t xml:space="preserve">      read -p "What species are you using? Ex.(hsa, mmu etc) :  " n2</w:t>
+            </w:r>
+          </w:p>
+          <w:p>
+            <w:pPr>
+              <w:widowControl w:val="0"/>
+              <w:rPr/>
+            </w:pPr>
+            <w:r>
+              <w:rPr>
+                <w:rtl w:val="0"/>
+              </w:rPr>
+              <w:t xml:space="preserve">      echo "$n2" &gt; input/species.txt</w:t>
+            </w:r>
+          </w:p>
+          <w:p>
+            <w:pPr>
+              <w:widowControl w:val="0"/>
+              <w:rPr/>
+            </w:pPr>
+            <w:r>
+              <w:rPr>
+                <w:rtl w:val="0"/>
+              </w:rPr>
+              <w:t xml:space="preserve">      echo "Okay, I noted that your species is $n2 in input/species.txt"</w:t>
+            </w:r>
+          </w:p>
+          <w:p>
+            <w:pPr>
+              <w:widowControl w:val="0"/>
+              <w:rPr/>
+            </w:pPr>
+            <w:r>
+              <w:rPr>
+                <w:rtl w:val="0"/>
+              </w:rPr>
+              <w:t xml:space="preserve">      ;;</w:t>
+            </w:r>
+          </w:p>
+          <w:p>
+            <w:pPr>
+              <w:widowControl w:val="0"/>
+              <w:rPr/>
+            </w:pPr>
+            <w:r>
+              <w:rPr>
+                <w:rtl w:val="0"/>
+              </w:rPr>
+              <w:t xml:space="preserve">      </w:t>
+            </w:r>
+          </w:p>
+          <w:p>
+            <w:pPr>
+              <w:widowControl w:val="0"/>
+              <w:rPr/>
+            </w:pPr>
+            <w:r>
+              <w:rPr>
+                <w:rtl w:val="0"/>
+              </w:rPr>
+              <w:t xml:space="preserve"> </w:t>
+            </w:r>
+          </w:p>
+          <w:p>
+            <w:pPr>
+              <w:widowControl w:val="0"/>
+              <w:rPr/>
+            </w:pPr>
+            <w:r>
+              <w:rPr>
+                <w:rtl w:val="0"/>
+              </w:rPr>
               <w:t xml:space="preserve">    </w:t>
             </w:r>
           </w:p>
@@ -13958,18 +14231,6 @@
               <w:rPr>
                 <w:rtl w:val="0"/>
               </w:rPr>
-              <w:t xml:space="preserve">    </w:t>
-            </w:r>
-          </w:p>
-          <w:p>
-            <w:pPr>
-              <w:widowControl w:val="0"/>
-              <w:rPr/>
-            </w:pPr>
-            <w:r>
-              <w:rPr>
-                <w:rtl w:val="0"/>
-              </w:rPr>
               <w:t xml:space="preserve">    ready_to_go)</w:t>
             </w:r>
           </w:p>
@@ -14112,6 +14373,30 @@
               <w:rPr>
                 <w:rtl w:val="0"/>
               </w:rPr>
+              <w:t xml:space="preserve">          NEW_PRESET=$(&lt;input/preset.txt)</w:t>
+            </w:r>
+          </w:p>
+          <w:p>
+            <w:pPr>
+              <w:widowControl w:val="0"/>
+              <w:rPr/>
+            </w:pPr>
+            <w:r>
+              <w:rPr>
+                <w:rtl w:val="0"/>
+              </w:rPr>
+              <w:t xml:space="preserve">          NEW_SPECIES=$(&lt;input/species.txt)</w:t>
+            </w:r>
+          </w:p>
+          <w:p>
+            <w:pPr>
+              <w:widowControl w:val="0"/>
+              <w:rPr/>
+            </w:pPr>
+            <w:r>
+              <w:rPr>
+                <w:rtl w:val="0"/>
+              </w:rPr>
               <w:t xml:space="preserve">          </w:t>
             </w:r>
           </w:p>
@@ -14208,6 +14493,30 @@
               <w:rPr>
                 <w:rtl w:val="0"/>
               </w:rPr>
+              <w:t xml:space="preserve">          sed -i "s|SAY_PRESET|$NEW_PRESET|g" prep_scripts/01_mixcr_analyze_script_maker.py</w:t>
+            </w:r>
+          </w:p>
+          <w:p>
+            <w:pPr>
+              <w:widowControl w:val="0"/>
+              <w:rPr/>
+            </w:pPr>
+            <w:r>
+              <w:rPr>
+                <w:rtl w:val="0"/>
+              </w:rPr>
+              <w:t xml:space="preserve">          sed -i "s|SAY_SPECIES|$NEW_SPECIES|g" prep_scripts/01_mixcr_analyze_script_maker.py        </w:t>
+            </w:r>
+          </w:p>
+          <w:p>
+            <w:pPr>
+              <w:widowControl w:val="0"/>
+              <w:rPr/>
+            </w:pPr>
+            <w:r>
+              <w:rPr>
+                <w:rtl w:val="0"/>
+              </w:rPr>
               <w:t xml:space="preserve">          python prep_scripts/01_mixcr_analyze_script_maker.py &gt; run_scripts/01_mixcr_run.swarm</w:t>
             </w:r>
           </w:p>
@@ -14449,6 +14758,17 @@
                 <w:rtl w:val="0"/>
               </w:rPr>
               <w:t xml:space="preserve">done</w:t>
+            </w:r>
+          </w:p>
+          <w:p>
+            <w:pPr>
+              <w:widowControl w:val="0"/>
+              <w:rPr/>
+            </w:pPr>
+            <w:r>
+              <w:rPr>
+                <w:rtl w:val="0"/>
+              </w:rPr>
             </w:r>
           </w:p>
           <w:p>
@@ -14486,100 +14806,44 @@
         <w:rPr>
           <w:rtl w:val="0"/>
         </w:rPr>
-        <w:t xml:space="preserve">OR Alternative to Initialize Script</w:t>
-      </w:r>
-    </w:p>
-    <w:p>
-      <w:pPr>
-        <w:rPr/>
-      </w:pPr>
-      <w:r>
-        <w:rPr>
-          <w:rtl w:val="0"/>
-        </w:rPr>
-      </w:r>
-    </w:p>
-    <w:p>
-      <w:pPr>
-        <w:pStyle w:val="Heading4"/>
-        <w:rPr/>
-      </w:pPr>
-      <w:bookmarkStart w:colFirst="0" w:colLast="0" w:name="_8komto1unp6f" w:id="33"/>
+      </w:r>
+    </w:p>
+    <w:p>
+      <w:pPr>
+        <w:rPr/>
+      </w:pPr>
+      <w:r>
+        <w:rPr>
+          <w:rtl w:val="0"/>
+        </w:rPr>
+      </w:r>
+    </w:p>
+    <w:p>
+      <w:pPr>
+        <w:pStyle w:val="Heading3"/>
+        <w:rPr/>
+      </w:pPr>
+      <w:bookmarkStart w:colFirst="0" w:colLast="0" w:name="_olpf0ch4a72s" w:id="33"/>
       <w:bookmarkEnd w:id="33"/>
       <w:r>
         <w:rPr>
           <w:rtl w:val="0"/>
         </w:rPr>
-        <w:t xml:space="preserve">1. Make MIXCR Analyze Commands</w:t>
-      </w:r>
-    </w:p>
-    <w:p>
-      <w:pPr>
-        <w:rPr/>
-      </w:pPr>
-      <w:r>
-        <w:rPr>
-          <w:rtl w:val="0"/>
-        </w:rPr>
-      </w:r>
-    </w:p>
-    <w:p>
-      <w:pPr>
-        <w:rPr/>
-      </w:pPr>
-      <w:r>
-        <w:rPr>
-          <w:rtl w:val="0"/>
-        </w:rPr>
-        <w:t xml:space="preserve">You can bash </w:t>
-      </w:r>
-      <w:hyperlink r:id="rId22">
-        <w:r>
-          <w:rPr>
-            <w:color w:val="1155cc"/>
-            <w:u w:val="single"/>
-            <w:rtl w:val="0"/>
-          </w:rPr>
-          <w:t xml:space="preserve">make01.sh</w:t>
-        </w:r>
-      </w:hyperlink>
-      <w:r>
-        <w:rPr>
-          <w:rtl w:val="0"/>
-        </w:rPr>
-        <w:t xml:space="preserve"> if you didn’t use the 00_mixcr_start_tool.sh tool (aka 00_initialize).</w:t>
-      </w:r>
-    </w:p>
-    <w:p>
-      <w:pPr>
-        <w:rPr/>
-      </w:pPr>
-      <w:r>
-        <w:rPr>
-          <w:rtl w:val="0"/>
-        </w:rPr>
-        <w:t xml:space="preserve">It’s found in the templates/extra_scripts folder.</w:t>
-      </w:r>
-    </w:p>
-    <w:p>
-      <w:pPr>
-        <w:rPr/>
-      </w:pPr>
-      <w:r>
-        <w:rPr>
-          <w:rtl w:val="0"/>
-        </w:rPr>
-        <w:t xml:space="preserve">You can move it out to the working directory to use it, but </w:t>
-      </w:r>
-    </w:p>
-    <w:p>
-      <w:pPr>
-        <w:rPr/>
-      </w:pPr>
-      <w:r>
-        <w:rPr>
-          <w:rtl w:val="0"/>
-        </w:rPr>
+        <w:t xml:space="preserve">2. Edits the Template Scripts</w:t>
+      </w:r>
+    </w:p>
+    <w:p>
+      <w:pPr>
+        <w:pStyle w:val="Heading5"/>
+        <w:rPr/>
+      </w:pPr>
+      <w:bookmarkStart w:colFirst="0" w:colLast="0" w:name="_lg5w0mgcikow" w:id="34"/>
+      <w:bookmarkEnd w:id="34"/>
+      <w:r>
+        <w:rPr>
+          <w:rtl w:val="0"/>
+        </w:rPr>
+        <w:t xml:space="preserve">01. Template for MIXCR Analyze</w:t>
       </w:r>
     </w:p>
     <w:tbl>
@@ -14613,7 +14877,7 @@
         </w:trPr>
         <w:tc>
           <w:tcPr>
-            <w:shd w:fill="d9d2e9" w:val="clear"/>
+            <w:shd w:fill="fff2cc" w:val="clear"/>
             <w:tcMar>
               <w:top w:w="100.0" w:type="dxa"/>
               <w:left w:w="100.0" w:type="dxa"/>
@@ -14631,7 +14895,7 @@
               <w:rPr>
                 <w:rtl w:val="0"/>
               </w:rPr>
-              <w:t xml:space="preserve">make01.sh</w:t>
+              <w:t xml:space="preserve">01_TEMPLATE_mixcr_analyze_script_maker.py</w:t>
             </w:r>
           </w:p>
         </w:tc>
@@ -14660,354 +14924,264 @@
               <w:rPr>
                 <w:rtl w:val="0"/>
               </w:rPr>
-              <w:t xml:space="preserve">#!/bin/bash</w:t>
-            </w:r>
-          </w:p>
-          <w:p>
-            <w:pPr>
-              <w:widowControl w:val="0"/>
-              <w:rPr/>
-            </w:pPr>
-            <w:r>
-              <w:rPr>
-                <w:rtl w:val="0"/>
-              </w:rPr>
-              <w:t xml:space="preserve">#Currently unused.</w:t>
-            </w:r>
-          </w:p>
-          <w:p>
-            <w:pPr>
-              <w:widowControl w:val="0"/>
-              <w:rPr/>
-            </w:pPr>
-            <w:r>
-              <w:rPr>
-                <w:rtl w:val="0"/>
-              </w:rPr>
-              <w:t xml:space="preserve">#You can move this to the main working directory if you want to use it instead of 00_initialize. </w:t>
-            </w:r>
-          </w:p>
-          <w:p>
-            <w:pPr>
-              <w:widowControl w:val="0"/>
-              <w:rPr/>
-            </w:pPr>
-            <w:r>
-              <w:rPr>
-                <w:rtl w:val="0"/>
-              </w:rPr>
-              <w:t xml:space="preserve">module load python</w:t>
-            </w:r>
-          </w:p>
-          <w:p>
-            <w:pPr>
-              <w:widowControl w:val="0"/>
-              <w:rPr/>
-            </w:pPr>
-            <w:r>
-              <w:rPr>
-                <w:rtl w:val="0"/>
-              </w:rPr>
-            </w:r>
-          </w:p>
-          <w:p>
-            <w:pPr>
-              <w:widowControl w:val="0"/>
-              <w:rPr/>
-            </w:pPr>
-            <w:r>
-              <w:rPr>
-                <w:rtl w:val="0"/>
-              </w:rPr>
-              <w:t xml:space="preserve">#Define Directories to Use</w:t>
-            </w:r>
-          </w:p>
-          <w:p>
-            <w:pPr>
-              <w:widowControl w:val="0"/>
-              <w:rPr/>
-            </w:pPr>
-            <w:r>
-              <w:rPr>
-                <w:rtl w:val="0"/>
-              </w:rPr>
-              <w:t xml:space="preserve">NEW_PATIENT=$(&lt;input/sample_names.txt)</w:t>
-            </w:r>
-          </w:p>
-          <w:p>
-            <w:pPr>
-              <w:widowControl w:val="0"/>
-              <w:rPr/>
-            </w:pPr>
-            <w:r>
-              <w:rPr>
-                <w:rtl w:val="0"/>
-              </w:rPr>
-              <w:t xml:space="preserve">NEW_FASTQ=$(&lt;input/fastq_dir.txt)</w:t>
-            </w:r>
-          </w:p>
-          <w:p>
-            <w:pPr>
-              <w:widowControl w:val="0"/>
-              <w:rPr/>
-            </w:pPr>
-            <w:r>
-              <w:rPr>
-                <w:rtl w:val="0"/>
-              </w:rPr>
-              <w:t xml:space="preserve">NEW_OUT=$(&lt;input/out_dir.txt)</w:t>
-            </w:r>
-          </w:p>
-          <w:p>
-            <w:pPr>
-              <w:widowControl w:val="0"/>
-              <w:rPr/>
-            </w:pPr>
-            <w:r>
-              <w:rPr>
-                <w:rtl w:val="0"/>
-              </w:rPr>
-              <w:t xml:space="preserve">NEW_B=$(&lt;input/b_dir.txt)</w:t>
-            </w:r>
-          </w:p>
-          <w:p>
-            <w:pPr>
-              <w:widowControl w:val="0"/>
-              <w:rPr/>
-            </w:pPr>
-            <w:r>
-              <w:rPr>
-                <w:rtl w:val="0"/>
-              </w:rPr>
-              <w:t xml:space="preserve">NEW_STYLE_R1=$(&lt;input/style_R1.txt)</w:t>
-            </w:r>
-          </w:p>
-          <w:p>
-            <w:pPr>
-              <w:widowControl w:val="0"/>
-              <w:rPr/>
-            </w:pPr>
-            <w:r>
-              <w:rPr>
-                <w:rtl w:val="0"/>
-              </w:rPr>
-              <w:t xml:space="preserve">NEW_STYLE_R2=$(&lt;input/style_R2.txt)</w:t>
-            </w:r>
-          </w:p>
-          <w:p>
-            <w:pPr>
-              <w:widowControl w:val="0"/>
-              <w:rPr/>
-            </w:pPr>
-            <w:r>
-              <w:rPr>
-                <w:rtl w:val="0"/>
-              </w:rPr>
-              <w:t xml:space="preserve">          </w:t>
-            </w:r>
-          </w:p>
-          <w:p>
-            <w:pPr>
-              <w:widowControl w:val="0"/>
-              <w:rPr/>
-            </w:pPr>
-            <w:r>
-              <w:rPr>
-                <w:rtl w:val="0"/>
-              </w:rPr>
-              <w:t xml:space="preserve">#Making MIXCR Analyze Scripts</w:t>
-            </w:r>
-          </w:p>
-          <w:p>
-            <w:pPr>
-              <w:widowControl w:val="0"/>
-              <w:rPr/>
-            </w:pPr>
-            <w:r>
-              <w:rPr>
-                <w:rtl w:val="0"/>
-              </w:rPr>
-              <w:t xml:space="preserve">cp templates/01_TEMPLATE_mixcr_analyze_script_maker.py prep_scripts/01_mixcr_analyze_script_maker.py</w:t>
-            </w:r>
-          </w:p>
-          <w:p>
-            <w:pPr>
-              <w:widowControl w:val="0"/>
-              <w:rPr/>
-            </w:pPr>
-            <w:r>
-              <w:rPr>
-                <w:rtl w:val="0"/>
-              </w:rPr>
-              <w:t xml:space="preserve">sed -i "s|PATIENT_LIST|$NEW_PATIENT|g" prep_scripts/01_mixcr_analyze_script_maker.py</w:t>
-            </w:r>
-          </w:p>
-          <w:p>
-            <w:pPr>
-              <w:widowControl w:val="0"/>
-              <w:rPr/>
-            </w:pPr>
-            <w:r>
-              <w:rPr>
-                <w:rtl w:val="0"/>
-              </w:rPr>
-              <w:t xml:space="preserve">sed -i "s|FASTQ_LIST|$NEW_FASTQ|g" prep_scripts/01_mixcr_analyze_script_maker.py</w:t>
-            </w:r>
-          </w:p>
-          <w:p>
-            <w:pPr>
-              <w:widowControl w:val="0"/>
-              <w:rPr/>
-            </w:pPr>
-            <w:r>
-              <w:rPr>
-                <w:rtl w:val="0"/>
-              </w:rPr>
-              <w:t xml:space="preserve">sed -i "s|OUT_LIST|$NEW_OUT|g" prep_scripts/01_mixcr_analyze_script_maker.py</w:t>
-            </w:r>
-          </w:p>
-          <w:p>
-            <w:pPr>
-              <w:widowControl w:val="0"/>
-              <w:rPr/>
-            </w:pPr>
-            <w:r>
-              <w:rPr>
-                <w:rtl w:val="0"/>
-              </w:rPr>
-              <w:t xml:space="preserve">sed -i "s|STYLE_R1|$NEW_STYLE_R1|g" prep_scripts/01_mixcr_analyze_script_maker.py</w:t>
-            </w:r>
-          </w:p>
-          <w:p>
-            <w:pPr>
-              <w:widowControl w:val="0"/>
-              <w:rPr/>
-            </w:pPr>
-            <w:r>
-              <w:rPr>
-                <w:rtl w:val="0"/>
-              </w:rPr>
-              <w:t xml:space="preserve">sed -i "s|STYLE_R2|$NEW_STYLE_R2|g" prep_scripts/01_mixcr_analyze_script_maker.py</w:t>
-            </w:r>
-          </w:p>
-          <w:p>
-            <w:pPr>
-              <w:widowControl w:val="0"/>
-              <w:rPr/>
-            </w:pPr>
-            <w:r>
-              <w:rPr>
-                <w:rtl w:val="0"/>
-              </w:rPr>
-              <w:t xml:space="preserve">python prep_scripts/01_mixcr_analyze_script_maker.py &gt; run_scripts/01_mixcr_run.swarm</w:t>
-            </w:r>
-          </w:p>
-          <w:p>
-            <w:pPr>
-              <w:widowControl w:val="0"/>
-              <w:rPr/>
-            </w:pPr>
-            <w:r>
-              <w:rPr>
-                <w:rtl w:val="0"/>
-              </w:rPr>
-              <w:t xml:space="preserve">          </w:t>
-            </w:r>
-          </w:p>
-          <w:p>
-            <w:pPr>
-              <w:widowControl w:val="0"/>
-              <w:rPr/>
-            </w:pPr>
-            <w:r>
-              <w:rPr>
-                <w:rtl w:val="0"/>
-              </w:rPr>
-              <w:t xml:space="preserve">#Making MIXCR Export Scripts</w:t>
-            </w:r>
-          </w:p>
-          <w:p>
-            <w:pPr>
-              <w:widowControl w:val="0"/>
-              <w:rPr/>
-            </w:pPr>
-            <w:r>
-              <w:rPr>
-                <w:rtl w:val="0"/>
-              </w:rPr>
-              <w:t xml:space="preserve">cp templates/02_TEMPLATE_mixcr_export_script_maker.py prep_scripts/02_mixcr_script_maker.py</w:t>
-            </w:r>
-          </w:p>
-          <w:p>
-            <w:pPr>
-              <w:widowControl w:val="0"/>
-              <w:rPr/>
-            </w:pPr>
-            <w:r>
-              <w:rPr>
-                <w:rtl w:val="0"/>
-              </w:rPr>
-              <w:t xml:space="preserve">sed -i "s|PATIENT_LIST|$NEW_PATIENT|g" prep_scripts/02_mixcr_script_maker.py</w:t>
-            </w:r>
-          </w:p>
-          <w:p>
-            <w:pPr>
-              <w:widowControl w:val="0"/>
-              <w:rPr/>
-            </w:pPr>
-            <w:r>
-              <w:rPr>
-                <w:rtl w:val="0"/>
-              </w:rPr>
-              <w:t xml:space="preserve">sed -i "s|B_LIST|$NEW_B|g" prep_scripts/02_mixcr_script_maker.py</w:t>
-            </w:r>
-          </w:p>
-          <w:p>
-            <w:pPr>
-              <w:widowControl w:val="0"/>
-              <w:rPr/>
-            </w:pPr>
-            <w:r>
-              <w:rPr>
-                <w:rtl w:val="0"/>
-              </w:rPr>
-              <w:t xml:space="preserve">sed -i "s|OUT_LIST|$NEW_OUT|g" prep_scripts/02_mixcr_script_maker.py</w:t>
-            </w:r>
-          </w:p>
-          <w:p>
-            <w:pPr>
-              <w:widowControl w:val="0"/>
-              <w:rPr/>
-            </w:pPr>
-            <w:r>
-              <w:rPr>
-                <w:rtl w:val="0"/>
-              </w:rPr>
-              <w:t xml:space="preserve">sed -i "s|STYLE_R1|$NEW_STYLE_R1|g" prep_scripts/02_mixcr_script_maker.py</w:t>
-            </w:r>
-          </w:p>
-          <w:p>
-            <w:pPr>
-              <w:widowControl w:val="0"/>
-              <w:rPr/>
-            </w:pPr>
-            <w:r>
-              <w:rPr>
-                <w:rtl w:val="0"/>
-              </w:rPr>
-              <w:t xml:space="preserve">sed -i "s|STYLE_R2|$NEW_STYLE_R2|g" prep_scripts/02_mixcr_script_maker.py</w:t>
-            </w:r>
-          </w:p>
-          <w:p>
-            <w:pPr>
-              <w:widowControl w:val="0"/>
-              <w:rPr/>
-            </w:pPr>
-            <w:r>
-              <w:rPr>
-                <w:rtl w:val="0"/>
-              </w:rPr>
-              <w:t xml:space="preserve">python prep_scripts/02_mixcr_script_maker.py &gt; run_scripts/02_mixcr_export.sh</w:t>
+              <w:t xml:space="preserve">#Commands Generator for MIXCR Analyze</w:t>
+            </w:r>
+          </w:p>
+          <w:p>
+            <w:pPr>
+              <w:widowControl w:val="0"/>
+              <w:rPr/>
+            </w:pPr>
+            <w:r>
+              <w:rPr>
+                <w:rtl w:val="0"/>
+              </w:rPr>
+              <w:t xml:space="preserve">#Written by Ann Ly 8/16/26</w:t>
+            </w:r>
+          </w:p>
+          <w:p>
+            <w:pPr>
+              <w:widowControl w:val="0"/>
+              <w:rPr/>
+            </w:pPr>
+            <w:r>
+              <w:rPr>
+                <w:rtl w:val="0"/>
+              </w:rPr>
+              <w:t xml:space="preserve">#Please do not remove this note. </w:t>
+            </w:r>
+          </w:p>
+          <w:p>
+            <w:pPr>
+              <w:widowControl w:val="0"/>
+              <w:rPr/>
+            </w:pPr>
+            <w:r>
+              <w:rPr>
+                <w:rtl w:val="0"/>
+              </w:rPr>
+            </w:r>
+          </w:p>
+          <w:p>
+            <w:pPr>
+              <w:widowControl w:val="0"/>
+              <w:rPr/>
+            </w:pPr>
+            <w:r>
+              <w:rPr>
+                <w:rtl w:val="0"/>
+              </w:rPr>
+              <w:t xml:space="preserve">list_original=[PATIENT_LIST]</w:t>
+            </w:r>
+          </w:p>
+          <w:p>
+            <w:pPr>
+              <w:widowControl w:val="0"/>
+              <w:rPr/>
+            </w:pPr>
+            <w:r>
+              <w:rPr>
+                <w:rtl w:val="0"/>
+              </w:rPr>
+            </w:r>
+          </w:p>
+          <w:p>
+            <w:pPr>
+              <w:widowControl w:val="0"/>
+              <w:rPr/>
+            </w:pPr>
+            <w:r>
+              <w:rPr>
+                <w:rtl w:val="0"/>
+              </w:rPr>
+              <w:t xml:space="preserve">list_original.sort() </w:t>
+            </w:r>
+          </w:p>
+          <w:p>
+            <w:pPr>
+              <w:widowControl w:val="0"/>
+              <w:rPr/>
+            </w:pPr>
+            <w:r>
+              <w:rPr>
+                <w:rtl w:val="0"/>
+              </w:rPr>
+              <w:t xml:space="preserve">fastq_dir='FASTQ_LIST'</w:t>
+            </w:r>
+          </w:p>
+          <w:p>
+            <w:pPr>
+              <w:widowControl w:val="0"/>
+              <w:rPr/>
+            </w:pPr>
+            <w:r>
+              <w:rPr>
+                <w:rtl w:val="0"/>
+              </w:rPr>
+              <w:t xml:space="preserve">out_dir = 'OUT_LIST'</w:t>
+            </w:r>
+          </w:p>
+          <w:p>
+            <w:pPr>
+              <w:widowControl w:val="0"/>
+              <w:rPr/>
+            </w:pPr>
+            <w:r>
+              <w:rPr>
+                <w:rtl w:val="0"/>
+              </w:rPr>
+            </w:r>
+          </w:p>
+          <w:p>
+            <w:pPr>
+              <w:widowControl w:val="0"/>
+              <w:rPr/>
+            </w:pPr>
+            <w:r>
+              <w:rPr>
+                <w:rtl w:val="0"/>
+              </w:rPr>
+            </w:r>
+          </w:p>
+          <w:p>
+            <w:pPr>
+              <w:widowControl w:val="0"/>
+              <w:rPr/>
+            </w:pPr>
+            <w:r>
+              <w:rPr>
+                <w:rtl w:val="0"/>
+              </w:rPr>
+              <w:t xml:space="preserve">print("#SWARM --sbatch='--export=FASTQ_DIR="+fastq_dir+",OUT_DIR="+out_dir+"'")</w:t>
+            </w:r>
+          </w:p>
+          <w:p>
+            <w:pPr>
+              <w:widowControl w:val="0"/>
+              <w:rPr/>
+            </w:pPr>
+            <w:r>
+              <w:rPr>
+                <w:rtl w:val="0"/>
+              </w:rPr>
+              <w:t xml:space="preserve">for i in range(len(list_original)): </w:t>
+            </w:r>
+          </w:p>
+          <w:p>
+            <w:pPr>
+              <w:widowControl w:val="0"/>
+              <w:rPr/>
+            </w:pPr>
+            <w:r>
+              <w:rPr>
+                <w:rtl w:val="0"/>
+              </w:rPr>
+              <w:t xml:space="preserve"> print("mixcr analyze SAY_PRESET \\")</w:t>
+            </w:r>
+          </w:p>
+          <w:p>
+            <w:pPr>
+              <w:widowControl w:val="0"/>
+              <w:rPr/>
+            </w:pPr>
+            <w:r>
+              <w:rPr>
+                <w:rtl w:val="0"/>
+              </w:rPr>
+              <w:t xml:space="preserve"> print("--species SAY_SPECIES \\")</w:t>
+            </w:r>
+          </w:p>
+          <w:p>
+            <w:pPr>
+              <w:widowControl w:val="0"/>
+              <w:rPr/>
+            </w:pPr>
+            <w:r>
+              <w:rPr>
+                <w:rtl w:val="0"/>
+              </w:rPr>
+              <w:t xml:space="preserve"> print("${FASTQ_DIR}/"+list_original[i]+"STYLE_R1 \\")</w:t>
+            </w:r>
+          </w:p>
+          <w:p>
+            <w:pPr>
+              <w:widowControl w:val="0"/>
+              <w:rPr/>
+            </w:pPr>
+            <w:r>
+              <w:rPr>
+                <w:rtl w:val="0"/>
+              </w:rPr>
+              <w:t xml:space="preserve"> print("${FASTQ_DIR}/"+list_original[i]+"STYLE_R2 \\")</w:t>
+            </w:r>
+          </w:p>
+          <w:p>
+            <w:pPr>
+              <w:widowControl w:val="0"/>
+              <w:rPr/>
+            </w:pPr>
+            <w:r>
+              <w:rPr>
+                <w:rtl w:val="0"/>
+              </w:rPr>
+              <w:t xml:space="preserve"> print("${OUT_DIR}/"+list_original[i]+" \\")</w:t>
+            </w:r>
+          </w:p>
+          <w:p>
+            <w:pPr>
+              <w:widowControl w:val="0"/>
+              <w:rPr/>
+            </w:pPr>
+            <w:r>
+              <w:rPr>
+                <w:rtl w:val="0"/>
+              </w:rPr>
+              <w:t xml:space="preserve"> print("-f \\")</w:t>
+            </w:r>
+          </w:p>
+          <w:p>
+            <w:pPr>
+              <w:widowControl w:val="0"/>
+              <w:rPr/>
+            </w:pPr>
+            <w:r>
+              <w:rPr>
+                <w:rtl w:val="0"/>
+              </w:rPr>
+              <w:t xml:space="preserve"> print("-t 8") </w:t>
+            </w:r>
+          </w:p>
+          <w:p>
+            <w:pPr>
+              <w:widowControl w:val="0"/>
+              <w:rPr/>
+            </w:pPr>
+            <w:r>
+              <w:rPr>
+                <w:rtl w:val="0"/>
+              </w:rPr>
+            </w:r>
+          </w:p>
+          <w:p>
+            <w:pPr>
+              <w:widowControl w:val="0"/>
+              <w:rPr/>
+            </w:pPr>
+            <w:r>
+              <w:rPr>
+                <w:rtl w:val="0"/>
+              </w:rPr>
+            </w:r>
+          </w:p>
+          <w:p>
+            <w:pPr>
+              <w:widowControl w:val="0"/>
+              <w:rPr/>
+            </w:pPr>
+            <w:r>
+              <w:rPr>
+                <w:rtl w:val="0"/>
+              </w:rPr>
             </w:r>
           </w:p>
           <w:p>
@@ -15026,40 +15200,16 @@
     </w:tbl>
     <w:p>
       <w:pPr>
-        <w:rPr/>
-      </w:pPr>
-      <w:r>
-        <w:rPr>
-          <w:rtl w:val="0"/>
-        </w:rPr>
-      </w:r>
-    </w:p>
-    <w:p>
-      <w:pPr>
-        <w:pStyle w:val="Heading4"/>
-        <w:rPr/>
-      </w:pPr>
-      <w:bookmarkStart w:colFirst="0" w:colLast="0" w:name="_olpf0ch4a72s" w:id="34"/>
-      <w:bookmarkEnd w:id="34"/>
-      <w:r>
-        <w:rPr>
-          <w:rtl w:val="0"/>
-        </w:rPr>
-        <w:t xml:space="preserve">2. Edits the Template Scripts</w:t>
-      </w:r>
-    </w:p>
-    <w:p>
-      <w:pPr>
         <w:pStyle w:val="Heading5"/>
         <w:rPr/>
       </w:pPr>
-      <w:bookmarkStart w:colFirst="0" w:colLast="0" w:name="_lg5w0mgcikow" w:id="35"/>
+      <w:bookmarkStart w:colFirst="0" w:colLast="0" w:name="_bzstajld2ynt" w:id="35"/>
       <w:bookmarkEnd w:id="35"/>
       <w:r>
         <w:rPr>
           <w:rtl w:val="0"/>
         </w:rPr>
-        <w:t xml:space="preserve">01. Template for MIXCR Analyze</w:t>
+        <w:t xml:space="preserve">02. Template for MIXCR Export</w:t>
       </w:r>
     </w:p>
     <w:tbl>
@@ -15111,7 +15261,7 @@
               <w:rPr>
                 <w:rtl w:val="0"/>
               </w:rPr>
-              <w:t xml:space="preserve">01_TEMPLATE_mixcr_analyze_script_maker.py</w:t>
+              <w:t xml:space="preserve">02_TEMPLATE_mixcr_export_script_maker.py</w:t>
             </w:r>
           </w:p>
         </w:tc>
@@ -15140,7 +15290,7 @@
               <w:rPr>
                 <w:rtl w:val="0"/>
               </w:rPr>
-              <w:t xml:space="preserve">#Commands Generator for MIXCR Analyze</w:t>
+              <w:t xml:space="preserve">#Commands Generator for MIXCR Export</w:t>
             </w:r>
           </w:p>
           <w:p>
@@ -15210,6 +15360,17 @@
               <w:rPr>
                 <w:rtl w:val="0"/>
               </w:rPr>
+            </w:r>
+          </w:p>
+          <w:p>
+            <w:pPr>
+              <w:widowControl w:val="0"/>
+              <w:rPr/>
+            </w:pPr>
+            <w:r>
+              <w:rPr>
+                <w:rtl w:val="0"/>
+              </w:rPr>
               <w:t xml:space="preserve">list_original.sort() </w:t>
             </w:r>
           </w:p>
@@ -15222,18 +15383,6 @@
               <w:rPr>
                 <w:rtl w:val="0"/>
               </w:rPr>
-              <w:t xml:space="preserve">fastq_dir='FASTQ_LIST'</w:t>
-            </w:r>
-          </w:p>
-          <w:p>
-            <w:pPr>
-              <w:widowControl w:val="0"/>
-              <w:rPr/>
-            </w:pPr>
-            <w:r>
-              <w:rPr>
-                <w:rtl w:val="0"/>
-              </w:rPr>
               <w:t xml:space="preserve">out_dir = 'OUT_LIST'</w:t>
             </w:r>
           </w:p>
@@ -15246,29 +15395,64 @@
               <w:rPr>
                 <w:rtl w:val="0"/>
               </w:rPr>
-            </w:r>
-          </w:p>
-          <w:p>
-            <w:pPr>
-              <w:widowControl w:val="0"/>
-              <w:rPr/>
-            </w:pPr>
-            <w:r>
-              <w:rPr>
-                <w:rtl w:val="0"/>
-              </w:rPr>
-            </w:r>
-          </w:p>
-          <w:p>
-            <w:pPr>
-              <w:widowControl w:val="0"/>
-              <w:rPr/>
-            </w:pPr>
-            <w:r>
-              <w:rPr>
-                <w:rtl w:val="0"/>
-              </w:rPr>
-              <w:t xml:space="preserve">print("#SWARM --sbatch='--export=FASTQ_DIR="+fastq_dir+",OUT_DIR="+out_dir+"'")</w:t>
+              <w:t xml:space="preserve">b_dir ="B_LIST"</w:t>
+            </w:r>
+          </w:p>
+          <w:p>
+            <w:pPr>
+              <w:widowControl w:val="0"/>
+              <w:rPr/>
+            </w:pPr>
+            <w:r>
+              <w:rPr>
+                <w:rtl w:val="0"/>
+              </w:rPr>
+            </w:r>
+          </w:p>
+          <w:p>
+            <w:pPr>
+              <w:widowControl w:val="0"/>
+              <w:rPr/>
+            </w:pPr>
+            <w:r>
+              <w:rPr>
+                <w:rtl w:val="0"/>
+              </w:rPr>
+            </w:r>
+          </w:p>
+          <w:p>
+            <w:pPr>
+              <w:widowControl w:val="0"/>
+              <w:rPr/>
+            </w:pPr>
+            <w:r>
+              <w:rPr>
+                <w:rtl w:val="0"/>
+              </w:rPr>
+              <w:t xml:space="preserve">print("#!/bin/bash")</w:t>
+            </w:r>
+          </w:p>
+          <w:p>
+            <w:pPr>
+              <w:widowControl w:val="0"/>
+              <w:rPr/>
+            </w:pPr>
+            <w:r>
+              <w:rPr>
+                <w:rtl w:val="0"/>
+              </w:rPr>
+              <w:t xml:space="preserve">print("module load mixcr")</w:t>
+            </w:r>
+          </w:p>
+          <w:p>
+            <w:pPr>
+              <w:widowControl w:val="0"/>
+              <w:rPr/>
+            </w:pPr>
+            <w:r>
+              <w:rPr>
+                <w:rtl w:val="0"/>
+              </w:rPr>
             </w:r>
           </w:p>
           <w:p>
@@ -15292,79 +15476,115 @@
               <w:rPr>
                 <w:rtl w:val="0"/>
               </w:rPr>
-              <w:t xml:space="preserve"> print("mixcr analyze rna-seq \\")</w:t>
-            </w:r>
-          </w:p>
-          <w:p>
-            <w:pPr>
-              <w:widowControl w:val="0"/>
-              <w:rPr/>
-            </w:pPr>
-            <w:r>
-              <w:rPr>
-                <w:rtl w:val="0"/>
-              </w:rPr>
-              <w:t xml:space="preserve"> print("--species hsa \\")</w:t>
-            </w:r>
-          </w:p>
-          <w:p>
-            <w:pPr>
-              <w:widowControl w:val="0"/>
-              <w:rPr/>
-            </w:pPr>
-            <w:r>
-              <w:rPr>
-                <w:rtl w:val="0"/>
-              </w:rPr>
-              <w:t xml:space="preserve"> print("${FASTQ_DIR}/"+list_original[i]+"STYLE_R1 \\")</w:t>
-            </w:r>
-          </w:p>
-          <w:p>
-            <w:pPr>
-              <w:widowControl w:val="0"/>
-              <w:rPr/>
-            </w:pPr>
-            <w:r>
-              <w:rPr>
-                <w:rtl w:val="0"/>
-              </w:rPr>
-              <w:t xml:space="preserve"> print("${FASTQ_DIR}/"+list_original[i]+"STYLE_R2 \\")</w:t>
-            </w:r>
-          </w:p>
-          <w:p>
-            <w:pPr>
-              <w:widowControl w:val="0"/>
-              <w:rPr/>
-            </w:pPr>
-            <w:r>
-              <w:rPr>
-                <w:rtl w:val="0"/>
-              </w:rPr>
-              <w:t xml:space="preserve"> print("${OUT_DIR}/"+list_original[i]+" \\")</w:t>
-            </w:r>
-          </w:p>
-          <w:p>
-            <w:pPr>
-              <w:widowControl w:val="0"/>
-              <w:rPr/>
-            </w:pPr>
-            <w:r>
-              <w:rPr>
-                <w:rtl w:val="0"/>
-              </w:rPr>
-              <w:t xml:space="preserve"> print("-f \\")</w:t>
-            </w:r>
-          </w:p>
-          <w:p>
-            <w:pPr>
-              <w:widowControl w:val="0"/>
-              <w:rPr/>
-            </w:pPr>
-            <w:r>
-              <w:rPr>
-                <w:rtl w:val="0"/>
-              </w:rPr>
-              <w:t xml:space="preserve"> print("-t 8") </w:t>
+              <w:t xml:space="preserve">  chains=["IGH","IGK","IGL"]</w:t>
+            </w:r>
+          </w:p>
+          <w:p>
+            <w:pPr>
+              <w:widowControl w:val="0"/>
+              <w:rPr/>
+            </w:pPr>
+            <w:r>
+              <w:rPr>
+                <w:rtl w:val="0"/>
+              </w:rPr>
+              <w:t xml:space="preserve">  print('echo "Here comes '+list_original[i]+'"')</w:t>
+            </w:r>
+          </w:p>
+          <w:p>
+            <w:pPr>
+              <w:widowControl w:val="0"/>
+              <w:rPr/>
+            </w:pPr>
+            <w:r>
+              <w:rPr>
+                <w:rtl w:val="0"/>
+              </w:rPr>
+              <w:t xml:space="preserve">  for chain_num in range(len(chains)):</w:t>
+            </w:r>
+          </w:p>
+          <w:p>
+            <w:pPr>
+              <w:widowControl w:val="0"/>
+              <w:rPr/>
+            </w:pPr>
+            <w:r>
+              <w:rPr>
+                <w:rtl w:val="0"/>
+              </w:rPr>
+              <w:t xml:space="preserve">    print("mixcr exportClones --chains "+ chains[chain_num]+" \\")</w:t>
+            </w:r>
+          </w:p>
+          <w:p>
+            <w:pPr>
+              <w:widowControl w:val="0"/>
+              <w:rPr/>
+            </w:pPr>
+            <w:r>
+              <w:rPr>
+                <w:rtl w:val="0"/>
+              </w:rPr>
+              <w:t xml:space="preserve">    print("-readCount -readFraction \\")</w:t>
+            </w:r>
+          </w:p>
+          <w:p>
+            <w:pPr>
+              <w:widowControl w:val="0"/>
+              <w:rPr/>
+            </w:pPr>
+            <w:r>
+              <w:rPr>
+                <w:rtl w:val="0"/>
+              </w:rPr>
+              <w:t xml:space="preserve">    print("-vGene -dGene -jGene \\")</w:t>
+            </w:r>
+          </w:p>
+          <w:p>
+            <w:pPr>
+              <w:widowControl w:val="0"/>
+              <w:rPr/>
+            </w:pPr>
+            <w:r>
+              <w:rPr>
+                <w:rtl w:val="0"/>
+              </w:rPr>
+              <w:t xml:space="preserve">    print("-cGene \\")</w:t>
+            </w:r>
+          </w:p>
+          <w:p>
+            <w:pPr>
+              <w:widowControl w:val="0"/>
+              <w:rPr/>
+            </w:pPr>
+            <w:r>
+              <w:rPr>
+                <w:rtl w:val="0"/>
+              </w:rPr>
+              <w:t xml:space="preserve">    print("-f \\")</w:t>
+            </w:r>
+          </w:p>
+          <w:p>
+            <w:pPr>
+              <w:widowControl w:val="0"/>
+              <w:rPr/>
+            </w:pPr>
+            <w:r>
+              <w:rPr>
+                <w:rtl w:val="0"/>
+              </w:rPr>
+              <w:t xml:space="preserve">    print(out_dir+"/"+list_original[i]+".contigs.clns "+b_dir+"/"+list_original[i]+"_"+chains[chain_num]+"_top.tsv")</w:t>
+            </w:r>
+          </w:p>
+          <w:p>
+            <w:pPr>
+              <w:widowControl w:val="0"/>
+              <w:rPr/>
+            </w:pPr>
+            <w:r>
+              <w:rPr>
+                <w:rtl w:val="0"/>
+              </w:rPr>
+              <w:t xml:space="preserve">  print("")</w:t>
             </w:r>
           </w:p>
           <w:p>
@@ -15394,16 +15614,75 @@
     </w:tbl>
     <w:p>
       <w:pPr>
-        <w:pStyle w:val="Heading5"/>
-        <w:rPr/>
-      </w:pPr>
-      <w:bookmarkStart w:colFirst="0" w:colLast="0" w:name="_bzstajld2ynt" w:id="36"/>
+        <w:pStyle w:val="Heading2"/>
+        <w:rPr/>
+      </w:pPr>
+      <w:bookmarkStart w:colFirst="0" w:colLast="0" w:name="_2zrfl085kfg" w:id="36"/>
       <w:bookmarkEnd w:id="36"/>
       <w:r>
         <w:rPr>
           <w:rtl w:val="0"/>
         </w:rPr>
-        <w:t xml:space="preserve">02. Template for MIXCR Export</w:t>
+      </w:r>
+    </w:p>
+    <w:p>
+      <w:pPr>
+        <w:rPr/>
+      </w:pPr>
+      <w:r>
+        <w:rPr>
+          <w:rtl w:val="0"/>
+        </w:rPr>
+      </w:r>
+    </w:p>
+    <w:p>
+      <w:pPr>
+        <w:pStyle w:val="Heading2"/>
+        <w:rPr/>
+      </w:pPr>
+      <w:bookmarkStart w:colFirst="0" w:colLast="0" w:name="_7n4jsmtr4ea5" w:id="37"/>
+      <w:bookmarkEnd w:id="37"/>
+      <w:r>
+        <w:rPr>
+          <w:rtl w:val="0"/>
+        </w:rPr>
+        <w:t xml:space="preserve">▶️2. Run the Commands</w:t>
+      </w:r>
+    </w:p>
+    <w:p>
+      <w:pPr>
+        <w:rPr/>
+      </w:pPr>
+      <w:r>
+        <w:rPr>
+          <w:rtl w:val="0"/>
+        </w:rPr>
+      </w:r>
+    </w:p>
+    <w:p>
+      <w:pPr>
+        <w:rPr>
+          <w:b w:val="1"/>
+          <w:bCs w:val="1"/>
+        </w:rPr>
+      </w:pPr>
+      <w:r>
+        <w:rPr>
+          <w:b w:val="1"/>
+          <w:bCs w:val="1"/>
+          <w:rtl w:val="0"/>
+        </w:rPr>
+        <w:t xml:space="preserve">First, navigate to the run_scripts folder.</w:t>
+      </w:r>
+    </w:p>
+    <w:p>
+      <w:pPr>
+        <w:rPr/>
+      </w:pPr>
+      <w:r>
+        <w:rPr>
+          <w:rtl w:val="0"/>
+        </w:rPr>
       </w:r>
     </w:p>
     <w:tbl>
@@ -15437,7 +15716,7 @@
         </w:trPr>
         <w:tc>
           <w:tcPr>
-            <w:shd w:fill="fff2cc" w:val="clear"/>
+            <w:shd w:fill="000000" w:val="clear"/>
             <w:tcMar>
               <w:top w:w="100.0" w:type="dxa"/>
               <w:left w:w="100.0" w:type="dxa"/>
@@ -15449,358 +15728,16 @@
           <w:p>
             <w:pPr>
               <w:widowControl w:val="0"/>
-              <w:rPr/>
-            </w:pPr>
-            <w:r>
-              <w:rPr>
-                <w:rtl w:val="0"/>
-              </w:rPr>
-              <w:t xml:space="preserve">02_TEMPLATE_mixcr_export_script_maker.py</w:t>
-            </w:r>
-          </w:p>
-        </w:tc>
-      </w:tr>
-      <w:tr>
-        <w:trPr>
-          <w:cantSplit w:val="0"/>
-          <w:tblHeader w:val="0"/>
-        </w:trPr>
-        <w:tc>
-          <w:tcPr>
-            <w:tcMar>
-              <w:top w:w="100.0" w:type="dxa"/>
-              <w:left w:w="100.0" w:type="dxa"/>
-              <w:bottom w:w="100.0" w:type="dxa"/>
-              <w:right w:w="100.0" w:type="dxa"/>
-            </w:tcMar>
-            <w:vAlign w:val="top"/>
-          </w:tcPr>
-          <w:p>
-            <w:pPr>
-              <w:widowControl w:val="0"/>
-              <w:rPr/>
-            </w:pPr>
-            <w:r>
-              <w:rPr>
-                <w:rtl w:val="0"/>
-              </w:rPr>
-              <w:t xml:space="preserve">#Commands Generator for MIXCR Export</w:t>
-            </w:r>
-          </w:p>
-          <w:p>
-            <w:pPr>
-              <w:widowControl w:val="0"/>
-              <w:rPr/>
-            </w:pPr>
-            <w:r>
-              <w:rPr>
-                <w:rtl w:val="0"/>
-              </w:rPr>
-              <w:t xml:space="preserve">#Written by Ann Ly 8/16/26</w:t>
-            </w:r>
-          </w:p>
-          <w:p>
-            <w:pPr>
-              <w:widowControl w:val="0"/>
-              <w:rPr/>
-            </w:pPr>
-            <w:r>
-              <w:rPr>
-                <w:rtl w:val="0"/>
-              </w:rPr>
-              <w:t xml:space="preserve">#Please do not remove this note. </w:t>
-            </w:r>
-          </w:p>
-          <w:p>
-            <w:pPr>
-              <w:widowControl w:val="0"/>
-              <w:rPr/>
-            </w:pPr>
-            <w:r>
-              <w:rPr>
-                <w:rtl w:val="0"/>
-              </w:rPr>
-            </w:r>
-          </w:p>
-          <w:p>
-            <w:pPr>
-              <w:widowControl w:val="0"/>
-              <w:rPr/>
-            </w:pPr>
-            <w:r>
-              <w:rPr>
-                <w:rtl w:val="0"/>
-              </w:rPr>
-              <w:t xml:space="preserve">list_original=[PATIENT_LIST]</w:t>
-            </w:r>
-          </w:p>
-          <w:p>
-            <w:pPr>
-              <w:widowControl w:val="0"/>
-              <w:rPr/>
-            </w:pPr>
-            <w:r>
-              <w:rPr>
-                <w:rtl w:val="0"/>
-              </w:rPr>
-            </w:r>
-          </w:p>
-          <w:p>
-            <w:pPr>
-              <w:widowControl w:val="0"/>
-              <w:rPr/>
-            </w:pPr>
-            <w:r>
-              <w:rPr>
-                <w:rtl w:val="0"/>
-              </w:rPr>
-            </w:r>
-          </w:p>
-          <w:p>
-            <w:pPr>
-              <w:widowControl w:val="0"/>
-              <w:rPr/>
-            </w:pPr>
-            <w:r>
-              <w:rPr>
-                <w:rtl w:val="0"/>
-              </w:rPr>
-              <w:t xml:space="preserve">list_original.sort() </w:t>
-            </w:r>
-          </w:p>
-          <w:p>
-            <w:pPr>
-              <w:widowControl w:val="0"/>
-              <w:rPr/>
-            </w:pPr>
-            <w:r>
-              <w:rPr>
-                <w:rtl w:val="0"/>
-              </w:rPr>
-              <w:t xml:space="preserve">out_dir = 'OUT_LIST'</w:t>
-            </w:r>
-          </w:p>
-          <w:p>
-            <w:pPr>
-              <w:widowControl w:val="0"/>
-              <w:rPr/>
-            </w:pPr>
-            <w:r>
-              <w:rPr>
-                <w:rtl w:val="0"/>
-              </w:rPr>
-              <w:t xml:space="preserve">b_dir ="B_LIST"</w:t>
-            </w:r>
-          </w:p>
-          <w:p>
-            <w:pPr>
-              <w:widowControl w:val="0"/>
-              <w:rPr/>
-            </w:pPr>
-            <w:r>
-              <w:rPr>
-                <w:rtl w:val="0"/>
-              </w:rPr>
-            </w:r>
-          </w:p>
-          <w:p>
-            <w:pPr>
-              <w:widowControl w:val="0"/>
-              <w:rPr/>
-            </w:pPr>
-            <w:r>
-              <w:rPr>
-                <w:rtl w:val="0"/>
-              </w:rPr>
-            </w:r>
-          </w:p>
-          <w:p>
-            <w:pPr>
-              <w:widowControl w:val="0"/>
-              <w:rPr/>
-            </w:pPr>
-            <w:r>
-              <w:rPr>
-                <w:rtl w:val="0"/>
-              </w:rPr>
-              <w:t xml:space="preserve">print("#!/bin/bash")</w:t>
-            </w:r>
-          </w:p>
-          <w:p>
-            <w:pPr>
-              <w:widowControl w:val="0"/>
-              <w:rPr/>
-            </w:pPr>
-            <w:r>
-              <w:rPr>
-                <w:rtl w:val="0"/>
-              </w:rPr>
-              <w:t xml:space="preserve">print("module load mixcr")</w:t>
-            </w:r>
-          </w:p>
-          <w:p>
-            <w:pPr>
-              <w:widowControl w:val="0"/>
-              <w:rPr/>
-            </w:pPr>
-            <w:r>
-              <w:rPr>
-                <w:rtl w:val="0"/>
-              </w:rPr>
-            </w:r>
-          </w:p>
-          <w:p>
-            <w:pPr>
-              <w:widowControl w:val="0"/>
-              <w:rPr/>
-            </w:pPr>
-            <w:r>
-              <w:rPr>
-                <w:rtl w:val="0"/>
-              </w:rPr>
-              <w:t xml:space="preserve">for i in range(len(list_original)): </w:t>
-            </w:r>
-          </w:p>
-          <w:p>
-            <w:pPr>
-              <w:widowControl w:val="0"/>
-              <w:rPr/>
-            </w:pPr>
-            <w:r>
-              <w:rPr>
-                <w:rtl w:val="0"/>
-              </w:rPr>
-              <w:t xml:space="preserve">  chains=["IGH","IGK","IGL"]</w:t>
-            </w:r>
-          </w:p>
-          <w:p>
-            <w:pPr>
-              <w:widowControl w:val="0"/>
-              <w:rPr/>
-            </w:pPr>
-            <w:r>
-              <w:rPr>
-                <w:rtl w:val="0"/>
-              </w:rPr>
-              <w:t xml:space="preserve">  print('echo "Here comes '+list_original[i]+'"')</w:t>
-            </w:r>
-          </w:p>
-          <w:p>
-            <w:pPr>
-              <w:widowControl w:val="0"/>
-              <w:rPr/>
-            </w:pPr>
-            <w:r>
-              <w:rPr>
-                <w:rtl w:val="0"/>
-              </w:rPr>
-              <w:t xml:space="preserve">  for chain_num in range(len(chains)):</w:t>
-            </w:r>
-          </w:p>
-          <w:p>
-            <w:pPr>
-              <w:widowControl w:val="0"/>
-              <w:rPr/>
-            </w:pPr>
-            <w:r>
-              <w:rPr>
-                <w:rtl w:val="0"/>
-              </w:rPr>
-              <w:t xml:space="preserve">    print("mixcr exportClones --chains "+ chains[chain_num]+" \\")</w:t>
-            </w:r>
-          </w:p>
-          <w:p>
-            <w:pPr>
-              <w:widowControl w:val="0"/>
-              <w:rPr/>
-            </w:pPr>
-            <w:r>
-              <w:rPr>
-                <w:rtl w:val="0"/>
-              </w:rPr>
-              <w:t xml:space="preserve">    print("-readCount -readFraction \\")</w:t>
-            </w:r>
-          </w:p>
-          <w:p>
-            <w:pPr>
-              <w:widowControl w:val="0"/>
-              <w:rPr/>
-            </w:pPr>
-            <w:r>
-              <w:rPr>
-                <w:rtl w:val="0"/>
-              </w:rPr>
-              <w:t xml:space="preserve">    print("-vGene -dGene -jGene \\")</w:t>
-            </w:r>
-          </w:p>
-          <w:p>
-            <w:pPr>
-              <w:widowControl w:val="0"/>
-              <w:rPr/>
-            </w:pPr>
-            <w:r>
-              <w:rPr>
-                <w:rtl w:val="0"/>
-              </w:rPr>
-              <w:t xml:space="preserve">    print("-cGene \\")</w:t>
-            </w:r>
-          </w:p>
-          <w:p>
-            <w:pPr>
-              <w:widowControl w:val="0"/>
-              <w:rPr/>
-            </w:pPr>
-            <w:r>
-              <w:rPr>
-                <w:rtl w:val="0"/>
-              </w:rPr>
-              <w:t xml:space="preserve">    print("-f \\")</w:t>
-            </w:r>
-          </w:p>
-          <w:p>
-            <w:pPr>
-              <w:widowControl w:val="0"/>
-              <w:rPr/>
-            </w:pPr>
-            <w:r>
-              <w:rPr>
-                <w:rtl w:val="0"/>
-              </w:rPr>
-              <w:t xml:space="preserve">    print(out_dir+"/"+list_original[i]+".contigs.clns "+b_dir+"/"+list_original[i]+"_"+chains[chain_num]+"_top.tsv")</w:t>
-            </w:r>
-          </w:p>
-          <w:p>
-            <w:pPr>
-              <w:widowControl w:val="0"/>
-              <w:rPr/>
-            </w:pPr>
-            <w:r>
-              <w:rPr>
-                <w:rtl w:val="0"/>
-              </w:rPr>
-              <w:t xml:space="preserve">  print("")</w:t>
-            </w:r>
-          </w:p>
-          <w:p>
-            <w:pPr>
-              <w:widowControl w:val="0"/>
-              <w:rPr/>
-            </w:pPr>
-            <w:r>
-              <w:rPr>
-                <w:rtl w:val="0"/>
-              </w:rPr>
-            </w:r>
-          </w:p>
-          <w:p>
-            <w:pPr>
-              <w:widowControl w:val="0"/>
-              <w:rPr/>
-            </w:pPr>
-            <w:r>
-              <w:rPr>
-                <w:rtl w:val="0"/>
-              </w:rPr>
+              <w:rPr>
+                <w:color w:val="ffffff"/>
+              </w:rPr>
+            </w:pPr>
+            <w:r>
+              <w:rPr>
+                <w:color w:val="ffffff"/>
+                <w:rtl w:val="0"/>
+              </w:rPr>
+              <w:t xml:space="preserve">cd run_scripts</w:t>
             </w:r>
           </w:p>
         </w:tc>
@@ -15808,39 +15745,22 @@
     </w:tbl>
     <w:p>
       <w:pPr>
-        <w:pStyle w:val="Heading2"/>
-        <w:rPr/>
-      </w:pPr>
-      <w:bookmarkStart w:colFirst="0" w:colLast="0" w:name="_2zrfl085kfg" w:id="37"/>
-      <w:bookmarkEnd w:id="37"/>
-      <w:r>
-        <w:rPr>
-          <w:rtl w:val="0"/>
-        </w:rPr>
-      </w:r>
-    </w:p>
-    <w:p>
-      <w:pPr>
-        <w:rPr/>
-      </w:pPr>
-      <w:r>
-        <w:rPr>
-          <w:rtl w:val="0"/>
-        </w:rPr>
-      </w:r>
-    </w:p>
-    <w:p>
-      <w:pPr>
-        <w:pStyle w:val="Heading2"/>
-        <w:rPr/>
-      </w:pPr>
-      <w:bookmarkStart w:colFirst="0" w:colLast="0" w:name="_7n4jsmtr4ea5" w:id="38"/>
-      <w:bookmarkEnd w:id="38"/>
-      <w:r>
-        <w:rPr>
-          <w:rtl w:val="0"/>
-        </w:rPr>
-        <w:t xml:space="preserve">▶️2. Run the Commands</w:t>
+        <w:rPr/>
+      </w:pPr>
+      <w:r>
+        <w:rPr>
+          <w:rtl w:val="0"/>
+        </w:rPr>
+      </w:r>
+    </w:p>
+    <w:p>
+      <w:pPr>
+        <w:rPr/>
+      </w:pPr>
+      <w:r>
+        <w:rPr>
+          <w:rtl w:val="0"/>
+        </w:rPr>
       </w:r>
     </w:p>
     <w:p>
@@ -15866,7 +15786,29 @@
           <w:bCs w:val="1"/>
           <w:rtl w:val="0"/>
         </w:rPr>
-        <w:t xml:space="preserve">First, navigate to the run_scripts folder.</w:t>
+        <w:t xml:space="preserve">1. Run MIXCR</w:t>
+      </w:r>
+    </w:p>
+    <w:p>
+      <w:pPr>
+        <w:rPr/>
+      </w:pPr>
+      <w:r>
+        <w:rPr>
+          <w:rtl w:val="0"/>
+        </w:rPr>
+        <w:t xml:space="preserve">First, we are running the 01_mixcr_run.swarm script, which runs the main MIXCR run.</w:t>
+      </w:r>
+    </w:p>
+    <w:p>
+      <w:pPr>
+        <w:rPr/>
+      </w:pPr>
+      <w:r>
+        <w:rPr>
+          <w:rtl w:val="0"/>
+        </w:rPr>
+        <w:t xml:space="preserve">The status updates will be placed in this “swarm_report” folder, which is within the run_scripts folder. </w:t>
       </w:r>
     </w:p>
     <w:p>
@@ -15931,7 +15873,7 @@
                 <w:color w:val="ffffff"/>
                 <w:rtl w:val="0"/>
               </w:rPr>
-              <w:t xml:space="preserve">cd run_scripts</w:t>
+              <w:t xml:space="preserve">swarm -f 01_mixcr_run.swarm -t 12 -g 80 --time 24:00:00 --module mixcr --logdir ./swarm_report/</w:t>
             </w:r>
           </w:p>
         </w:tc>
@@ -15955,64 +15897,415 @@
         <w:rPr>
           <w:rtl w:val="0"/>
         </w:rPr>
-      </w:r>
-    </w:p>
-    <w:p>
-      <w:pPr>
-        <w:rPr/>
-      </w:pPr>
-      <w:r>
-        <w:rPr>
-          <w:rtl w:val="0"/>
-        </w:rPr>
-      </w:r>
-    </w:p>
-    <w:p>
-      <w:pPr>
+        <w:t xml:space="preserve">After you hit enter, Biowulf will spit out a number.</w:t>
+      </w:r>
+    </w:p>
+    <w:p>
+      <w:pPr>
+        <w:rPr/>
+      </w:pPr>
+      <w:r>
         <w:rPr>
           <w:b w:val="1"/>
           <w:bCs w:val="1"/>
-        </w:rPr>
-      </w:pPr>
+          <w:rtl w:val="0"/>
+        </w:rPr>
+        <w:t xml:space="preserve">Write this number down. This is your JOB_ID, </w:t>
+      </w:r>
+      <w:r>
+        <w:rPr>
+          <w:rtl w:val="0"/>
+        </w:rPr>
+        <w:t xml:space="preserve">which you will need to monitor the status of the MIXCR run.</w:t>
+      </w:r>
+    </w:p>
+    <w:p>
+      <w:pPr>
+        <w:numPr>
+          <w:ilvl w:val="0"/>
+          <w:numId w:val="3"/>
+        </w:numPr>
+        <w:ind w:left="720" w:hanging="360"/>
+      </w:pPr>
+      <w:r>
+        <w:rPr>
+          <w:rtl w:val="0"/>
+        </w:rPr>
+        <w:t xml:space="preserve">The swarm_report folder contents should share the same JOB_ID as the one that was spit out.</w:t>
+      </w:r>
+    </w:p>
+    <w:p>
+      <w:pPr>
+        <w:numPr>
+          <w:ilvl w:val="0"/>
+          <w:numId w:val="3"/>
+        </w:numPr>
+        <w:ind w:left="720" w:hanging="360"/>
+      </w:pPr>
+      <w:r>
+        <w:rPr>
+          <w:rtl w:val="0"/>
+        </w:rPr>
+        <w:t xml:space="preserve">When you read each status report file, you can see what </w:t>
+      </w:r>
       <w:r>
         <w:rPr>
           <w:b w:val="1"/>
           <w:bCs w:val="1"/>
           <w:rtl w:val="0"/>
         </w:rPr>
-        <w:t xml:space="preserve">1. Run MIXCR</w:t>
-      </w:r>
-    </w:p>
-    <w:p>
-      <w:pPr>
-        <w:rPr/>
-      </w:pPr>
-      <w:r>
-        <w:rPr>
-          <w:rtl w:val="0"/>
-        </w:rPr>
-        <w:t xml:space="preserve">First, we are running the 01_mixcr_run.swarm script, which runs the main MIXCR run.</w:t>
-      </w:r>
-    </w:p>
-    <w:p>
-      <w:pPr>
-        <w:rPr/>
-      </w:pPr>
-      <w:r>
-        <w:rPr>
-          <w:rtl w:val="0"/>
-        </w:rPr>
-        <w:t xml:space="preserve">The status updates will be placed in this “swarm_report” folder, which is within the run_scripts folder. </w:t>
-      </w:r>
-    </w:p>
-    <w:p>
-      <w:pPr>
-        <w:rPr/>
-      </w:pPr>
-      <w:r>
-        <w:rPr>
-          <w:rtl w:val="0"/>
-        </w:rPr>
+        <w:t xml:space="preserve">FASTQ file is being read in that job.</w:t>
+      </w:r>
+    </w:p>
+    <w:p>
+      <w:pPr>
+        <w:numPr>
+          <w:ilvl w:val="0"/>
+          <w:numId w:val="3"/>
+        </w:numPr>
+        <w:ind w:left="720" w:hanging="360"/>
+      </w:pPr>
+      <w:r>
+        <w:rPr>
+          <w:rtl w:val="0"/>
+        </w:rPr>
+        <w:t xml:space="preserve">If you have multiple FASTQ files, the JOB will have many sub jobs ex: _1, _2, _3, etc.</w:t>
+      </w:r>
+    </w:p>
+    <w:p>
+      <w:pPr>
+        <w:numPr>
+          <w:ilvl w:val="0"/>
+          <w:numId w:val="3"/>
+        </w:numPr>
+        <w:ind w:left="720" w:hanging="360"/>
+      </w:pPr>
+      <w:r>
+        <w:rPr>
+          <w:rtl w:val="0"/>
+        </w:rPr>
+        <w:t xml:space="preserve">They are </w:t>
+      </w:r>
+      <w:r>
+        <w:rPr>
+          <w:b w:val="1"/>
+          <w:bCs w:val="1"/>
+          <w:rtl w:val="0"/>
+        </w:rPr>
+        <w:t xml:space="preserve">not necessarily following your FASTQ file order. Please read each Job status file to check which FASTQ file is actually being processed by that job. </w:t>
+      </w:r>
+    </w:p>
+    <w:p>
+      <w:pPr>
+        <w:rPr>
+          <w:b w:val="1"/>
+          <w:bCs w:val="1"/>
+        </w:rPr>
+      </w:pPr>
+      <w:r>
+        <w:rPr>
+          <w:rtl w:val="0"/>
+        </w:rPr>
+      </w:r>
+    </w:p>
+    <w:p>
+      <w:pPr>
+        <w:rPr/>
+      </w:pPr>
+      <w:r>
+        <w:rPr>
+          <w:rtl w:val="0"/>
+        </w:rPr>
+      </w:r>
+    </w:p>
+    <w:p>
+      <w:pPr>
+        <w:rPr/>
+      </w:pPr>
+      <w:r>
+        <w:rPr>
+          <w:rtl w:val="0"/>
+        </w:rPr>
+        <w:t xml:space="preserve">Notes</w:t>
+      </w:r>
+    </w:p>
+    <w:p>
+      <w:pPr>
+        <w:numPr>
+          <w:ilvl w:val="0"/>
+          <w:numId w:val="5"/>
+        </w:numPr>
+        <w:ind w:left="720" w:hanging="360"/>
+      </w:pPr>
+      <w:r>
+        <w:rPr>
+          <w:rtl w:val="0"/>
+        </w:rPr>
+        <w:t xml:space="preserve">You can change the 24:00:00 to any time you want. 24 hours specified here is sufficient.</w:t>
+      </w:r>
+    </w:p>
+    <w:p>
+      <w:pPr>
+        <w:numPr>
+          <w:ilvl w:val="0"/>
+          <w:numId w:val="5"/>
+        </w:numPr>
+        <w:ind w:left="720" w:hanging="360"/>
+      </w:pPr>
+      <w:r>
+        <w:rPr>
+          <w:rtl w:val="0"/>
+        </w:rPr>
+        <w:t xml:space="preserve">You can also change “t” the threads, from 12 to any number or “g” the gigabytes from 80 to any value you want. </w:t>
+      </w:r>
+    </w:p>
+    <w:p>
+      <w:pPr>
+        <w:numPr>
+          <w:ilvl w:val="1"/>
+          <w:numId w:val="5"/>
+        </w:numPr>
+        <w:ind w:left="1440" w:hanging="360"/>
+        <w:rPr>
+          <w:u w:val="none"/>
+        </w:rPr>
+      </w:pPr>
+      <w:r>
+        <w:rPr>
+          <w:rtl w:val="0"/>
+        </w:rPr>
+        <w:t xml:space="preserve">80 is actually super excessive. I suggest running with 10 GB. </w:t>
+      </w:r>
+    </w:p>
+    <w:p>
+      <w:pPr>
+        <w:numPr>
+          <w:ilvl w:val="0"/>
+          <w:numId w:val="5"/>
+        </w:numPr>
+        <w:ind w:left="720" w:hanging="360"/>
+      </w:pPr>
+      <w:r>
+        <w:rPr>
+          <w:rtl w:val="0"/>
+        </w:rPr>
+        <w:t xml:space="preserve">Go to </w:t>
+      </w:r>
+      <w:hyperlink r:id="rId22">
+        <w:r>
+          <w:rPr>
+            <w:color w:val="1155cc"/>
+            <w:u w:val="single"/>
+            <w:rtl w:val="0"/>
+          </w:rPr>
+          <w:t xml:space="preserve">https://hpcnihapps.cit.nih.gov/auth/dashboard/</w:t>
+        </w:r>
+      </w:hyperlink>
+      <w:r>
+        <w:rPr>
+          <w:rtl w:val="0"/>
+        </w:rPr>
+        <w:t xml:space="preserve"> to monitor the status of this job.</w:t>
+      </w:r>
+    </w:p>
+    <w:p>
+      <w:pPr>
+        <w:numPr>
+          <w:ilvl w:val="1"/>
+          <w:numId w:val="5"/>
+        </w:numPr>
+        <w:ind w:left="1440" w:hanging="360"/>
+      </w:pPr>
+      <w:r>
+        <w:rPr>
+          <w:rtl w:val="0"/>
+        </w:rPr>
+        <w:t xml:space="preserve">Select “job Info”</w:t>
+      </w:r>
+    </w:p>
+    <w:p>
+      <w:pPr>
+        <w:numPr>
+          <w:ilvl w:val="1"/>
+          <w:numId w:val="5"/>
+        </w:numPr>
+        <w:ind w:left="1440" w:hanging="360"/>
+      </w:pPr>
+      <w:r>
+        <w:rPr>
+          <w:rtl w:val="0"/>
+        </w:rPr>
+        <w:t xml:space="preserve">You can only go to the next step once all associated jobs are “complete.”</w:t>
+      </w:r>
+    </w:p>
+    <w:p>
+      <w:pPr>
+        <w:numPr>
+          <w:ilvl w:val="1"/>
+          <w:numId w:val="5"/>
+        </w:numPr>
+        <w:ind w:left="1440" w:hanging="360"/>
+        <w:rPr>
+          <w:b w:val="1"/>
+          <w:bCs w:val="1"/>
+        </w:rPr>
+      </w:pPr>
+      <w:r>
+        <w:rPr>
+          <w:b w:val="1"/>
+          <w:bCs w:val="1"/>
+          <w:rtl w:val="0"/>
+        </w:rPr>
+        <w:t xml:space="preserve">DO NOT run MIXCR EXPORT </w:t>
+      </w:r>
+      <w:r>
+        <w:rPr>
+          <w:rtl w:val="0"/>
+        </w:rPr>
+        <w:t xml:space="preserve">if you see any green or red jobs.</w:t>
+      </w:r>
+    </w:p>
+    <w:p>
+      <w:pPr>
+        <w:numPr>
+          <w:ilvl w:val="1"/>
+          <w:numId w:val="5"/>
+        </w:numPr>
+        <w:ind w:left="1440" w:hanging="360"/>
+      </w:pPr>
+      <w:r>
+        <w:rPr>
+          <w:rtl w:val="0"/>
+        </w:rPr>
+        <w:t xml:space="preserve">If jobs are green that means that they are still running.</w:t>
+      </w:r>
+    </w:p>
+    <w:p>
+      <w:pPr>
+        <w:numPr>
+          <w:ilvl w:val="1"/>
+          <w:numId w:val="5"/>
+        </w:numPr>
+        <w:ind w:left="1440" w:hanging="360"/>
+      </w:pPr>
+      <w:r>
+        <w:rPr>
+          <w:rtl w:val="0"/>
+        </w:rPr>
+        <w:t xml:space="preserve">If any jobs turn red, that means they failed. You will have to repeat them alone.</w:t>
+      </w:r>
+    </w:p>
+    <w:p>
+      <w:pPr>
+        <w:numPr>
+          <w:ilvl w:val="2"/>
+          <w:numId w:val="5"/>
+        </w:numPr>
+        <w:ind w:left="2160" w:hanging="360"/>
+      </w:pPr>
+      <w:r>
+        <w:rPr>
+          <w:rtl w:val="0"/>
+        </w:rPr>
+        <w:t xml:space="preserve">This takes some extra scripting. </w:t>
+      </w:r>
+    </w:p>
+    <w:p>
+      <w:pPr>
+        <w:numPr>
+          <w:ilvl w:val="2"/>
+          <w:numId w:val="5"/>
+        </w:numPr>
+        <w:ind w:left="2160" w:hanging="360"/>
+      </w:pPr>
+      <w:r>
+        <w:rPr>
+          <w:rtl w:val="0"/>
+        </w:rPr>
+        <w:t xml:space="preserve">You will have to run that run separately from everyone else, or re-run the entire MIXCR analysis to be safe. </w:t>
+      </w:r>
+    </w:p>
+    <w:p>
+      <w:pPr>
+        <w:rPr/>
+      </w:pPr>
+      <w:r>
+        <w:rPr/>
+        <w:drawing>
+          <wp:inline distB="114300" distT="114300" distL="114300" distR="114300">
+            <wp:extent cx="6157913" cy="2381678"/>
+            <wp:effectExtent b="0" l="0" r="0" t="0"/>
+            <wp:docPr id="4" name="image10.png"/>
+            <a:graphic>
+              <a:graphicData uri="http://schemas.openxmlformats.org/drawingml/2006/picture">
+                <pic:pic>
+                  <pic:nvPicPr>
+                    <pic:cNvPr id="0" name="image10.png"/>
+                    <pic:cNvPicPr preferRelativeResize="0"/>
+                  </pic:nvPicPr>
+                  <pic:blipFill>
+                    <a:blip r:embed="rId19"/>
+                    <a:srcRect b="0" l="0" r="0" t="0"/>
+                    <a:stretch>
+                      <a:fillRect/>
+                    </a:stretch>
+                  </pic:blipFill>
+                  <pic:spPr>
+                    <a:xfrm>
+                      <a:off x="0" y="0"/>
+                      <a:ext cx="6157913" cy="2381678"/>
+                    </a:xfrm>
+                    <a:prstGeom prst="rect"/>
+                    <a:ln/>
+                  </pic:spPr>
+                </pic:pic>
+              </a:graphicData>
+            </a:graphic>
+          </wp:inline>
+        </w:drawing>
+      </w:r>
+      <w:r>
+        <w:rPr>
+          <w:rtl w:val="0"/>
+        </w:rPr>
+      </w:r>
+    </w:p>
+    <w:p>
+      <w:pPr>
+        <w:rPr>
+          <w:b w:val="1"/>
+          <w:bCs w:val="1"/>
+        </w:rPr>
+      </w:pPr>
+      <w:r>
+        <w:rPr>
+          <w:b w:val="1"/>
+          <w:bCs w:val="1"/>
+          <w:rtl w:val="0"/>
+        </w:rPr>
+        <w:t xml:space="preserve">2. Run MIXCR Export</w:t>
+      </w:r>
+    </w:p>
+    <w:p>
+      <w:pPr>
+        <w:rPr/>
+      </w:pPr>
+      <w:r>
+        <w:rPr>
+          <w:rtl w:val="0"/>
+        </w:rPr>
+        <w:t xml:space="preserve">After that first step is done (takes many hours. 5-6 hours), come back to the run_scripts folder and run this.</w:t>
+      </w:r>
+    </w:p>
+    <w:p>
+      <w:pPr>
+        <w:rPr/>
+      </w:pPr>
+      <w:r>
+        <w:rPr>
+          <w:rtl w:val="0"/>
+        </w:rPr>
+        <w:t xml:space="preserve">This should take 2-3 hours at most. </w:t>
       </w:r>
     </w:p>
     <w:tbl>
@@ -16067,493 +16360,6 @@
                 <w:color w:val="ffffff"/>
                 <w:rtl w:val="0"/>
               </w:rPr>
-              <w:t xml:space="preserve">swarm -f 01_mixcr_run.swarm -t 12 -g 80 --time 24:00:00 --module mixcr --logdir ./swarm_report/</w:t>
-            </w:r>
-          </w:p>
-        </w:tc>
-      </w:tr>
-    </w:tbl>
-    <w:p>
-      <w:pPr>
-        <w:rPr/>
-      </w:pPr>
-      <w:r>
-        <w:rPr>
-          <w:rtl w:val="0"/>
-        </w:rPr>
-      </w:r>
-    </w:p>
-    <w:p>
-      <w:pPr>
-        <w:rPr/>
-      </w:pPr>
-      <w:r>
-        <w:rPr>
-          <w:rtl w:val="0"/>
-        </w:rPr>
-        <w:t xml:space="preserve">After you hit enter, Biowulf will spit out a number.</w:t>
-      </w:r>
-    </w:p>
-    <w:p>
-      <w:pPr>
-        <w:rPr/>
-      </w:pPr>
-      <w:r>
-        <w:rPr>
-          <w:b w:val="1"/>
-          <w:bCs w:val="1"/>
-          <w:rtl w:val="0"/>
-        </w:rPr>
-        <w:t xml:space="preserve">Write this number down. This is your JOB_ID, </w:t>
-      </w:r>
-      <w:r>
-        <w:rPr>
-          <w:rtl w:val="0"/>
-        </w:rPr>
-        <w:t xml:space="preserve">which you will need to monitor the status of the MIXCR run.</w:t>
-      </w:r>
-    </w:p>
-    <w:p>
-      <w:pPr>
-        <w:numPr>
-          <w:ilvl w:val="0"/>
-          <w:numId w:val="3"/>
-        </w:numPr>
-        <w:ind w:left="720" w:hanging="360"/>
-      </w:pPr>
-      <w:r>
-        <w:rPr>
-          <w:rtl w:val="0"/>
-        </w:rPr>
-        <w:t xml:space="preserve">The swarm_report folder contents should share the same JOB_ID as the one that was spit out.</w:t>
-      </w:r>
-    </w:p>
-    <w:p>
-      <w:pPr>
-        <w:numPr>
-          <w:ilvl w:val="0"/>
-          <w:numId w:val="3"/>
-        </w:numPr>
-        <w:ind w:left="720" w:hanging="360"/>
-      </w:pPr>
-      <w:r>
-        <w:rPr>
-          <w:rtl w:val="0"/>
-        </w:rPr>
-        <w:t xml:space="preserve">When you read each status report file, you can see what </w:t>
-      </w:r>
-      <w:r>
-        <w:rPr>
-          <w:b w:val="1"/>
-          <w:bCs w:val="1"/>
-          <w:rtl w:val="0"/>
-        </w:rPr>
-        <w:t xml:space="preserve">FASTQ file is being read in that job.</w:t>
-      </w:r>
-    </w:p>
-    <w:p>
-      <w:pPr>
-        <w:numPr>
-          <w:ilvl w:val="0"/>
-          <w:numId w:val="3"/>
-        </w:numPr>
-        <w:ind w:left="720" w:hanging="360"/>
-      </w:pPr>
-      <w:r>
-        <w:rPr>
-          <w:rtl w:val="0"/>
-        </w:rPr>
-        <w:t xml:space="preserve">If you have multiple FASTQ files, the JOB will have many sub jobs ex: _1, _2, _3, etc.</w:t>
-      </w:r>
-    </w:p>
-    <w:p>
-      <w:pPr>
-        <w:numPr>
-          <w:ilvl w:val="0"/>
-          <w:numId w:val="3"/>
-        </w:numPr>
-        <w:ind w:left="720" w:hanging="360"/>
-      </w:pPr>
-      <w:r>
-        <w:rPr>
-          <w:rtl w:val="0"/>
-        </w:rPr>
-        <w:t xml:space="preserve">They are </w:t>
-      </w:r>
-      <w:r>
-        <w:rPr>
-          <w:b w:val="1"/>
-          <w:bCs w:val="1"/>
-          <w:rtl w:val="0"/>
-        </w:rPr>
-        <w:t xml:space="preserve">not necessarily following your FASTQ file order. Please read each Job status file to check which FASTQ file is actually being processed by that job. </w:t>
-      </w:r>
-    </w:p>
-    <w:p>
-      <w:pPr>
-        <w:rPr>
-          <w:b w:val="1"/>
-          <w:bCs w:val="1"/>
-        </w:rPr>
-      </w:pPr>
-      <w:r>
-        <w:rPr>
-          <w:rtl w:val="0"/>
-        </w:rPr>
-      </w:r>
-    </w:p>
-    <w:p>
-      <w:pPr>
-        <w:rPr/>
-      </w:pPr>
-      <w:r>
-        <w:rPr>
-          <w:rtl w:val="0"/>
-        </w:rPr>
-      </w:r>
-    </w:p>
-    <w:p>
-      <w:pPr>
-        <w:rPr/>
-      </w:pPr>
-      <w:r>
-        <w:rPr>
-          <w:rtl w:val="0"/>
-        </w:rPr>
-        <w:t xml:space="preserve">Notes</w:t>
-      </w:r>
-    </w:p>
-    <w:p>
-      <w:pPr>
-        <w:numPr>
-          <w:ilvl w:val="0"/>
-          <w:numId w:val="5"/>
-        </w:numPr>
-        <w:ind w:left="720" w:hanging="360"/>
-      </w:pPr>
-      <w:r>
-        <w:rPr>
-          <w:rtl w:val="0"/>
-        </w:rPr>
-        <w:t xml:space="preserve">You can change the 24:00:00 to any time you want. 24 hours specified here is sufficient.</w:t>
-      </w:r>
-    </w:p>
-    <w:p>
-      <w:pPr>
-        <w:numPr>
-          <w:ilvl w:val="0"/>
-          <w:numId w:val="5"/>
-        </w:numPr>
-        <w:ind w:left="720" w:hanging="360"/>
-      </w:pPr>
-      <w:r>
-        <w:rPr>
-          <w:rtl w:val="0"/>
-        </w:rPr>
-        <w:t xml:space="preserve">You can also change “t” the threads, from 12 to any number or “g” the gigabytes from 80 to any value you want. </w:t>
-      </w:r>
-    </w:p>
-    <w:p>
-      <w:pPr>
-        <w:numPr>
-          <w:ilvl w:val="1"/>
-          <w:numId w:val="5"/>
-        </w:numPr>
-        <w:ind w:left="1440" w:hanging="360"/>
-        <w:rPr>
-          <w:u w:val="none"/>
-        </w:rPr>
-      </w:pPr>
-      <w:r>
-        <w:rPr>
-          <w:rtl w:val="0"/>
-        </w:rPr>
-        <w:t xml:space="preserve">80 is actually super excessive. I suggest running with 10 GB. </w:t>
-      </w:r>
-    </w:p>
-    <w:p>
-      <w:pPr>
-        <w:numPr>
-          <w:ilvl w:val="0"/>
-          <w:numId w:val="5"/>
-        </w:numPr>
-        <w:ind w:left="720" w:hanging="360"/>
-      </w:pPr>
-      <w:r>
-        <w:rPr>
-          <w:rtl w:val="0"/>
-        </w:rPr>
-        <w:t xml:space="preserve">Go to </w:t>
-      </w:r>
-      <w:hyperlink r:id="rId23">
-        <w:r>
-          <w:rPr>
-            <w:color w:val="1155cc"/>
-            <w:u w:val="single"/>
-            <w:rtl w:val="0"/>
-          </w:rPr>
-          <w:t xml:space="preserve">https://hpcnihapps.cit.nih.gov/auth/dashboard/</w:t>
-        </w:r>
-      </w:hyperlink>
-      <w:r>
-        <w:rPr>
-          <w:rtl w:val="0"/>
-        </w:rPr>
-        <w:t xml:space="preserve"> to monitor the status of this job.</w:t>
-      </w:r>
-    </w:p>
-    <w:p>
-      <w:pPr>
-        <w:numPr>
-          <w:ilvl w:val="1"/>
-          <w:numId w:val="5"/>
-        </w:numPr>
-        <w:ind w:left="1440" w:hanging="360"/>
-      </w:pPr>
-      <w:r>
-        <w:rPr>
-          <w:rtl w:val="0"/>
-        </w:rPr>
-        <w:t xml:space="preserve">Select “job Info”</w:t>
-      </w:r>
-    </w:p>
-    <w:p>
-      <w:pPr>
-        <w:numPr>
-          <w:ilvl w:val="1"/>
-          <w:numId w:val="5"/>
-        </w:numPr>
-        <w:ind w:left="1440" w:hanging="360"/>
-      </w:pPr>
-      <w:r>
-        <w:rPr>
-          <w:rtl w:val="0"/>
-        </w:rPr>
-        <w:t xml:space="preserve">You can only go to the next step once all associated jobs are “complete.”</w:t>
-      </w:r>
-    </w:p>
-    <w:p>
-      <w:pPr>
-        <w:numPr>
-          <w:ilvl w:val="1"/>
-          <w:numId w:val="5"/>
-        </w:numPr>
-        <w:ind w:left="1440" w:hanging="360"/>
-        <w:rPr>
-          <w:b w:val="1"/>
-          <w:bCs w:val="1"/>
-        </w:rPr>
-      </w:pPr>
-      <w:r>
-        <w:rPr>
-          <w:b w:val="1"/>
-          <w:bCs w:val="1"/>
-          <w:rtl w:val="0"/>
-        </w:rPr>
-        <w:t xml:space="preserve">DO NOT run MIXCR EXPORT </w:t>
-      </w:r>
-      <w:r>
-        <w:rPr>
-          <w:rtl w:val="0"/>
-        </w:rPr>
-        <w:t xml:space="preserve">if you see any green or red jobs.</w:t>
-      </w:r>
-    </w:p>
-    <w:p>
-      <w:pPr>
-        <w:numPr>
-          <w:ilvl w:val="1"/>
-          <w:numId w:val="5"/>
-        </w:numPr>
-        <w:ind w:left="1440" w:hanging="360"/>
-      </w:pPr>
-      <w:r>
-        <w:rPr>
-          <w:rtl w:val="0"/>
-        </w:rPr>
-        <w:t xml:space="preserve">If jobs are green that means that they are still running.</w:t>
-      </w:r>
-    </w:p>
-    <w:p>
-      <w:pPr>
-        <w:numPr>
-          <w:ilvl w:val="1"/>
-          <w:numId w:val="5"/>
-        </w:numPr>
-        <w:ind w:left="1440" w:hanging="360"/>
-      </w:pPr>
-      <w:r>
-        <w:rPr>
-          <w:rtl w:val="0"/>
-        </w:rPr>
-        <w:t xml:space="preserve">If any jobs turn red, that means they failed. You will have to repeat them alone.</w:t>
-      </w:r>
-    </w:p>
-    <w:p>
-      <w:pPr>
-        <w:numPr>
-          <w:ilvl w:val="2"/>
-          <w:numId w:val="5"/>
-        </w:numPr>
-        <w:ind w:left="2160" w:hanging="360"/>
-      </w:pPr>
-      <w:r>
-        <w:rPr>
-          <w:rtl w:val="0"/>
-        </w:rPr>
-        <w:t xml:space="preserve">This takes some extra scripting. </w:t>
-      </w:r>
-    </w:p>
-    <w:p>
-      <w:pPr>
-        <w:numPr>
-          <w:ilvl w:val="2"/>
-          <w:numId w:val="5"/>
-        </w:numPr>
-        <w:ind w:left="2160" w:hanging="360"/>
-      </w:pPr>
-      <w:r>
-        <w:rPr>
-          <w:rtl w:val="0"/>
-        </w:rPr>
-        <w:t xml:space="preserve">You will have to run that run separately from everyone else, or re-run the entire MIXCR analysis to be safe. </w:t>
-      </w:r>
-    </w:p>
-    <w:p>
-      <w:pPr>
-        <w:rPr/>
-      </w:pPr>
-      <w:r>
-        <w:rPr/>
-        <w:drawing>
-          <wp:inline distB="114300" distT="114300" distL="114300" distR="114300">
-            <wp:extent cx="6157913" cy="2381678"/>
-            <wp:effectExtent b="0" l="0" r="0" t="0"/>
-            <wp:docPr id="4" name="image5.png"/>
-            <a:graphic>
-              <a:graphicData uri="http://schemas.openxmlformats.org/drawingml/2006/picture">
-                <pic:pic>
-                  <pic:nvPicPr>
-                    <pic:cNvPr id="0" name="image5.png"/>
-                    <pic:cNvPicPr preferRelativeResize="0"/>
-                  </pic:nvPicPr>
-                  <pic:blipFill>
-                    <a:blip r:embed="rId19"/>
-                    <a:srcRect b="0" l="0" r="0" t="0"/>
-                    <a:stretch>
-                      <a:fillRect/>
-                    </a:stretch>
-                  </pic:blipFill>
-                  <pic:spPr>
-                    <a:xfrm>
-                      <a:off x="0" y="0"/>
-                      <a:ext cx="6157913" cy="2381678"/>
-                    </a:xfrm>
-                    <a:prstGeom prst="rect"/>
-                    <a:ln/>
-                  </pic:spPr>
-                </pic:pic>
-              </a:graphicData>
-            </a:graphic>
-          </wp:inline>
-        </w:drawing>
-      </w:r>
-      <w:r>
-        <w:rPr>
-          <w:rtl w:val="0"/>
-        </w:rPr>
-      </w:r>
-    </w:p>
-    <w:p>
-      <w:pPr>
-        <w:rPr>
-          <w:b w:val="1"/>
-          <w:bCs w:val="1"/>
-        </w:rPr>
-      </w:pPr>
-      <w:r>
-        <w:rPr>
-          <w:b w:val="1"/>
-          <w:bCs w:val="1"/>
-          <w:rtl w:val="0"/>
-        </w:rPr>
-        <w:t xml:space="preserve">2. Run MIXCR Export</w:t>
-      </w:r>
-    </w:p>
-    <w:p>
-      <w:pPr>
-        <w:rPr/>
-      </w:pPr>
-      <w:r>
-        <w:rPr>
-          <w:rtl w:val="0"/>
-        </w:rPr>
-        <w:t xml:space="preserve">After that first step is done (takes many hours. 5-6 hours), come back to the run_scripts folder and run this.</w:t>
-      </w:r>
-    </w:p>
-    <w:p>
-      <w:pPr>
-        <w:rPr/>
-      </w:pPr>
-      <w:r>
-        <w:rPr>
-          <w:rtl w:val="0"/>
-        </w:rPr>
-        <w:t xml:space="preserve">This should take 2-3 hours at most. </w:t>
-      </w:r>
-    </w:p>
-    <w:tbl>
-      <w:tblPr>
-        <w:tblStyle w:val="Table29"/>
-        <w:tblW w:w="10000.0" w:type="dxa"/>
-        <w:jc w:val="center"/>
-        <w:tblBorders>
-          <w:top w:color="000000" w:space="0" w:sz="8" w:val="single"/>
-          <w:left w:color="000000" w:space="0" w:sz="8" w:val="single"/>
-          <w:bottom w:color="000000" w:space="0" w:sz="8" w:val="single"/>
-          <w:right w:color="000000" w:space="0" w:sz="8" w:val="single"/>
-          <w:insideH w:color="000000" w:space="0" w:sz="8" w:val="single"/>
-          <w:insideV w:color="000000" w:space="0" w:sz="8" w:val="single"/>
-        </w:tblBorders>
-        <w:tblLayout w:type="fixed"/>
-        <w:tblLook w:val="0600"/>
-      </w:tblPr>
-      <w:tblGrid>
-        <w:gridCol w:w="10000"/>
-        <w:tblGridChange w:id="0">
-          <w:tblGrid>
-            <w:gridCol w:w="10000"/>
-          </w:tblGrid>
-        </w:tblGridChange>
-      </w:tblGrid>
-      <w:tr>
-        <w:trPr>
-          <w:cantSplit w:val="0"/>
-          <w:tblHeader w:val="0"/>
-        </w:trPr>
-        <w:tc>
-          <w:tcPr>
-            <w:shd w:fill="000000" w:val="clear"/>
-            <w:tcMar>
-              <w:top w:w="100.0" w:type="dxa"/>
-              <w:left w:w="100.0" w:type="dxa"/>
-              <w:bottom w:w="100.0" w:type="dxa"/>
-              <w:right w:w="100.0" w:type="dxa"/>
-            </w:tcMar>
-            <w:vAlign w:val="top"/>
-          </w:tcPr>
-          <w:p>
-            <w:pPr>
-              <w:widowControl w:val="0"/>
-              <w:rPr>
-                <w:color w:val="ffffff"/>
-              </w:rPr>
-            </w:pPr>
-            <w:r>
-              <w:rPr>
-                <w:color w:val="ffffff"/>
-                <w:rtl w:val="0"/>
-              </w:rPr>
               <w:t xml:space="preserve">sbatch --mem=10g --cpus-per-task=12 02_mixcr_export.sh</w:t>
             </w:r>
           </w:p>
@@ -16624,13 +16430,27 @@
         <w:pStyle w:val="Heading2"/>
         <w:rPr/>
       </w:pPr>
-      <w:bookmarkStart w:colFirst="0" w:colLast="0" w:name="_559f1xiyljtr" w:id="39"/>
+      <w:bookmarkStart w:colFirst="0" w:colLast="0" w:name="_559f1xiyljtr" w:id="38"/>
+      <w:bookmarkEnd w:id="38"/>
+      <w:r>
+        <w:rPr>
+          <w:rtl w:val="0"/>
+        </w:rPr>
+        <w:t xml:space="preserve">▶️3. MIXCR is Done! Your outputs will be at out_dir and b_dir that you specified.</w:t>
+      </w:r>
+    </w:p>
+    <w:p>
+      <w:pPr>
+        <w:pStyle w:val="Heading1"/>
+        <w:rPr/>
+      </w:pPr>
+      <w:bookmarkStart w:colFirst="0" w:colLast="0" w:name="_p3z96indak7b" w:id="39"/>
       <w:bookmarkEnd w:id="39"/>
       <w:r>
         <w:rPr>
           <w:rtl w:val="0"/>
         </w:rPr>
-        <w:t xml:space="preserve">▶️3. MIXCR is Done! Your outputs will be at out_dir and b_dir that you specified.</w:t>
+        <w:t xml:space="preserve">___</w:t>
       </w:r>
     </w:p>
     <w:p>
@@ -16638,27 +16458,26 @@
         <w:pStyle w:val="Heading1"/>
         <w:rPr/>
       </w:pPr>
-      <w:bookmarkStart w:colFirst="0" w:colLast="0" w:name="_p3z96indak7b" w:id="40"/>
+      <w:bookmarkStart w:colFirst="0" w:colLast="0" w:name="_la5jmv66vh98" w:id="40"/>
       <w:bookmarkEnd w:id="40"/>
       <w:r>
         <w:rPr>
           <w:rtl w:val="0"/>
         </w:rPr>
-        <w:t xml:space="preserve">___</w:t>
-      </w:r>
-    </w:p>
-    <w:p>
-      <w:pPr>
-        <w:pStyle w:val="Heading1"/>
-        <w:rPr/>
-      </w:pPr>
-      <w:bookmarkStart w:colFirst="0" w:colLast="0" w:name="_la5jmv66vh98" w:id="41"/>
+        <w:t xml:space="preserve">Other Useful Information</w:t>
+      </w:r>
+    </w:p>
+    <w:p>
+      <w:pPr>
+        <w:pStyle w:val="Heading2"/>
+        <w:rPr/>
+      </w:pPr>
+      <w:bookmarkStart w:colFirst="0" w:colLast="0" w:name="_kxlmg09oc1ki" w:id="41"/>
       <w:bookmarkEnd w:id="41"/>
       <w:r>
         <w:rPr>
           <w:rtl w:val="0"/>
         </w:rPr>
-        <w:t xml:space="preserve">Other Useful Information</w:t>
       </w:r>
     </w:p>
     <w:p>
@@ -16666,21 +16485,8 @@
         <w:pStyle w:val="Heading2"/>
         <w:rPr/>
       </w:pPr>
-      <w:bookmarkStart w:colFirst="0" w:colLast="0" w:name="_kxlmg09oc1ki" w:id="42"/>
+      <w:bookmarkStart w:colFirst="0" w:colLast="0" w:name="_fq0dt4nr915f" w:id="42"/>
       <w:bookmarkEnd w:id="42"/>
-      <w:r>
-        <w:rPr>
-          <w:rtl w:val="0"/>
-        </w:rPr>
-      </w:r>
-    </w:p>
-    <w:p>
-      <w:pPr>
-        <w:pStyle w:val="Heading2"/>
-        <w:rPr/>
-      </w:pPr>
-      <w:bookmarkStart w:colFirst="0" w:colLast="0" w:name="_fq0dt4nr915f" w:id="43"/>
-      <w:bookmarkEnd w:id="43"/>
       <w:r>
         <w:rPr>
           <w:rtl w:val="0"/>
@@ -16780,7 +16586,7 @@
       <w:pPr>
         <w:rPr/>
       </w:pPr>
-      <w:hyperlink r:id="rId24">
+      <w:hyperlink r:id="rId23">
         <w:r>
           <w:rPr>
             <w:color w:val="1155cc"/>
@@ -16883,7 +16689,7 @@
     </w:p>
     <w:tbl>
       <w:tblPr>
-        <w:tblStyle w:val="Table30"/>
+        <w:tblStyle w:val="Table29"/>
         <w:tblW w:w="10000.0" w:type="dxa"/>
         <w:jc w:val="center"/>
         <w:tblBorders>
@@ -17388,7 +17194,7 @@
     </w:p>
     <w:tbl>
       <w:tblPr>
-        <w:tblStyle w:val="Table31"/>
+        <w:tblStyle w:val="Table30"/>
         <w:tblW w:w="14940.0" w:type="dxa"/>
         <w:jc w:val="left"/>
         <w:tblBorders>
@@ -17834,7 +17640,7 @@
     </w:p>
     <w:tbl>
       <w:tblPr>
-        <w:tblStyle w:val="Table32"/>
+        <w:tblStyle w:val="Table31"/>
         <w:tblW w:w="17535.0" w:type="dxa"/>
         <w:jc w:val="center"/>
         <w:tblBorders>
@@ -19020,7 +18826,7 @@
     </w:p>
     <w:tbl>
       <w:tblPr>
-        <w:tblStyle w:val="Table33"/>
+        <w:tblStyle w:val="Table32"/>
         <w:tblW w:w="9870.0" w:type="dxa"/>
         <w:jc w:val="center"/>
         <w:tblBorders>
@@ -19228,8 +19034,8 @@
         <w:pStyle w:val="Heading2"/>
         <w:rPr/>
       </w:pPr>
-      <w:bookmarkStart w:colFirst="0" w:colLast="0" w:name="_9tghgvurtg6v" w:id="44"/>
-      <w:bookmarkEnd w:id="44"/>
+      <w:bookmarkStart w:colFirst="0" w:colLast="0" w:name="_9tghgvurtg6v" w:id="43"/>
+      <w:bookmarkEnd w:id="43"/>
       <w:r>
         <w:rPr>
           <w:rtl w:val="0"/>
@@ -21878,6 +21684,7 @@
     <w:tblPr>
       <w:tblStyleRowBandSize w:val="1"/>
       <w:tblStyleColBandSize w:val="1"/>
+      <w:tblCellMar/>
     </w:tblPr>
   </w:style>
   <w:style w:type="table" w:styleId="Table31">
@@ -21885,17 +21692,9 @@
     <w:tblPr>
       <w:tblStyleRowBandSize w:val="1"/>
       <w:tblStyleColBandSize w:val="1"/>
-      <w:tblCellMar/>
     </w:tblPr>
   </w:style>
   <w:style w:type="table" w:styleId="Table32">
-    <w:basedOn w:val="TableNormal"/>
-    <w:tblPr>
-      <w:tblStyleRowBandSize w:val="1"/>
-      <w:tblStyleColBandSize w:val="1"/>
-    </w:tblPr>
-  </w:style>
-  <w:style w:type="table" w:styleId="Table33">
     <w:basedOn w:val="TableNormal"/>
     <w:tblPr>
       <w:tblStyleRowBandSize w:val="1"/>

--- a/MIXCR Start Tool Manual - Ann Ly.docx
+++ b/MIXCR Start Tool Manual - Ann Ly.docx
@@ -170,7 +170,7 @@
     </w:p>
     <w:sdt>
       <w:sdtPr>
-        <w:id w:val="1143994175"/>
+        <w:id w:val="-710799706"/>
         <w:docPartObj>
           <w:docPartGallery w:val="Table of Contents"/>
           <w:docPartUnique w:val="1"/>
@@ -182,9 +182,19 @@
             <w:widowControl w:val="0"/>
             <w:spacing w:before="60" w:lineRule="auto"/>
             <w:rPr>
+              <w:rFonts w:ascii="Arial" w:cs="Arial" w:eastAsia="Arial" w:hAnsi="Arial"/>
               <w:b w:val="0"/>
               <w:bCs w:val="0"/>
+              <w:i w:val="0"/>
+              <w:iCs w:val="0"/>
+              <w:smallCaps w:val="0"/>
+              <w:strike w:val="0"/>
               <w:color w:val="1155cc"/>
+              <w:sz w:val="22"/>
+              <w:szCs w:val="22"/>
+              <w:u w:val="single"/>
+              <w:shd w:fill="auto" w:val="clear"/>
+              <w:vertAlign w:val="baseline"/>
             </w:rPr>
           </w:pPr>
           <w:r>
@@ -195,9 +205,19 @@
           <w:hyperlink w:anchor="_kn7e8u1w0u7y">
             <w:r>
               <w:rPr>
+                <w:rFonts w:ascii="Calibri" w:cs="Calibri" w:eastAsia="Calibri" w:hAnsi="Calibri"/>
                 <w:b w:val="0"/>
                 <w:bCs w:val="0"/>
+                <w:i w:val="0"/>
+                <w:iCs w:val="0"/>
+                <w:smallCaps w:val="0"/>
+                <w:strike w:val="0"/>
                 <w:color w:val="1155cc"/>
+                <w:sz w:val="24"/>
+                <w:szCs w:val="24"/>
+                <w:u w:val="none"/>
+                <w:shd w:fill="auto" w:val="clear"/>
+                <w:vertAlign w:val="baseline"/>
                 <w:rtl w:val="0"/>
               </w:rPr>
               <w:t xml:space="preserve">Overview</w:t>
@@ -215,13 +235,37 @@
             <w:spacing w:before="60" w:lineRule="auto"/>
             <w:ind w:left="360" w:firstLine="0"/>
             <w:rPr>
+              <w:rFonts w:ascii="Arial" w:cs="Arial" w:eastAsia="Arial" w:hAnsi="Arial"/>
+              <w:b w:val="0"/>
+              <w:bCs w:val="0"/>
+              <w:i w:val="0"/>
+              <w:iCs w:val="0"/>
+              <w:smallCaps w:val="0"/>
+              <w:strike w:val="0"/>
               <w:color w:val="1155cc"/>
+              <w:sz w:val="22"/>
+              <w:szCs w:val="22"/>
+              <w:u w:val="single"/>
+              <w:shd w:fill="auto" w:val="clear"/>
+              <w:vertAlign w:val="baseline"/>
             </w:rPr>
           </w:pPr>
           <w:hyperlink w:anchor="_iczb5rfh7u5y">
             <w:r>
               <w:rPr>
+                <w:rFonts w:ascii="Calibri" w:cs="Calibri" w:eastAsia="Calibri" w:hAnsi="Calibri"/>
+                <w:b w:val="0"/>
+                <w:bCs w:val="0"/>
+                <w:i w:val="0"/>
+                <w:iCs w:val="0"/>
+                <w:smallCaps w:val="0"/>
+                <w:strike w:val="0"/>
                 <w:color w:val="1155cc"/>
+                <w:sz w:val="24"/>
+                <w:szCs w:val="24"/>
+                <w:u w:val="none"/>
+                <w:shd w:fill="auto" w:val="clear"/>
+                <w:vertAlign w:val="baseline"/>
                 <w:rtl w:val="0"/>
               </w:rPr>
               <w:t xml:space="preserve">Background Biology</w:t>
@@ -238,17 +282,37 @@
             <w:widowControl w:val="0"/>
             <w:spacing w:before="60" w:lineRule="auto"/>
             <w:rPr>
+              <w:rFonts w:ascii="Arial" w:cs="Arial" w:eastAsia="Arial" w:hAnsi="Arial"/>
               <w:b w:val="0"/>
               <w:bCs w:val="0"/>
+              <w:i w:val="0"/>
+              <w:iCs w:val="0"/>
+              <w:smallCaps w:val="0"/>
+              <w:strike w:val="0"/>
               <w:color w:val="1155cc"/>
+              <w:sz w:val="22"/>
+              <w:szCs w:val="22"/>
+              <w:u w:val="single"/>
+              <w:shd w:fill="auto" w:val="clear"/>
+              <w:vertAlign w:val="baseline"/>
             </w:rPr>
           </w:pPr>
           <w:hyperlink w:anchor="_fsatggq2m7wj">
             <w:r>
               <w:rPr>
+                <w:rFonts w:ascii="Calibri" w:cs="Calibri" w:eastAsia="Calibri" w:hAnsi="Calibri"/>
                 <w:b w:val="0"/>
                 <w:bCs w:val="0"/>
+                <w:i w:val="0"/>
+                <w:iCs w:val="0"/>
+                <w:smallCaps w:val="0"/>
+                <w:strike w:val="0"/>
                 <w:color w:val="1155cc"/>
+                <w:sz w:val="24"/>
+                <w:szCs w:val="24"/>
+                <w:u w:val="none"/>
+                <w:shd w:fill="auto" w:val="clear"/>
+                <w:vertAlign w:val="baseline"/>
                 <w:rtl w:val="0"/>
               </w:rPr>
               <w:t xml:space="preserve">Preparing for Analysis</w:t>
@@ -266,13 +330,37 @@
             <w:spacing w:before="60" w:lineRule="auto"/>
             <w:ind w:left="360" w:firstLine="0"/>
             <w:rPr>
+              <w:rFonts w:ascii="Arial" w:cs="Arial" w:eastAsia="Arial" w:hAnsi="Arial"/>
+              <w:b w:val="0"/>
+              <w:bCs w:val="0"/>
+              <w:i w:val="0"/>
+              <w:iCs w:val="0"/>
+              <w:smallCaps w:val="0"/>
+              <w:strike w:val="0"/>
               <w:color w:val="1155cc"/>
+              <w:sz w:val="22"/>
+              <w:szCs w:val="22"/>
+              <w:u w:val="single"/>
+              <w:shd w:fill="auto" w:val="clear"/>
+              <w:vertAlign w:val="baseline"/>
             </w:rPr>
           </w:pPr>
           <w:hyperlink w:anchor="_lwr053e5fehx">
             <w:r>
               <w:rPr>
+                <w:rFonts w:ascii="Calibri" w:cs="Calibri" w:eastAsia="Calibri" w:hAnsi="Calibri"/>
+                <w:b w:val="0"/>
+                <w:bCs w:val="0"/>
+                <w:i w:val="0"/>
+                <w:iCs w:val="0"/>
+                <w:smallCaps w:val="0"/>
+                <w:strike w:val="0"/>
                 <w:color w:val="1155cc"/>
+                <w:sz w:val="24"/>
+                <w:szCs w:val="24"/>
+                <w:u w:val="none"/>
+                <w:shd w:fill="auto" w:val="clear"/>
+                <w:vertAlign w:val="baseline"/>
                 <w:rtl w:val="0"/>
               </w:rPr>
               <w:t xml:space="preserve">Get a MIXCR License</w:t>
@@ -290,13 +378,37 @@
             <w:spacing w:before="60" w:lineRule="auto"/>
             <w:ind w:left="360" w:firstLine="0"/>
             <w:rPr>
+              <w:rFonts w:ascii="Arial" w:cs="Arial" w:eastAsia="Arial" w:hAnsi="Arial"/>
+              <w:b w:val="0"/>
+              <w:bCs w:val="0"/>
+              <w:i w:val="0"/>
+              <w:iCs w:val="0"/>
+              <w:smallCaps w:val="0"/>
+              <w:strike w:val="0"/>
               <w:color w:val="1155cc"/>
+              <w:sz w:val="22"/>
+              <w:szCs w:val="22"/>
+              <w:u w:val="single"/>
+              <w:shd w:fill="auto" w:val="clear"/>
+              <w:vertAlign w:val="baseline"/>
             </w:rPr>
           </w:pPr>
           <w:hyperlink w:anchor="_14wjje93xwhc">
             <w:r>
               <w:rPr>
+                <w:rFonts w:ascii="Calibri" w:cs="Calibri" w:eastAsia="Calibri" w:hAnsi="Calibri"/>
+                <w:b w:val="0"/>
+                <w:bCs w:val="0"/>
+                <w:i w:val="0"/>
+                <w:iCs w:val="0"/>
+                <w:smallCaps w:val="0"/>
+                <w:strike w:val="0"/>
                 <w:color w:val="1155cc"/>
+                <w:sz w:val="24"/>
+                <w:szCs w:val="24"/>
+                <w:u w:val="none"/>
+                <w:shd w:fill="auto" w:val="clear"/>
+                <w:vertAlign w:val="baseline"/>
                 <w:rtl w:val="0"/>
               </w:rPr>
               <w:t xml:space="preserve">Create Input Files and Specify your Directories</w:t>
@@ -313,17 +425,37 @@
             <w:widowControl w:val="0"/>
             <w:spacing w:before="60" w:lineRule="auto"/>
             <w:rPr>
+              <w:rFonts w:ascii="Arial" w:cs="Arial" w:eastAsia="Arial" w:hAnsi="Arial"/>
               <w:b w:val="0"/>
               <w:bCs w:val="0"/>
+              <w:i w:val="0"/>
+              <w:iCs w:val="0"/>
+              <w:smallCaps w:val="0"/>
+              <w:strike w:val="0"/>
               <w:color w:val="1155cc"/>
+              <w:sz w:val="22"/>
+              <w:szCs w:val="22"/>
+              <w:u w:val="single"/>
+              <w:shd w:fill="auto" w:val="clear"/>
+              <w:vertAlign w:val="baseline"/>
             </w:rPr>
           </w:pPr>
           <w:hyperlink w:anchor="_qiznsv5rh96i">
             <w:r>
               <w:rPr>
+                <w:rFonts w:ascii="Calibri" w:cs="Calibri" w:eastAsia="Calibri" w:hAnsi="Calibri"/>
                 <w:b w:val="0"/>
                 <w:bCs w:val="0"/>
+                <w:i w:val="0"/>
+                <w:iCs w:val="0"/>
+                <w:smallCaps w:val="0"/>
+                <w:strike w:val="0"/>
                 <w:color w:val="1155cc"/>
+                <w:sz w:val="24"/>
+                <w:szCs w:val="24"/>
+                <w:u w:val="none"/>
+                <w:shd w:fill="auto" w:val="clear"/>
+                <w:vertAlign w:val="baseline"/>
                 <w:rtl w:val="0"/>
               </w:rPr>
               <w:t xml:space="preserve">Option 1: Minimal Coding Method</w:t>
@@ -341,13 +473,37 @@
             <w:spacing w:before="60" w:lineRule="auto"/>
             <w:ind w:left="360" w:firstLine="0"/>
             <w:rPr>
+              <w:rFonts w:ascii="Arial" w:cs="Arial" w:eastAsia="Arial" w:hAnsi="Arial"/>
+              <w:b w:val="0"/>
+              <w:bCs w:val="0"/>
+              <w:i w:val="0"/>
+              <w:iCs w:val="0"/>
+              <w:smallCaps w:val="0"/>
+              <w:strike w:val="0"/>
               <w:color w:val="1155cc"/>
+              <w:sz w:val="22"/>
+              <w:szCs w:val="22"/>
+              <w:u w:val="single"/>
+              <w:shd w:fill="auto" w:val="clear"/>
+              <w:vertAlign w:val="baseline"/>
             </w:rPr>
           </w:pPr>
           <w:hyperlink w:anchor="_qnuutq6mbs0n">
             <w:r>
               <w:rPr>
+                <w:rFonts w:ascii="Calibri" w:cs="Calibri" w:eastAsia="Calibri" w:hAnsi="Calibri"/>
+                <w:b w:val="0"/>
+                <w:bCs w:val="0"/>
+                <w:i w:val="0"/>
+                <w:iCs w:val="0"/>
+                <w:smallCaps w:val="0"/>
+                <w:strike w:val="0"/>
                 <w:color w:val="1155cc"/>
+                <w:sz w:val="24"/>
+                <w:szCs w:val="24"/>
+                <w:u w:val="none"/>
+                <w:shd w:fill="auto" w:val="clear"/>
+                <w:vertAlign w:val="baseline"/>
                 <w:rtl w:val="0"/>
               </w:rPr>
               <w:t xml:space="preserve">▶️1. Run the MIXCR Start Tool</w:t>
@@ -365,13 +521,37 @@
             <w:spacing w:before="60" w:lineRule="auto"/>
             <w:ind w:left="720" w:firstLine="0"/>
             <w:rPr>
+              <w:rFonts w:ascii="Arial" w:cs="Arial" w:eastAsia="Arial" w:hAnsi="Arial"/>
+              <w:b w:val="0"/>
+              <w:bCs w:val="0"/>
+              <w:i w:val="0"/>
+              <w:iCs w:val="0"/>
+              <w:smallCaps w:val="0"/>
+              <w:strike w:val="0"/>
               <w:color w:val="1155cc"/>
+              <w:sz w:val="22"/>
+              <w:szCs w:val="22"/>
+              <w:u w:val="single"/>
+              <w:shd w:fill="auto" w:val="clear"/>
+              <w:vertAlign w:val="baseline"/>
             </w:rPr>
           </w:pPr>
           <w:hyperlink w:anchor="_6y81qke6pu67">
             <w:r>
               <w:rPr>
+                <w:rFonts w:ascii="Calibri" w:cs="Calibri" w:eastAsia="Calibri" w:hAnsi="Calibri"/>
+                <w:b w:val="0"/>
+                <w:bCs w:val="0"/>
+                <w:i w:val="0"/>
+                <w:iCs w:val="0"/>
+                <w:smallCaps w:val="0"/>
+                <w:strike w:val="0"/>
                 <w:color w:val="1155cc"/>
+                <w:sz w:val="24"/>
+                <w:szCs w:val="24"/>
+                <w:u w:val="none"/>
+                <w:shd w:fill="auto" w:val="clear"/>
+                <w:vertAlign w:val="baseline"/>
                 <w:rtl w:val="0"/>
               </w:rPr>
               <w:t xml:space="preserve">1. Make_Folders</w:t>
@@ -389,13 +569,37 @@
             <w:spacing w:before="60" w:lineRule="auto"/>
             <w:ind w:left="720" w:firstLine="0"/>
             <w:rPr>
+              <w:rFonts w:ascii="Arial" w:cs="Arial" w:eastAsia="Arial" w:hAnsi="Arial"/>
+              <w:b w:val="0"/>
+              <w:bCs w:val="0"/>
+              <w:i w:val="0"/>
+              <w:iCs w:val="0"/>
+              <w:smallCaps w:val="0"/>
+              <w:strike w:val="0"/>
               <w:color w:val="1155cc"/>
+              <w:sz w:val="22"/>
+              <w:szCs w:val="22"/>
+              <w:u w:val="single"/>
+              <w:shd w:fill="auto" w:val="clear"/>
+              <w:vertAlign w:val="baseline"/>
             </w:rPr>
           </w:pPr>
           <w:hyperlink w:anchor="_z5c96xyizbd">
             <w:r>
               <w:rPr>
+                <w:rFonts w:ascii="Calibri" w:cs="Calibri" w:eastAsia="Calibri" w:hAnsi="Calibri"/>
+                <w:b w:val="0"/>
+                <w:bCs w:val="0"/>
+                <w:i w:val="0"/>
+                <w:iCs w:val="0"/>
+                <w:smallCaps w:val="0"/>
+                <w:strike w:val="0"/>
                 <w:color w:val="1155cc"/>
+                <w:sz w:val="24"/>
+                <w:szCs w:val="24"/>
+                <w:u w:val="none"/>
+                <w:shd w:fill="auto" w:val="clear"/>
+                <w:vertAlign w:val="baseline"/>
                 <w:rtl w:val="0"/>
               </w:rPr>
               <w:t xml:space="preserve">2. Sample_Names</w:t>
@@ -413,13 +617,37 @@
             <w:spacing w:before="60" w:lineRule="auto"/>
             <w:ind w:left="720" w:firstLine="0"/>
             <w:rPr>
+              <w:rFonts w:ascii="Arial" w:cs="Arial" w:eastAsia="Arial" w:hAnsi="Arial"/>
+              <w:b w:val="0"/>
+              <w:bCs w:val="0"/>
+              <w:i w:val="0"/>
+              <w:iCs w:val="0"/>
+              <w:smallCaps w:val="0"/>
+              <w:strike w:val="0"/>
               <w:color w:val="1155cc"/>
+              <w:sz w:val="22"/>
+              <w:szCs w:val="22"/>
+              <w:u w:val="single"/>
+              <w:shd w:fill="auto" w:val="clear"/>
+              <w:vertAlign w:val="baseline"/>
             </w:rPr>
           </w:pPr>
           <w:hyperlink w:anchor="_khs6mbpljm3y">
             <w:r>
               <w:rPr>
+                <w:rFonts w:ascii="Calibri" w:cs="Calibri" w:eastAsia="Calibri" w:hAnsi="Calibri"/>
+                <w:b w:val="0"/>
+                <w:bCs w:val="0"/>
+                <w:i w:val="0"/>
+                <w:iCs w:val="0"/>
+                <w:smallCaps w:val="0"/>
+                <w:strike w:val="0"/>
                 <w:color w:val="1155cc"/>
+                <w:sz w:val="24"/>
+                <w:szCs w:val="24"/>
+                <w:u w:val="none"/>
+                <w:shd w:fill="auto" w:val="clear"/>
+                <w:vertAlign w:val="baseline"/>
                 <w:rtl w:val="0"/>
               </w:rPr>
               <w:t xml:space="preserve">3. Fastq_dir</w:t>
@@ -437,13 +665,37 @@
             <w:spacing w:before="60" w:lineRule="auto"/>
             <w:ind w:left="720" w:firstLine="0"/>
             <w:rPr>
+              <w:rFonts w:ascii="Arial" w:cs="Arial" w:eastAsia="Arial" w:hAnsi="Arial"/>
+              <w:b w:val="0"/>
+              <w:bCs w:val="0"/>
+              <w:i w:val="0"/>
+              <w:iCs w:val="0"/>
+              <w:smallCaps w:val="0"/>
+              <w:strike w:val="0"/>
               <w:color w:val="1155cc"/>
+              <w:sz w:val="22"/>
+              <w:szCs w:val="22"/>
+              <w:u w:val="single"/>
+              <w:shd w:fill="auto" w:val="clear"/>
+              <w:vertAlign w:val="baseline"/>
             </w:rPr>
           </w:pPr>
           <w:hyperlink w:anchor="_34n2cplf0spo">
             <w:r>
               <w:rPr>
+                <w:rFonts w:ascii="Calibri" w:cs="Calibri" w:eastAsia="Calibri" w:hAnsi="Calibri"/>
+                <w:b w:val="0"/>
+                <w:bCs w:val="0"/>
+                <w:i w:val="0"/>
+                <w:iCs w:val="0"/>
+                <w:smallCaps w:val="0"/>
+                <w:strike w:val="0"/>
                 <w:color w:val="1155cc"/>
+                <w:sz w:val="24"/>
+                <w:szCs w:val="24"/>
+                <w:u w:val="none"/>
+                <w:shd w:fill="auto" w:val="clear"/>
+                <w:vertAlign w:val="baseline"/>
                 <w:rtl w:val="0"/>
               </w:rPr>
               <w:t xml:space="preserve">4. Out_dir</w:t>
@@ -461,13 +713,37 @@
             <w:spacing w:before="60" w:lineRule="auto"/>
             <w:ind w:left="720" w:firstLine="0"/>
             <w:rPr>
+              <w:rFonts w:ascii="Arial" w:cs="Arial" w:eastAsia="Arial" w:hAnsi="Arial"/>
+              <w:b w:val="0"/>
+              <w:bCs w:val="0"/>
+              <w:i w:val="0"/>
+              <w:iCs w:val="0"/>
+              <w:smallCaps w:val="0"/>
+              <w:strike w:val="0"/>
               <w:color w:val="1155cc"/>
+              <w:sz w:val="22"/>
+              <w:szCs w:val="22"/>
+              <w:u w:val="single"/>
+              <w:shd w:fill="auto" w:val="clear"/>
+              <w:vertAlign w:val="baseline"/>
             </w:rPr>
           </w:pPr>
           <w:hyperlink w:anchor="_v1ptrommmy6x">
             <w:r>
               <w:rPr>
+                <w:rFonts w:ascii="Calibri" w:cs="Calibri" w:eastAsia="Calibri" w:hAnsi="Calibri"/>
+                <w:b w:val="0"/>
+                <w:bCs w:val="0"/>
+                <w:i w:val="0"/>
+                <w:iCs w:val="0"/>
+                <w:smallCaps w:val="0"/>
+                <w:strike w:val="0"/>
                 <w:color w:val="1155cc"/>
+                <w:sz w:val="24"/>
+                <w:szCs w:val="24"/>
+                <w:u w:val="none"/>
+                <w:shd w:fill="auto" w:val="clear"/>
+                <w:vertAlign w:val="baseline"/>
                 <w:rtl w:val="0"/>
               </w:rPr>
               <w:t xml:space="preserve">5. B_dir</w:t>
@@ -485,13 +761,37 @@
             <w:spacing w:before="60" w:lineRule="auto"/>
             <w:ind w:left="720" w:firstLine="0"/>
             <w:rPr>
+              <w:rFonts w:ascii="Arial" w:cs="Arial" w:eastAsia="Arial" w:hAnsi="Arial"/>
+              <w:b w:val="0"/>
+              <w:bCs w:val="0"/>
+              <w:i w:val="0"/>
+              <w:iCs w:val="0"/>
+              <w:smallCaps w:val="0"/>
+              <w:strike w:val="0"/>
               <w:color w:val="1155cc"/>
+              <w:sz w:val="22"/>
+              <w:szCs w:val="22"/>
+              <w:u w:val="single"/>
+              <w:shd w:fill="auto" w:val="clear"/>
+              <w:vertAlign w:val="baseline"/>
             </w:rPr>
           </w:pPr>
           <w:hyperlink w:anchor="_3occ7lb5w5hw">
             <w:r>
               <w:rPr>
+                <w:rFonts w:ascii="Calibri" w:cs="Calibri" w:eastAsia="Calibri" w:hAnsi="Calibri"/>
+                <w:b w:val="0"/>
+                <w:bCs w:val="0"/>
+                <w:i w:val="0"/>
+                <w:iCs w:val="0"/>
+                <w:smallCaps w:val="0"/>
+                <w:strike w:val="0"/>
                 <w:color w:val="1155cc"/>
+                <w:sz w:val="24"/>
+                <w:szCs w:val="24"/>
+                <w:u w:val="none"/>
+                <w:shd w:fill="auto" w:val="clear"/>
+                <w:vertAlign w:val="baseline"/>
                 <w:rtl w:val="0"/>
               </w:rPr>
               <w:t xml:space="preserve">6. Specify FASTQ Format</w:t>
@@ -509,16 +809,86 @@
             <w:spacing w:before="60" w:lineRule="auto"/>
             <w:ind w:left="720" w:firstLine="0"/>
             <w:rPr>
+              <w:rFonts w:ascii="Arial" w:cs="Arial" w:eastAsia="Arial" w:hAnsi="Arial"/>
+              <w:b w:val="0"/>
+              <w:bCs w:val="0"/>
+              <w:i w:val="0"/>
+              <w:iCs w:val="0"/>
+              <w:smallCaps w:val="0"/>
+              <w:strike w:val="0"/>
               <w:color w:val="1155cc"/>
+              <w:sz w:val="22"/>
+              <w:szCs w:val="22"/>
+              <w:u w:val="single"/>
+              <w:shd w:fill="auto" w:val="clear"/>
+              <w:vertAlign w:val="baseline"/>
             </w:rPr>
           </w:pPr>
           <w:hyperlink w:anchor="_6a31bzneelr3">
             <w:r>
               <w:rPr>
+                <w:rFonts w:ascii="Calibri" w:cs="Calibri" w:eastAsia="Calibri" w:hAnsi="Calibri"/>
+                <w:b w:val="0"/>
+                <w:bCs w:val="0"/>
+                <w:i w:val="0"/>
+                <w:iCs w:val="0"/>
+                <w:smallCaps w:val="0"/>
+                <w:strike w:val="0"/>
                 <w:color w:val="1155cc"/>
-                <w:rtl w:val="0"/>
-              </w:rPr>
-              <w:t xml:space="preserve">7. Ready to Go</w:t>
+                <w:sz w:val="24"/>
+                <w:szCs w:val="24"/>
+                <w:u w:val="none"/>
+                <w:shd w:fill="auto" w:val="clear"/>
+                <w:vertAlign w:val="baseline"/>
+                <w:rtl w:val="0"/>
+              </w:rPr>
+              <w:t xml:space="preserve">7. Experiment Info</w:t>
+            </w:r>
+          </w:hyperlink>
+          <w:r>
+            <w:rPr>
+              <w:rtl w:val="0"/>
+            </w:rPr>
+          </w:r>
+        </w:p>
+        <w:p>
+          <w:pPr>
+            <w:widowControl w:val="0"/>
+            <w:spacing w:before="60" w:lineRule="auto"/>
+            <w:ind w:left="720" w:firstLine="0"/>
+            <w:rPr>
+              <w:rFonts w:ascii="Arial" w:cs="Arial" w:eastAsia="Arial" w:hAnsi="Arial"/>
+              <w:b w:val="0"/>
+              <w:bCs w:val="0"/>
+              <w:i w:val="0"/>
+              <w:iCs w:val="0"/>
+              <w:smallCaps w:val="0"/>
+              <w:strike w:val="0"/>
+              <w:color w:val="1155cc"/>
+              <w:sz w:val="22"/>
+              <w:szCs w:val="22"/>
+              <w:shd w:fill="auto" w:val="clear"/>
+              <w:vertAlign w:val="baseline"/>
+            </w:rPr>
+          </w:pPr>
+          <w:hyperlink w:anchor="_cv90k6rmim7u">
+            <w:r>
+              <w:rPr>
+                <w:rFonts w:ascii="Calibri" w:cs="Calibri" w:eastAsia="Calibri" w:hAnsi="Calibri"/>
+                <w:b w:val="0"/>
+                <w:bCs w:val="0"/>
+                <w:i w:val="0"/>
+                <w:iCs w:val="0"/>
+                <w:smallCaps w:val="0"/>
+                <w:strike w:val="0"/>
+                <w:color w:val="1155cc"/>
+                <w:sz w:val="24"/>
+                <w:szCs w:val="24"/>
+                <w:shd w:fill="auto" w:val="clear"/>
+                <w:vertAlign w:val="baseline"/>
+                <w:rtl w:val="0"/>
+              </w:rPr>
+              <w:t xml:space="preserve">8. Ready to Go</w:t>
             </w:r>
           </w:hyperlink>
           <w:r>
@@ -533,13 +903,37 @@
             <w:spacing w:before="60" w:lineRule="auto"/>
             <w:ind w:left="360" w:firstLine="0"/>
             <w:rPr>
+              <w:rFonts w:ascii="Arial" w:cs="Arial" w:eastAsia="Arial" w:hAnsi="Arial"/>
+              <w:b w:val="0"/>
+              <w:bCs w:val="0"/>
+              <w:i w:val="0"/>
+              <w:iCs w:val="0"/>
+              <w:smallCaps w:val="0"/>
+              <w:strike w:val="0"/>
               <w:color w:val="1155cc"/>
+              <w:sz w:val="22"/>
+              <w:szCs w:val="22"/>
+              <w:u w:val="single"/>
+              <w:shd w:fill="auto" w:val="clear"/>
+              <w:vertAlign w:val="baseline"/>
             </w:rPr>
           </w:pPr>
           <w:hyperlink w:anchor="_ckf67r7jprd7">
             <w:r>
               <w:rPr>
+                <w:rFonts w:ascii="Calibri" w:cs="Calibri" w:eastAsia="Calibri" w:hAnsi="Calibri"/>
+                <w:b w:val="0"/>
+                <w:bCs w:val="0"/>
+                <w:i w:val="0"/>
+                <w:iCs w:val="0"/>
+                <w:smallCaps w:val="0"/>
+                <w:strike w:val="0"/>
                 <w:color w:val="1155cc"/>
+                <w:sz w:val="24"/>
+                <w:szCs w:val="24"/>
+                <w:u w:val="none"/>
+                <w:shd w:fill="auto" w:val="clear"/>
+                <w:vertAlign w:val="baseline"/>
                 <w:rtl w:val="0"/>
               </w:rPr>
               <w:t xml:space="preserve">▶️2. Verify that all files are there using “tree”</w:t>
@@ -557,13 +951,37 @@
             <w:spacing w:before="60" w:lineRule="auto"/>
             <w:ind w:left="360" w:firstLine="0"/>
             <w:rPr>
+              <w:rFonts w:ascii="Arial" w:cs="Arial" w:eastAsia="Arial" w:hAnsi="Arial"/>
+              <w:b w:val="0"/>
+              <w:bCs w:val="0"/>
+              <w:i w:val="0"/>
+              <w:iCs w:val="0"/>
+              <w:smallCaps w:val="0"/>
+              <w:strike w:val="0"/>
               <w:color w:val="1155cc"/>
+              <w:sz w:val="22"/>
+              <w:szCs w:val="22"/>
+              <w:u w:val="single"/>
+              <w:shd w:fill="auto" w:val="clear"/>
+              <w:vertAlign w:val="baseline"/>
             </w:rPr>
           </w:pPr>
           <w:hyperlink w:anchor="_ffkqt8uwkca">
             <w:r>
               <w:rPr>
+                <w:rFonts w:ascii="Calibri" w:cs="Calibri" w:eastAsia="Calibri" w:hAnsi="Calibri"/>
+                <w:b w:val="0"/>
+                <w:bCs w:val="0"/>
+                <w:i w:val="0"/>
+                <w:iCs w:val="0"/>
+                <w:smallCaps w:val="0"/>
+                <w:strike w:val="0"/>
                 <w:color w:val="1155cc"/>
+                <w:sz w:val="24"/>
+                <w:szCs w:val="24"/>
+                <w:u w:val="none"/>
+                <w:shd w:fill="auto" w:val="clear"/>
+                <w:vertAlign w:val="baseline"/>
                 <w:rtl w:val="0"/>
               </w:rPr>
               <w:t xml:space="preserve">▶️3. Run the Commands specific to MIXCR</w:t>
@@ -581,13 +999,37 @@
             <w:spacing w:before="60" w:lineRule="auto"/>
             <w:ind w:left="720" w:firstLine="0"/>
             <w:rPr>
+              <w:rFonts w:ascii="Arial" w:cs="Arial" w:eastAsia="Arial" w:hAnsi="Arial"/>
+              <w:b w:val="0"/>
+              <w:bCs w:val="0"/>
+              <w:i w:val="0"/>
+              <w:iCs w:val="0"/>
+              <w:smallCaps w:val="0"/>
+              <w:strike w:val="0"/>
               <w:color w:val="1155cc"/>
+              <w:sz w:val="22"/>
+              <w:szCs w:val="22"/>
+              <w:u w:val="single"/>
+              <w:shd w:fill="auto" w:val="clear"/>
+              <w:vertAlign w:val="baseline"/>
             </w:rPr>
           </w:pPr>
           <w:hyperlink w:anchor="_jqa8uck61i4d">
             <w:r>
               <w:rPr>
+                <w:rFonts w:ascii="Calibri" w:cs="Calibri" w:eastAsia="Calibri" w:hAnsi="Calibri"/>
+                <w:b w:val="0"/>
+                <w:bCs w:val="0"/>
+                <w:i w:val="0"/>
+                <w:iCs w:val="0"/>
+                <w:smallCaps w:val="0"/>
+                <w:strike w:val="0"/>
                 <w:color w:val="1155cc"/>
+                <w:sz w:val="24"/>
+                <w:szCs w:val="24"/>
+                <w:u w:val="none"/>
+                <w:shd w:fill="auto" w:val="clear"/>
+                <w:vertAlign w:val="baseline"/>
                 <w:rtl w:val="0"/>
               </w:rPr>
               <w:t xml:space="preserve">1. Run MIXCR</w:t>
@@ -605,13 +1047,37 @@
             <w:spacing w:before="60" w:lineRule="auto"/>
             <w:ind w:left="720" w:firstLine="0"/>
             <w:rPr>
+              <w:rFonts w:ascii="Arial" w:cs="Arial" w:eastAsia="Arial" w:hAnsi="Arial"/>
+              <w:b w:val="0"/>
+              <w:bCs w:val="0"/>
+              <w:i w:val="0"/>
+              <w:iCs w:val="0"/>
+              <w:smallCaps w:val="0"/>
+              <w:strike w:val="0"/>
               <w:color w:val="1155cc"/>
+              <w:sz w:val="22"/>
+              <w:szCs w:val="22"/>
+              <w:u w:val="single"/>
+              <w:shd w:fill="auto" w:val="clear"/>
+              <w:vertAlign w:val="baseline"/>
             </w:rPr>
           </w:pPr>
           <w:hyperlink w:anchor="_y0hjmyrmdjao">
             <w:r>
               <w:rPr>
+                <w:rFonts w:ascii="Calibri" w:cs="Calibri" w:eastAsia="Calibri" w:hAnsi="Calibri"/>
+                <w:b w:val="0"/>
+                <w:bCs w:val="0"/>
+                <w:i w:val="0"/>
+                <w:iCs w:val="0"/>
+                <w:smallCaps w:val="0"/>
+                <w:strike w:val="0"/>
                 <w:color w:val="1155cc"/>
+                <w:sz w:val="24"/>
+                <w:szCs w:val="24"/>
+                <w:u w:val="none"/>
+                <w:shd w:fill="auto" w:val="clear"/>
+                <w:vertAlign w:val="baseline"/>
                 <w:rtl w:val="0"/>
               </w:rPr>
               <w:t xml:space="preserve">2. Run MIXCR Export</w:t>
@@ -629,13 +1095,37 @@
             <w:spacing w:before="60" w:lineRule="auto"/>
             <w:ind w:left="360" w:firstLine="0"/>
             <w:rPr>
+              <w:rFonts w:ascii="Arial" w:cs="Arial" w:eastAsia="Arial" w:hAnsi="Arial"/>
+              <w:b w:val="0"/>
+              <w:bCs w:val="0"/>
+              <w:i w:val="0"/>
+              <w:iCs w:val="0"/>
+              <w:smallCaps w:val="0"/>
+              <w:strike w:val="0"/>
               <w:color w:val="1155cc"/>
+              <w:sz w:val="22"/>
+              <w:szCs w:val="22"/>
+              <w:u w:val="single"/>
+              <w:shd w:fill="auto" w:val="clear"/>
+              <w:vertAlign w:val="baseline"/>
             </w:rPr>
           </w:pPr>
           <w:hyperlink w:anchor="_s1bufupr0gpr">
             <w:r>
               <w:rPr>
+                <w:rFonts w:ascii="Calibri" w:cs="Calibri" w:eastAsia="Calibri" w:hAnsi="Calibri"/>
+                <w:b w:val="0"/>
+                <w:bCs w:val="0"/>
+                <w:i w:val="0"/>
+                <w:iCs w:val="0"/>
+                <w:smallCaps w:val="0"/>
+                <w:strike w:val="0"/>
                 <w:color w:val="1155cc"/>
+                <w:sz w:val="24"/>
+                <w:szCs w:val="24"/>
+                <w:u w:val="none"/>
+                <w:shd w:fill="auto" w:val="clear"/>
+                <w:vertAlign w:val="baseline"/>
                 <w:rtl w:val="0"/>
               </w:rPr>
               <w:t xml:space="preserve">▶️4. MIXCR is Done! Your outputs will be at out_dir and b_dir that you specified.</w:t>
@@ -653,13 +1143,37 @@
             <w:spacing w:before="60" w:lineRule="auto"/>
             <w:ind w:left="360" w:firstLine="0"/>
             <w:rPr>
+              <w:rFonts w:ascii="Arial" w:cs="Arial" w:eastAsia="Arial" w:hAnsi="Arial"/>
+              <w:b w:val="0"/>
+              <w:bCs w:val="0"/>
+              <w:i w:val="0"/>
+              <w:iCs w:val="0"/>
+              <w:smallCaps w:val="0"/>
+              <w:strike w:val="0"/>
               <w:color w:val="1155cc"/>
+              <w:sz w:val="22"/>
+              <w:szCs w:val="22"/>
+              <w:u w:val="single"/>
+              <w:shd w:fill="auto" w:val="clear"/>
+              <w:vertAlign w:val="baseline"/>
             </w:rPr>
           </w:pPr>
           <w:hyperlink w:anchor="_6ddw0ti35qqq">
             <w:r>
               <w:rPr>
+                <w:rFonts w:ascii="Calibri" w:cs="Calibri" w:eastAsia="Calibri" w:hAnsi="Calibri"/>
+                <w:b w:val="0"/>
+                <w:bCs w:val="0"/>
+                <w:i w:val="0"/>
+                <w:iCs w:val="0"/>
+                <w:smallCaps w:val="0"/>
+                <w:strike w:val="0"/>
                 <w:color w:val="1155cc"/>
+                <w:sz w:val="24"/>
+                <w:szCs w:val="24"/>
+                <w:u w:val="none"/>
+                <w:shd w:fill="auto" w:val="clear"/>
+                <w:vertAlign w:val="baseline"/>
                 <w:rtl w:val="0"/>
               </w:rPr>
               <w:t xml:space="preserve">▶️5. Optional: Place the data in a readable way</w:t>
@@ -677,13 +1191,37 @@
             <w:spacing w:before="60" w:lineRule="auto"/>
             <w:ind w:left="720" w:firstLine="0"/>
             <w:rPr>
+              <w:rFonts w:ascii="Arial" w:cs="Arial" w:eastAsia="Arial" w:hAnsi="Arial"/>
+              <w:b w:val="0"/>
+              <w:bCs w:val="0"/>
+              <w:i w:val="0"/>
+              <w:iCs w:val="0"/>
+              <w:smallCaps w:val="0"/>
+              <w:strike w:val="0"/>
               <w:color w:val="1155cc"/>
+              <w:sz w:val="22"/>
+              <w:szCs w:val="22"/>
+              <w:u w:val="single"/>
+              <w:shd w:fill="auto" w:val="clear"/>
+              <w:vertAlign w:val="baseline"/>
             </w:rPr>
           </w:pPr>
           <w:hyperlink w:anchor="_mslqn02m2ozd">
             <w:r>
               <w:rPr>
+                <w:rFonts w:ascii="Calibri" w:cs="Calibri" w:eastAsia="Calibri" w:hAnsi="Calibri"/>
+                <w:b w:val="0"/>
+                <w:bCs w:val="0"/>
+                <w:i w:val="0"/>
+                <w:iCs w:val="0"/>
+                <w:smallCaps w:val="0"/>
+                <w:strike w:val="0"/>
                 <w:color w:val="1155cc"/>
+                <w:sz w:val="24"/>
+                <w:szCs w:val="24"/>
+                <w:u w:val="none"/>
+                <w:shd w:fill="auto" w:val="clear"/>
+                <w:vertAlign w:val="baseline"/>
                 <w:rtl w:val="0"/>
               </w:rPr>
               <w:t xml:space="preserve">1. Add helper files and folders</w:t>
@@ -701,13 +1239,37 @@
             <w:spacing w:before="60" w:lineRule="auto"/>
             <w:ind w:left="720" w:firstLine="0"/>
             <w:rPr>
+              <w:rFonts w:ascii="Arial" w:cs="Arial" w:eastAsia="Arial" w:hAnsi="Arial"/>
+              <w:b w:val="0"/>
+              <w:bCs w:val="0"/>
+              <w:i w:val="0"/>
+              <w:iCs w:val="0"/>
+              <w:smallCaps w:val="0"/>
+              <w:strike w:val="0"/>
               <w:color w:val="1155cc"/>
+              <w:sz w:val="22"/>
+              <w:szCs w:val="22"/>
+              <w:u w:val="single"/>
+              <w:shd w:fill="auto" w:val="clear"/>
+              <w:vertAlign w:val="baseline"/>
             </w:rPr>
           </w:pPr>
           <w:hyperlink w:anchor="_taapogd1a310">
             <w:r>
               <w:rPr>
+                <w:rFonts w:ascii="Calibri" w:cs="Calibri" w:eastAsia="Calibri" w:hAnsi="Calibri"/>
+                <w:b w:val="0"/>
+                <w:bCs w:val="0"/>
+                <w:i w:val="0"/>
+                <w:iCs w:val="0"/>
+                <w:smallCaps w:val="0"/>
+                <w:strike w:val="0"/>
                 <w:color w:val="1155cc"/>
+                <w:sz w:val="24"/>
+                <w:szCs w:val="24"/>
+                <w:u w:val="none"/>
+                <w:shd w:fill="auto" w:val="clear"/>
+                <w:vertAlign w:val="baseline"/>
                 <w:rtl w:val="0"/>
               </w:rPr>
               <w:t xml:space="preserve">2. Merge IGH, IGK, and IGL into the same table</w:t>
@@ -725,13 +1287,37 @@
             <w:spacing w:before="60" w:lineRule="auto"/>
             <w:ind w:left="1080" w:firstLine="0"/>
             <w:rPr>
+              <w:rFonts w:ascii="Arial" w:cs="Arial" w:eastAsia="Arial" w:hAnsi="Arial"/>
+              <w:b w:val="0"/>
+              <w:bCs w:val="0"/>
+              <w:i w:val="0"/>
+              <w:iCs w:val="0"/>
+              <w:smallCaps w:val="0"/>
+              <w:strike w:val="0"/>
               <w:color w:val="1155cc"/>
+              <w:sz w:val="22"/>
+              <w:szCs w:val="22"/>
+              <w:u w:val="single"/>
+              <w:shd w:fill="auto" w:val="clear"/>
+              <w:vertAlign w:val="baseline"/>
             </w:rPr>
           </w:pPr>
           <w:hyperlink w:anchor="_5gto5sm7ad53">
             <w:r>
               <w:rPr>
+                <w:rFonts w:ascii="Calibri" w:cs="Calibri" w:eastAsia="Calibri" w:hAnsi="Calibri"/>
+                <w:b w:val="0"/>
+                <w:bCs w:val="0"/>
+                <w:i w:val="0"/>
+                <w:iCs w:val="0"/>
+                <w:smallCaps w:val="0"/>
+                <w:strike w:val="0"/>
                 <w:color w:val="1155cc"/>
+                <w:sz w:val="24"/>
+                <w:szCs w:val="24"/>
+                <w:u w:val="none"/>
+                <w:shd w:fill="auto" w:val="clear"/>
+                <w:vertAlign w:val="baseline"/>
                 <w:rtl w:val="0"/>
               </w:rPr>
               <w:t xml:space="preserve">⚠️Troubleshooting Missing Files</w:t>
@@ -749,13 +1335,37 @@
             <w:spacing w:before="60" w:lineRule="auto"/>
             <w:ind w:left="1080" w:firstLine="0"/>
             <w:rPr>
+              <w:rFonts w:ascii="Arial" w:cs="Arial" w:eastAsia="Arial" w:hAnsi="Arial"/>
+              <w:b w:val="0"/>
+              <w:bCs w:val="0"/>
+              <w:i w:val="0"/>
+              <w:iCs w:val="0"/>
+              <w:smallCaps w:val="0"/>
+              <w:strike w:val="0"/>
               <w:color w:val="1155cc"/>
+              <w:sz w:val="22"/>
+              <w:szCs w:val="22"/>
+              <w:u w:val="single"/>
+              <w:shd w:fill="auto" w:val="clear"/>
+              <w:vertAlign w:val="baseline"/>
             </w:rPr>
           </w:pPr>
           <w:hyperlink w:anchor="_uwaxak1mh2bx">
             <w:r>
               <w:rPr>
+                <w:rFonts w:ascii="Calibri" w:cs="Calibri" w:eastAsia="Calibri" w:hAnsi="Calibri"/>
+                <w:b w:val="0"/>
+                <w:bCs w:val="0"/>
+                <w:i w:val="0"/>
+                <w:iCs w:val="0"/>
+                <w:smallCaps w:val="0"/>
+                <w:strike w:val="0"/>
                 <w:color w:val="1155cc"/>
+                <w:sz w:val="24"/>
+                <w:szCs w:val="24"/>
+                <w:u w:val="none"/>
+                <w:shd w:fill="auto" w:val="clear"/>
+                <w:vertAlign w:val="baseline"/>
                 <w:rtl w:val="0"/>
               </w:rPr>
               <w:t xml:space="preserve">Results Interpretation</w:t>
@@ -772,17 +1382,37 @@
             <w:widowControl w:val="0"/>
             <w:spacing w:before="60" w:lineRule="auto"/>
             <w:rPr>
+              <w:rFonts w:ascii="Arial" w:cs="Arial" w:eastAsia="Arial" w:hAnsi="Arial"/>
               <w:b w:val="0"/>
               <w:bCs w:val="0"/>
+              <w:i w:val="0"/>
+              <w:iCs w:val="0"/>
+              <w:smallCaps w:val="0"/>
+              <w:strike w:val="0"/>
               <w:color w:val="1155cc"/>
+              <w:sz w:val="22"/>
+              <w:szCs w:val="22"/>
+              <w:u w:val="single"/>
+              <w:shd w:fill="auto" w:val="clear"/>
+              <w:vertAlign w:val="baseline"/>
             </w:rPr>
           </w:pPr>
           <w:hyperlink w:anchor="_ox3hqb1rn177">
             <w:r>
               <w:rPr>
+                <w:rFonts w:ascii="Calibri" w:cs="Calibri" w:eastAsia="Calibri" w:hAnsi="Calibri"/>
                 <w:b w:val="0"/>
                 <w:bCs w:val="0"/>
+                <w:i w:val="0"/>
+                <w:iCs w:val="0"/>
+                <w:smallCaps w:val="0"/>
+                <w:strike w:val="0"/>
                 <w:color w:val="1155cc"/>
+                <w:sz w:val="24"/>
+                <w:szCs w:val="24"/>
+                <w:u w:val="none"/>
+                <w:shd w:fill="auto" w:val="clear"/>
+                <w:vertAlign w:val="baseline"/>
                 <w:rtl w:val="0"/>
               </w:rPr>
               <w:t xml:space="preserve">___</w:t>
@@ -799,17 +1429,37 @@
             <w:widowControl w:val="0"/>
             <w:spacing w:before="60" w:lineRule="auto"/>
             <w:rPr>
+              <w:rFonts w:ascii="Arial" w:cs="Arial" w:eastAsia="Arial" w:hAnsi="Arial"/>
               <w:b w:val="0"/>
               <w:bCs w:val="0"/>
+              <w:i w:val="0"/>
+              <w:iCs w:val="0"/>
+              <w:smallCaps w:val="0"/>
+              <w:strike w:val="0"/>
               <w:color w:val="1155cc"/>
+              <w:sz w:val="22"/>
+              <w:szCs w:val="22"/>
+              <w:u w:val="single"/>
+              <w:shd w:fill="auto" w:val="clear"/>
+              <w:vertAlign w:val="baseline"/>
             </w:rPr>
           </w:pPr>
           <w:hyperlink w:anchor="_jn1zrwl9w33e">
             <w:r>
               <w:rPr>
+                <w:rFonts w:ascii="Calibri" w:cs="Calibri" w:eastAsia="Calibri" w:hAnsi="Calibri"/>
                 <w:b w:val="0"/>
                 <w:bCs w:val="0"/>
+                <w:i w:val="0"/>
+                <w:iCs w:val="0"/>
+                <w:smallCaps w:val="0"/>
+                <w:strike w:val="0"/>
                 <w:color w:val="1155cc"/>
+                <w:sz w:val="24"/>
+                <w:szCs w:val="24"/>
+                <w:u w:val="none"/>
+                <w:shd w:fill="auto" w:val="clear"/>
+                <w:vertAlign w:val="baseline"/>
                 <w:rtl w:val="0"/>
               </w:rPr>
               <w:t xml:space="preserve">Option 2: Pure Coding Method for the Start Tool</w:t>
@@ -827,13 +1477,37 @@
             <w:spacing w:before="60" w:lineRule="auto"/>
             <w:ind w:left="360" w:firstLine="0"/>
             <w:rPr>
+              <w:rFonts w:ascii="Arial" w:cs="Arial" w:eastAsia="Arial" w:hAnsi="Arial"/>
+              <w:b w:val="0"/>
+              <w:bCs w:val="0"/>
+              <w:i w:val="0"/>
+              <w:iCs w:val="0"/>
+              <w:smallCaps w:val="0"/>
+              <w:strike w:val="0"/>
               <w:color w:val="1155cc"/>
+              <w:sz w:val="22"/>
+              <w:szCs w:val="22"/>
+              <w:u w:val="single"/>
+              <w:shd w:fill="auto" w:val="clear"/>
+              <w:vertAlign w:val="baseline"/>
             </w:rPr>
           </w:pPr>
           <w:hyperlink w:anchor="_rfeqghor3fnb">
             <w:r>
               <w:rPr>
+                <w:rFonts w:ascii="Calibri" w:cs="Calibri" w:eastAsia="Calibri" w:hAnsi="Calibri"/>
+                <w:b w:val="0"/>
+                <w:bCs w:val="0"/>
+                <w:i w:val="0"/>
+                <w:iCs w:val="0"/>
+                <w:smallCaps w:val="0"/>
+                <w:strike w:val="0"/>
                 <w:color w:val="1155cc"/>
+                <w:sz w:val="24"/>
+                <w:szCs w:val="24"/>
+                <w:u w:val="none"/>
+                <w:shd w:fill="auto" w:val="clear"/>
+                <w:vertAlign w:val="baseline"/>
                 <w:rtl w:val="0"/>
               </w:rPr>
               <w:t xml:space="preserve">▶️1. Initialize Script</w:t>
@@ -851,16 +1525,40 @@
             <w:spacing w:before="60" w:lineRule="auto"/>
             <w:ind w:left="720" w:firstLine="0"/>
             <w:rPr>
+              <w:rFonts w:ascii="Arial" w:cs="Arial" w:eastAsia="Arial" w:hAnsi="Arial"/>
+              <w:b w:val="0"/>
+              <w:bCs w:val="0"/>
+              <w:i w:val="0"/>
+              <w:iCs w:val="0"/>
+              <w:smallCaps w:val="0"/>
+              <w:strike w:val="0"/>
               <w:color w:val="1155cc"/>
+              <w:sz w:val="22"/>
+              <w:szCs w:val="22"/>
+              <w:u w:val="single"/>
+              <w:shd w:fill="auto" w:val="clear"/>
+              <w:vertAlign w:val="baseline"/>
             </w:rPr>
           </w:pPr>
           <w:hyperlink w:anchor="_y0sv4m42es0h">
             <w:r>
               <w:rPr>
+                <w:rFonts w:ascii="Calibri" w:cs="Calibri" w:eastAsia="Calibri" w:hAnsi="Calibri"/>
+                <w:b w:val="0"/>
+                <w:bCs w:val="0"/>
+                <w:i w:val="0"/>
+                <w:iCs w:val="0"/>
+                <w:smallCaps w:val="0"/>
+                <w:strike w:val="0"/>
                 <w:color w:val="1155cc"/>
-                <w:rtl w:val="0"/>
-              </w:rPr>
-              <w:t xml:space="preserve">Run Initialize Script</w:t>
+                <w:sz w:val="24"/>
+                <w:szCs w:val="24"/>
+                <w:u w:val="none"/>
+                <w:shd w:fill="auto" w:val="clear"/>
+                <w:vertAlign w:val="baseline"/>
+                <w:rtl w:val="0"/>
+              </w:rPr>
+              <w:t xml:space="preserve">1. Run Initialize Script</w:t>
             </w:r>
           </w:hyperlink>
           <w:r>
@@ -875,61 +1573,37 @@
             <w:spacing w:before="60" w:lineRule="auto"/>
             <w:ind w:left="720" w:firstLine="0"/>
             <w:rPr>
+              <w:rFonts w:ascii="Arial" w:cs="Arial" w:eastAsia="Arial" w:hAnsi="Arial"/>
+              <w:b w:val="0"/>
+              <w:bCs w:val="0"/>
+              <w:i w:val="0"/>
+              <w:iCs w:val="0"/>
+              <w:smallCaps w:val="0"/>
+              <w:strike w:val="0"/>
               <w:color w:val="1155cc"/>
-            </w:rPr>
-          </w:pPr>
-          <w:hyperlink w:anchor="_jiknelshx8vp">
-            <w:r>
-              <w:rPr>
-                <w:color w:val="1155cc"/>
-                <w:rtl w:val="0"/>
-              </w:rPr>
-              <w:t xml:space="preserve">OR Alternative to Initialize Script</w:t>
-            </w:r>
-          </w:hyperlink>
-          <w:r>
-            <w:rPr>
-              <w:rtl w:val="0"/>
-            </w:rPr>
-          </w:r>
-        </w:p>
-        <w:p>
-          <w:pPr>
-            <w:widowControl w:val="0"/>
-            <w:spacing w:before="60" w:lineRule="auto"/>
-            <w:ind w:left="1080" w:firstLine="0"/>
-            <w:rPr>
-              <w:color w:val="1155cc"/>
-            </w:rPr>
-          </w:pPr>
-          <w:hyperlink w:anchor="_8komto1unp6f">
-            <w:r>
-              <w:rPr>
-                <w:color w:val="1155cc"/>
-                <w:rtl w:val="0"/>
-              </w:rPr>
-              <w:t xml:space="preserve">1. Make MIXCR Analyze Commands</w:t>
-            </w:r>
-          </w:hyperlink>
-          <w:r>
-            <w:rPr>
-              <w:rtl w:val="0"/>
-            </w:rPr>
-          </w:r>
-        </w:p>
-        <w:p>
-          <w:pPr>
-            <w:widowControl w:val="0"/>
-            <w:spacing w:before="60" w:lineRule="auto"/>
-            <w:ind w:left="1080" w:firstLine="0"/>
-            <w:rPr>
-              <w:color w:val="1155cc"/>
+              <w:sz w:val="22"/>
+              <w:szCs w:val="22"/>
+              <w:u w:val="single"/>
+              <w:shd w:fill="auto" w:val="clear"/>
+              <w:vertAlign w:val="baseline"/>
             </w:rPr>
           </w:pPr>
           <w:hyperlink w:anchor="_olpf0ch4a72s">
             <w:r>
               <w:rPr>
+                <w:rFonts w:ascii="Calibri" w:cs="Calibri" w:eastAsia="Calibri" w:hAnsi="Calibri"/>
+                <w:b w:val="0"/>
+                <w:bCs w:val="0"/>
+                <w:i w:val="0"/>
+                <w:iCs w:val="0"/>
+                <w:smallCaps w:val="0"/>
+                <w:strike w:val="0"/>
                 <w:color w:val="1155cc"/>
+                <w:sz w:val="24"/>
+                <w:szCs w:val="24"/>
+                <w:u w:val="none"/>
+                <w:shd w:fill="auto" w:val="clear"/>
+                <w:vertAlign w:val="baseline"/>
                 <w:rtl w:val="0"/>
               </w:rPr>
               <w:t xml:space="preserve">2. Edits the Template Scripts</w:t>
@@ -947,13 +1621,37 @@
             <w:spacing w:before="60" w:lineRule="auto"/>
             <w:ind w:left="1440" w:firstLine="0"/>
             <w:rPr>
+              <w:rFonts w:ascii="Arial" w:cs="Arial" w:eastAsia="Arial" w:hAnsi="Arial"/>
+              <w:b w:val="0"/>
+              <w:bCs w:val="0"/>
+              <w:i w:val="0"/>
+              <w:iCs w:val="0"/>
+              <w:smallCaps w:val="0"/>
+              <w:strike w:val="0"/>
               <w:color w:val="1155cc"/>
+              <w:sz w:val="22"/>
+              <w:szCs w:val="22"/>
+              <w:u w:val="single"/>
+              <w:shd w:fill="auto" w:val="clear"/>
+              <w:vertAlign w:val="baseline"/>
             </w:rPr>
           </w:pPr>
           <w:hyperlink w:anchor="_lg5w0mgcikow">
             <w:r>
               <w:rPr>
+                <w:rFonts w:ascii="Calibri" w:cs="Calibri" w:eastAsia="Calibri" w:hAnsi="Calibri"/>
+                <w:b w:val="0"/>
+                <w:bCs w:val="0"/>
+                <w:i w:val="0"/>
+                <w:iCs w:val="0"/>
+                <w:smallCaps w:val="0"/>
+                <w:strike w:val="0"/>
                 <w:color w:val="1155cc"/>
+                <w:sz w:val="24"/>
+                <w:szCs w:val="24"/>
+                <w:u w:val="none"/>
+                <w:shd w:fill="auto" w:val="clear"/>
+                <w:vertAlign w:val="baseline"/>
                 <w:rtl w:val="0"/>
               </w:rPr>
               <w:t xml:space="preserve">01. Template for MIXCR Analyze</w:t>
@@ -971,13 +1669,37 @@
             <w:spacing w:before="60" w:lineRule="auto"/>
             <w:ind w:left="1440" w:firstLine="0"/>
             <w:rPr>
+              <w:rFonts w:ascii="Arial" w:cs="Arial" w:eastAsia="Arial" w:hAnsi="Arial"/>
+              <w:b w:val="0"/>
+              <w:bCs w:val="0"/>
+              <w:i w:val="0"/>
+              <w:iCs w:val="0"/>
+              <w:smallCaps w:val="0"/>
+              <w:strike w:val="0"/>
               <w:color w:val="1155cc"/>
+              <w:sz w:val="22"/>
+              <w:szCs w:val="22"/>
+              <w:u w:val="single"/>
+              <w:shd w:fill="auto" w:val="clear"/>
+              <w:vertAlign w:val="baseline"/>
             </w:rPr>
           </w:pPr>
           <w:hyperlink w:anchor="_bzstajld2ynt">
             <w:r>
               <w:rPr>
+                <w:rFonts w:ascii="Calibri" w:cs="Calibri" w:eastAsia="Calibri" w:hAnsi="Calibri"/>
+                <w:b w:val="0"/>
+                <w:bCs w:val="0"/>
+                <w:i w:val="0"/>
+                <w:iCs w:val="0"/>
+                <w:smallCaps w:val="0"/>
+                <w:strike w:val="0"/>
                 <w:color w:val="1155cc"/>
+                <w:sz w:val="24"/>
+                <w:szCs w:val="24"/>
+                <w:u w:val="none"/>
+                <w:shd w:fill="auto" w:val="clear"/>
+                <w:vertAlign w:val="baseline"/>
                 <w:rtl w:val="0"/>
               </w:rPr>
               <w:t xml:space="preserve">02. Template for MIXCR Export</w:t>
@@ -995,13 +1717,37 @@
             <w:spacing w:before="60" w:lineRule="auto"/>
             <w:ind w:left="360" w:firstLine="0"/>
             <w:rPr>
+              <w:rFonts w:ascii="Arial" w:cs="Arial" w:eastAsia="Arial" w:hAnsi="Arial"/>
+              <w:b w:val="0"/>
+              <w:bCs w:val="0"/>
+              <w:i w:val="0"/>
+              <w:iCs w:val="0"/>
+              <w:smallCaps w:val="0"/>
+              <w:strike w:val="0"/>
               <w:color w:val="1155cc"/>
+              <w:sz w:val="22"/>
+              <w:szCs w:val="22"/>
+              <w:u w:val="single"/>
+              <w:shd w:fill="auto" w:val="clear"/>
+              <w:vertAlign w:val="baseline"/>
             </w:rPr>
           </w:pPr>
           <w:hyperlink w:anchor="_7n4jsmtr4ea5">
             <w:r>
               <w:rPr>
+                <w:rFonts w:ascii="Calibri" w:cs="Calibri" w:eastAsia="Calibri" w:hAnsi="Calibri"/>
+                <w:b w:val="0"/>
+                <w:bCs w:val="0"/>
+                <w:i w:val="0"/>
+                <w:iCs w:val="0"/>
+                <w:smallCaps w:val="0"/>
+                <w:strike w:val="0"/>
                 <w:color w:val="1155cc"/>
+                <w:sz w:val="24"/>
+                <w:szCs w:val="24"/>
+                <w:u w:val="none"/>
+                <w:shd w:fill="auto" w:val="clear"/>
+                <w:vertAlign w:val="baseline"/>
                 <w:rtl w:val="0"/>
               </w:rPr>
               <w:t xml:space="preserve">▶️2. Run the Commands</w:t>
@@ -1019,13 +1765,37 @@
             <w:spacing w:before="60" w:lineRule="auto"/>
             <w:ind w:left="360" w:firstLine="0"/>
             <w:rPr>
+              <w:rFonts w:ascii="Arial" w:cs="Arial" w:eastAsia="Arial" w:hAnsi="Arial"/>
+              <w:b w:val="0"/>
+              <w:bCs w:val="0"/>
+              <w:i w:val="0"/>
+              <w:iCs w:val="0"/>
+              <w:smallCaps w:val="0"/>
+              <w:strike w:val="0"/>
               <w:color w:val="1155cc"/>
+              <w:sz w:val="22"/>
+              <w:szCs w:val="22"/>
+              <w:u w:val="single"/>
+              <w:shd w:fill="auto" w:val="clear"/>
+              <w:vertAlign w:val="baseline"/>
             </w:rPr>
           </w:pPr>
           <w:hyperlink w:anchor="_559f1xiyljtr">
             <w:r>
               <w:rPr>
+                <w:rFonts w:ascii="Calibri" w:cs="Calibri" w:eastAsia="Calibri" w:hAnsi="Calibri"/>
+                <w:b w:val="0"/>
+                <w:bCs w:val="0"/>
+                <w:i w:val="0"/>
+                <w:iCs w:val="0"/>
+                <w:smallCaps w:val="0"/>
+                <w:strike w:val="0"/>
                 <w:color w:val="1155cc"/>
+                <w:sz w:val="24"/>
+                <w:szCs w:val="24"/>
+                <w:u w:val="none"/>
+                <w:shd w:fill="auto" w:val="clear"/>
+                <w:vertAlign w:val="baseline"/>
                 <w:rtl w:val="0"/>
               </w:rPr>
               <w:t xml:space="preserve">▶️3. MIXCR is Done! Your outputs will be at out_dir and b_dir that you specified.</w:t>
@@ -1042,17 +1812,37 @@
             <w:widowControl w:val="0"/>
             <w:spacing w:before="60" w:lineRule="auto"/>
             <w:rPr>
+              <w:rFonts w:ascii="Arial" w:cs="Arial" w:eastAsia="Arial" w:hAnsi="Arial"/>
               <w:b w:val="0"/>
               <w:bCs w:val="0"/>
+              <w:i w:val="0"/>
+              <w:iCs w:val="0"/>
+              <w:smallCaps w:val="0"/>
+              <w:strike w:val="0"/>
               <w:color w:val="1155cc"/>
+              <w:sz w:val="22"/>
+              <w:szCs w:val="22"/>
+              <w:u w:val="single"/>
+              <w:shd w:fill="auto" w:val="clear"/>
+              <w:vertAlign w:val="baseline"/>
             </w:rPr>
           </w:pPr>
           <w:hyperlink w:anchor="_p3z96indak7b">
             <w:r>
               <w:rPr>
+                <w:rFonts w:ascii="Calibri" w:cs="Calibri" w:eastAsia="Calibri" w:hAnsi="Calibri"/>
                 <w:b w:val="0"/>
                 <w:bCs w:val="0"/>
+                <w:i w:val="0"/>
+                <w:iCs w:val="0"/>
+                <w:smallCaps w:val="0"/>
+                <w:strike w:val="0"/>
                 <w:color w:val="1155cc"/>
+                <w:sz w:val="24"/>
+                <w:szCs w:val="24"/>
+                <w:u w:val="none"/>
+                <w:shd w:fill="auto" w:val="clear"/>
+                <w:vertAlign w:val="baseline"/>
                 <w:rtl w:val="0"/>
               </w:rPr>
               <w:t xml:space="preserve">___</w:t>
@@ -1069,17 +1859,37 @@
             <w:widowControl w:val="0"/>
             <w:spacing w:before="60" w:lineRule="auto"/>
             <w:rPr>
+              <w:rFonts w:ascii="Arial" w:cs="Arial" w:eastAsia="Arial" w:hAnsi="Arial"/>
               <w:b w:val="0"/>
               <w:bCs w:val="0"/>
+              <w:i w:val="0"/>
+              <w:iCs w:val="0"/>
+              <w:smallCaps w:val="0"/>
+              <w:strike w:val="0"/>
               <w:color w:val="1155cc"/>
+              <w:sz w:val="22"/>
+              <w:szCs w:val="22"/>
+              <w:u w:val="single"/>
+              <w:shd w:fill="auto" w:val="clear"/>
+              <w:vertAlign w:val="baseline"/>
             </w:rPr>
           </w:pPr>
           <w:hyperlink w:anchor="_la5jmv66vh98">
             <w:r>
               <w:rPr>
+                <w:rFonts w:ascii="Calibri" w:cs="Calibri" w:eastAsia="Calibri" w:hAnsi="Calibri"/>
                 <w:b w:val="0"/>
                 <w:bCs w:val="0"/>
+                <w:i w:val="0"/>
+                <w:iCs w:val="0"/>
+                <w:smallCaps w:val="0"/>
+                <w:strike w:val="0"/>
                 <w:color w:val="1155cc"/>
+                <w:sz w:val="24"/>
+                <w:szCs w:val="24"/>
+                <w:u w:val="none"/>
+                <w:shd w:fill="auto" w:val="clear"/>
+                <w:vertAlign w:val="baseline"/>
                 <w:rtl w:val="0"/>
               </w:rPr>
               <w:t xml:space="preserve">Other Useful Information</w:t>
@@ -1097,13 +1907,37 @@
             <w:spacing w:before="60" w:lineRule="auto"/>
             <w:ind w:left="360" w:firstLine="0"/>
             <w:rPr>
+              <w:rFonts w:ascii="Arial" w:cs="Arial" w:eastAsia="Arial" w:hAnsi="Arial"/>
+              <w:b w:val="0"/>
+              <w:bCs w:val="0"/>
+              <w:i w:val="0"/>
+              <w:iCs w:val="0"/>
+              <w:smallCaps w:val="0"/>
+              <w:strike w:val="0"/>
               <w:color w:val="1155cc"/>
+              <w:sz w:val="22"/>
+              <w:szCs w:val="22"/>
+              <w:u w:val="single"/>
+              <w:shd w:fill="auto" w:val="clear"/>
+              <w:vertAlign w:val="baseline"/>
             </w:rPr>
           </w:pPr>
           <w:hyperlink w:anchor="_fq0dt4nr915f">
             <w:r>
               <w:rPr>
+                <w:rFonts w:ascii="Calibri" w:cs="Calibri" w:eastAsia="Calibri" w:hAnsi="Calibri"/>
+                <w:b w:val="0"/>
+                <w:bCs w:val="0"/>
+                <w:i w:val="0"/>
+                <w:iCs w:val="0"/>
+                <w:smallCaps w:val="0"/>
+                <w:strike w:val="0"/>
                 <w:color w:val="1155cc"/>
+                <w:sz w:val="24"/>
+                <w:szCs w:val="24"/>
+                <w:u w:val="none"/>
+                <w:shd w:fill="auto" w:val="clear"/>
+                <w:vertAlign w:val="baseline"/>
                 <w:rtl w:val="0"/>
               </w:rPr>
               <w:t xml:space="preserve">Key MIXCR Commands</w:t>
@@ -1121,13 +1955,37 @@
             <w:spacing w:before="60" w:lineRule="auto"/>
             <w:ind w:left="360" w:firstLine="0"/>
             <w:rPr>
+              <w:rFonts w:ascii="Arial" w:cs="Arial" w:eastAsia="Arial" w:hAnsi="Arial"/>
+              <w:b w:val="0"/>
+              <w:bCs w:val="0"/>
+              <w:i w:val="0"/>
+              <w:iCs w:val="0"/>
+              <w:smallCaps w:val="0"/>
+              <w:strike w:val="0"/>
               <w:color w:val="1155cc"/>
+              <w:sz w:val="22"/>
+              <w:szCs w:val="22"/>
+              <w:u w:val="single"/>
+              <w:shd w:fill="auto" w:val="clear"/>
+              <w:vertAlign w:val="baseline"/>
             </w:rPr>
           </w:pPr>
           <w:hyperlink w:anchor="_9tghgvurtg6v">
             <w:r>
               <w:rPr>
+                <w:rFonts w:ascii="Calibri" w:cs="Calibri" w:eastAsia="Calibri" w:hAnsi="Calibri"/>
+                <w:b w:val="0"/>
+                <w:bCs w:val="0"/>
+                <w:i w:val="0"/>
+                <w:iCs w:val="0"/>
+                <w:smallCaps w:val="0"/>
+                <w:strike w:val="0"/>
                 <w:color w:val="1155cc"/>
+                <w:sz w:val="24"/>
+                <w:szCs w:val="24"/>
+                <w:u w:val="none"/>
+                <w:shd w:fill="auto" w:val="clear"/>
+                <w:vertAlign w:val="baseline"/>
                 <w:rtl w:val="0"/>
               </w:rPr>
               <w:t xml:space="preserve">Core Parts of my MIXCR Start Tool</w:t>
@@ -4173,12 +5031,12 @@
           <wp:inline distB="114300" distT="114300" distL="114300" distR="114300">
             <wp:extent cx="6143625" cy="2200275"/>
             <wp:effectExtent b="0" l="0" r="0" t="0"/>
-            <wp:docPr id="12" name="image9.png"/>
+            <wp:docPr id="12" name="image5.png"/>
             <a:graphic>
               <a:graphicData uri="http://schemas.openxmlformats.org/drawingml/2006/picture">
                 <pic:pic>
                   <pic:nvPicPr>
-                    <pic:cNvPr id="0" name="image9.png"/>
+                    <pic:cNvPr id="0" name="image5.png"/>
                     <pic:cNvPicPr preferRelativeResize="0"/>
                   </pic:nvPicPr>
                   <pic:blipFill>
@@ -5834,12 +6692,12 @@
           <wp:inline distB="114300" distT="114300" distL="114300" distR="114300">
             <wp:extent cx="9039225" cy="285750"/>
             <wp:effectExtent b="0" l="0" r="0" t="0"/>
-            <wp:docPr id="8" name="image4.png"/>
+            <wp:docPr id="8" name="image8.png"/>
             <a:graphic>
               <a:graphicData uri="http://schemas.openxmlformats.org/drawingml/2006/picture">
                 <pic:pic>
                   <pic:nvPicPr>
-                    <pic:cNvPr id="0" name="image4.png"/>
+                    <pic:cNvPr id="0" name="image8.png"/>
                     <pic:cNvPicPr preferRelativeResize="0"/>
                   </pic:nvPicPr>
                   <pic:blipFill>
@@ -6072,12 +6930,12 @@
           <wp:inline distB="114300" distT="114300" distL="114300" distR="114300">
             <wp:extent cx="3471863" cy="369056"/>
             <wp:effectExtent b="0" l="0" r="0" t="0"/>
-            <wp:docPr id="5" name="image5.png"/>
+            <wp:docPr id="5" name="image6.png"/>
             <a:graphic>
               <a:graphicData uri="http://schemas.openxmlformats.org/drawingml/2006/picture">
                 <pic:pic>
                   <pic:nvPicPr>
-                    <pic:cNvPr id="0" name="image5.png"/>
+                    <pic:cNvPr id="0" name="image6.png"/>
                     <pic:cNvPicPr preferRelativeResize="0"/>
                   </pic:nvPicPr>
                   <pic:blipFill>
@@ -6221,12 +7079,12 @@
           <wp:inline distB="114300" distT="114300" distL="114300" distR="114300">
             <wp:extent cx="9224833" cy="478645"/>
             <wp:effectExtent b="0" l="0" r="0" t="0"/>
-            <wp:docPr id="7" name="image7.png"/>
+            <wp:docPr id="7" name="image4.png"/>
             <a:graphic>
               <a:graphicData uri="http://schemas.openxmlformats.org/drawingml/2006/picture">
                 <pic:pic>
                   <pic:nvPicPr>
-                    <pic:cNvPr id="0" name="image7.png"/>
+                    <pic:cNvPr id="0" name="image4.png"/>
                     <pic:cNvPicPr preferRelativeResize="0"/>
                   </pic:nvPicPr>
                   <pic:blipFill>
@@ -6267,12 +7125,12 @@
           <wp:inline distB="114300" distT="114300" distL="114300" distR="114300">
             <wp:extent cx="7334250" cy="281270"/>
             <wp:effectExtent b="0" l="0" r="0" t="0"/>
-            <wp:docPr id="3" name="image7.png"/>
+            <wp:docPr id="3" name="image4.png"/>
             <a:graphic>
               <a:graphicData uri="http://schemas.openxmlformats.org/drawingml/2006/picture">
                 <pic:pic>
                   <pic:nvPicPr>
-                    <pic:cNvPr id="0" name="image7.png"/>
+                    <pic:cNvPr id="0" name="image4.png"/>
                     <pic:cNvPicPr preferRelativeResize="0"/>
                   </pic:nvPicPr>
                   <pic:blipFill>
@@ -8735,12 +9593,12 @@
           <wp:inline distB="114300" distT="114300" distL="114300" distR="114300">
             <wp:extent cx="6105525" cy="4533900"/>
             <wp:effectExtent b="0" l="0" r="0" t="0"/>
-            <wp:docPr id="13" name="image6.png"/>
+            <wp:docPr id="13" name="image7.png"/>
             <a:graphic>
               <a:graphicData uri="http://schemas.openxmlformats.org/drawingml/2006/picture">
                 <pic:pic>
                   <pic:nvPicPr>
-                    <pic:cNvPr id="0" name="image6.png"/>
+                    <pic:cNvPr id="0" name="image7.png"/>
                     <pic:cNvPicPr preferRelativeResize="0"/>
                   </pic:nvPicPr>
                   <pic:blipFill>
@@ -8846,12 +9704,12 @@
           <wp:inline distB="114300" distT="114300" distL="114300" distR="114300">
             <wp:extent cx="5934075" cy="1085850"/>
             <wp:effectExtent b="0" l="0" r="0" t="0"/>
-            <wp:docPr id="9" name="image8.png"/>
+            <wp:docPr id="9" name="image9.png"/>
             <a:graphic>
               <a:graphicData uri="http://schemas.openxmlformats.org/drawingml/2006/picture">
                 <pic:pic>
                   <pic:nvPicPr>
-                    <pic:cNvPr id="0" name="image8.png"/>
+                    <pic:cNvPr id="0" name="image9.png"/>
                     <pic:cNvPicPr preferRelativeResize="0"/>
                   </pic:nvPicPr>
                   <pic:blipFill>
